--- a/Report.docx
+++ b/Report.docx
@@ -1,99 +1,391 @@
 
 <file path=word/document.xml><?xml version="1.0" encoding="utf-8"?>
-<w:document xmlns:wpc="http://schemas.microsoft.com/office/word/2010/wordprocessingCanvas" xmlns:cx="http://schemas.microsoft.com/office/drawing/2014/chartex" xmlns:cx1="http://schemas.microsoft.com/office/drawing/2015/9/8/chartex" xmlns:cx2="http://schemas.microsoft.com/office/drawing/2015/10/21/chartex" xmlns:cx3="http://schemas.microsoft.com/office/drawing/2016/5/9/chartex" xmlns:cx4="http://schemas.microsoft.com/office/drawing/2016/5/10/chartex" xmlns:cx5="http://schemas.microsoft.com/office/drawing/2016/5/11/chartex" xmlns:cx6="http://schemas.microsoft.com/office/drawing/2016/5/12/chartex" xmlns:cx7="http://schemas.microsoft.com/office/drawing/2016/5/13/chartex" xmlns:cx8="http://schemas.microsoft.com/office/drawing/2016/5/14/chartex" xmlns:mc="http://schemas.openxmlformats.org/markup-compatibility/2006" xmlns:aink="http://schemas.microsoft.com/office/drawing/2016/ink" xmlns:am3d="http://schemas.microsoft.com/office/drawing/2017/model3d" xmlns:o="urn:schemas-microsoft-com:office:office" xmlns:oel="http://schemas.microsoft.com/office/2019/extlst" xmlns:r="http://schemas.openxmlformats.org/officeDocument/2006/relationships" xmlns:m="http://schemas.openxmlformats.org/officeDocument/2006/math" xmlns:v="urn:schemas-microsoft-com:vml" xmlns:wp14="http://schemas.microsoft.com/office/word/2010/wordprocessingDrawing" xmlns:wp="http://schemas.openxmlformats.org/drawingml/2006/wordprocessingDrawing" xmlns:w10="urn:schemas-microsoft-com:office:word" xmlns:w="http://schemas.openxmlformats.org/wordprocessingml/2006/main" xmlns:w14="http://schemas.microsoft.com/office/word/2010/wordml" xmlns:w15="http://schemas.microsoft.com/office/word/2012/wordml" xmlns:w16cex="http://schemas.microsoft.com/office/word/2018/wordml/cex" xmlns:w16cid="http://schemas.microsoft.com/office/word/2016/wordml/cid" xmlns:w16="http://schemas.microsoft.com/office/word/2018/wordml" xmlns:w16sdtdh="http://schemas.microsoft.com/office/word/2020/wordml/sdtdatahash" xmlns:w16se="http://schemas.microsoft.com/office/word/2015/wordml/symex" xmlns:wpg="http://schemas.microsoft.com/office/word/2010/wordprocessingGroup" xmlns:wpi="http://schemas.microsoft.com/office/word/2010/wordprocessingInk" xmlns:wne="http://schemas.microsoft.com/office/word/2006/wordml" xmlns:wps="http://schemas.microsoft.com/office/word/2010/wordprocessingShape" mc:Ignorable="w14 w15 w16se w16cid w16 w16cex w16sdtdh wp14">
+<w:document xmlns:wpc="http://schemas.microsoft.com/office/word/2010/wordprocessingCanvas" xmlns:cx="http://schemas.microsoft.com/office/drawing/2014/chartex" xmlns:cx1="http://schemas.microsoft.com/office/drawing/2015/9/8/chartex" xmlns:cx2="http://schemas.microsoft.com/office/drawing/2015/10/21/chartex" xmlns:cx3="http://schemas.microsoft.com/office/drawing/2016/5/9/chartex" xmlns:cx4="http://schemas.microsoft.com/office/drawing/2016/5/10/chartex" xmlns:cx5="http://schemas.microsoft.com/office/drawing/2016/5/11/chartex" xmlns:cx6="http://schemas.microsoft.com/office/drawing/2016/5/12/chartex" xmlns:cx7="http://schemas.microsoft.com/office/drawing/2016/5/13/chartex" xmlns:cx8="http://schemas.microsoft.com/office/drawing/2016/5/14/chartex" xmlns:mc="http://schemas.openxmlformats.org/markup-compatibility/2006" xmlns:aink="http://schemas.microsoft.com/office/drawing/2016/ink" xmlns:am3d="http://schemas.microsoft.com/office/drawing/2017/model3d" xmlns:o="urn:schemas-microsoft-com:office:office" xmlns:oel="http://schemas.microsoft.com/office/2019/extlst" xmlns:r="http://schemas.openxmlformats.org/officeDocument/2006/relationships" xmlns:m="http://schemas.openxmlformats.org/officeDocument/2006/math" xmlns:v="urn:schemas-microsoft-com:vml" xmlns:wp14="http://schemas.microsoft.com/office/word/2010/wordprocessingDrawing" xmlns:wp="http://schemas.openxmlformats.org/drawingml/2006/wordprocessingDrawing" xmlns:w10="urn:schemas-microsoft-com:office:word" xmlns:w="http://schemas.openxmlformats.org/wordprocessingml/2006/main" xmlns:w14="http://schemas.microsoft.com/office/word/2010/wordml" xmlns:w15="http://schemas.microsoft.com/office/word/2012/wordml" xmlns:w16cex="http://schemas.microsoft.com/office/word/2018/wordml/cex" xmlns:w16cid="http://schemas.microsoft.com/office/word/2016/wordml/cid" xmlns:w16="http://schemas.microsoft.com/office/word/2018/wordml" xmlns:w16du="http://schemas.microsoft.com/office/word/2023/wordml/word16du" xmlns:w16sdtdh="http://schemas.microsoft.com/office/word/2020/wordml/sdtdatahash" xmlns:w16se="http://schemas.microsoft.com/office/word/2015/wordml/symex" xmlns:wpg="http://schemas.microsoft.com/office/word/2010/wordprocessingGroup" xmlns:wpi="http://schemas.microsoft.com/office/word/2010/wordprocessingInk" xmlns:wne="http://schemas.microsoft.com/office/word/2006/wordml" xmlns:wps="http://schemas.microsoft.com/office/word/2010/wordprocessingShape" mc:Ignorable="w14 w15 w16se w16cid w16 w16cex w16sdtdh w16du wp14">
   <w:body>
     <w:p>
       <w:pPr>
         <w:pStyle w:val="Title"/>
-        <w:jc w:val="center"/>
-      </w:pPr>
-      <w:r>
-        <w:t>Assessment 3: Bin Packing Problem</w:t>
-      </w:r>
-    </w:p>
-    <w:p>
-      <w:pPr>
-        <w:pStyle w:val="Subtitle"/>
-        <w:jc w:val="center"/>
-      </w:pPr>
-      <w:r>
-        <w:t xml:space="preserve">Done By: </w:t>
-      </w:r>
-    </w:p>
-    <w:p>
-      <w:pPr>
-        <w:pStyle w:val="Subtitle"/>
-        <w:jc w:val="center"/>
-      </w:pPr>
-      <w:r>
-        <w:t>Wei Ming Edward Ong (14005817)</w:t>
-      </w:r>
-    </w:p>
-    <w:p>
-      <w:pPr>
-        <w:pStyle w:val="Subtitle"/>
-        <w:jc w:val="center"/>
-      </w:pPr>
-      <w:r>
-        <w:t xml:space="preserve">Byron </w:t>
-      </w:r>
-      <w:proofErr w:type="spellStart"/>
-      <w:r>
-        <w:t>Lestor</w:t>
-      </w:r>
-      <w:proofErr w:type="spellEnd"/>
-      <w:r>
-        <w:t xml:space="preserve"> (</w:t>
-      </w:r>
-      <w:r>
-        <w:t>14386344</w:t>
-      </w:r>
-      <w:r>
-        <w:t>)</w:t>
-      </w:r>
-    </w:p>
-    <w:p>
-      <w:pPr>
-        <w:jc w:val="center"/>
-        <w:rPr>
-          <w:rStyle w:val="SubtleReference"/>
-        </w:rPr>
-      </w:pPr>
-      <w:proofErr w:type="spellStart"/>
-      <w:r>
-        <w:rPr>
-          <w:rStyle w:val="SubtleReference"/>
-        </w:rPr>
-        <w:t>Github</w:t>
-      </w:r>
-      <w:proofErr w:type="spellEnd"/>
-      <w:r>
-        <w:rPr>
-          <w:rStyle w:val="SubtleReference"/>
-        </w:rPr>
-        <w:t xml:space="preserve"> link: </w:t>
-      </w:r>
-      <w:r>
-        <w:rPr>
-          <w:rStyle w:val="SubtleReference"/>
-        </w:rPr>
-        <w:t>https://github.com/eddyboon/AdvancedAlgorithms</w:t>
+        <w:spacing w:after="160" w:line="259" w:lineRule="auto"/>
+        <w:jc w:val="right"/>
+        <w:rPr>
+          <w:rFonts w:asciiTheme="minorHAnsi" w:eastAsia="Roboto" w:hAnsiTheme="minorHAnsi" w:cs="Times New Roman"/>
+          <w:b/>
+        </w:rPr>
+      </w:pPr>
+    </w:p>
+    <w:p>
+      <w:pPr>
+        <w:pStyle w:val="Title"/>
+        <w:spacing w:after="160" w:line="259" w:lineRule="auto"/>
+        <w:jc w:val="right"/>
+        <w:rPr>
+          <w:rFonts w:asciiTheme="minorHAnsi" w:eastAsia="Roboto" w:hAnsiTheme="minorHAnsi" w:cs="Times New Roman"/>
+          <w:b/>
+        </w:rPr>
+      </w:pPr>
+    </w:p>
+    <w:p>
+      <w:pPr>
+        <w:pStyle w:val="Title"/>
+        <w:spacing w:after="160" w:line="259" w:lineRule="auto"/>
+        <w:jc w:val="right"/>
+        <w:rPr>
+          <w:rFonts w:asciiTheme="minorHAnsi" w:eastAsia="Roboto" w:hAnsiTheme="minorHAnsi" w:cs="Times New Roman"/>
+          <w:b/>
+        </w:rPr>
+      </w:pPr>
+    </w:p>
+    <w:p>
+      <w:pPr>
+        <w:pStyle w:val="Title"/>
+        <w:spacing w:after="160" w:line="259" w:lineRule="auto"/>
+        <w:jc w:val="right"/>
+        <w:rPr>
+          <w:rFonts w:asciiTheme="minorHAnsi" w:eastAsia="Roboto" w:hAnsiTheme="minorHAnsi" w:cs="Times New Roman"/>
+          <w:b/>
+        </w:rPr>
+      </w:pPr>
+    </w:p>
+    <w:p>
+      <w:pPr>
+        <w:pStyle w:val="Title"/>
+        <w:spacing w:after="160" w:line="259" w:lineRule="auto"/>
+        <w:jc w:val="right"/>
+        <w:rPr>
+          <w:rFonts w:asciiTheme="minorHAnsi" w:eastAsia="Roboto" w:hAnsiTheme="minorHAnsi" w:cs="Times New Roman"/>
+          <w:b/>
+        </w:rPr>
+      </w:pPr>
+    </w:p>
+    <w:p>
+      <w:pPr>
+        <w:pStyle w:val="Title"/>
+        <w:spacing w:after="160" w:line="259" w:lineRule="auto"/>
+        <w:jc w:val="right"/>
+        <w:rPr>
+          <w:rFonts w:asciiTheme="minorHAnsi" w:eastAsia="Roboto" w:hAnsiTheme="minorHAnsi" w:cs="Times New Roman"/>
+          <w:sz w:val="44"/>
+          <w:szCs w:val="44"/>
+        </w:rPr>
+      </w:pPr>
+      <w:r>
+        <w:rPr>
+          <w:rFonts w:asciiTheme="minorHAnsi" w:eastAsia="Roboto" w:hAnsiTheme="minorHAnsi" w:cs="Times New Roman"/>
+          <w:b/>
+        </w:rPr>
+        <w:t>Advanced Algorithms</w:t>
+      </w:r>
+    </w:p>
+    <w:p>
+      <w:pPr>
+        <w:pStyle w:val="Title"/>
+        <w:spacing w:after="160" w:line="259" w:lineRule="auto"/>
+        <w:jc w:val="right"/>
+        <w:rPr>
+          <w:rFonts w:asciiTheme="minorHAnsi" w:eastAsia="Roboto" w:hAnsiTheme="minorHAnsi" w:cs="Times New Roman"/>
+          <w:sz w:val="44"/>
+          <w:szCs w:val="44"/>
+        </w:rPr>
+      </w:pPr>
+      <w:bookmarkStart w:id="0" w:name="_tr6f1w9eas0b"/>
+      <w:bookmarkEnd w:id="0"/>
+      <w:r>
+        <w:rPr>
+          <w:rFonts w:asciiTheme="minorHAnsi" w:eastAsia="Roboto" w:hAnsiTheme="minorHAnsi" w:cs="Times New Roman"/>
+          <w:sz w:val="44"/>
+          <w:szCs w:val="44"/>
+        </w:rPr>
+        <w:t xml:space="preserve">Assignment </w:t>
+      </w:r>
+      <w:r>
+        <w:rPr>
+          <w:rFonts w:asciiTheme="minorHAnsi" w:eastAsia="Roboto" w:hAnsiTheme="minorHAnsi" w:cs="Times New Roman"/>
+          <w:sz w:val="44"/>
+          <w:szCs w:val="44"/>
+        </w:rPr>
+        <w:t>3</w:t>
+      </w:r>
+      <w:r>
+        <w:rPr>
+          <w:rFonts w:asciiTheme="minorHAnsi" w:eastAsia="Roboto" w:hAnsiTheme="minorHAnsi" w:cs="Times New Roman"/>
+          <w:sz w:val="44"/>
+          <w:szCs w:val="44"/>
+        </w:rPr>
+        <w:t xml:space="preserve"> </w:t>
+      </w:r>
+      <w:r>
+        <w:rPr>
+          <w:rFonts w:asciiTheme="minorHAnsi" w:eastAsia="Roboto" w:hAnsiTheme="minorHAnsi" w:cs="Times New Roman"/>
+          <w:sz w:val="44"/>
+          <w:szCs w:val="44"/>
+        </w:rPr>
+        <w:t>–</w:t>
+      </w:r>
+      <w:r>
+        <w:rPr>
+          <w:rFonts w:asciiTheme="minorHAnsi" w:eastAsia="Roboto" w:hAnsiTheme="minorHAnsi" w:cs="Times New Roman"/>
+          <w:sz w:val="44"/>
+          <w:szCs w:val="44"/>
+        </w:rPr>
+        <w:t xml:space="preserve"> </w:t>
+      </w:r>
+      <w:r>
+        <w:rPr>
+          <w:rFonts w:asciiTheme="minorHAnsi" w:eastAsia="Roboto" w:hAnsiTheme="minorHAnsi" w:cs="Times New Roman"/>
+          <w:sz w:val="44"/>
+          <w:szCs w:val="44"/>
+        </w:rPr>
+        <w:t xml:space="preserve">Group </w:t>
+      </w:r>
+      <w:r>
+        <w:rPr>
+          <w:rFonts w:asciiTheme="minorHAnsi" w:eastAsia="Roboto" w:hAnsiTheme="minorHAnsi" w:cs="Times New Roman"/>
+          <w:sz w:val="44"/>
+          <w:szCs w:val="44"/>
+        </w:rPr>
+        <w:t>Programming Task</w:t>
+      </w:r>
+    </w:p>
+    <w:p>
+      <w:pPr>
+        <w:pStyle w:val="Title"/>
+        <w:spacing w:after="160" w:line="259" w:lineRule="auto"/>
+        <w:jc w:val="right"/>
+        <w:rPr>
+          <w:rFonts w:asciiTheme="minorHAnsi" w:eastAsia="Roboto" w:hAnsiTheme="minorHAnsi" w:cs="Times New Roman"/>
+          <w:sz w:val="44"/>
+          <w:szCs w:val="44"/>
+        </w:rPr>
+      </w:pPr>
+    </w:p>
+    <w:p>
+      <w:pPr>
+        <w:pStyle w:val="Title"/>
+        <w:spacing w:after="160" w:line="259" w:lineRule="auto"/>
+        <w:jc w:val="right"/>
+        <w:rPr>
+          <w:rFonts w:asciiTheme="minorHAnsi" w:eastAsia="Roboto" w:hAnsiTheme="minorHAnsi" w:cs="Times New Roman"/>
+          <w:b/>
+          <w:sz w:val="50"/>
+          <w:szCs w:val="50"/>
+        </w:rPr>
+      </w:pPr>
+      <w:bookmarkStart w:id="1" w:name="_Hlk177727953"/>
+      <w:r>
+        <w:rPr>
+          <w:rFonts w:asciiTheme="minorHAnsi" w:eastAsia="Roboto" w:hAnsiTheme="minorHAnsi" w:cs="Times New Roman"/>
+          <w:sz w:val="44"/>
+          <w:szCs w:val="44"/>
+        </w:rPr>
+        <w:t xml:space="preserve">Chosen </w:t>
+      </w:r>
+      <w:r>
+        <w:rPr>
+          <w:rFonts w:asciiTheme="minorHAnsi" w:eastAsia="Roboto" w:hAnsiTheme="minorHAnsi" w:cs="Times New Roman"/>
+          <w:sz w:val="44"/>
+          <w:szCs w:val="44"/>
+        </w:rPr>
+        <w:t>Problem</w:t>
+      </w:r>
+      <w:r>
+        <w:rPr>
+          <w:rFonts w:asciiTheme="minorHAnsi" w:eastAsia="Roboto" w:hAnsiTheme="minorHAnsi" w:cs="Times New Roman"/>
+          <w:sz w:val="44"/>
+          <w:szCs w:val="44"/>
+        </w:rPr>
+        <w:t xml:space="preserve">: </w:t>
+      </w:r>
+      <w:r>
+        <w:rPr>
+          <w:rFonts w:asciiTheme="minorHAnsi" w:eastAsia="Roboto" w:hAnsiTheme="minorHAnsi" w:cs="Times New Roman"/>
+          <w:b/>
+          <w:bCs/>
+          <w:sz w:val="44"/>
+          <w:szCs w:val="44"/>
+        </w:rPr>
+        <w:t>Bin</w:t>
+      </w:r>
+      <w:r>
+        <w:rPr>
+          <w:rFonts w:asciiTheme="minorHAnsi" w:eastAsia="Roboto" w:hAnsiTheme="minorHAnsi" w:cs="Times New Roman"/>
+          <w:b/>
+          <w:bCs/>
+          <w:sz w:val="44"/>
+          <w:szCs w:val="44"/>
+        </w:rPr>
+        <w:t xml:space="preserve"> Packing</w:t>
+      </w:r>
+      <w:r>
+        <w:rPr>
+          <w:rFonts w:asciiTheme="minorHAnsi" w:eastAsia="Roboto" w:hAnsiTheme="minorHAnsi" w:cs="Times New Roman"/>
+          <w:b/>
+          <w:sz w:val="50"/>
+          <w:szCs w:val="50"/>
+        </w:rPr>
+        <w:br/>
+      </w:r>
+    </w:p>
+    <w:p>
+      <w:pPr>
+        <w:pStyle w:val="Title"/>
+        <w:spacing w:after="160" w:line="259" w:lineRule="auto"/>
+        <w:jc w:val="right"/>
+        <w:rPr>
+          <w:rFonts w:asciiTheme="minorHAnsi" w:eastAsia="Roboto" w:hAnsiTheme="minorHAnsi" w:cs="Times New Roman"/>
+          <w:sz w:val="24"/>
+          <w:szCs w:val="24"/>
+        </w:rPr>
+      </w:pPr>
+      <w:bookmarkStart w:id="2" w:name="_dcnq2bvpqkpq"/>
+      <w:bookmarkEnd w:id="1"/>
+      <w:bookmarkEnd w:id="2"/>
+    </w:p>
+    <w:p>
+      <w:pPr>
+        <w:pStyle w:val="Title"/>
+        <w:spacing w:after="160" w:line="259" w:lineRule="auto"/>
+        <w:jc w:val="right"/>
+        <w:rPr>
+          <w:rFonts w:asciiTheme="minorHAnsi" w:eastAsia="Roboto" w:hAnsiTheme="minorHAnsi" w:cs="Times New Roman"/>
+          <w:sz w:val="24"/>
+          <w:szCs w:val="24"/>
+        </w:rPr>
+      </w:pPr>
+      <w:bookmarkStart w:id="3" w:name="_n2le9keg4s6q"/>
+      <w:bookmarkEnd w:id="3"/>
+    </w:p>
+    <w:p>
+      <w:pPr>
+        <w:spacing w:line="259" w:lineRule="auto"/>
+        <w:rPr>
+          <w:rFonts w:eastAsia="Aptos"/>
+        </w:rPr>
+      </w:pPr>
+    </w:p>
+    <w:p>
+      <w:pPr>
+        <w:spacing w:line="259" w:lineRule="auto"/>
+        <w:rPr>
+          <w:rFonts w:eastAsia="Aptos"/>
+        </w:rPr>
+      </w:pPr>
+    </w:p>
+    <w:p>
+      <w:pPr>
+        <w:spacing w:line="259" w:lineRule="auto"/>
+        <w:jc w:val="right"/>
+        <w:rPr>
+          <w:rFonts w:eastAsia="Roboto"/>
+          <w:color w:val="0F4761"/>
+          <w:sz w:val="28"/>
+          <w:szCs w:val="28"/>
+        </w:rPr>
+      </w:pPr>
+      <w:r>
+        <w:rPr>
+          <w:rFonts w:eastAsia="Roboto"/>
+          <w:color w:val="0F4761"/>
+          <w:sz w:val="28"/>
+          <w:szCs w:val="28"/>
+        </w:rPr>
+        <w:t xml:space="preserve">Prepared by: </w:t>
+      </w:r>
+    </w:p>
+    <w:p>
+      <w:pPr>
+        <w:spacing w:line="259" w:lineRule="auto"/>
+        <w:jc w:val="right"/>
+        <w:rPr>
+          <w:rFonts w:eastAsia="Roboto"/>
+          <w:color w:val="0F4761"/>
+          <w:sz w:val="28"/>
+          <w:szCs w:val="28"/>
+        </w:rPr>
+      </w:pPr>
+      <w:r>
+        <w:rPr>
+          <w:rFonts w:eastAsia="Roboto"/>
+          <w:color w:val="0F4761"/>
+          <w:sz w:val="28"/>
+          <w:szCs w:val="28"/>
+        </w:rPr>
+        <w:t>Byron Lester</w:t>
+      </w:r>
+      <w:r>
+        <w:rPr>
+          <w:rFonts w:eastAsia="Roboto"/>
+          <w:color w:val="0F4761"/>
+          <w:sz w:val="28"/>
+          <w:szCs w:val="28"/>
+        </w:rPr>
+        <w:t xml:space="preserve"> 14386344</w:t>
+      </w:r>
+    </w:p>
+    <w:p>
+      <w:pPr>
+        <w:spacing w:line="259" w:lineRule="auto"/>
+        <w:jc w:val="right"/>
+        <w:rPr>
+          <w:rFonts w:eastAsia="Roboto"/>
+          <w:color w:val="0F4761"/>
+          <w:sz w:val="28"/>
+          <w:szCs w:val="28"/>
+        </w:rPr>
+      </w:pPr>
+      <w:r>
+        <w:rPr>
+          <w:rFonts w:eastAsia="Roboto"/>
+          <w:color w:val="0F4761"/>
+          <w:sz w:val="28"/>
+          <w:szCs w:val="28"/>
+        </w:rPr>
+        <w:t>Wei Ming Edward Ong 14005817</w:t>
+      </w:r>
+    </w:p>
+    <w:p>
+      <w:pPr>
+        <w:spacing w:line="259" w:lineRule="auto"/>
+        <w:jc w:val="right"/>
+        <w:rPr>
+          <w:rFonts w:eastAsia="Roboto"/>
+          <w:color w:val="0F4761"/>
+          <w:sz w:val="28"/>
+          <w:szCs w:val="28"/>
+        </w:rPr>
+      </w:pPr>
+    </w:p>
+    <w:p>
+      <w:pPr>
+        <w:rPr>
+          <w:rFonts w:eastAsia="Roboto"/>
+          <w:color w:val="0F4761"/>
+          <w:sz w:val="28"/>
+          <w:szCs w:val="28"/>
+        </w:rPr>
+      </w:pPr>
+      <w:r>
+        <w:rPr>
+          <w:rFonts w:eastAsia="Roboto"/>
+          <w:color w:val="0F4761"/>
+          <w:sz w:val="28"/>
+          <w:szCs w:val="28"/>
+        </w:rPr>
+        <w:br w:type="page"/>
       </w:r>
     </w:p>
     <w:sdt>
       <w:sdtPr>
         <w:rPr>
-          <w:rFonts w:asciiTheme="minorHAnsi" w:eastAsiaTheme="minorEastAsia" w:hAnsiTheme="minorHAnsi" w:cstheme="minorBidi"/>
+          <w:rFonts w:asciiTheme="minorHAnsi" w:eastAsiaTheme="minorHAnsi" w:hAnsiTheme="minorHAnsi" w:cstheme="minorBidi"/>
           <w:b w:val="0"/>
-          <w:bCs w:val="0"/>
           <w:color w:val="auto"/>
           <w:kern w:val="2"/>
           <w:sz w:val="24"/>
           <w:szCs w:val="24"/>
-          <w:lang w:eastAsia="zh-CN"/>
+          <w:lang w:val="en-AU"/>
           <w14:ligatures w14:val="standardContextual"/>
         </w:rPr>
-        <w:id w:val="-941452266"/>
+        <w:id w:val="-1640561395"/>
         <w:docPartObj>
           <w:docPartGallery w:val="Table of Contents"/>
           <w:docPartUnique/>
@@ -101,13 +393,18 @@
       </w:sdtPr>
       <w:sdtEndPr>
         <w:rPr>
-          <w:noProof/>
+          <w:bCs w:val="0"/>
         </w:rPr>
       </w:sdtEndPr>
       <w:sdtContent>
         <w:p>
           <w:pPr>
             <w:pStyle w:val="TOCHeading"/>
+            <w:numPr>
+              <w:ilvl w:val="0"/>
+              <w:numId w:val="0"/>
+            </w:numPr>
+            <w:ind w:left="432" w:hanging="432"/>
           </w:pPr>
           <w:r>
             <w:t>Table of Contents</w:t>
@@ -116,40 +413,58 @@
         <w:p>
           <w:pPr>
             <w:pStyle w:val="TOC1"/>
+            <w:tabs>
+              <w:tab w:val="left" w:pos="480"/>
+              <w:tab w:val="right" w:leader="dot" w:pos="9016"/>
+            </w:tabs>
             <w:rPr>
+              <w:rFonts w:eastAsiaTheme="minorEastAsia"/>
               <w:b w:val="0"/>
               <w:bCs w:val="0"/>
-              <w:caps w:val="0"/>
               <w:noProof/>
               <w:sz w:val="24"/>
               <w:szCs w:val="24"/>
+              <w:lang w:eastAsia="en-GB"/>
             </w:rPr>
           </w:pPr>
           <w:r>
+            <w:rPr>
+              <w:sz w:val="22"/>
+              <w:szCs w:val="22"/>
+            </w:rPr>
             <w:fldChar w:fldCharType="begin"/>
           </w:r>
           <w:r>
+            <w:rPr>
+              <w:sz w:val="22"/>
+              <w:szCs w:val="22"/>
+            </w:rPr>
             <w:instrText xml:space="preserve"> TOC \o "1-3" \h \z \u </w:instrText>
           </w:r>
           <w:r>
+            <w:rPr>
+              <w:sz w:val="22"/>
+              <w:szCs w:val="22"/>
+            </w:rPr>
             <w:fldChar w:fldCharType="separate"/>
           </w:r>
-          <w:hyperlink w:anchor="_Toc177729838" w:history="1">
+          <w:hyperlink w:anchor="_Toc182059923" w:history="1">
             <w:r>
               <w:rPr>
                 <w:rStyle w:val="Hyperlink"/>
                 <w:noProof/>
               </w:rPr>
-              <w:t>1.</w:t>
-            </w:r>
-            <w:r>
-              <w:rPr>
+              <w:t>1</w:t>
+            </w:r>
+            <w:r>
+              <w:rPr>
+                <w:rFonts w:eastAsiaTheme="minorEastAsia"/>
                 <w:b w:val="0"/>
                 <w:bCs w:val="0"/>
-                <w:caps w:val="0"/>
                 <w:noProof/>
                 <w:sz w:val="24"/>
                 <w:szCs w:val="24"/>
+                <w:lang w:eastAsia="en-GB"/>
               </w:rPr>
               <w:tab/>
             </w:r>
@@ -158,7 +473,7 @@
                 <w:rStyle w:val="Hyperlink"/>
                 <w:noProof/>
               </w:rPr>
-              <w:t>Bin Packing Problem</w:t>
+              <w:t>The Problem</w:t>
             </w:r>
             <w:r>
               <w:rPr>
@@ -179,7 +494,7 @@
                 <w:noProof/>
                 <w:webHidden/>
               </w:rPr>
-              <w:instrText xml:space="preserve"> PAGEREF _Toc177729838 \h </w:instrText>
+              <w:instrText xml:space="preserve"> PAGEREF _Toc182059923 \h </w:instrText>
             </w:r>
             <w:r>
               <w:rPr>
@@ -199,7 +514,7 @@
                 <w:noProof/>
                 <w:webHidden/>
               </w:rPr>
-              <w:t>1</w:t>
+              <w:t>3</w:t>
             </w:r>
             <w:r>
               <w:rPr>
@@ -213,31 +528,37 @@
         <w:p>
           <w:pPr>
             <w:pStyle w:val="TOC1"/>
+            <w:tabs>
+              <w:tab w:val="left" w:pos="480"/>
+              <w:tab w:val="right" w:leader="dot" w:pos="9016"/>
+            </w:tabs>
             <w:rPr>
+              <w:rFonts w:eastAsiaTheme="minorEastAsia"/>
               <w:b w:val="0"/>
               <w:bCs w:val="0"/>
-              <w:caps w:val="0"/>
               <w:noProof/>
               <w:sz w:val="24"/>
               <w:szCs w:val="24"/>
+              <w:lang w:eastAsia="en-GB"/>
             </w:rPr>
           </w:pPr>
-          <w:hyperlink w:anchor="_Toc177729839" w:history="1">
+          <w:hyperlink w:anchor="_Toc182059924" w:history="1">
             <w:r>
               <w:rPr>
                 <w:rStyle w:val="Hyperlink"/>
                 <w:noProof/>
               </w:rPr>
-              <w:t>2.</w:t>
-            </w:r>
-            <w:r>
-              <w:rPr>
+              <w:t>2</w:t>
+            </w:r>
+            <w:r>
+              <w:rPr>
+                <w:rFonts w:eastAsiaTheme="minorEastAsia"/>
                 <w:b w:val="0"/>
                 <w:bCs w:val="0"/>
-                <w:caps w:val="0"/>
                 <w:noProof/>
                 <w:sz w:val="24"/>
                 <w:szCs w:val="24"/>
+                <w:lang w:eastAsia="en-GB"/>
               </w:rPr>
               <w:tab/>
             </w:r>
@@ -246,7 +567,7 @@
                 <w:rStyle w:val="Hyperlink"/>
                 <w:noProof/>
               </w:rPr>
-              <w:t>Overview of Algorithm</w:t>
+              <w:t>Our Implementation – Assumptions, Modifications &amp; Restrictions</w:t>
             </w:r>
             <w:r>
               <w:rPr>
@@ -267,7 +588,7 @@
                 <w:noProof/>
                 <w:webHidden/>
               </w:rPr>
-              <w:instrText xml:space="preserve"> PAGEREF _Toc177729839 \h </w:instrText>
+              <w:instrText xml:space="preserve"> PAGEREF _Toc182059924 \h </w:instrText>
             </w:r>
             <w:r>
               <w:rPr>
@@ -287,271 +608,7 @@
                 <w:noProof/>
                 <w:webHidden/>
               </w:rPr>
-              <w:t>1</w:t>
-            </w:r>
-            <w:r>
-              <w:rPr>
-                <w:noProof/>
-                <w:webHidden/>
-              </w:rPr>
-              <w:fldChar w:fldCharType="end"/>
-            </w:r>
-          </w:hyperlink>
-        </w:p>
-        <w:p>
-          <w:pPr>
-            <w:pStyle w:val="TOC1"/>
-            <w:rPr>
-              <w:b w:val="0"/>
-              <w:bCs w:val="0"/>
-              <w:caps w:val="0"/>
-              <w:noProof/>
-              <w:sz w:val="24"/>
-              <w:szCs w:val="24"/>
-            </w:rPr>
-          </w:pPr>
-          <w:hyperlink w:anchor="_Toc177729840" w:history="1">
-            <w:r>
-              <w:rPr>
-                <w:rStyle w:val="Hyperlink"/>
-                <w:noProof/>
-              </w:rPr>
-              <w:t>3.</w:t>
-            </w:r>
-            <w:r>
-              <w:rPr>
-                <w:b w:val="0"/>
-                <w:bCs w:val="0"/>
-                <w:caps w:val="0"/>
-                <w:noProof/>
-                <w:sz w:val="24"/>
-                <w:szCs w:val="24"/>
-              </w:rPr>
-              <w:tab/>
-            </w:r>
-            <w:r>
-              <w:rPr>
-                <w:rStyle w:val="Hyperlink"/>
-                <w:noProof/>
-              </w:rPr>
-              <w:t>Assumptions Made</w:t>
-            </w:r>
-            <w:r>
-              <w:rPr>
-                <w:noProof/>
-                <w:webHidden/>
-              </w:rPr>
-              <w:tab/>
-            </w:r>
-            <w:r>
-              <w:rPr>
-                <w:noProof/>
-                <w:webHidden/>
-              </w:rPr>
-              <w:fldChar w:fldCharType="begin"/>
-            </w:r>
-            <w:r>
-              <w:rPr>
-                <w:noProof/>
-                <w:webHidden/>
-              </w:rPr>
-              <w:instrText xml:space="preserve"> PAGEREF _Toc177729840 \h </w:instrText>
-            </w:r>
-            <w:r>
-              <w:rPr>
-                <w:noProof/>
-                <w:webHidden/>
-              </w:rPr>
-            </w:r>
-            <w:r>
-              <w:rPr>
-                <w:noProof/>
-                <w:webHidden/>
-              </w:rPr>
-              <w:fldChar w:fldCharType="separate"/>
-            </w:r>
-            <w:r>
-              <w:rPr>
-                <w:noProof/>
-                <w:webHidden/>
-              </w:rPr>
-              <w:t>2</w:t>
-            </w:r>
-            <w:r>
-              <w:rPr>
-                <w:noProof/>
-                <w:webHidden/>
-              </w:rPr>
-              <w:fldChar w:fldCharType="end"/>
-            </w:r>
-          </w:hyperlink>
-        </w:p>
-        <w:p>
-          <w:pPr>
-            <w:pStyle w:val="TOC1"/>
-            <w:rPr>
-              <w:b w:val="0"/>
-              <w:bCs w:val="0"/>
-              <w:caps w:val="0"/>
-              <w:noProof/>
-              <w:sz w:val="24"/>
-              <w:szCs w:val="24"/>
-            </w:rPr>
-          </w:pPr>
-          <w:hyperlink w:anchor="_Toc177729841" w:history="1">
-            <w:r>
-              <w:rPr>
-                <w:rStyle w:val="Hyperlink"/>
-                <w:noProof/>
-              </w:rPr>
-              <w:t>4.</w:t>
-            </w:r>
-            <w:r>
-              <w:rPr>
-                <w:b w:val="0"/>
-                <w:bCs w:val="0"/>
-                <w:caps w:val="0"/>
-                <w:noProof/>
-                <w:sz w:val="24"/>
-                <w:szCs w:val="24"/>
-              </w:rPr>
-              <w:tab/>
-            </w:r>
-            <w:r>
-              <w:rPr>
-                <w:rStyle w:val="Hyperlink"/>
-                <w:noProof/>
-              </w:rPr>
-              <w:t>Time and Space Complexity of Solution</w:t>
-            </w:r>
-            <w:r>
-              <w:rPr>
-                <w:noProof/>
-                <w:webHidden/>
-              </w:rPr>
-              <w:tab/>
-            </w:r>
-            <w:r>
-              <w:rPr>
-                <w:noProof/>
-                <w:webHidden/>
-              </w:rPr>
-              <w:fldChar w:fldCharType="begin"/>
-            </w:r>
-            <w:r>
-              <w:rPr>
-                <w:noProof/>
-                <w:webHidden/>
-              </w:rPr>
-              <w:instrText xml:space="preserve"> PAGEREF _Toc177729841 \h </w:instrText>
-            </w:r>
-            <w:r>
-              <w:rPr>
-                <w:noProof/>
-                <w:webHidden/>
-              </w:rPr>
-            </w:r>
-            <w:r>
-              <w:rPr>
-                <w:noProof/>
-                <w:webHidden/>
-              </w:rPr>
-              <w:fldChar w:fldCharType="separate"/>
-            </w:r>
-            <w:r>
-              <w:rPr>
-                <w:noProof/>
-                <w:webHidden/>
-              </w:rPr>
-              <w:t>2</w:t>
-            </w:r>
-            <w:r>
-              <w:rPr>
-                <w:noProof/>
-                <w:webHidden/>
-              </w:rPr>
-              <w:fldChar w:fldCharType="end"/>
-            </w:r>
-          </w:hyperlink>
-        </w:p>
-        <w:p>
-          <w:pPr>
-            <w:pStyle w:val="TOC1"/>
-            <w:rPr>
-              <w:b w:val="0"/>
-              <w:bCs w:val="0"/>
-              <w:caps w:val="0"/>
-              <w:noProof/>
-              <w:sz w:val="24"/>
-              <w:szCs w:val="24"/>
-            </w:rPr>
-          </w:pPr>
-          <w:hyperlink w:anchor="_Toc177729842" w:history="1">
-            <w:r>
-              <w:rPr>
-                <w:rStyle w:val="Hyperlink"/>
-                <w:noProof/>
-              </w:rPr>
-              <w:t>5.</w:t>
-            </w:r>
-            <w:r>
-              <w:rPr>
-                <w:b w:val="0"/>
-                <w:bCs w:val="0"/>
-                <w:caps w:val="0"/>
-                <w:noProof/>
-                <w:sz w:val="24"/>
-                <w:szCs w:val="24"/>
-              </w:rPr>
-              <w:tab/>
-            </w:r>
-            <w:r>
-              <w:rPr>
-                <w:rStyle w:val="Hyperlink"/>
-                <w:noProof/>
-              </w:rPr>
-              <w:t>Running the Program</w:t>
-            </w:r>
-            <w:r>
-              <w:rPr>
-                <w:noProof/>
-                <w:webHidden/>
-              </w:rPr>
-              <w:tab/>
-            </w:r>
-            <w:r>
-              <w:rPr>
-                <w:noProof/>
-                <w:webHidden/>
-              </w:rPr>
-              <w:fldChar w:fldCharType="begin"/>
-            </w:r>
-            <w:r>
-              <w:rPr>
-                <w:noProof/>
-                <w:webHidden/>
-              </w:rPr>
-              <w:instrText xml:space="preserve"> PAGEREF _Toc177729842 \h </w:instrText>
-            </w:r>
-            <w:r>
-              <w:rPr>
-                <w:noProof/>
-                <w:webHidden/>
-              </w:rPr>
-            </w:r>
-            <w:r>
-              <w:rPr>
-                <w:noProof/>
-                <w:webHidden/>
-              </w:rPr>
-              <w:fldChar w:fldCharType="separate"/>
-            </w:r>
-            <w:r>
-              <w:rPr>
-                <w:noProof/>
-                <w:webHidden/>
-              </w:rPr>
-              <w:t>2</w:t>
+              <w:t>3</w:t>
             </w:r>
             <w:r>
               <w:rPr>
@@ -567,29 +624,35 @@
             <w:pStyle w:val="TOC2"/>
             <w:tabs>
               <w:tab w:val="left" w:pos="960"/>
-              <w:tab w:val="right" w:leader="dot" w:pos="9350"/>
+              <w:tab w:val="right" w:leader="dot" w:pos="9016"/>
             </w:tabs>
             <w:rPr>
-              <w:smallCaps w:val="0"/>
+              <w:rFonts w:eastAsiaTheme="minorEastAsia"/>
+              <w:i w:val="0"/>
+              <w:iCs w:val="0"/>
               <w:noProof/>
               <w:sz w:val="24"/>
               <w:szCs w:val="24"/>
+              <w:lang w:eastAsia="en-GB"/>
             </w:rPr>
           </w:pPr>
-          <w:hyperlink w:anchor="_Toc177729843" w:history="1">
+          <w:hyperlink w:anchor="_Toc182059925" w:history="1">
             <w:r>
               <w:rPr>
                 <w:rStyle w:val="Hyperlink"/>
                 <w:noProof/>
               </w:rPr>
-              <w:t>5.1.</w:t>
-            </w:r>
-            <w:r>
-              <w:rPr>
-                <w:smallCaps w:val="0"/>
+              <w:t>2.1</w:t>
+            </w:r>
+            <w:r>
+              <w:rPr>
+                <w:rFonts w:eastAsiaTheme="minorEastAsia"/>
+                <w:i w:val="0"/>
+                <w:iCs w:val="0"/>
                 <w:noProof/>
                 <w:sz w:val="24"/>
                 <w:szCs w:val="24"/>
+                <w:lang w:eastAsia="en-GB"/>
               </w:rPr>
               <w:tab/>
             </w:r>
@@ -598,7 +661,7 @@
                 <w:rStyle w:val="Hyperlink"/>
                 <w:noProof/>
               </w:rPr>
-              <w:t>How To Run</w:t>
+              <w:t>Assumptions</w:t>
             </w:r>
             <w:r>
               <w:rPr>
@@ -619,7 +682,7 @@
                 <w:noProof/>
                 <w:webHidden/>
               </w:rPr>
-              <w:instrText xml:space="preserve"> PAGEREF _Toc177729843 \h </w:instrText>
+              <w:instrText xml:space="preserve"> PAGEREF _Toc182059925 \h </w:instrText>
             </w:r>
             <w:r>
               <w:rPr>
@@ -639,7 +702,7 @@
                 <w:noProof/>
                 <w:webHidden/>
               </w:rPr>
-              <w:t>2</w:t>
+              <w:t>3</w:t>
             </w:r>
             <w:r>
               <w:rPr>
@@ -655,29 +718,35 @@
             <w:pStyle w:val="TOC2"/>
             <w:tabs>
               <w:tab w:val="left" w:pos="960"/>
-              <w:tab w:val="right" w:leader="dot" w:pos="9350"/>
+              <w:tab w:val="right" w:leader="dot" w:pos="9016"/>
             </w:tabs>
             <w:rPr>
-              <w:smallCaps w:val="0"/>
+              <w:rFonts w:eastAsiaTheme="minorEastAsia"/>
+              <w:i w:val="0"/>
+              <w:iCs w:val="0"/>
               <w:noProof/>
               <w:sz w:val="24"/>
               <w:szCs w:val="24"/>
+              <w:lang w:eastAsia="en-GB"/>
             </w:rPr>
           </w:pPr>
-          <w:hyperlink w:anchor="_Toc177729844" w:history="1">
+          <w:hyperlink w:anchor="_Toc182059926" w:history="1">
             <w:r>
               <w:rPr>
                 <w:rStyle w:val="Hyperlink"/>
                 <w:noProof/>
               </w:rPr>
-              <w:t>5.2.</w:t>
-            </w:r>
-            <w:r>
-              <w:rPr>
-                <w:smallCaps w:val="0"/>
+              <w:t>2.2</w:t>
+            </w:r>
+            <w:r>
+              <w:rPr>
+                <w:rFonts w:eastAsiaTheme="minorEastAsia"/>
+                <w:i w:val="0"/>
+                <w:iCs w:val="0"/>
                 <w:noProof/>
                 <w:sz w:val="24"/>
                 <w:szCs w:val="24"/>
+                <w:lang w:eastAsia="en-GB"/>
               </w:rPr>
               <w:tab/>
             </w:r>
@@ -686,7 +755,7 @@
                 <w:rStyle w:val="Hyperlink"/>
                 <w:noProof/>
               </w:rPr>
-              <w:t>Cleaning Up</w:t>
+              <w:t>Modifications and Restrictions</w:t>
             </w:r>
             <w:r>
               <w:rPr>
@@ -707,7 +776,7 @@
                 <w:noProof/>
                 <w:webHidden/>
               </w:rPr>
-              <w:instrText xml:space="preserve"> PAGEREF _Toc177729844 \h </w:instrText>
+              <w:instrText xml:space="preserve"> PAGEREF _Toc182059926 \h </w:instrText>
             </w:r>
             <w:r>
               <w:rPr>
@@ -727,7 +796,1119 @@
                 <w:noProof/>
                 <w:webHidden/>
               </w:rPr>
-              <w:t>2</w:t>
+              <w:t>4</w:t>
+            </w:r>
+            <w:r>
+              <w:rPr>
+                <w:noProof/>
+                <w:webHidden/>
+              </w:rPr>
+              <w:fldChar w:fldCharType="end"/>
+            </w:r>
+          </w:hyperlink>
+        </w:p>
+        <w:p>
+          <w:pPr>
+            <w:pStyle w:val="TOC3"/>
+            <w:tabs>
+              <w:tab w:val="left" w:pos="1200"/>
+              <w:tab w:val="right" w:leader="dot" w:pos="9016"/>
+            </w:tabs>
+            <w:rPr>
+              <w:rFonts w:eastAsiaTheme="minorEastAsia"/>
+              <w:noProof/>
+              <w:sz w:val="24"/>
+              <w:szCs w:val="24"/>
+              <w:lang w:eastAsia="en-GB"/>
+            </w:rPr>
+          </w:pPr>
+          <w:hyperlink w:anchor="_Toc182059927" w:history="1">
+            <w:r>
+              <w:rPr>
+                <w:rStyle w:val="Hyperlink"/>
+                <w:noProof/>
+              </w:rPr>
+              <w:t>2.2.1</w:t>
+            </w:r>
+            <w:r>
+              <w:rPr>
+                <w:rFonts w:eastAsiaTheme="minorEastAsia"/>
+                <w:noProof/>
+                <w:sz w:val="24"/>
+                <w:szCs w:val="24"/>
+                <w:lang w:eastAsia="en-GB"/>
+              </w:rPr>
+              <w:tab/>
+            </w:r>
+            <w:r>
+              <w:rPr>
+                <w:rStyle w:val="Hyperlink"/>
+                <w:noProof/>
+              </w:rPr>
+              <w:t>Sorting Items in Decreasing Order (Modification)</w:t>
+            </w:r>
+            <w:r>
+              <w:rPr>
+                <w:noProof/>
+                <w:webHidden/>
+              </w:rPr>
+              <w:tab/>
+            </w:r>
+            <w:r>
+              <w:rPr>
+                <w:noProof/>
+                <w:webHidden/>
+              </w:rPr>
+              <w:fldChar w:fldCharType="begin"/>
+            </w:r>
+            <w:r>
+              <w:rPr>
+                <w:noProof/>
+                <w:webHidden/>
+              </w:rPr>
+              <w:instrText xml:space="preserve"> PAGEREF _Toc182059927 \h </w:instrText>
+            </w:r>
+            <w:r>
+              <w:rPr>
+                <w:noProof/>
+                <w:webHidden/>
+              </w:rPr>
+            </w:r>
+            <w:r>
+              <w:rPr>
+                <w:noProof/>
+                <w:webHidden/>
+              </w:rPr>
+              <w:fldChar w:fldCharType="separate"/>
+            </w:r>
+            <w:r>
+              <w:rPr>
+                <w:noProof/>
+                <w:webHidden/>
+              </w:rPr>
+              <w:t>4</w:t>
+            </w:r>
+            <w:r>
+              <w:rPr>
+                <w:noProof/>
+                <w:webHidden/>
+              </w:rPr>
+              <w:fldChar w:fldCharType="end"/>
+            </w:r>
+          </w:hyperlink>
+        </w:p>
+        <w:p>
+          <w:pPr>
+            <w:pStyle w:val="TOC3"/>
+            <w:tabs>
+              <w:tab w:val="left" w:pos="1200"/>
+              <w:tab w:val="right" w:leader="dot" w:pos="9016"/>
+            </w:tabs>
+            <w:rPr>
+              <w:rFonts w:eastAsiaTheme="minorEastAsia"/>
+              <w:noProof/>
+              <w:sz w:val="24"/>
+              <w:szCs w:val="24"/>
+              <w:lang w:eastAsia="en-GB"/>
+            </w:rPr>
+          </w:pPr>
+          <w:hyperlink w:anchor="_Toc182059928" w:history="1">
+            <w:r>
+              <w:rPr>
+                <w:rStyle w:val="Hyperlink"/>
+                <w:noProof/>
+              </w:rPr>
+              <w:t>2.2.2</w:t>
+            </w:r>
+            <w:r>
+              <w:rPr>
+                <w:rFonts w:eastAsiaTheme="minorEastAsia"/>
+                <w:noProof/>
+                <w:sz w:val="24"/>
+                <w:szCs w:val="24"/>
+                <w:lang w:eastAsia="en-GB"/>
+              </w:rPr>
+              <w:tab/>
+            </w:r>
+            <w:r>
+              <w:rPr>
+                <w:rStyle w:val="Hyperlink"/>
+                <w:noProof/>
+              </w:rPr>
+              <w:t>Fixed Bin Capacity (Restriction)</w:t>
+            </w:r>
+            <w:r>
+              <w:rPr>
+                <w:noProof/>
+                <w:webHidden/>
+              </w:rPr>
+              <w:tab/>
+            </w:r>
+            <w:r>
+              <w:rPr>
+                <w:noProof/>
+                <w:webHidden/>
+              </w:rPr>
+              <w:fldChar w:fldCharType="begin"/>
+            </w:r>
+            <w:r>
+              <w:rPr>
+                <w:noProof/>
+                <w:webHidden/>
+              </w:rPr>
+              <w:instrText xml:space="preserve"> PAGEREF _Toc182059928 \h </w:instrText>
+            </w:r>
+            <w:r>
+              <w:rPr>
+                <w:noProof/>
+                <w:webHidden/>
+              </w:rPr>
+            </w:r>
+            <w:r>
+              <w:rPr>
+                <w:noProof/>
+                <w:webHidden/>
+              </w:rPr>
+              <w:fldChar w:fldCharType="separate"/>
+            </w:r>
+            <w:r>
+              <w:rPr>
+                <w:noProof/>
+                <w:webHidden/>
+              </w:rPr>
+              <w:t>4</w:t>
+            </w:r>
+            <w:r>
+              <w:rPr>
+                <w:noProof/>
+                <w:webHidden/>
+              </w:rPr>
+              <w:fldChar w:fldCharType="end"/>
+            </w:r>
+          </w:hyperlink>
+        </w:p>
+        <w:p>
+          <w:pPr>
+            <w:pStyle w:val="TOC3"/>
+            <w:tabs>
+              <w:tab w:val="left" w:pos="1200"/>
+              <w:tab w:val="right" w:leader="dot" w:pos="9016"/>
+            </w:tabs>
+            <w:rPr>
+              <w:rFonts w:eastAsiaTheme="minorEastAsia"/>
+              <w:noProof/>
+              <w:sz w:val="24"/>
+              <w:szCs w:val="24"/>
+              <w:lang w:eastAsia="en-GB"/>
+            </w:rPr>
+          </w:pPr>
+          <w:hyperlink w:anchor="_Toc182059929" w:history="1">
+            <w:r>
+              <w:rPr>
+                <w:rStyle w:val="Hyperlink"/>
+                <w:noProof/>
+              </w:rPr>
+              <w:t>2.2.3</w:t>
+            </w:r>
+            <w:r>
+              <w:rPr>
+                <w:rFonts w:eastAsiaTheme="minorEastAsia"/>
+                <w:noProof/>
+                <w:sz w:val="24"/>
+                <w:szCs w:val="24"/>
+                <w:lang w:eastAsia="en-GB"/>
+              </w:rPr>
+              <w:tab/>
+            </w:r>
+            <w:r>
+              <w:rPr>
+                <w:rStyle w:val="Hyperlink"/>
+                <w:noProof/>
+              </w:rPr>
+              <w:t>Rejection of Oversized Items (Restriction)</w:t>
+            </w:r>
+            <w:r>
+              <w:rPr>
+                <w:noProof/>
+                <w:webHidden/>
+              </w:rPr>
+              <w:tab/>
+            </w:r>
+            <w:r>
+              <w:rPr>
+                <w:noProof/>
+                <w:webHidden/>
+              </w:rPr>
+              <w:fldChar w:fldCharType="begin"/>
+            </w:r>
+            <w:r>
+              <w:rPr>
+                <w:noProof/>
+                <w:webHidden/>
+              </w:rPr>
+              <w:instrText xml:space="preserve"> PAGEREF _Toc182059929 \h </w:instrText>
+            </w:r>
+            <w:r>
+              <w:rPr>
+                <w:noProof/>
+                <w:webHidden/>
+              </w:rPr>
+            </w:r>
+            <w:r>
+              <w:rPr>
+                <w:noProof/>
+                <w:webHidden/>
+              </w:rPr>
+              <w:fldChar w:fldCharType="separate"/>
+            </w:r>
+            <w:r>
+              <w:rPr>
+                <w:noProof/>
+                <w:webHidden/>
+              </w:rPr>
+              <w:t>4</w:t>
+            </w:r>
+            <w:r>
+              <w:rPr>
+                <w:noProof/>
+                <w:webHidden/>
+              </w:rPr>
+              <w:fldChar w:fldCharType="end"/>
+            </w:r>
+          </w:hyperlink>
+        </w:p>
+        <w:p>
+          <w:pPr>
+            <w:pStyle w:val="TOC3"/>
+            <w:tabs>
+              <w:tab w:val="left" w:pos="1200"/>
+              <w:tab w:val="right" w:leader="dot" w:pos="9016"/>
+            </w:tabs>
+            <w:rPr>
+              <w:rFonts w:eastAsiaTheme="minorEastAsia"/>
+              <w:noProof/>
+              <w:sz w:val="24"/>
+              <w:szCs w:val="24"/>
+              <w:lang w:eastAsia="en-GB"/>
+            </w:rPr>
+          </w:pPr>
+          <w:hyperlink w:anchor="_Toc182059930" w:history="1">
+            <w:r>
+              <w:rPr>
+                <w:rStyle w:val="Hyperlink"/>
+                <w:noProof/>
+              </w:rPr>
+              <w:t>2.2.4</w:t>
+            </w:r>
+            <w:r>
+              <w:rPr>
+                <w:rFonts w:eastAsiaTheme="minorEastAsia"/>
+                <w:noProof/>
+                <w:sz w:val="24"/>
+                <w:szCs w:val="24"/>
+                <w:lang w:eastAsia="en-GB"/>
+              </w:rPr>
+              <w:tab/>
+            </w:r>
+            <w:r>
+              <w:rPr>
+                <w:rStyle w:val="Hyperlink"/>
+                <w:noProof/>
+              </w:rPr>
+              <w:t>Absence of Bin Rebalancing (Restriction)</w:t>
+            </w:r>
+            <w:r>
+              <w:rPr>
+                <w:noProof/>
+                <w:webHidden/>
+              </w:rPr>
+              <w:tab/>
+            </w:r>
+            <w:r>
+              <w:rPr>
+                <w:noProof/>
+                <w:webHidden/>
+              </w:rPr>
+              <w:fldChar w:fldCharType="begin"/>
+            </w:r>
+            <w:r>
+              <w:rPr>
+                <w:noProof/>
+                <w:webHidden/>
+              </w:rPr>
+              <w:instrText xml:space="preserve"> PAGEREF _Toc182059930 \h </w:instrText>
+            </w:r>
+            <w:r>
+              <w:rPr>
+                <w:noProof/>
+                <w:webHidden/>
+              </w:rPr>
+            </w:r>
+            <w:r>
+              <w:rPr>
+                <w:noProof/>
+                <w:webHidden/>
+              </w:rPr>
+              <w:fldChar w:fldCharType="separate"/>
+            </w:r>
+            <w:r>
+              <w:rPr>
+                <w:noProof/>
+                <w:webHidden/>
+              </w:rPr>
+              <w:t>4</w:t>
+            </w:r>
+            <w:r>
+              <w:rPr>
+                <w:noProof/>
+                <w:webHidden/>
+              </w:rPr>
+              <w:fldChar w:fldCharType="end"/>
+            </w:r>
+          </w:hyperlink>
+        </w:p>
+        <w:p>
+          <w:pPr>
+            <w:pStyle w:val="TOC1"/>
+            <w:tabs>
+              <w:tab w:val="left" w:pos="480"/>
+              <w:tab w:val="right" w:leader="dot" w:pos="9016"/>
+            </w:tabs>
+            <w:rPr>
+              <w:rFonts w:eastAsiaTheme="minorEastAsia"/>
+              <w:b w:val="0"/>
+              <w:bCs w:val="0"/>
+              <w:noProof/>
+              <w:sz w:val="24"/>
+              <w:szCs w:val="24"/>
+              <w:lang w:eastAsia="en-GB"/>
+            </w:rPr>
+          </w:pPr>
+          <w:hyperlink w:anchor="_Toc182059931" w:history="1">
+            <w:r>
+              <w:rPr>
+                <w:rStyle w:val="Hyperlink"/>
+                <w:noProof/>
+              </w:rPr>
+              <w:t>3</w:t>
+            </w:r>
+            <w:r>
+              <w:rPr>
+                <w:rFonts w:eastAsiaTheme="minorEastAsia"/>
+                <w:b w:val="0"/>
+                <w:bCs w:val="0"/>
+                <w:noProof/>
+                <w:sz w:val="24"/>
+                <w:szCs w:val="24"/>
+                <w:lang w:eastAsia="en-GB"/>
+              </w:rPr>
+              <w:tab/>
+            </w:r>
+            <w:r>
+              <w:rPr>
+                <w:rStyle w:val="Hyperlink"/>
+                <w:noProof/>
+              </w:rPr>
+              <w:t>Outline of Algorithms</w:t>
+            </w:r>
+            <w:r>
+              <w:rPr>
+                <w:noProof/>
+                <w:webHidden/>
+              </w:rPr>
+              <w:tab/>
+            </w:r>
+            <w:r>
+              <w:rPr>
+                <w:noProof/>
+                <w:webHidden/>
+              </w:rPr>
+              <w:fldChar w:fldCharType="begin"/>
+            </w:r>
+            <w:r>
+              <w:rPr>
+                <w:noProof/>
+                <w:webHidden/>
+              </w:rPr>
+              <w:instrText xml:space="preserve"> PAGEREF _Toc182059931 \h </w:instrText>
+            </w:r>
+            <w:r>
+              <w:rPr>
+                <w:noProof/>
+                <w:webHidden/>
+              </w:rPr>
+            </w:r>
+            <w:r>
+              <w:rPr>
+                <w:noProof/>
+                <w:webHidden/>
+              </w:rPr>
+              <w:fldChar w:fldCharType="separate"/>
+            </w:r>
+            <w:r>
+              <w:rPr>
+                <w:noProof/>
+                <w:webHidden/>
+              </w:rPr>
+              <w:t>5</w:t>
+            </w:r>
+            <w:r>
+              <w:rPr>
+                <w:noProof/>
+                <w:webHidden/>
+              </w:rPr>
+              <w:fldChar w:fldCharType="end"/>
+            </w:r>
+          </w:hyperlink>
+        </w:p>
+        <w:p>
+          <w:pPr>
+            <w:pStyle w:val="TOC1"/>
+            <w:tabs>
+              <w:tab w:val="left" w:pos="480"/>
+              <w:tab w:val="right" w:leader="dot" w:pos="9016"/>
+            </w:tabs>
+            <w:rPr>
+              <w:rFonts w:eastAsiaTheme="minorEastAsia"/>
+              <w:b w:val="0"/>
+              <w:bCs w:val="0"/>
+              <w:noProof/>
+              <w:sz w:val="24"/>
+              <w:szCs w:val="24"/>
+              <w:lang w:eastAsia="en-GB"/>
+            </w:rPr>
+          </w:pPr>
+          <w:hyperlink w:anchor="_Toc182059932" w:history="1">
+            <w:r>
+              <w:rPr>
+                <w:rStyle w:val="Hyperlink"/>
+                <w:noProof/>
+              </w:rPr>
+              <w:t>4</w:t>
+            </w:r>
+            <w:r>
+              <w:rPr>
+                <w:rFonts w:eastAsiaTheme="minorEastAsia"/>
+                <w:b w:val="0"/>
+                <w:bCs w:val="0"/>
+                <w:noProof/>
+                <w:sz w:val="24"/>
+                <w:szCs w:val="24"/>
+                <w:lang w:eastAsia="en-GB"/>
+              </w:rPr>
+              <w:tab/>
+            </w:r>
+            <w:r>
+              <w:rPr>
+                <w:rStyle w:val="Hyperlink"/>
+                <w:noProof/>
+              </w:rPr>
+              <w:t>Theoretical Complexity</w:t>
+            </w:r>
+            <w:r>
+              <w:rPr>
+                <w:noProof/>
+                <w:webHidden/>
+              </w:rPr>
+              <w:tab/>
+            </w:r>
+            <w:r>
+              <w:rPr>
+                <w:noProof/>
+                <w:webHidden/>
+              </w:rPr>
+              <w:fldChar w:fldCharType="begin"/>
+            </w:r>
+            <w:r>
+              <w:rPr>
+                <w:noProof/>
+                <w:webHidden/>
+              </w:rPr>
+              <w:instrText xml:space="preserve"> PAGEREF _Toc182059932 \h </w:instrText>
+            </w:r>
+            <w:r>
+              <w:rPr>
+                <w:noProof/>
+                <w:webHidden/>
+              </w:rPr>
+            </w:r>
+            <w:r>
+              <w:rPr>
+                <w:noProof/>
+                <w:webHidden/>
+              </w:rPr>
+              <w:fldChar w:fldCharType="separate"/>
+            </w:r>
+            <w:r>
+              <w:rPr>
+                <w:noProof/>
+                <w:webHidden/>
+              </w:rPr>
+              <w:t>5</w:t>
+            </w:r>
+            <w:r>
+              <w:rPr>
+                <w:noProof/>
+                <w:webHidden/>
+              </w:rPr>
+              <w:fldChar w:fldCharType="end"/>
+            </w:r>
+          </w:hyperlink>
+        </w:p>
+        <w:p>
+          <w:pPr>
+            <w:pStyle w:val="TOC2"/>
+            <w:tabs>
+              <w:tab w:val="left" w:pos="960"/>
+              <w:tab w:val="right" w:leader="dot" w:pos="9016"/>
+            </w:tabs>
+            <w:rPr>
+              <w:rFonts w:eastAsiaTheme="minorEastAsia"/>
+              <w:i w:val="0"/>
+              <w:iCs w:val="0"/>
+              <w:noProof/>
+              <w:sz w:val="24"/>
+              <w:szCs w:val="24"/>
+              <w:lang w:eastAsia="en-GB"/>
+            </w:rPr>
+          </w:pPr>
+          <w:hyperlink w:anchor="_Toc182059933" w:history="1">
+            <w:r>
+              <w:rPr>
+                <w:rStyle w:val="Hyperlink"/>
+                <w:noProof/>
+              </w:rPr>
+              <w:t>4.1</w:t>
+            </w:r>
+            <w:r>
+              <w:rPr>
+                <w:rFonts w:eastAsiaTheme="minorEastAsia"/>
+                <w:i w:val="0"/>
+                <w:iCs w:val="0"/>
+                <w:noProof/>
+                <w:sz w:val="24"/>
+                <w:szCs w:val="24"/>
+                <w:lang w:eastAsia="en-GB"/>
+              </w:rPr>
+              <w:tab/>
+            </w:r>
+            <w:r>
+              <w:rPr>
+                <w:rStyle w:val="Hyperlink"/>
+                <w:noProof/>
+              </w:rPr>
+              <w:t>Time Complexity</w:t>
+            </w:r>
+            <w:r>
+              <w:rPr>
+                <w:noProof/>
+                <w:webHidden/>
+              </w:rPr>
+              <w:tab/>
+            </w:r>
+            <w:r>
+              <w:rPr>
+                <w:noProof/>
+                <w:webHidden/>
+              </w:rPr>
+              <w:fldChar w:fldCharType="begin"/>
+            </w:r>
+            <w:r>
+              <w:rPr>
+                <w:noProof/>
+                <w:webHidden/>
+              </w:rPr>
+              <w:instrText xml:space="preserve"> PAGEREF _Toc182059933 \h </w:instrText>
+            </w:r>
+            <w:r>
+              <w:rPr>
+                <w:noProof/>
+                <w:webHidden/>
+              </w:rPr>
+            </w:r>
+            <w:r>
+              <w:rPr>
+                <w:noProof/>
+                <w:webHidden/>
+              </w:rPr>
+              <w:fldChar w:fldCharType="separate"/>
+            </w:r>
+            <w:r>
+              <w:rPr>
+                <w:noProof/>
+                <w:webHidden/>
+              </w:rPr>
+              <w:t>5</w:t>
+            </w:r>
+            <w:r>
+              <w:rPr>
+                <w:noProof/>
+                <w:webHidden/>
+              </w:rPr>
+              <w:fldChar w:fldCharType="end"/>
+            </w:r>
+          </w:hyperlink>
+        </w:p>
+        <w:p>
+          <w:pPr>
+            <w:pStyle w:val="TOC2"/>
+            <w:tabs>
+              <w:tab w:val="left" w:pos="960"/>
+              <w:tab w:val="right" w:leader="dot" w:pos="9016"/>
+            </w:tabs>
+            <w:rPr>
+              <w:rFonts w:eastAsiaTheme="minorEastAsia"/>
+              <w:i w:val="0"/>
+              <w:iCs w:val="0"/>
+              <w:noProof/>
+              <w:sz w:val="24"/>
+              <w:szCs w:val="24"/>
+              <w:lang w:eastAsia="en-GB"/>
+            </w:rPr>
+          </w:pPr>
+          <w:hyperlink w:anchor="_Toc182059934" w:history="1">
+            <w:r>
+              <w:rPr>
+                <w:rStyle w:val="Hyperlink"/>
+                <w:noProof/>
+              </w:rPr>
+              <w:t>4.2</w:t>
+            </w:r>
+            <w:r>
+              <w:rPr>
+                <w:rFonts w:eastAsiaTheme="minorEastAsia"/>
+                <w:i w:val="0"/>
+                <w:iCs w:val="0"/>
+                <w:noProof/>
+                <w:sz w:val="24"/>
+                <w:szCs w:val="24"/>
+                <w:lang w:eastAsia="en-GB"/>
+              </w:rPr>
+              <w:tab/>
+            </w:r>
+            <w:r>
+              <w:rPr>
+                <w:rStyle w:val="Hyperlink"/>
+                <w:noProof/>
+              </w:rPr>
+              <w:t>Space Complexity</w:t>
+            </w:r>
+            <w:r>
+              <w:rPr>
+                <w:noProof/>
+                <w:webHidden/>
+              </w:rPr>
+              <w:tab/>
+            </w:r>
+            <w:r>
+              <w:rPr>
+                <w:noProof/>
+                <w:webHidden/>
+              </w:rPr>
+              <w:fldChar w:fldCharType="begin"/>
+            </w:r>
+            <w:r>
+              <w:rPr>
+                <w:noProof/>
+                <w:webHidden/>
+              </w:rPr>
+              <w:instrText xml:space="preserve"> PAGEREF _Toc182059934 \h </w:instrText>
+            </w:r>
+            <w:r>
+              <w:rPr>
+                <w:noProof/>
+                <w:webHidden/>
+              </w:rPr>
+            </w:r>
+            <w:r>
+              <w:rPr>
+                <w:noProof/>
+                <w:webHidden/>
+              </w:rPr>
+              <w:fldChar w:fldCharType="separate"/>
+            </w:r>
+            <w:r>
+              <w:rPr>
+                <w:noProof/>
+                <w:webHidden/>
+              </w:rPr>
+              <w:t>6</w:t>
+            </w:r>
+            <w:r>
+              <w:rPr>
+                <w:noProof/>
+                <w:webHidden/>
+              </w:rPr>
+              <w:fldChar w:fldCharType="end"/>
+            </w:r>
+          </w:hyperlink>
+        </w:p>
+        <w:p>
+          <w:pPr>
+            <w:pStyle w:val="TOC1"/>
+            <w:tabs>
+              <w:tab w:val="left" w:pos="480"/>
+              <w:tab w:val="right" w:leader="dot" w:pos="9016"/>
+            </w:tabs>
+            <w:rPr>
+              <w:rFonts w:eastAsiaTheme="minorEastAsia"/>
+              <w:b w:val="0"/>
+              <w:bCs w:val="0"/>
+              <w:noProof/>
+              <w:sz w:val="24"/>
+              <w:szCs w:val="24"/>
+              <w:lang w:eastAsia="en-GB"/>
+            </w:rPr>
+          </w:pPr>
+          <w:hyperlink w:anchor="_Toc182059935" w:history="1">
+            <w:r>
+              <w:rPr>
+                <w:rStyle w:val="Hyperlink"/>
+                <w:noProof/>
+              </w:rPr>
+              <w:t>5</w:t>
+            </w:r>
+            <w:r>
+              <w:rPr>
+                <w:rFonts w:eastAsiaTheme="minorEastAsia"/>
+                <w:b w:val="0"/>
+                <w:bCs w:val="0"/>
+                <w:noProof/>
+                <w:sz w:val="24"/>
+                <w:szCs w:val="24"/>
+                <w:lang w:eastAsia="en-GB"/>
+              </w:rPr>
+              <w:tab/>
+            </w:r>
+            <w:r>
+              <w:rPr>
+                <w:rStyle w:val="Hyperlink"/>
+                <w:noProof/>
+              </w:rPr>
+              <w:t>Complexity of Our Implementation</w:t>
+            </w:r>
+            <w:r>
+              <w:rPr>
+                <w:noProof/>
+                <w:webHidden/>
+              </w:rPr>
+              <w:tab/>
+            </w:r>
+            <w:r>
+              <w:rPr>
+                <w:noProof/>
+                <w:webHidden/>
+              </w:rPr>
+              <w:fldChar w:fldCharType="begin"/>
+            </w:r>
+            <w:r>
+              <w:rPr>
+                <w:noProof/>
+                <w:webHidden/>
+              </w:rPr>
+              <w:instrText xml:space="preserve"> PAGEREF _Toc182059935 \h </w:instrText>
+            </w:r>
+            <w:r>
+              <w:rPr>
+                <w:noProof/>
+                <w:webHidden/>
+              </w:rPr>
+            </w:r>
+            <w:r>
+              <w:rPr>
+                <w:noProof/>
+                <w:webHidden/>
+              </w:rPr>
+              <w:fldChar w:fldCharType="separate"/>
+            </w:r>
+            <w:r>
+              <w:rPr>
+                <w:noProof/>
+                <w:webHidden/>
+              </w:rPr>
+              <w:t>6</w:t>
+            </w:r>
+            <w:r>
+              <w:rPr>
+                <w:noProof/>
+                <w:webHidden/>
+              </w:rPr>
+              <w:fldChar w:fldCharType="end"/>
+            </w:r>
+          </w:hyperlink>
+        </w:p>
+        <w:p>
+          <w:pPr>
+            <w:pStyle w:val="TOC1"/>
+            <w:tabs>
+              <w:tab w:val="left" w:pos="480"/>
+              <w:tab w:val="right" w:leader="dot" w:pos="9016"/>
+            </w:tabs>
+            <w:rPr>
+              <w:rFonts w:eastAsiaTheme="minorEastAsia"/>
+              <w:b w:val="0"/>
+              <w:bCs w:val="0"/>
+              <w:noProof/>
+              <w:sz w:val="24"/>
+              <w:szCs w:val="24"/>
+              <w:lang w:eastAsia="en-GB"/>
+            </w:rPr>
+          </w:pPr>
+          <w:hyperlink w:anchor="_Toc182059936" w:history="1">
+            <w:r>
+              <w:rPr>
+                <w:rStyle w:val="Hyperlink"/>
+                <w:noProof/>
+              </w:rPr>
+              <w:t>6</w:t>
+            </w:r>
+            <w:r>
+              <w:rPr>
+                <w:rFonts w:eastAsiaTheme="minorEastAsia"/>
+                <w:b w:val="0"/>
+                <w:bCs w:val="0"/>
+                <w:noProof/>
+                <w:sz w:val="24"/>
+                <w:szCs w:val="24"/>
+                <w:lang w:eastAsia="en-GB"/>
+              </w:rPr>
+              <w:tab/>
+            </w:r>
+            <w:r>
+              <w:rPr>
+                <w:rStyle w:val="Hyperlink"/>
+                <w:noProof/>
+              </w:rPr>
+              <w:t>Tests</w:t>
+            </w:r>
+            <w:r>
+              <w:rPr>
+                <w:noProof/>
+                <w:webHidden/>
+              </w:rPr>
+              <w:tab/>
+            </w:r>
+            <w:r>
+              <w:rPr>
+                <w:noProof/>
+                <w:webHidden/>
+              </w:rPr>
+              <w:fldChar w:fldCharType="begin"/>
+            </w:r>
+            <w:r>
+              <w:rPr>
+                <w:noProof/>
+                <w:webHidden/>
+              </w:rPr>
+              <w:instrText xml:space="preserve"> PAGEREF _Toc182059936 \h </w:instrText>
+            </w:r>
+            <w:r>
+              <w:rPr>
+                <w:noProof/>
+                <w:webHidden/>
+              </w:rPr>
+            </w:r>
+            <w:r>
+              <w:rPr>
+                <w:noProof/>
+                <w:webHidden/>
+              </w:rPr>
+              <w:fldChar w:fldCharType="separate"/>
+            </w:r>
+            <w:r>
+              <w:rPr>
+                <w:noProof/>
+                <w:webHidden/>
+              </w:rPr>
+              <w:t>6</w:t>
+            </w:r>
+            <w:r>
+              <w:rPr>
+                <w:noProof/>
+                <w:webHidden/>
+              </w:rPr>
+              <w:fldChar w:fldCharType="end"/>
+            </w:r>
+          </w:hyperlink>
+        </w:p>
+        <w:p>
+          <w:pPr>
+            <w:pStyle w:val="TOC1"/>
+            <w:tabs>
+              <w:tab w:val="left" w:pos="480"/>
+              <w:tab w:val="right" w:leader="dot" w:pos="9016"/>
+            </w:tabs>
+            <w:rPr>
+              <w:rFonts w:eastAsiaTheme="minorEastAsia"/>
+              <w:b w:val="0"/>
+              <w:bCs w:val="0"/>
+              <w:noProof/>
+              <w:sz w:val="24"/>
+              <w:szCs w:val="24"/>
+              <w:lang w:eastAsia="en-GB"/>
+            </w:rPr>
+          </w:pPr>
+          <w:hyperlink w:anchor="_Toc182059937" w:history="1">
+            <w:r>
+              <w:rPr>
+                <w:rStyle w:val="Hyperlink"/>
+                <w:noProof/>
+              </w:rPr>
+              <w:t>7</w:t>
+            </w:r>
+            <w:r>
+              <w:rPr>
+                <w:rFonts w:eastAsiaTheme="minorEastAsia"/>
+                <w:b w:val="0"/>
+                <w:bCs w:val="0"/>
+                <w:noProof/>
+                <w:sz w:val="24"/>
+                <w:szCs w:val="24"/>
+                <w:lang w:eastAsia="en-GB"/>
+              </w:rPr>
+              <w:tab/>
+            </w:r>
+            <w:r>
+              <w:rPr>
+                <w:rStyle w:val="Hyperlink"/>
+                <w:noProof/>
+              </w:rPr>
+              <w:t>Insights</w:t>
+            </w:r>
+            <w:r>
+              <w:rPr>
+                <w:noProof/>
+                <w:webHidden/>
+              </w:rPr>
+              <w:tab/>
+            </w:r>
+            <w:r>
+              <w:rPr>
+                <w:noProof/>
+                <w:webHidden/>
+              </w:rPr>
+              <w:fldChar w:fldCharType="begin"/>
+            </w:r>
+            <w:r>
+              <w:rPr>
+                <w:noProof/>
+                <w:webHidden/>
+              </w:rPr>
+              <w:instrText xml:space="preserve"> PAGEREF _Toc182059937 \h </w:instrText>
+            </w:r>
+            <w:r>
+              <w:rPr>
+                <w:noProof/>
+                <w:webHidden/>
+              </w:rPr>
+            </w:r>
+            <w:r>
+              <w:rPr>
+                <w:noProof/>
+                <w:webHidden/>
+              </w:rPr>
+              <w:fldChar w:fldCharType="separate"/>
+            </w:r>
+            <w:r>
+              <w:rPr>
+                <w:noProof/>
+                <w:webHidden/>
+              </w:rPr>
+              <w:t>7</w:t>
+            </w:r>
+            <w:r>
+              <w:rPr>
+                <w:noProof/>
+                <w:webHidden/>
+              </w:rPr>
+              <w:fldChar w:fldCharType="end"/>
+            </w:r>
+          </w:hyperlink>
+        </w:p>
+        <w:p>
+          <w:pPr>
+            <w:pStyle w:val="TOC1"/>
+            <w:tabs>
+              <w:tab w:val="left" w:pos="480"/>
+              <w:tab w:val="right" w:leader="dot" w:pos="9016"/>
+            </w:tabs>
+            <w:rPr>
+              <w:rFonts w:eastAsiaTheme="minorEastAsia"/>
+              <w:b w:val="0"/>
+              <w:bCs w:val="0"/>
+              <w:noProof/>
+              <w:sz w:val="24"/>
+              <w:szCs w:val="24"/>
+              <w:lang w:eastAsia="en-GB"/>
+            </w:rPr>
+          </w:pPr>
+          <w:hyperlink w:anchor="_Toc182059938" w:history="1">
+            <w:r>
+              <w:rPr>
+                <w:rStyle w:val="Hyperlink"/>
+                <w:noProof/>
+              </w:rPr>
+              <w:t>8</w:t>
+            </w:r>
+            <w:r>
+              <w:rPr>
+                <w:rFonts w:eastAsiaTheme="minorEastAsia"/>
+                <w:b w:val="0"/>
+                <w:bCs w:val="0"/>
+                <w:noProof/>
+                <w:sz w:val="24"/>
+                <w:szCs w:val="24"/>
+                <w:lang w:eastAsia="en-GB"/>
+              </w:rPr>
+              <w:tab/>
+            </w:r>
+            <w:r>
+              <w:rPr>
+                <w:rStyle w:val="Hyperlink"/>
+                <w:noProof/>
+              </w:rPr>
+              <w:t>Conclusion</w:t>
+            </w:r>
+            <w:r>
+              <w:rPr>
+                <w:noProof/>
+                <w:webHidden/>
+              </w:rPr>
+              <w:tab/>
+            </w:r>
+            <w:r>
+              <w:rPr>
+                <w:noProof/>
+                <w:webHidden/>
+              </w:rPr>
+              <w:fldChar w:fldCharType="begin"/>
+            </w:r>
+            <w:r>
+              <w:rPr>
+                <w:noProof/>
+                <w:webHidden/>
+              </w:rPr>
+              <w:instrText xml:space="preserve"> PAGEREF _Toc182059938 \h </w:instrText>
+            </w:r>
+            <w:r>
+              <w:rPr>
+                <w:noProof/>
+                <w:webHidden/>
+              </w:rPr>
+            </w:r>
+            <w:r>
+              <w:rPr>
+                <w:noProof/>
+                <w:webHidden/>
+              </w:rPr>
+              <w:fldChar w:fldCharType="separate"/>
+            </w:r>
+            <w:r>
+              <w:rPr>
+                <w:noProof/>
+                <w:webHidden/>
+              </w:rPr>
+              <w:t>8</w:t>
             </w:r>
             <w:r>
               <w:rPr>
@@ -744,93 +1925,385 @@
               <w:b/>
               <w:bCs/>
               <w:noProof/>
+              <w:sz w:val="28"/>
+              <w:szCs w:val="28"/>
             </w:rPr>
             <w:fldChar w:fldCharType="end"/>
           </w:r>
         </w:p>
       </w:sdtContent>
     </w:sdt>
+    <w:p/>
+    <w:p/>
+    <w:p>
+      <w:r>
+        <w:br w:type="page"/>
+      </w:r>
+    </w:p>
     <w:p>
       <w:pPr>
         <w:pStyle w:val="Heading1"/>
-        <w:numPr>
-          <w:ilvl w:val="0"/>
-          <w:numId w:val="1"/>
-        </w:numPr>
-      </w:pPr>
-      <w:bookmarkStart w:id="0" w:name="_Toc177729838"/>
-      <w:r>
-        <w:t>Bin Packing Problem</w:t>
-      </w:r>
-      <w:bookmarkEnd w:id="0"/>
-    </w:p>
-    <w:p>
-      <w:r>
-        <w:t xml:space="preserve">The bin packing problem is a combinatorial problem </w:t>
-      </w:r>
-      <w:r>
-        <w:t>in which the goal is to pack objects of various sizes into a finite number of bins so that the total number of bins used is minimized. Each bin has a fixed capacity, and no bin can contain objects whose combined size exceeds it</w:t>
-      </w:r>
-      <w:r>
-        <w:t>s capacity.</w:t>
-      </w:r>
-    </w:p>
+      </w:pPr>
+      <w:bookmarkStart w:id="4" w:name="_Toc182059923"/>
+      <w:r>
+        <w:lastRenderedPageBreak/>
+        <w:t>The Problem</w:t>
+      </w:r>
+      <w:bookmarkEnd w:id="4"/>
+    </w:p>
+    <w:p/>
+    <w:p>
+      <w:pPr>
+        <w:rPr>
+          <w:b/>
+          <w:bCs/>
+        </w:rPr>
+      </w:pPr>
+      <w:r>
+        <w:t xml:space="preserve">The bin packing problem </w:t>
+      </w:r>
+      <w:r>
+        <w:t xml:space="preserve">is </w:t>
+      </w:r>
+      <w:r>
+        <w:t xml:space="preserve">a combinatorial optimisation problem where the objective is </w:t>
+      </w:r>
+      <w:r>
+        <w:t xml:space="preserve">to pack </w:t>
+      </w:r>
+      <w:r>
+        <w:t xml:space="preserve">a </w:t>
+      </w:r>
+      <w:r>
+        <w:t xml:space="preserve">set of </w:t>
+      </w:r>
+      <w:r>
+        <w:t xml:space="preserve">items of </w:t>
+      </w:r>
+      <w:r>
+        <w:t>varying</w:t>
+      </w:r>
+      <w:r>
+        <w:t xml:space="preserve"> sizes </w:t>
+      </w:r>
+      <w:r>
+        <w:t>into a minimum number of containers or ‘bins’</w:t>
+      </w:r>
+      <w:r>
+        <w:t>,</w:t>
+      </w:r>
+      <w:r>
+        <w:t xml:space="preserve"> </w:t>
+      </w:r>
+      <w:r>
+        <w:t xml:space="preserve">without exceeding </w:t>
+      </w:r>
+      <w:r>
+        <w:t xml:space="preserve">each </w:t>
+      </w:r>
+      <w:r>
+        <w:t xml:space="preserve">bin’s </w:t>
+      </w:r>
+      <w:r>
+        <w:t xml:space="preserve">fixed </w:t>
+      </w:r>
+      <w:r>
+        <w:t xml:space="preserve">capacity </w:t>
+      </w:r>
+      <w:r>
+        <w:fldChar w:fldCharType="begin"/>
+      </w:r>
+      <w:r>
+        <w:instrText xml:space="preserve"> ADDIN ZOTERO_ITEM CSL_CITATION {"citationID":"yhpP8bT4","properties":{"formattedCitation":"(Gupta, 2023; Wikipedia contributors, 2024a)","plainCitation":"(Gupta, 2023; Wikipedia contributors, 2024a)","noteIndex":0},"citationItems":[{"id":528,"uris":["http://zotero.org/users/14909358/items/RAJTZ6G3"],"itemData":{"id":528,"type":"webpage","abstract":"A Computer Science portal for geeks. It contains well written, well thought and well explained computer science and programming articles, quizzes and practice/competitive programming/company interview Questions.","container-title":"GeeksforGeeks","language":"en-US","note":"section: DSA","title":"Bin Packing Problem (Minimize number of used Bins)","URL":"https://www.geeksforgeeks.org/bin-packing-problem-minimize-number-of-used-bins/","author":[{"family":"Gupta","given":"Dheeraj"}],"accessed":{"date-parts":[["2024",11,2]]},"issued":{"date-parts":[["2023",4,5]]}}},{"id":529,"uris":["http://zotero.org/users/14909358/items/FF9JKN9M"],"itemData":{"id":529,"type":"entry-encyclopedia","abstract":"The bin packing problem is an optimization problem, in which items of different sizes must be packed into a finite number of bins or containers, each of a fixed given capacity, in a way that minimizes the number of bins used. The problem has many applications, such as filling up containers, loading trucks with weight capacity constraints, creating file backups in media, splitting a network prefix into multiple subnets, and technology mapping in FPGA semiconductor chip design.\nComputationally, the problem is NP-hard, and the corresponding decision problem, deciding if items can fit into a specified number of bins, is NP-complete. Despite its worst-case hardness, optimal solutions to very large instances of the problem can be produced with sophisticated algorithms. In addition, many approximation algorithms exist. For example, the first fit algorithm provides a fast but often non-optimal solution, involving placing each item into the first bin in which it will fit. It requires Θ(n log n) time, where n is the number of items to be packed. The algorithm can be made much more effective by first sorting the list of items into decreasing order (sometimes known as the first-fit decreasing algorithm), although this still does not guarantee an optimal solution and for longer lists may increase the running time of the algorithm. It is known, however, that there always exists at least one ordering of items that allows first-fit to produce an optimal solution.\nThere are many variations of this problem, such as 2D packing, linear packing, packing by weight, packing by cost, and so on. The bin packing problem can also be seen as a special case of the cutting stock problem. When the number of bins is restricted to 1 and each item is characterized by both a volume and a value, the problem of maximizing the value of items that can fit in the bin is known as the knapsack problem.\nA variant of bin packing that occurs in practice is when items can share space when packed into a bin. Specifically,  a set of items could occupy less space when packed together than the sum of their individual sizes. This variant is known as VM packing since when virtual machines (VMs) are packed in a server, their total memory requirement could decrease due to pages shared by the VMs that need only be stored once. If items can share space in arbitrary ways, the bin packing problem is hard to even approximate. However, if space sharing fits into a hierarchy, as is the case with memory sharing in virtual machines, the bin packing problem can be efficiently approximated.\nAnother variant of bin packing of interest in practice is the so-called online bin packing. Here the items of different volume are supposed to arrive sequentially, and the decision maker has to decide whether to select and pack the currently observed item, or else to let it pass. Each decision is without recall. In contrast, offline bin packing allows rearranging the items in the hope of achieving a better packing once additional items arrive. This of course requires additional storage for holding the items to be rearranged.","container-title":"Wikipedia","language":"en","license":"Creative Commons Attribution-ShareAlike License","note":"Page Version ID: 1237237290","source":"Wikipedia","title":"Bin packing problem","URL":"https://en.wikipedia.org/w/index.php?title=Bin_packing_problem&amp;oldid=1237237290","author":[{"literal":"Wikipedia contributors"}],"accessed":{"date-parts":[["2024",11,2]]},"issued":{"date-parts":[["2024",7,28]]}}}],"schema":"https://github.com/citation-style-language/schema/raw/master/csl-citation.json"} </w:instrText>
+      </w:r>
+      <w:r>
+        <w:fldChar w:fldCharType="separate"/>
+      </w:r>
+      <w:r>
+        <w:rPr>
+          <w:rFonts w:ascii="Aptos" w:hAnsi="Aptos"/>
+        </w:rPr>
+        <w:t>(Gupta, 2023; Wikipedia contributors, 2024a)</w:t>
+      </w:r>
+      <w:r>
+        <w:fldChar w:fldCharType="end"/>
+      </w:r>
+      <w:r>
+        <w:t>.</w:t>
+      </w:r>
+      <w:r>
+        <w:t xml:space="preserve"> </w:t>
+      </w:r>
+      <w:r>
+        <w:t xml:space="preserve"> </w:t>
+      </w:r>
+      <w:r>
+        <w:rPr>
+          <w:b/>
+          <w:bCs/>
+        </w:rPr>
+        <w:t xml:space="preserve">(Maybe include real-world </w:t>
+      </w:r>
+      <w:r>
+        <w:rPr>
+          <w:b/>
+          <w:bCs/>
+        </w:rPr>
+        <w:t>instances of the problem here)</w:t>
+      </w:r>
+      <w:r>
+        <w:rPr>
+          <w:b/>
+          <w:bCs/>
+        </w:rPr>
+        <w:t>.</w:t>
+      </w:r>
+      <w:r>
+        <w:rPr>
+          <w:b/>
+          <w:bCs/>
+        </w:rPr>
+        <w:t xml:space="preserve"> </w:t>
+      </w:r>
+    </w:p>
+    <w:p>
+      <w:r>
+        <w:t>Th</w:t>
+      </w:r>
+      <w:r>
+        <w:t>e problem</w:t>
+      </w:r>
+      <w:r>
+        <w:t xml:space="preserve"> is notable in computing science </w:t>
+      </w:r>
+      <w:r>
+        <w:t xml:space="preserve">due to its </w:t>
+      </w:r>
+      <w:r>
+        <w:t>utility</w:t>
+      </w:r>
+      <w:r>
+        <w:t xml:space="preserve"> in real world scenarios and for being</w:t>
+      </w:r>
+      <w:r>
+        <w:t xml:space="preserve"> computationally</w:t>
+      </w:r>
+      <w:r>
+        <w:t xml:space="preserve"> NP-hard</w:t>
+      </w:r>
+      <w:r>
+        <w:t>.</w:t>
+      </w:r>
+      <w:r>
+        <w:t xml:space="preserve"> Furthermore, </w:t>
+      </w:r>
+      <w:r>
+        <w:t xml:space="preserve"> </w:t>
+      </w:r>
+      <w:r>
+        <w:t>d</w:t>
+      </w:r>
+      <w:r>
+        <w:t>espite its worst-case hardness, achieving optimal solutions</w:t>
+      </w:r>
+      <w:r>
+        <w:t xml:space="preserve"> (solutions that return the precise minimum number of bins) </w:t>
+      </w:r>
+      <w:r>
+        <w:t>is possible</w:t>
+      </w:r>
+      <w:r>
+        <w:t xml:space="preserve"> with advanced algorithms </w:t>
+      </w:r>
+      <w:r>
+        <w:fldChar w:fldCharType="begin"/>
+      </w:r>
+      <w:r>
+        <w:instrText xml:space="preserve"> ADDIN ZOTERO_ITEM CSL_CITATION {"citationID":"Seo95710","properties":{"formattedCitation":"(Korf, 2002; Wikipedia contributors, 2024a)","plainCitation":"(Korf, 2002; Wikipedia contributors, 2024a)","noteIndex":0},"citationItems":[{"id":550,"uris":["http://zotero.org/users/14909358/items/XCMZ3I4B"],"itemData":{"id":550,"type":"article-journal","abstract":"We consider the NP-complete problem of bin packing. Given a set of numbers, and a set of bins of ﬁxed capacity, ﬁnd the minimum number of bins needed to contain all the numbers, such that the sum of the numbers assigned to each bin does not exceed the bin capacity. We present a new algorithm for optimal bin packing. Rather than considering the different bins that each number can be placed into, we consider the different ways in which each bin can be packed. Our algorithm appears to be asymptotically faster than the best existing optimal algorithm, and runs more that a thousand times faster on problems with 60 numbers.","language":"en","source":"Zotero","title":"A New Algorithm for Optimal Bin Packing","author":[{"family":"Korf","given":"Richard E"}],"issued":{"date-parts":[["2002"]]}}},{"id":529,"uris":["http://zotero.org/users/14909358/items/FF9JKN9M"],"itemData":{"id":529,"type":"entry-encyclopedia","abstract":"The bin packing problem is an optimization problem, in which items of different sizes must be packed into a finite number of bins or containers, each of a fixed given capacity, in a way that minimizes the number of bins used. The problem has many applications, such as filling up containers, loading trucks with weight capacity constraints, creating file backups in media, splitting a network prefix into multiple subnets, and technology mapping in FPGA semiconductor chip design.\nComputationally, the problem is NP-hard, and the corresponding decision problem, deciding if items can fit into a specified number of bins, is NP-complete. Despite its worst-case hardness, optimal solutions to very large instances of the problem can be produced with sophisticated algorithms. In addition, many approximation algorithms exist. For example, the first fit algorithm provides a fast but often non-optimal solution, involving placing each item into the first bin in which it will fit. It requires Θ(n log n) time, where n is the number of items to be packed. The algorithm can be made much more effective by first sorting the list of items into decreasing order (sometimes known as the first-fit decreasing algorithm), although this still does not guarantee an optimal solution and for longer lists may increase the running time of the algorithm. It is known, however, that there always exists at least one ordering of items that allows first-fit to produce an optimal solution.\nThere are many variations of this problem, such as 2D packing, linear packing, packing by weight, packing by cost, and so on. The bin packing problem can also be seen as a special case of the cutting stock problem. When the number of bins is restricted to 1 and each item is characterized by both a volume and a value, the problem of maximizing the value of items that can fit in the bin is known as the knapsack problem.\nA variant of bin packing that occurs in practice is when items can share space when packed into a bin. Specifically,  a set of items could occupy less space when packed together than the sum of their individual sizes. This variant is known as VM packing since when virtual machines (VMs) are packed in a server, their total memory requirement could decrease due to pages shared by the VMs that need only be stored once. If items can share space in arbitrary ways, the bin packing problem is hard to even approximate. However, if space sharing fits into a hierarchy, as is the case with memory sharing in virtual machines, the bin packing problem can be efficiently approximated.\nAnother variant of bin packing of interest in practice is the so-called online bin packing. Here the items of different volume are supposed to arrive sequentially, and the decision maker has to decide whether to select and pack the currently observed item, or else to let it pass. Each decision is without recall. In contrast, offline bin packing allows rearranging the items in the hope of achieving a better packing once additional items arrive. This of course requires additional storage for holding the items to be rearranged.","container-title":"Wikipedia","language":"en","license":"Creative Commons Attribution-ShareAlike License","note":"Page Version ID: 1237237290","source":"Wikipedia","title":"Bin packing problem","URL":"https://en.wikipedia.org/w/index.php?title=Bin_packing_problem&amp;oldid=1237237290","author":[{"literal":"Wikipedia contributors"}],"accessed":{"date-parts":[["2024",11,2]]},"issued":{"date-parts":[["2024",7,28]]}}}],"schema":"https://github.com/citation-style-language/schema/raw/master/csl-citation.json"} </w:instrText>
+      </w:r>
+      <w:r>
+        <w:fldChar w:fldCharType="separate"/>
+      </w:r>
+      <w:r>
+        <w:rPr>
+          <w:rFonts w:ascii="Aptos" w:hAnsi="Aptos"/>
+        </w:rPr>
+        <w:t>(Korf, 2002; Wikipedia contributors, 2024a)</w:t>
+      </w:r>
+      <w:r>
+        <w:fldChar w:fldCharType="end"/>
+      </w:r>
+      <w:r>
+        <w:t xml:space="preserve">. However, in practice, these algorithms </w:t>
+      </w:r>
+      <w:r>
+        <w:t xml:space="preserve">are often slow and </w:t>
+      </w:r>
+      <w:r>
+        <w:t>challenging</w:t>
+      </w:r>
+      <w:r>
+        <w:t xml:space="preserve"> to implement due to their complexity</w:t>
+      </w:r>
+      <w:r>
+        <w:t xml:space="preserve"> and </w:t>
+      </w:r>
+      <w:r>
+        <w:t xml:space="preserve">poor </w:t>
+      </w:r>
+      <w:r>
+        <w:t xml:space="preserve">scalability </w:t>
+      </w:r>
+      <w:r>
+        <w:t>performance, particularly</w:t>
+      </w:r>
+      <w:r>
+        <w:t xml:space="preserve"> with significantly large problem </w:t>
+      </w:r>
+      <w:r>
+        <w:t>instances</w:t>
+      </w:r>
+      <w:r>
+        <w:t xml:space="preserve"> </w:t>
+      </w:r>
+      <w:r>
+        <w:fldChar w:fldCharType="begin"/>
+      </w:r>
+      <w:r>
+        <w:instrText xml:space="preserve"> ADDIN ZOTERO_ITEM CSL_CITATION {"citationID":"FesEYvCw","properties":{"formattedCitation":"(Korf, 2002)","plainCitation":"(Korf, 2002)","noteIndex":0},"citationItems":[{"id":550,"uris":["http://zotero.org/users/14909358/items/XCMZ3I4B"],"itemData":{"id":550,"type":"article-journal","abstract":"We consider the NP-complete problem of bin packing. Given a set of numbers, and a set of bins of ﬁxed capacity, ﬁnd the minimum number of bins needed to contain all the numbers, such that the sum of the numbers assigned to each bin does not exceed the bin capacity. We present a new algorithm for optimal bin packing. Rather than considering the different bins that each number can be placed into, we consider the different ways in which each bin can be packed. Our algorithm appears to be asymptotically faster than the best existing optimal algorithm, and runs more that a thousand times faster on problems with 60 numbers.","language":"en","source":"Zotero","title":"A New Algorithm for Optimal Bin Packing","author":[{"family":"Korf","given":"Richard E"}],"issued":{"date-parts":[["2002"]]}}}],"schema":"https://github.com/citation-style-language/schema/raw/master/csl-citation.json"} </w:instrText>
+      </w:r>
+      <w:r>
+        <w:fldChar w:fldCharType="separate"/>
+      </w:r>
+      <w:r>
+        <w:rPr>
+          <w:rFonts w:ascii="Aptos" w:hAnsi="Aptos"/>
+        </w:rPr>
+        <w:t>(Korf, 2002)</w:t>
+      </w:r>
+      <w:r>
+        <w:fldChar w:fldCharType="end"/>
+      </w:r>
+      <w:r>
+        <w:t>.</w:t>
+      </w:r>
+    </w:p>
+    <w:p>
+      <w:r>
+        <w:t xml:space="preserve">Therefore, </w:t>
+      </w:r>
+      <w:r>
+        <w:t>various</w:t>
+      </w:r>
+      <w:r>
+        <w:t xml:space="preserve"> </w:t>
+      </w:r>
+      <w:r>
+        <w:t>heuristic algorithms</w:t>
+      </w:r>
+      <w:r>
+        <w:t xml:space="preserve"> considered</w:t>
+      </w:r>
+      <w:r>
+        <w:t xml:space="preserve"> ‘approximately-optimal’</w:t>
+      </w:r>
+      <w:r>
+        <w:t xml:space="preserve"> have been developed</w:t>
+      </w:r>
+      <w:r>
+        <w:t>,</w:t>
+      </w:r>
+      <w:r>
+        <w:t xml:space="preserve"> </w:t>
+      </w:r>
+      <w:r>
+        <w:t>that</w:t>
+      </w:r>
+      <w:r>
+        <w:t xml:space="preserve"> more effectively balance </w:t>
+      </w:r>
+      <w:r>
+        <w:t xml:space="preserve">accuracy, performance, and </w:t>
+      </w:r>
+      <w:r>
+        <w:t>scalability</w:t>
+      </w:r>
+      <w:r>
+        <w:t xml:space="preserve"> </w:t>
+      </w:r>
+      <w:r>
+        <w:fldChar w:fldCharType="begin"/>
+      </w:r>
+      <w:r>
+        <w:instrText xml:space="preserve"> ADDIN ZOTERO_ITEM CSL_CITATION {"citationID":"ukrlZQIL","properties":{"formattedCitation":"(Gupta, 2023; Korf, 2002; Wikipedia contributors, 2024a)","plainCitation":"(Gupta, 2023; Korf, 2002; Wikipedia contributors, 2024a)","noteIndex":0},"citationItems":[{"id":528,"uris":["http://zotero.org/users/14909358/items/RAJTZ6G3"],"itemData":{"id":528,"type":"webpage","abstract":"A Computer Science portal for geeks. It contains well written, well thought and well explained computer science and programming articles, quizzes and practice/competitive programming/company interview Questions.","container-title":"GeeksforGeeks","language":"en-US","note":"section: DSA","title":"Bin Packing Problem (Minimize number of used Bins)","URL":"https://www.geeksforgeeks.org/bin-packing-problem-minimize-number-of-used-bins/","author":[{"family":"Gupta","given":"Dheeraj"}],"accessed":{"date-parts":[["2024",11,2]]},"issued":{"date-parts":[["2023",4,5]]}}},{"id":550,"uris":["http://zotero.org/users/14909358/items/XCMZ3I4B"],"itemData":{"id":550,"type":"article-journal","abstract":"We consider the NP-complete problem of bin packing. Given a set of numbers, and a set of bins of ﬁxed capacity, ﬁnd the minimum number of bins needed to contain all the numbers, such that the sum of the numbers assigned to each bin does not exceed the bin capacity. We present a new algorithm for optimal bin packing. Rather than considering the different bins that each number can be placed into, we consider the different ways in which each bin can be packed. Our algorithm appears to be asymptotically faster than the best existing optimal algorithm, and runs more that a thousand times faster on problems with 60 numbers.","language":"en","source":"Zotero","title":"A New Algorithm for Optimal Bin Packing","author":[{"family":"Korf","given":"Richard E"}],"issued":{"date-parts":[["2002"]]}}},{"id":529,"uris":["http://zotero.org/users/14909358/items/FF9JKN9M"],"itemData":{"id":529,"type":"entry-encyclopedia","abstract":"The bin packing problem is an optimization problem, in which items of different sizes must be packed into a finite number of bins or containers, each of a fixed given capacity, in a way that minimizes the number of bins used. The problem has many applications, such as filling up containers, loading trucks with weight capacity constraints, creating file backups in media, splitting a network prefix into multiple subnets, and technology mapping in FPGA semiconductor chip design.\nComputationally, the problem is NP-hard, and the corresponding decision problem, deciding if items can fit into a specified number of bins, is NP-complete. Despite its worst-case hardness, optimal solutions to very large instances of the problem can be produced with sophisticated algorithms. In addition, many approximation algorithms exist. For example, the first fit algorithm provides a fast but often non-optimal solution, involving placing each item into the first bin in which it will fit. It requires Θ(n log n) time, where n is the number of items to be packed. The algorithm can be made much more effective by first sorting the list of items into decreasing order (sometimes known as the first-fit decreasing algorithm), although this still does not guarantee an optimal solution and for longer lists may increase the running time of the algorithm. It is known, however, that there always exists at least one ordering of items that allows first-fit to produce an optimal solution.\nThere are many variations of this problem, such as 2D packing, linear packing, packing by weight, packing by cost, and so on. The bin packing problem can also be seen as a special case of the cutting stock problem. When the number of bins is restricted to 1 and each item is characterized by both a volume and a value, the problem of maximizing the value of items that can fit in the bin is known as the knapsack problem.\nA variant of bin packing that occurs in practice is when items can share space when packed into a bin. Specifically,  a set of items could occupy less space when packed together than the sum of their individual sizes. This variant is known as VM packing since when virtual machines (VMs) are packed in a server, their total memory requirement could decrease due to pages shared by the VMs that need only be stored once. If items can share space in arbitrary ways, the bin packing problem is hard to even approximate. However, if space sharing fits into a hierarchy, as is the case with memory sharing in virtual machines, the bin packing problem can be efficiently approximated.\nAnother variant of bin packing of interest in practice is the so-called online bin packing. Here the items of different volume are supposed to arrive sequentially, and the decision maker has to decide whether to select and pack the currently observed item, or else to let it pass. Each decision is without recall. In contrast, offline bin packing allows rearranging the items in the hope of achieving a better packing once additional items arrive. This of course requires additional storage for holding the items to be rearranged.","container-title":"Wikipedia","language":"en","license":"Creative Commons Attribution-ShareAlike License","note":"Page Version ID: 1237237290","source":"Wikipedia","title":"Bin packing problem","URL":"https://en.wikipedia.org/w/index.php?title=Bin_packing_problem&amp;oldid=1237237290","author":[{"literal":"Wikipedia contributors"}],"accessed":{"date-parts":[["2024",11,2]]},"issued":{"date-parts":[["2024",7,28]]}}}],"schema":"https://github.com/citation-style-language/schema/raw/master/csl-citation.json"} </w:instrText>
+      </w:r>
+      <w:r>
+        <w:fldChar w:fldCharType="separate"/>
+      </w:r>
+      <w:r>
+        <w:rPr>
+          <w:rFonts w:ascii="Aptos" w:hAnsi="Aptos"/>
+        </w:rPr>
+        <w:t>(Gupta, 2023; Korf, 2002; Wikipedia contributors, 2024a)</w:t>
+      </w:r>
+      <w:r>
+        <w:fldChar w:fldCharType="end"/>
+      </w:r>
+      <w:r>
+        <w:t>.</w:t>
+      </w:r>
+      <w:r>
+        <w:t xml:space="preserve"> </w:t>
+      </w:r>
+      <w:r>
+        <w:t xml:space="preserve">Examples </w:t>
+      </w:r>
+      <w:r>
+        <w:t xml:space="preserve">of such algorithms </w:t>
+      </w:r>
+      <w:r>
+        <w:t>include First Fit Decreasing (FFD) and Best Fit Decreasing (BFD</w:t>
+      </w:r>
+      <w:r>
+        <w:t>).</w:t>
+      </w:r>
+      <w:r>
+        <w:t xml:space="preserve"> </w:t>
+      </w:r>
+    </w:p>
+    <w:p/>
     <w:p>
       <w:pPr>
         <w:pStyle w:val="Heading1"/>
-        <w:numPr>
-          <w:ilvl w:val="0"/>
-          <w:numId w:val="1"/>
-        </w:numPr>
-      </w:pPr>
-      <w:bookmarkStart w:id="1" w:name="_Toc177729839"/>
-      <w:r>
-        <w:t>Overview of Algorithm</w:t>
-      </w:r>
-      <w:bookmarkEnd w:id="1"/>
-    </w:p>
-    <w:p>
-      <w:r>
-        <w:t>The algorithm undertaken was similar to patience sort but with a twist. The inputs are a list of item sizes and the bin capacity. The items are then sorted from the largest size to the smallest size. An empty list of bins is initiated</w:t>
-      </w:r>
-      <w:r>
-        <w:t>,</w:t>
-      </w:r>
-      <w:r>
-        <w:t xml:space="preserve"> and for each item, </w:t>
-      </w:r>
-      <w:r>
-        <w:t>we will try to place it in the first bin that has enough remaining space. If no such bin exists, we will create a new bin and place the item in it. Trying to fit the item into each bin, starting from the first, ensures the best combination to provide the minimum number of bins.</w:t>
-      </w:r>
-    </w:p>
-    <w:p>
-      <w:pPr>
-        <w:pStyle w:val="Heading1"/>
-        <w:numPr>
-          <w:ilvl w:val="0"/>
-          <w:numId w:val="1"/>
-        </w:numPr>
-      </w:pPr>
-      <w:bookmarkStart w:id="2" w:name="_Toc177729840"/>
-      <w:r>
-        <w:lastRenderedPageBreak/>
-        <w:t>Assumptions Made</w:t>
-      </w:r>
-      <w:bookmarkEnd w:id="2"/>
-    </w:p>
+      </w:pPr>
+      <w:bookmarkStart w:id="5" w:name="_Toc182059924"/>
+      <w:r>
+        <w:t>Our Implementation – Assumptions, Modifications &amp; Restrictions</w:t>
+      </w:r>
+      <w:bookmarkEnd w:id="5"/>
+    </w:p>
+    <w:p/>
+    <w:p>
+      <w:pPr>
+        <w:pStyle w:val="Heading2"/>
+      </w:pPr>
+      <w:bookmarkStart w:id="6" w:name="_Toc182059925"/>
+      <w:r>
+        <w:t>Assumptions</w:t>
+      </w:r>
+      <w:bookmarkEnd w:id="6"/>
+    </w:p>
+    <w:p/>
     <w:p>
       <w:pPr>
         <w:pStyle w:val="ListParagraph"/>
         <w:numPr>
           <w:ilvl w:val="0"/>
-          <w:numId w:val="2"/>
+          <w:numId w:val="4"/>
         </w:numPr>
       </w:pPr>
       <w:r>
-        <w:t>All objects have positive weights</w:t>
-      </w:r>
-      <w:r>
-        <w:t>.</w:t>
+        <w:t>All items have positive weights.</w:t>
       </w:r>
     </w:p>
     <w:p>
@@ -838,11 +2311,11 @@
         <w:pStyle w:val="ListParagraph"/>
         <w:numPr>
           <w:ilvl w:val="0"/>
-          <w:numId w:val="2"/>
+          <w:numId w:val="4"/>
         </w:numPr>
       </w:pPr>
       <w:r>
-        <w:t>All objects have to be fitted into a bin.</w:t>
+        <w:t>If an item’s weight exceeds the pre-defined capacity of the bins, -1 will be returned to indicate the problem instance is unsolvable.</w:t>
       </w:r>
     </w:p>
     <w:p>
@@ -850,101 +2323,41 @@
         <w:pStyle w:val="ListParagraph"/>
         <w:numPr>
           <w:ilvl w:val="0"/>
-          <w:numId w:val="2"/>
+          <w:numId w:val="4"/>
         </w:numPr>
       </w:pPr>
       <w:r>
-        <w:t xml:space="preserve">If an object’s weight is more than the </w:t>
-      </w:r>
-      <w:r>
-        <w:t xml:space="preserve">fixed </w:t>
-      </w:r>
-      <w:r>
-        <w:t xml:space="preserve">capacity of a bin, </w:t>
-      </w:r>
-      <w:r>
-        <w:t>the problem is unsolvable</w:t>
-      </w:r>
-      <w:r>
-        <w:t>,</w:t>
-      </w:r>
-      <w:r>
-        <w:t xml:space="preserve"> and -1 will be given since all objects need to be fitted into a bin.</w:t>
-      </w:r>
-    </w:p>
-    <w:p>
-      <w:pPr>
-        <w:pStyle w:val="Heading1"/>
-        <w:numPr>
-          <w:ilvl w:val="0"/>
-          <w:numId w:val="1"/>
-        </w:numPr>
-      </w:pPr>
-      <w:bookmarkStart w:id="3" w:name="_Toc177729841"/>
-      <w:r>
-        <w:t>Time and Space Complexity of Solution</w:t>
-      </w:r>
-      <w:bookmarkEnd w:id="3"/>
-    </w:p>
-    <w:p>
-      <w:r>
-        <w:t>O(</w:t>
-      </w:r>
-      <w:proofErr w:type="spellStart"/>
-      <w:r>
-        <w:t>n+m</w:t>
-      </w:r>
-      <w:proofErr w:type="spellEnd"/>
-      <w:r>
-        <w:t>) where n is the length of the items list and m is the length of the list of bins. This is because we have to loop through the list of items at least once and assuming that all items fit the bin’s capacity with no space remaining, we have to loop through all the bins to create a new bin at the end. Hence, O(</w:t>
-      </w:r>
-      <w:proofErr w:type="spellStart"/>
-      <w:r>
-        <w:t>n+m</w:t>
-      </w:r>
-      <w:proofErr w:type="spellEnd"/>
-      <w:r>
-        <w:t>).</w:t>
-      </w:r>
-    </w:p>
-    <w:p>
-      <w:pPr>
-        <w:pStyle w:val="Heading1"/>
-        <w:numPr>
-          <w:ilvl w:val="0"/>
-          <w:numId w:val="1"/>
-        </w:numPr>
-      </w:pPr>
-      <w:bookmarkStart w:id="4" w:name="_Toc177729842"/>
-      <w:r>
-        <w:t>Running the Program</w:t>
-      </w:r>
-      <w:bookmarkEnd w:id="4"/>
-    </w:p>
-    <w:p>
-      <w:pPr>
-        <w:pStyle w:val="Heading2"/>
-        <w:numPr>
-          <w:ilvl w:val="1"/>
-          <w:numId w:val="1"/>
-        </w:numPr>
-      </w:pPr>
-      <w:bookmarkStart w:id="5" w:name="_Toc177729843"/>
-      <w:r>
-        <w:t>How To Run</w:t>
-      </w:r>
-      <w:bookmarkEnd w:id="5"/>
+        <w:t xml:space="preserve">The item list is known before the algorithm is run, making it </w:t>
+      </w:r>
+      <w:r>
+        <w:t xml:space="preserve">suitable </w:t>
+      </w:r>
+      <w:r>
+        <w:t>to offline algorithms</w:t>
+      </w:r>
+      <w:r>
+        <w:t xml:space="preserve"> such as FFD and BFD.</w:t>
+      </w:r>
     </w:p>
     <w:p>
       <w:pPr>
         <w:pStyle w:val="ListParagraph"/>
         <w:numPr>
           <w:ilvl w:val="0"/>
-          <w:numId w:val="5"/>
+          <w:numId w:val="4"/>
         </w:numPr>
       </w:pPr>
       <w:r>
-        <w:t>Make sure you are in the root directory.</w:t>
+        <w:t xml:space="preserve">The </w:t>
+      </w:r>
+      <w:r>
+        <w:t>capacity of</w:t>
+      </w:r>
+      <w:r>
+        <w:t xml:space="preserve"> the bins</w:t>
+      </w:r>
+      <w:r>
+        <w:t xml:space="preserve"> is fixed, remaining constant throughout the solution.</w:t>
       </w:r>
     </w:p>
     <w:p>
@@ -952,64 +2365,46 @@
         <w:pStyle w:val="ListParagraph"/>
         <w:numPr>
           <w:ilvl w:val="0"/>
-          <w:numId w:val="5"/>
+          <w:numId w:val="4"/>
         </w:numPr>
       </w:pPr>
       <w:r>
-        <w:t>Run the “make” command.</w:t>
-      </w:r>
-    </w:p>
-    <w:p>
-      <w:pPr>
-        <w:pStyle w:val="ListParagraph"/>
-        <w:numPr>
-          <w:ilvl w:val="0"/>
-          <w:numId w:val="5"/>
-        </w:numPr>
-      </w:pPr>
-      <w:r>
-        <w:t xml:space="preserve">Run </w:t>
-      </w:r>
-      <w:proofErr w:type="gramStart"/>
-      <w:r>
-        <w:t>“./</w:t>
-      </w:r>
-      <w:proofErr w:type="spellStart"/>
-      <w:proofErr w:type="gramEnd"/>
-      <w:r>
-        <w:t>binPackingTest</w:t>
-      </w:r>
-      <w:proofErr w:type="spellEnd"/>
-      <w:r>
-        <w:t>” to execute the tests</w:t>
-      </w:r>
-    </w:p>
-    <w:p>
-      <w:pPr>
-        <w:pStyle w:val="ListParagraph"/>
-        <w:numPr>
-          <w:ilvl w:val="0"/>
-          <w:numId w:val="5"/>
-        </w:numPr>
-      </w:pPr>
-      <w:r>
-        <w:t>Repeat the steps when changes are made to any file to recompile.</w:t>
-      </w:r>
-    </w:p>
+        <w:t xml:space="preserve">The </w:t>
+      </w:r>
+      <w:r>
+        <w:t>number of bins required is to be returned.</w:t>
+      </w:r>
+    </w:p>
+    <w:p/>
     <w:p>
       <w:pPr>
         <w:pStyle w:val="Heading2"/>
-        <w:numPr>
-          <w:ilvl w:val="1"/>
-          <w:numId w:val="1"/>
-        </w:numPr>
-      </w:pPr>
-      <w:bookmarkStart w:id="6" w:name="_Toc177729844"/>
-      <w:r>
-        <w:t>Cleaning Up</w:t>
-      </w:r>
-      <w:bookmarkEnd w:id="6"/>
-    </w:p>
+      </w:pPr>
+      <w:bookmarkStart w:id="7" w:name="_Toc182059926"/>
+      <w:r>
+        <w:lastRenderedPageBreak/>
+        <w:t>Modifications</w:t>
+      </w:r>
+      <w:r>
+        <w:t xml:space="preserve"> and Restrictions</w:t>
+      </w:r>
+      <w:bookmarkEnd w:id="7"/>
+    </w:p>
+    <w:p/>
+    <w:p>
+      <w:pPr>
+        <w:pStyle w:val="Heading3"/>
+      </w:pPr>
+      <w:bookmarkStart w:id="8" w:name="_Toc182059927"/>
+      <w:r>
+        <w:t>Sorting Items in Decreasing Order</w:t>
+      </w:r>
+      <w:r>
+        <w:t xml:space="preserve"> (Modification)</w:t>
+      </w:r>
+      <w:bookmarkEnd w:id="8"/>
+    </w:p>
+    <w:p/>
     <w:p>
       <w:pPr>
         <w:pStyle w:val="ListParagraph"/>
@@ -1019,32 +2414,2596 @@
         </w:numPr>
       </w:pPr>
       <w:r>
-        <w:t>Run “make clean” to remove the compiled files. This will restore the project to the original state with only the source files.</w:t>
+        <w:rPr>
+          <w:b/>
+          <w:bCs/>
+        </w:rPr>
+        <w:t>Description:</w:t>
+      </w:r>
+      <w:r>
+        <w:t xml:space="preserve"> </w:t>
+      </w:r>
+      <w:r>
+        <w:t xml:space="preserve">In this implementation, we have </w:t>
+      </w:r>
+      <w:r>
+        <w:t>chosen</w:t>
+      </w:r>
+      <w:r>
+        <w:t xml:space="preserve"> to </w:t>
+      </w:r>
+      <w:r>
+        <w:t xml:space="preserve">do </w:t>
+      </w:r>
+      <w:r>
+        <w:t xml:space="preserve">the </w:t>
+      </w:r>
+      <w:r>
+        <w:t>‘</w:t>
+      </w:r>
+      <w:r>
+        <w:t>offline</w:t>
+      </w:r>
+      <w:r>
+        <w:t>’ format</w:t>
+      </w:r>
+      <w:r>
+        <w:t xml:space="preserve"> of the </w:t>
+      </w:r>
+      <w:r>
+        <w:t>problem, where</w:t>
+      </w:r>
+      <w:r>
+        <w:t xml:space="preserve"> the algorithm has knowledge</w:t>
+      </w:r>
+      <w:r>
+        <w:t xml:space="preserve"> of all items</w:t>
+      </w:r>
+      <w:r>
+        <w:t xml:space="preserve"> and their weights before the algorithm starts.</w:t>
+      </w:r>
+      <w:r>
+        <w:t xml:space="preserve"> </w:t>
+      </w:r>
+      <w:r>
+        <w:t>Adopting this</w:t>
+      </w:r>
+      <w:r>
+        <w:t xml:space="preserve"> format of </w:t>
+      </w:r>
+      <w:r>
+        <w:t>the problem</w:t>
+      </w:r>
+      <w:r>
+        <w:t xml:space="preserve"> is a deliberate </w:t>
+      </w:r>
+      <w:r>
+        <w:t>modification</w:t>
+      </w:r>
+      <w:r>
+        <w:t xml:space="preserve"> as it allows for </w:t>
+      </w:r>
+      <w:r>
+        <w:t>improved</w:t>
+      </w:r>
+      <w:r>
+        <w:t xml:space="preserve"> approximation </w:t>
+      </w:r>
+      <w:r>
+        <w:t>performance</w:t>
+      </w:r>
+      <w:r>
+        <w:t>.</w:t>
+      </w:r>
+    </w:p>
+    <w:p>
+      <w:pPr>
+        <w:pStyle w:val="ListParagraph"/>
+        <w:numPr>
+          <w:ilvl w:val="0"/>
+          <w:numId w:val="6"/>
+        </w:numPr>
+      </w:pPr>
+      <w:r>
+        <w:rPr>
+          <w:b/>
+          <w:bCs/>
+        </w:rPr>
+        <w:t>Impact</w:t>
+      </w:r>
+      <w:r>
+        <w:rPr>
+          <w:b/>
+          <w:bCs/>
+        </w:rPr>
+        <w:t xml:space="preserve">: </w:t>
+      </w:r>
+      <w:r>
+        <w:t xml:space="preserve">This sorting step is not part of the </w:t>
+      </w:r>
+      <w:r>
+        <w:t>‘online’</w:t>
+      </w:r>
+      <w:r>
+        <w:t xml:space="preserve"> ‘First Fit’ </w:t>
+      </w:r>
+      <w:r>
+        <w:t xml:space="preserve">and ‘Best Fit’ </w:t>
+      </w:r>
+      <w:r>
+        <w:t>approach</w:t>
+      </w:r>
+      <w:r>
+        <w:t>es</w:t>
+      </w:r>
+      <w:r>
+        <w:t xml:space="preserve"> </w:t>
+      </w:r>
+      <w:r>
+        <w:t xml:space="preserve">but is a modification that allows for improved approximation performance. This sorting step </w:t>
+      </w:r>
+      <w:r>
+        <w:t>uses</w:t>
+      </w:r>
+      <w:r>
+        <w:t xml:space="preserve"> </w:t>
+      </w:r>
+      <w:r>
+        <w:t>‘</w:t>
+      </w:r>
+      <w:proofErr w:type="gramStart"/>
+      <w:r>
+        <w:t>std::</w:t>
+      </w:r>
+      <w:proofErr w:type="gramEnd"/>
+      <w:r>
+        <w:t>sort’</w:t>
+      </w:r>
+      <w:r>
+        <w:t xml:space="preserve"> from the C++ standard library, which </w:t>
+      </w:r>
+      <w:r>
+        <w:t>is known to be of</w:t>
+      </w:r>
+      <w:r>
+        <w:t xml:space="preserve"> O(</w:t>
+      </w:r>
+      <w:proofErr w:type="spellStart"/>
+      <w:r>
+        <w:t>nlogn</w:t>
+      </w:r>
+      <w:proofErr w:type="spellEnd"/>
+      <w:r>
+        <w:t xml:space="preserve">) </w:t>
+      </w:r>
+      <w:r>
+        <w:t>time</w:t>
+      </w:r>
+      <w:r>
+        <w:t xml:space="preserve"> complexity.</w:t>
+      </w:r>
+    </w:p>
+    <w:p/>
+    <w:p>
+      <w:pPr>
+        <w:pStyle w:val="Heading3"/>
+      </w:pPr>
+      <w:r>
+        <w:t xml:space="preserve"> </w:t>
+      </w:r>
+      <w:bookmarkStart w:id="9" w:name="_Toc182059928"/>
+      <w:r>
+        <w:t>Fixed Bin Capacity (Restriction)</w:t>
+      </w:r>
+      <w:bookmarkEnd w:id="9"/>
+    </w:p>
+    <w:p/>
+    <w:p>
+      <w:pPr>
+        <w:pStyle w:val="ListParagraph"/>
+        <w:numPr>
+          <w:ilvl w:val="0"/>
+          <w:numId w:val="7"/>
+        </w:numPr>
+        <w:rPr>
+          <w:b/>
+          <w:bCs/>
+        </w:rPr>
+      </w:pPr>
+      <w:r>
+        <w:rPr>
+          <w:b/>
+          <w:bCs/>
+        </w:rPr>
+        <w:t>Description</w:t>
+      </w:r>
+      <w:r>
+        <w:rPr>
+          <w:b/>
+          <w:bCs/>
+        </w:rPr>
+        <w:t xml:space="preserve">: </w:t>
+      </w:r>
+      <w:r>
+        <w:t>Both algorithms assume that all bins have a fixed</w:t>
+      </w:r>
+      <w:r>
+        <w:t xml:space="preserve"> capacity</w:t>
+      </w:r>
+      <w:r>
+        <w:t>.</w:t>
+      </w:r>
+      <w:r>
+        <w:t xml:space="preserve"> This is a</w:t>
+      </w:r>
+      <w:r>
+        <w:t xml:space="preserve"> common</w:t>
+      </w:r>
+      <w:r>
+        <w:t xml:space="preserve"> res</w:t>
+      </w:r>
+      <w:r>
+        <w:t>triction of</w:t>
+      </w:r>
+      <w:r>
+        <w:t xml:space="preserve"> standard bin-packing problems.</w:t>
+      </w:r>
+    </w:p>
+    <w:p>
+      <w:pPr>
+        <w:pStyle w:val="ListParagraph"/>
+        <w:numPr>
+          <w:ilvl w:val="0"/>
+          <w:numId w:val="7"/>
+        </w:numPr>
+        <w:rPr>
+          <w:b/>
+        </w:rPr>
+      </w:pPr>
+      <w:r>
+        <w:rPr>
+          <w:b/>
+          <w:bCs/>
+        </w:rPr>
+        <w:t>Impact:</w:t>
+      </w:r>
+      <w:r>
+        <w:t xml:space="preserve"> Fixing bin capacity </w:t>
+      </w:r>
+      <w:r>
+        <w:t>allows fo</w:t>
+      </w:r>
+      <w:r>
+        <w:t xml:space="preserve">r an easier implementation and predictable behaviour. Although </w:t>
+      </w:r>
+      <w:r>
+        <w:t>this</w:t>
+      </w:r>
+      <w:r>
+        <w:t xml:space="preserve"> restricts flexibility, </w:t>
+      </w:r>
+      <w:r>
+        <w:t>variable bins</w:t>
+      </w:r>
+      <w:r>
+        <w:t xml:space="preserve"> </w:t>
+      </w:r>
+      <w:r>
+        <w:t xml:space="preserve">would </w:t>
+      </w:r>
+      <w:r>
+        <w:t>require a significantly</w:t>
+      </w:r>
+      <w:r>
+        <w:t xml:space="preserve"> more complex</w:t>
+      </w:r>
+      <w:r>
+        <w:t xml:space="preserve"> solution.</w:t>
+      </w:r>
+    </w:p>
+    <w:p/>
+    <w:p>
+      <w:pPr>
+        <w:pStyle w:val="Heading3"/>
+      </w:pPr>
+      <w:bookmarkStart w:id="10" w:name="_Toc182059929"/>
+      <w:r>
+        <w:t>Rejection of Oversized Items (Restriction)</w:t>
+      </w:r>
+      <w:bookmarkEnd w:id="10"/>
+    </w:p>
+    <w:p/>
+    <w:p>
+      <w:pPr>
+        <w:pStyle w:val="ListParagraph"/>
+        <w:numPr>
+          <w:ilvl w:val="0"/>
+          <w:numId w:val="8"/>
+        </w:numPr>
+        <w:rPr>
+          <w:b/>
+          <w:bCs/>
+        </w:rPr>
+      </w:pPr>
+      <w:r>
+        <w:rPr>
+          <w:b/>
+          <w:bCs/>
+        </w:rPr>
+        <w:t>Description</w:t>
+      </w:r>
+      <w:r>
+        <w:rPr>
+          <w:b/>
+          <w:bCs/>
+        </w:rPr>
+        <w:t xml:space="preserve">: </w:t>
+      </w:r>
+      <w:r>
+        <w:t>The algorithm checks if any item exceeds the capacity of the bins and returns –1 if one does.</w:t>
+      </w:r>
+    </w:p>
+    <w:p>
+      <w:pPr>
+        <w:pStyle w:val="ListParagraph"/>
+        <w:numPr>
+          <w:ilvl w:val="0"/>
+          <w:numId w:val="8"/>
+        </w:numPr>
+        <w:rPr>
+          <w:b/>
+          <w:bCs/>
+        </w:rPr>
+      </w:pPr>
+      <w:r>
+        <w:rPr>
+          <w:b/>
+          <w:bCs/>
+        </w:rPr>
+        <w:t xml:space="preserve">Impact: </w:t>
+      </w:r>
+      <w:r>
+        <w:t xml:space="preserve">This restriction </w:t>
+      </w:r>
+      <w:r>
+        <w:t>simplifies the problem</w:t>
+      </w:r>
+      <w:r>
+        <w:t xml:space="preserve"> by excluding scenarios where oversized items </w:t>
+      </w:r>
+      <w:r>
+        <w:t xml:space="preserve">may need to be split across multiple bins. This </w:t>
+      </w:r>
+      <w:r>
+        <w:t>restriction simplifies the problem and</w:t>
+      </w:r>
+      <w:r>
+        <w:t xml:space="preserve"> is a </w:t>
+      </w:r>
+      <w:r>
+        <w:t>common in standard bin packing problems.</w:t>
+      </w:r>
+    </w:p>
+    <w:p>
+      <w:pPr>
+        <w:ind w:left="360"/>
+        <w:rPr>
+          <w:b/>
+          <w:bCs/>
+        </w:rPr>
+      </w:pPr>
+    </w:p>
+    <w:p>
+      <w:pPr>
+        <w:pStyle w:val="Heading3"/>
+      </w:pPr>
+      <w:bookmarkStart w:id="11" w:name="_Toc182059930"/>
+      <w:r>
+        <w:t>Absence of Bin Rebalancing (Restriction)</w:t>
+      </w:r>
+      <w:bookmarkEnd w:id="11"/>
+    </w:p>
+    <w:p>
+      <w:pPr>
+        <w:pStyle w:val="ListParagraph"/>
+        <w:numPr>
+          <w:ilvl w:val="0"/>
+          <w:numId w:val="9"/>
+        </w:numPr>
+        <w:rPr>
+          <w:b/>
+          <w:bCs/>
+        </w:rPr>
+      </w:pPr>
+      <w:r>
+        <w:rPr>
+          <w:b/>
+          <w:bCs/>
+        </w:rPr>
+        <w:t>Description</w:t>
+      </w:r>
+      <w:r>
+        <w:rPr>
+          <w:b/>
+          <w:bCs/>
+        </w:rPr>
+        <w:t xml:space="preserve">: </w:t>
+      </w:r>
+      <w:r>
+        <w:t>Once an item is placed in a bin, the algorithm</w:t>
+      </w:r>
+      <w:r>
+        <w:t>s</w:t>
+      </w:r>
+      <w:r>
+        <w:t xml:space="preserve"> do not attempt to re</w:t>
+      </w:r>
+      <w:r>
+        <w:t xml:space="preserve"> to re</w:t>
+      </w:r>
+      <w:r>
+        <w:t xml:space="preserve">balance the bins, even if a better configuration may </w:t>
+      </w:r>
+      <w:r>
+        <w:t>emerge as more items are processed.</w:t>
+      </w:r>
+    </w:p>
+    <w:p>
+      <w:pPr>
+        <w:pStyle w:val="ListParagraph"/>
+        <w:numPr>
+          <w:ilvl w:val="0"/>
+          <w:numId w:val="9"/>
+        </w:numPr>
+      </w:pPr>
+      <w:r>
+        <w:rPr>
+          <w:b/>
+          <w:bCs/>
+        </w:rPr>
+        <w:lastRenderedPageBreak/>
+        <w:t xml:space="preserve">Impact: </w:t>
+      </w:r>
+      <w:r>
+        <w:t xml:space="preserve">This restriction </w:t>
+      </w:r>
+      <w:r>
+        <w:t xml:space="preserve">improves algorithm </w:t>
+      </w:r>
+      <w:r>
+        <w:t>efficiency and simplicity at the cost of</w:t>
+      </w:r>
+      <w:r>
+        <w:t xml:space="preserve"> their ability to</w:t>
+      </w:r>
+      <w:r>
+        <w:t xml:space="preserve"> always</w:t>
+      </w:r>
+      <w:r>
+        <w:t xml:space="preserve"> find the optimal solution. </w:t>
+      </w:r>
+    </w:p>
+    <w:p/>
+    <w:p>
+      <w:pPr>
+        <w:pStyle w:val="Heading1"/>
+      </w:pPr>
+      <w:bookmarkStart w:id="12" w:name="_Toc182059931"/>
+      <w:r>
+        <w:t>Outline of Algorithms</w:t>
+      </w:r>
+      <w:bookmarkEnd w:id="12"/>
+    </w:p>
+    <w:p/>
+    <w:p>
+      <w:r>
+        <w:t xml:space="preserve">To solve the bin-packing problem, </w:t>
+      </w:r>
+      <w:r>
+        <w:t>the first fit decreasing and best fit decreasing</w:t>
+      </w:r>
+      <w:r>
+        <w:t xml:space="preserve"> heuristic algorithms have been implemented </w:t>
+      </w:r>
+      <w:r>
+        <w:t>due</w:t>
+      </w:r>
+      <w:r>
+        <w:t xml:space="preserve"> their simplicity</w:t>
+      </w:r>
+      <w:r>
+        <w:t>, efficiency</w:t>
+      </w:r>
+      <w:r>
+        <w:t xml:space="preserve"> and </w:t>
+      </w:r>
+      <w:r>
+        <w:t>accuracy in approximating.</w:t>
+      </w:r>
+    </w:p>
+    <w:p>
+      <w:pPr>
+        <w:pStyle w:val="ListParagraph"/>
+        <w:numPr>
+          <w:ilvl w:val="0"/>
+          <w:numId w:val="3"/>
+        </w:numPr>
+        <w:rPr>
+          <w:b/>
+          <w:bCs/>
+        </w:rPr>
+      </w:pPr>
+      <w:r>
+        <w:rPr>
+          <w:b/>
+          <w:bCs/>
+        </w:rPr>
+        <w:t>First Fit Decreasing (FFD):</w:t>
+      </w:r>
+      <w:r>
+        <w:rPr>
+          <w:b/>
+          <w:bCs/>
+        </w:rPr>
+        <w:t xml:space="preserve"> </w:t>
+      </w:r>
+      <w:r>
+        <w:t>First fit decreasing</w:t>
+      </w:r>
+      <w:r>
+        <w:t xml:space="preserve"> </w:t>
+      </w:r>
+      <w:r>
+        <w:t xml:space="preserve">works by </w:t>
+      </w:r>
+      <w:r>
+        <w:t xml:space="preserve">first sorting the input of items </w:t>
+      </w:r>
+      <w:r>
+        <w:t>in</w:t>
+      </w:r>
+      <w:r>
+        <w:t xml:space="preserve"> decreasing order and then applying the first fit algorithm.</w:t>
+      </w:r>
+      <w:r>
+        <w:t xml:space="preserve"> </w:t>
+      </w:r>
+      <w:r>
+        <w:t>This</w:t>
+      </w:r>
+      <w:r>
+        <w:t xml:space="preserve"> </w:t>
+      </w:r>
+      <w:r>
+        <w:t>algorithm</w:t>
+      </w:r>
+      <w:r>
+        <w:t xml:space="preserve"> involves </w:t>
+      </w:r>
+      <w:r>
+        <w:t>lo</w:t>
+      </w:r>
+      <w:r>
+        <w:t>op</w:t>
+      </w:r>
+      <w:r>
+        <w:t>ing through</w:t>
+      </w:r>
+      <w:r>
+        <w:t xml:space="preserve"> </w:t>
+      </w:r>
+      <w:r>
+        <w:t>each item and either</w:t>
+      </w:r>
+      <w:r>
+        <w:t xml:space="preserve"> </w:t>
+      </w:r>
+      <w:r>
+        <w:t>plac</w:t>
+      </w:r>
+      <w:r>
+        <w:t>ing</w:t>
+      </w:r>
+      <w:r>
+        <w:t xml:space="preserve"> it in the first bi</w:t>
+      </w:r>
+      <w:r>
+        <w:t>n that can accommodate it</w:t>
+      </w:r>
+      <w:r>
+        <w:t xml:space="preserve"> </w:t>
+      </w:r>
+      <w:r>
+        <w:t>or</w:t>
+      </w:r>
+      <w:r>
+        <w:t>,</w:t>
+      </w:r>
+      <w:r>
+        <w:t xml:space="preserve"> </w:t>
+      </w:r>
+      <w:r>
+        <w:t xml:space="preserve">if none exists, </w:t>
+      </w:r>
+      <w:r>
+        <w:t>open</w:t>
+      </w:r>
+      <w:r>
+        <w:t xml:space="preserve">ing </w:t>
+      </w:r>
+      <w:r>
+        <w:t xml:space="preserve">a new empty </w:t>
+      </w:r>
+      <w:r>
+        <w:t>bin and plac</w:t>
+      </w:r>
+      <w:r>
+        <w:t xml:space="preserve">ing the </w:t>
+      </w:r>
+      <w:r>
+        <w:t>item in it.</w:t>
+      </w:r>
+      <w:r>
+        <w:t xml:space="preserve"> This process repeats until all items are placed.</w:t>
+      </w:r>
+      <w:r>
+        <w:t xml:space="preserve"> In the worst case, FFD is guaranteed t</w:t>
+      </w:r>
+      <w:r>
+        <w:t xml:space="preserve">o output 1.7 times the optimal number of bins </w:t>
+      </w:r>
+      <w:r>
+        <w:fldChar w:fldCharType="begin"/>
+      </w:r>
+      <w:r>
+        <w:instrText xml:space="preserve"> ADDIN ZOTERO_ITEM CSL_CITATION {"citationID":"ZYKJs4iZ","properties":{"formattedCitation":"(Wikipedia contributors, 2024a)","plainCitation":"(Wikipedia contributors, 2024a)","noteIndex":0},"citationItems":[{"id":529,"uris":["http://zotero.org/users/14909358/items/FF9JKN9M"],"itemData":{"id":529,"type":"entry-encyclopedia","abstract":"The bin packing problem is an optimization problem, in which items of different sizes must be packed into a finite number of bins or containers, each of a fixed given capacity, in a way that minimizes the number of bins used. The problem has many applications, such as filling up containers, loading trucks with weight capacity constraints, creating file backups in media, splitting a network prefix into multiple subnets, and technology mapping in FPGA semiconductor chip design.\nComputationally, the problem is NP-hard, and the corresponding decision problem, deciding if items can fit into a specified number of bins, is NP-complete. Despite its worst-case hardness, optimal solutions to very large instances of the problem can be produced with sophisticated algorithms. In addition, many approximation algorithms exist. For example, the first fit algorithm provides a fast but often non-optimal solution, involving placing each item into the first bin in which it will fit. It requires Θ(n log n) time, where n is the number of items to be packed. The algorithm can be made much more effective by first sorting the list of items into decreasing order (sometimes known as the first-fit decreasing algorithm), although this still does not guarantee an optimal solution and for longer lists may increase the running time of the algorithm. It is known, however, that there always exists at least one ordering of items that allows first-fit to produce an optimal solution.\nThere are many variations of this problem, such as 2D packing, linear packing, packing by weight, packing by cost, and so on. The bin packing problem can also be seen as a special case of the cutting stock problem. When the number of bins is restricted to 1 and each item is characterized by both a volume and a value, the problem of maximizing the value of items that can fit in the bin is known as the knapsack problem.\nA variant of bin packing that occurs in practice is when items can share space when packed into a bin. Specifically,  a set of items could occupy less space when packed together than the sum of their individual sizes. This variant is known as VM packing since when virtual machines (VMs) are packed in a server, their total memory requirement could decrease due to pages shared by the VMs that need only be stored once. If items can share space in arbitrary ways, the bin packing problem is hard to even approximate. However, if space sharing fits into a hierarchy, as is the case with memory sharing in virtual machines, the bin packing problem can be efficiently approximated.\nAnother variant of bin packing of interest in practice is the so-called online bin packing. Here the items of different volume are supposed to arrive sequentially, and the decision maker has to decide whether to select and pack the currently observed item, or else to let it pass. Each decision is without recall. In contrast, offline bin packing allows rearranging the items in the hope of achieving a better packing once additional items arrive. This of course requires additional storage for holding the items to be rearranged.","container-title":"Wikipedia","language":"en","license":"Creative Commons Attribution-ShareAlike License","note":"Page Version ID: 1237237290","source":"Wikipedia","title":"Bin packing problem","URL":"https://en.wikipedia.org/w/index.php?title=Bin_packing_problem&amp;oldid=1237237290","author":[{"literal":"Wikipedia contributors"}],"accessed":{"date-parts":[["2024",11,2]]},"issued":{"date-parts":[["2024",7,28]]}}}],"schema":"https://github.com/citation-style-language/schema/raw/master/csl-citation.json"} </w:instrText>
+      </w:r>
+      <w:r>
+        <w:fldChar w:fldCharType="separate"/>
+      </w:r>
+      <w:r>
+        <w:rPr>
+          <w:rFonts w:ascii="Aptos" w:hAnsi="Aptos"/>
+        </w:rPr>
+        <w:t>(Wikipedia contributors, 2024a)</w:t>
+      </w:r>
+      <w:r>
+        <w:fldChar w:fldCharType="end"/>
+      </w:r>
+      <w:r>
+        <w:t>.</w:t>
+      </w:r>
+      <w:r>
+        <w:t xml:space="preserve"> The</w:t>
+      </w:r>
+      <w:r>
+        <w:t xml:space="preserve"> </w:t>
+      </w:r>
+      <w:r>
+        <w:t>worst-case</w:t>
+      </w:r>
+      <w:r>
+        <w:t xml:space="preserve"> approximation ratio of first fit decreasing </w:t>
+      </w:r>
+      <w:r>
+        <w:t>is 11/9*O</w:t>
+      </w:r>
+      <w:r>
+        <w:t xml:space="preserve">PT(I)+6/9 where OPT(I) is the </w:t>
+      </w:r>
+      <w:r>
+        <w:t>optimal number of bins</w:t>
+      </w:r>
+      <w:r>
+        <w:t>.</w:t>
+      </w:r>
+      <w:r>
+        <w:t xml:space="preserve"> This approximation ratio is tighter (closer to the optimal number of bins) when compared to the non-sorted variant of the algorithm ‘first fit’</w:t>
+      </w:r>
+      <w:r>
+        <w:t xml:space="preserve"> </w:t>
+      </w:r>
+      <w:r>
+        <w:fldChar w:fldCharType="begin"/>
+      </w:r>
+      <w:r>
+        <w:instrText xml:space="preserve"> ADDIN ZOTERO_ITEM CSL_CITATION {"citationID":"aaeamX1Y","properties":{"formattedCitation":"(Wikipedia contributors, 2024b)","plainCitation":"(Wikipedia contributors, 2024b)","noteIndex":0},"citationItems":[{"id":555,"uris":["http://zotero.org/users/14909358/items/W5P8UKHQ"],"itemData":{"id":555,"type":"entry-encyclopedia","abstract":"First-fit-decreasing (FFD) is an algorithm for bin packing. Its input is a list of items of different sizes. Its output is a packing - a partition of the items into bins of fixed capacity, such that the sum of sizes of items in each bin is at most the capacity. Ideally, we would like to use as few bins as possible, but minimizing the number of bins is an NP-hard problem, so we use an approximately-optimal heuristic.","container-title":"Wikipedia","language":"en","license":"Creative Commons Attribution-ShareAlike License","note":"Page Version ID: 1210055959","source":"Wikipedia","title":"First-fit-decreasing bin packing","URL":"https://en.wikipedia.org/w/index.php?title=First-fit-decreasing_bin_packing&amp;oldid=1210055959","author":[{"literal":"Wikipedia contributors"}],"accessed":{"date-parts":[["2024",11,5]]},"issued":{"date-parts":[["2024",2,24]]}}}],"schema":"https://github.com/citation-style-language/schema/raw/master/csl-citation.json"} </w:instrText>
+      </w:r>
+      <w:r>
+        <w:fldChar w:fldCharType="separate"/>
+      </w:r>
+      <w:r>
+        <w:rPr>
+          <w:rFonts w:ascii="Aptos" w:hAnsi="Aptos"/>
+        </w:rPr>
+        <w:t>(Wikipedia contributors, 2024b)</w:t>
+      </w:r>
+      <w:r>
+        <w:fldChar w:fldCharType="end"/>
+      </w:r>
+      <w:r>
+        <w:t>.</w:t>
+      </w:r>
+    </w:p>
+    <w:p>
+      <w:pPr>
+        <w:pStyle w:val="ListParagraph"/>
+        <w:numPr>
+          <w:ilvl w:val="0"/>
+          <w:numId w:val="3"/>
+        </w:numPr>
+        <w:rPr>
+          <w:b/>
+        </w:rPr>
+      </w:pPr>
+      <w:r>
+        <w:rPr>
+          <w:b/>
+          <w:bCs/>
+        </w:rPr>
+        <w:t xml:space="preserve">Best Fit Decreasing (BFD): </w:t>
+      </w:r>
+      <w:r>
+        <w:t xml:space="preserve">Similarly, </w:t>
+      </w:r>
+      <w:r>
+        <w:t xml:space="preserve">best fit decreasing first sorts the input of items in decreasing order and then </w:t>
+      </w:r>
+      <w:r>
+        <w:t>applies</w:t>
+      </w:r>
+      <w:r>
+        <w:t xml:space="preserve"> the best fit algorithm. </w:t>
+      </w:r>
+      <w:r>
+        <w:t xml:space="preserve">When an item arrives for processing, it </w:t>
+      </w:r>
+      <w:r>
+        <w:t>looks for the</w:t>
+      </w:r>
+      <w:r>
+        <w:t xml:space="preserve"> bin the</w:t>
+      </w:r>
+      <w:r>
+        <w:t xml:space="preserve"> with least remaining space </w:t>
+      </w:r>
+      <w:r>
+        <w:t>but with enough to fit the item.</w:t>
+      </w:r>
+      <w:r>
+        <w:t xml:space="preserve"> If one ex</w:t>
+      </w:r>
+      <w:r>
+        <w:t>ists, the item is placed in the bin</w:t>
+      </w:r>
+      <w:r>
+        <w:t xml:space="preserve"> and if not, a new bin is opened at the item is placed there</w:t>
+      </w:r>
+      <w:r>
+        <w:t>. This process repeats until all items are placed.</w:t>
+      </w:r>
+      <w:r>
+        <w:t xml:space="preserve"> Like FFD, BFD, in the worst case, is guaranteed to output 1.7 times the optimal number of bins </w:t>
+      </w:r>
+      <w:r>
+        <w:fldChar w:fldCharType="begin"/>
+      </w:r>
+      <w:r>
+        <w:instrText xml:space="preserve"> ADDIN ZOTERO_ITEM CSL_CITATION {"citationID":"MEgT8NRt","properties":{"formattedCitation":"(Wikipedia contributors, 2024a)","plainCitation":"(Wikipedia contributors, 2024a)","noteIndex":0},"citationItems":[{"id":529,"uris":["http://zotero.org/users/14909358/items/FF9JKN9M"],"itemData":{"id":529,"type":"entry-encyclopedia","abstract":"The bin packing problem is an optimization problem, in which items of different sizes must be packed into a finite number of bins or containers, each of a fixed given capacity, in a way that minimizes the number of bins used. The problem has many applications, such as filling up containers, loading trucks with weight capacity constraints, creating file backups in media, splitting a network prefix into multiple subnets, and technology mapping in FPGA semiconductor chip design.\nComputationally, the problem is NP-hard, and the corresponding decision problem, deciding if items can fit into a specified number of bins, is NP-complete. Despite its worst-case hardness, optimal solutions to very large instances of the problem can be produced with sophisticated algorithms. In addition, many approximation algorithms exist. For example, the first fit algorithm provides a fast but often non-optimal solution, involving placing each item into the first bin in which it will fit. It requires Θ(n log n) time, where n is the number of items to be packed. The algorithm can be made much more effective by first sorting the list of items into decreasing order (sometimes known as the first-fit decreasing algorithm), although this still does not guarantee an optimal solution and for longer lists may increase the running time of the algorithm. It is known, however, that there always exists at least one ordering of items that allows first-fit to produce an optimal solution.\nThere are many variations of this problem, such as 2D packing, linear packing, packing by weight, packing by cost, and so on. The bin packing problem can also be seen as a special case of the cutting stock problem. When the number of bins is restricted to 1 and each item is characterized by both a volume and a value, the problem of maximizing the value of items that can fit in the bin is known as the knapsack problem.\nA variant of bin packing that occurs in practice is when items can share space when packed into a bin. Specifically,  a set of items could occupy less space when packed together than the sum of their individual sizes. This variant is known as VM packing since when virtual machines (VMs) are packed in a server, their total memory requirement could decrease due to pages shared by the VMs that need only be stored once. If items can share space in arbitrary ways, the bin packing problem is hard to even approximate. However, if space sharing fits into a hierarchy, as is the case with memory sharing in virtual machines, the bin packing problem can be efficiently approximated.\nAnother variant of bin packing of interest in practice is the so-called online bin packing. Here the items of different volume are supposed to arrive sequentially, and the decision maker has to decide whether to select and pack the currently observed item, or else to let it pass. Each decision is without recall. In contrast, offline bin packing allows rearranging the items in the hope of achieving a better packing once additional items arrive. This of course requires additional storage for holding the items to be rearranged.","container-title":"Wikipedia","language":"en","license":"Creative Commons Attribution-ShareAlike License","note":"Page Version ID: 1237237290","source":"Wikipedia","title":"Bin packing problem","URL":"https://en.wikipedia.org/w/index.php?title=Bin_packing_problem&amp;oldid=1237237290","author":[{"literal":"Wikipedia contributors"}],"accessed":{"date-parts":[["2024",11,2]]},"issued":{"date-parts":[["2024",7,28]]}}}],"schema":"https://github.com/citation-style-language/schema/raw/master/csl-citation.json"} </w:instrText>
+      </w:r>
+      <w:r>
+        <w:fldChar w:fldCharType="separate"/>
+      </w:r>
+      <w:r>
+        <w:rPr>
+          <w:rFonts w:ascii="Aptos" w:hAnsi="Aptos"/>
+        </w:rPr>
+        <w:t>(Wikipedia contributors, 2024a)</w:t>
+      </w:r>
+      <w:r>
+        <w:fldChar w:fldCharType="end"/>
+      </w:r>
+      <w:r>
+        <w:t>.</w:t>
+      </w:r>
+      <w:r>
+        <w:t xml:space="preserve"> The </w:t>
+      </w:r>
+      <w:r>
+        <w:t>approximation ratio of BFD is identical to FFD</w:t>
+      </w:r>
+      <w:r>
+        <w:t xml:space="preserve"> </w:t>
+      </w:r>
+      <w:r>
+        <w:fldChar w:fldCharType="begin"/>
+      </w:r>
+      <w:r>
+        <w:instrText xml:space="preserve"> ADDIN ZOTERO_ITEM CSL_CITATION {"citationID":"y3DxIYpg","properties":{"formattedCitation":"(Wikipedia contributors, 2024b)","plainCitation":"(Wikipedia contributors, 2024b)","noteIndex":0},"citationItems":[{"id":555,"uris":["http://zotero.org/users/14909358/items/W5P8UKHQ"],"itemData":{"id":555,"type":"entry-encyclopedia","abstract":"First-fit-decreasing (FFD) is an algorithm for bin packing. Its input is a list of items of different sizes. Its output is a packing - a partition of the items into bins of fixed capacity, such that the sum of sizes of items in each bin is at most the capacity. Ideally, we would like to use as few bins as possible, but minimizing the number of bins is an NP-hard problem, so we use an approximately-optimal heuristic.","container-title":"Wikipedia","language":"en","license":"Creative Commons Attribution-ShareAlike License","note":"Page Version ID: 1210055959","source":"Wikipedia","title":"First-fit-decreasing bin packing","URL":"https://en.wikipedia.org/w/index.php?title=First-fit-decreasing_bin_packing&amp;oldid=1210055959","author":[{"literal":"Wikipedia contributors"}],"accessed":{"date-parts":[["2024",11,5]]},"issued":{"date-parts":[["2024",2,24]]}}}],"schema":"https://github.com/citation-style-language/schema/raw/master/csl-citation.json"} </w:instrText>
+      </w:r>
+      <w:r>
+        <w:fldChar w:fldCharType="separate"/>
+      </w:r>
+      <w:r>
+        <w:rPr>
+          <w:rFonts w:ascii="Aptos" w:hAnsi="Aptos"/>
+        </w:rPr>
+        <w:t>(Wikipedia contributors, 2024b)</w:t>
+      </w:r>
+      <w:r>
+        <w:fldChar w:fldCharType="end"/>
+      </w:r>
+      <w:r>
+        <w:t>.</w:t>
+      </w:r>
+    </w:p>
+    <w:p>
+      <w:pPr>
+        <w:rPr>
+          <w:b/>
+          <w:bCs/>
+        </w:rPr>
+      </w:pPr>
+    </w:p>
+    <w:p>
+      <w:pPr>
+        <w:pStyle w:val="Heading1"/>
+      </w:pPr>
+      <w:bookmarkStart w:id="13" w:name="_Toc182059932"/>
+      <w:r>
+        <w:t>Theoretical Complexity</w:t>
+      </w:r>
+      <w:bookmarkEnd w:id="13"/>
+    </w:p>
+    <w:p/>
+    <w:p>
+      <w:pPr>
+        <w:pStyle w:val="Heading2"/>
+        <w:rPr>
+          <w:rFonts w:hint="eastAsia"/>
+        </w:rPr>
+      </w:pPr>
+      <w:bookmarkStart w:id="14" w:name="_Toc182059933"/>
+      <w:r>
+        <w:t>Time Complexity</w:t>
+      </w:r>
+      <w:bookmarkEnd w:id="14"/>
+    </w:p>
+    <w:p>
+      <w:r>
+        <w:t xml:space="preserve">Both </w:t>
+      </w:r>
+      <w:r>
+        <w:t>FFD and BFD require a sorting step using the standard library sort function. This function is known to be O(</w:t>
+      </w:r>
+      <w:proofErr w:type="spellStart"/>
+      <w:r>
+        <w:t>nlogn</w:t>
+      </w:r>
+      <w:proofErr w:type="spellEnd"/>
+      <w:r>
+        <w:t xml:space="preserve">). </w:t>
+      </w:r>
+      <w:r>
+        <w:t>After sorting,</w:t>
+      </w:r>
+      <w:r>
+        <w:t xml:space="preserve"> we check for each item </w:t>
+      </w:r>
+      <w:r>
+        <w:t xml:space="preserve">if a bin exists that meets the requirements of the </w:t>
+      </w:r>
+      <w:r>
+        <w:t>either FFD or BFD</w:t>
+      </w:r>
+      <w:r>
+        <w:t>.</w:t>
+      </w:r>
+      <w:r>
+        <w:t xml:space="preserve"> In the worst case, the algorithm </w:t>
+      </w:r>
+      <w:r>
+        <w:lastRenderedPageBreak/>
+        <w:t>may need to check all bins before finding a fit. If there are n items and up to n bins</w:t>
+      </w:r>
+      <w:r>
+        <w:t xml:space="preserve"> in the worst case, this step results in a time complexity of O(n^2).</w:t>
+      </w:r>
+    </w:p>
+    <w:p/>
+    <w:p>
+      <w:pPr>
+        <w:pStyle w:val="Heading2"/>
+      </w:pPr>
+      <w:bookmarkStart w:id="15" w:name="_Toc182059934"/>
+      <w:r>
+        <w:t>Space Complexity</w:t>
+      </w:r>
+      <w:bookmarkEnd w:id="15"/>
+    </w:p>
+    <w:p>
+      <w:r>
+        <w:t>For both FFD and BFD, i</w:t>
+      </w:r>
+      <w:r>
+        <w:t xml:space="preserve">n the worst case, the array of bins can scale with the number of items, resulting in </w:t>
+      </w:r>
+      <w:r>
+        <w:t>space complexity O(n).</w:t>
+      </w:r>
+    </w:p>
+    <w:p/>
+    <w:p>
+      <w:pPr>
+        <w:pStyle w:val="Heading1"/>
+      </w:pPr>
+      <w:bookmarkStart w:id="16" w:name="_Toc182059935"/>
+      <w:r>
+        <w:t xml:space="preserve">Complexity of </w:t>
+      </w:r>
+      <w:r>
+        <w:t>Our Implementation</w:t>
+      </w:r>
+      <w:bookmarkEnd w:id="16"/>
+    </w:p>
+    <w:p>
+      <w:r>
+        <w:t>The complexity of our implementation is faithful</w:t>
+      </w:r>
+      <w:r>
+        <w:t xml:space="preserve"> to typical </w:t>
+      </w:r>
+      <w:r>
+        <w:t xml:space="preserve">FFD and BFD implementations for the standard bin packing problem. </w:t>
+      </w:r>
+      <w:r>
+        <w:t>Therefore, the time complexity and space complexity can be described by the</w:t>
+      </w:r>
+      <w:r>
+        <w:t xml:space="preserve"> theoretical complexity mentioned above, which is O(n^2) and O(n) respectively.</w:t>
+      </w:r>
+    </w:p>
+    <w:p/>
+    <w:p>
+      <w:pPr>
+        <w:pStyle w:val="Heading1"/>
+      </w:pPr>
+      <w:bookmarkStart w:id="17" w:name="_Toc182059936"/>
+      <w:r>
+        <w:t>Tests</w:t>
+      </w:r>
+      <w:bookmarkEnd w:id="17"/>
+    </w:p>
+    <w:p>
+      <w:r>
+        <w:t xml:space="preserve">To verify the correctness of the First Fit Decreasing and Best Fit Decreasing algorithms, </w:t>
+      </w:r>
+      <w:r>
+        <w:t xml:space="preserve">a </w:t>
+      </w:r>
+      <w:r>
+        <w:t xml:space="preserve">series of tests have been implemented through the </w:t>
+      </w:r>
+      <w:proofErr w:type="spellStart"/>
+      <w:r>
+        <w:t>GoogleTest</w:t>
+      </w:r>
+      <w:proofErr w:type="spellEnd"/>
+      <w:r>
+        <w:t xml:space="preserve"> framework. These tests include:</w:t>
+      </w:r>
+    </w:p>
+    <w:p>
+      <w:pPr>
+        <w:pStyle w:val="ListParagraph"/>
+        <w:numPr>
+          <w:ilvl w:val="0"/>
+          <w:numId w:val="12"/>
+        </w:numPr>
+      </w:pPr>
+      <w:proofErr w:type="spellStart"/>
+      <w:r>
+        <w:rPr>
+          <w:b/>
+          <w:bCs/>
+        </w:rPr>
+        <w:t>Simpl</w:t>
+      </w:r>
+      <w:r>
+        <w:rPr>
+          <w:b/>
+          <w:bCs/>
+        </w:rPr>
+        <w:t>eTest</w:t>
+      </w:r>
+      <w:proofErr w:type="spellEnd"/>
+      <w:r>
+        <w:rPr>
+          <w:b/>
+          <w:bCs/>
+        </w:rPr>
+        <w:t xml:space="preserve">: </w:t>
+      </w:r>
+      <w:r>
+        <w:t xml:space="preserve">This test takes a simple </w:t>
+      </w:r>
+      <w:r>
+        <w:t>set of items</w:t>
+      </w:r>
+      <w:r>
+        <w:t xml:space="preserve"> </w:t>
+      </w:r>
+      <w:r>
+        <w:t xml:space="preserve">(n=6) </w:t>
+      </w:r>
+      <w:r>
+        <w:t xml:space="preserve">and </w:t>
+      </w:r>
+      <w:r>
+        <w:t xml:space="preserve">attempts to place them in bins with max capacity equal to 10. </w:t>
+      </w:r>
+      <w:r>
+        <w:t xml:space="preserve">The optimal number of bins to be returned is two. </w:t>
+      </w:r>
+    </w:p>
+    <w:p>
+      <w:pPr>
+        <w:pStyle w:val="ListParagraph"/>
+        <w:numPr>
+          <w:ilvl w:val="0"/>
+          <w:numId w:val="12"/>
+        </w:numPr>
+        <w:rPr>
+          <w:b/>
+          <w:bCs/>
+        </w:rPr>
+      </w:pPr>
+      <w:proofErr w:type="spellStart"/>
+      <w:r>
+        <w:rPr>
+          <w:b/>
+          <w:bCs/>
+        </w:rPr>
+        <w:t>ThreeBins</w:t>
+      </w:r>
+      <w:proofErr w:type="spellEnd"/>
+      <w:r>
+        <w:rPr>
+          <w:b/>
+          <w:bCs/>
+        </w:rPr>
+        <w:t xml:space="preserve">: </w:t>
+      </w:r>
+      <w:r>
+        <w:t xml:space="preserve">This </w:t>
+      </w:r>
+      <w:r>
+        <w:t xml:space="preserve">test </w:t>
+      </w:r>
+      <w:r>
+        <w:t xml:space="preserve">demonstrates the </w:t>
+      </w:r>
+      <w:r>
+        <w:t>algorithms’ ability to compact a set of items (n=6) into an optimum number of three bins.</w:t>
+      </w:r>
+    </w:p>
+    <w:p>
+      <w:pPr>
+        <w:pStyle w:val="ListParagraph"/>
+        <w:numPr>
+          <w:ilvl w:val="0"/>
+          <w:numId w:val="12"/>
+        </w:numPr>
+        <w:rPr>
+          <w:b/>
+          <w:bCs/>
+        </w:rPr>
+      </w:pPr>
+      <w:proofErr w:type="spellStart"/>
+      <w:r>
+        <w:rPr>
+          <w:b/>
+          <w:bCs/>
+        </w:rPr>
+        <w:t>Four</w:t>
+      </w:r>
+      <w:r>
+        <w:rPr>
+          <w:b/>
+          <w:bCs/>
+        </w:rPr>
+        <w:t>Bins</w:t>
+      </w:r>
+      <w:proofErr w:type="spellEnd"/>
+      <w:r>
+        <w:rPr>
+          <w:b/>
+          <w:bCs/>
+        </w:rPr>
+        <w:t>:</w:t>
+      </w:r>
+      <w:r>
+        <w:rPr>
+          <w:b/>
+          <w:bCs/>
+        </w:rPr>
+        <w:t xml:space="preserve"> </w:t>
+      </w:r>
+      <w:r>
+        <w:t xml:space="preserve">This </w:t>
+      </w:r>
+      <w:r>
+        <w:t>test demonstrates the algorithm</w:t>
+      </w:r>
+      <w:r>
+        <w:t>s’ ability</w:t>
+      </w:r>
+      <w:r>
+        <w:t xml:space="preserve"> </w:t>
+      </w:r>
+      <w:r>
+        <w:t>to compact</w:t>
+      </w:r>
+      <w:r>
+        <w:t xml:space="preserve"> a set of items (n=7) into </w:t>
+      </w:r>
+      <w:r>
+        <w:t>an optimum number of four bins.</w:t>
+      </w:r>
+      <w:r>
+        <w:br/>
+      </w:r>
+      <w:proofErr w:type="spellStart"/>
+      <w:r>
+        <w:rPr>
+          <w:b/>
+          <w:bCs/>
+        </w:rPr>
+        <w:t>EmptyItems</w:t>
+      </w:r>
+      <w:proofErr w:type="spellEnd"/>
+      <w:r>
+        <w:rPr>
+          <w:b/>
+          <w:bCs/>
+        </w:rPr>
+        <w:t xml:space="preserve">: </w:t>
+      </w:r>
+      <w:r>
+        <w:t>This test verifies that algorithms</w:t>
+      </w:r>
+      <w:r>
+        <w:t>’ ability to handle the</w:t>
+      </w:r>
+      <w:r>
+        <w:t xml:space="preserve"> edge case in which no items are provided</w:t>
+      </w:r>
+      <w:r>
+        <w:t>.</w:t>
+      </w:r>
+      <w:r>
+        <w:t xml:space="preserve"> As there are no bins to pack, this test expects zero to be returned.</w:t>
+      </w:r>
+    </w:p>
+    <w:p>
+      <w:pPr>
+        <w:pStyle w:val="ListParagraph"/>
+        <w:numPr>
+          <w:ilvl w:val="0"/>
+          <w:numId w:val="12"/>
+        </w:numPr>
+        <w:rPr>
+          <w:b/>
+          <w:bCs/>
+        </w:rPr>
+      </w:pPr>
+      <w:proofErr w:type="spellStart"/>
+      <w:r>
+        <w:rPr>
+          <w:b/>
+          <w:bCs/>
+        </w:rPr>
+        <w:t>SingleItem</w:t>
+      </w:r>
+      <w:proofErr w:type="spellEnd"/>
+      <w:r>
+        <w:rPr>
+          <w:b/>
+          <w:bCs/>
+        </w:rPr>
+        <w:t xml:space="preserve">: </w:t>
+      </w:r>
+      <w:r>
+        <w:t>This test verifies the algorithms’ ability to assign one item to a bin</w:t>
+      </w:r>
+      <w:r>
+        <w:t>.</w:t>
+      </w:r>
+    </w:p>
+    <w:p>
+      <w:pPr>
+        <w:pStyle w:val="ListParagraph"/>
+        <w:numPr>
+          <w:ilvl w:val="0"/>
+          <w:numId w:val="12"/>
+        </w:numPr>
+        <w:rPr>
+          <w:b/>
+          <w:bCs/>
+        </w:rPr>
+      </w:pPr>
+      <w:proofErr w:type="spellStart"/>
+      <w:r>
+        <w:rPr>
+          <w:b/>
+          <w:bCs/>
+        </w:rPr>
+        <w:t>SingleItemWithExtraSpace</w:t>
+      </w:r>
+      <w:proofErr w:type="spellEnd"/>
+      <w:r>
+        <w:rPr>
+          <w:b/>
+          <w:bCs/>
+        </w:rPr>
+        <w:t xml:space="preserve">: </w:t>
+      </w:r>
+      <w:r>
+        <w:t xml:space="preserve">This test verifies the algorithms’ ability to </w:t>
+      </w:r>
+      <w:r>
+        <w:t xml:space="preserve">accommodate multiple items in </w:t>
+      </w:r>
+      <w:r>
+        <w:t>one bin</w:t>
+      </w:r>
+      <w:r>
+        <w:t xml:space="preserve"> and still have remaining space</w:t>
+      </w:r>
+      <w:r>
+        <w:t xml:space="preserve"> after it’s been packed.</w:t>
+      </w:r>
+    </w:p>
+    <w:p>
+      <w:pPr>
+        <w:pStyle w:val="ListParagraph"/>
+        <w:numPr>
+          <w:ilvl w:val="0"/>
+          <w:numId w:val="12"/>
+        </w:numPr>
+        <w:rPr>
+          <w:b/>
+          <w:bCs/>
+        </w:rPr>
+      </w:pPr>
+      <w:proofErr w:type="spellStart"/>
+      <w:r>
+        <w:rPr>
+          <w:b/>
+          <w:bCs/>
+        </w:rPr>
+        <w:t>SingleBinWithNoSpace</w:t>
+      </w:r>
+      <w:proofErr w:type="spellEnd"/>
+      <w:r>
+        <w:rPr>
+          <w:b/>
+          <w:bCs/>
+        </w:rPr>
+        <w:t xml:space="preserve">: </w:t>
+      </w:r>
+      <w:r>
+        <w:t xml:space="preserve">This test verifies the algorithms’ ability to </w:t>
+      </w:r>
+      <w:r>
+        <w:t xml:space="preserve">recognise when a bin </w:t>
+      </w:r>
+      <w:r>
+        <w:t>does not have the room to accommodate multiple items</w:t>
+      </w:r>
+      <w:r>
+        <w:t>, resulting in a new bin being generated.</w:t>
+      </w:r>
+    </w:p>
+    <w:p>
+      <w:pPr>
+        <w:pStyle w:val="ListParagraph"/>
+        <w:numPr>
+          <w:ilvl w:val="0"/>
+          <w:numId w:val="12"/>
+        </w:numPr>
+        <w:rPr>
+          <w:b/>
+          <w:bCs/>
+        </w:rPr>
+      </w:pPr>
+      <w:proofErr w:type="spellStart"/>
+      <w:r>
+        <w:rPr>
+          <w:b/>
+          <w:bCs/>
+        </w:rPr>
+        <w:lastRenderedPageBreak/>
+        <w:t>SingleBinWithJustEnoughSpace</w:t>
+      </w:r>
+      <w:proofErr w:type="spellEnd"/>
+      <w:r>
+        <w:rPr>
+          <w:b/>
+          <w:bCs/>
+        </w:rPr>
+        <w:t xml:space="preserve">: </w:t>
+      </w:r>
+      <w:r>
+        <w:t>This test verifies the algorithms</w:t>
+      </w:r>
+      <w:r>
+        <w:t>’</w:t>
+      </w:r>
+      <w:r>
+        <w:t xml:space="preserve"> ability </w:t>
+      </w:r>
+      <w:r>
+        <w:t xml:space="preserve">pack an item </w:t>
+      </w:r>
+      <w:r>
+        <w:t>with weight that matches that of the maximum bin capacity.</w:t>
+      </w:r>
+    </w:p>
+    <w:p>
+      <w:pPr>
+        <w:pStyle w:val="ListParagraph"/>
+        <w:numPr>
+          <w:ilvl w:val="0"/>
+          <w:numId w:val="12"/>
+        </w:numPr>
+        <w:rPr>
+          <w:b/>
+          <w:bCs/>
+        </w:rPr>
+      </w:pPr>
+      <w:proofErr w:type="spellStart"/>
+      <w:r>
+        <w:rPr>
+          <w:b/>
+          <w:bCs/>
+        </w:rPr>
+        <w:t>SingleBinFitMultiple</w:t>
+      </w:r>
+      <w:proofErr w:type="spellEnd"/>
+      <w:r>
+        <w:rPr>
+          <w:b/>
+          <w:bCs/>
+        </w:rPr>
+        <w:t xml:space="preserve">: </w:t>
+      </w:r>
+      <w:r>
+        <w:t>This te</w:t>
+      </w:r>
+      <w:r>
+        <w:t xml:space="preserve">st </w:t>
+      </w:r>
+      <w:r>
+        <w:t xml:space="preserve">verifies the </w:t>
+      </w:r>
+      <w:r>
+        <w:t>algorithms</w:t>
+      </w:r>
+      <w:r>
+        <w:t xml:space="preserve"> can assign multiple items to a bin </w:t>
+      </w:r>
+      <w:r>
+        <w:t>and fill it completely</w:t>
+      </w:r>
+      <w:r>
+        <w:t>.</w:t>
+      </w:r>
+    </w:p>
+    <w:p>
+      <w:pPr>
+        <w:pStyle w:val="ListParagraph"/>
+        <w:numPr>
+          <w:ilvl w:val="0"/>
+          <w:numId w:val="12"/>
+        </w:numPr>
+        <w:rPr>
+          <w:b/>
+          <w:bCs/>
+        </w:rPr>
+      </w:pPr>
+      <w:proofErr w:type="spellStart"/>
+      <w:r>
+        <w:rPr>
+          <w:b/>
+          <w:bCs/>
+        </w:rPr>
+        <w:t>SingleItemWithNoSpace</w:t>
+      </w:r>
+      <w:proofErr w:type="spellEnd"/>
+      <w:r>
+        <w:rPr>
+          <w:b/>
+          <w:bCs/>
+        </w:rPr>
+        <w:t xml:space="preserve">: </w:t>
+      </w:r>
+      <w:r>
+        <w:t xml:space="preserve">This test verifies the algorithms’ return </w:t>
+      </w:r>
+      <w:r>
+        <w:t xml:space="preserve">the invalid value (-1) </w:t>
+      </w:r>
+      <w:r>
+        <w:t>when</w:t>
+      </w:r>
+      <w:r>
+        <w:t xml:space="preserve"> an item weight exceeds the maximum capacity of the bins</w:t>
+      </w:r>
+    </w:p>
+    <w:p>
+      <w:pPr>
+        <w:pStyle w:val="ListParagraph"/>
+        <w:numPr>
+          <w:ilvl w:val="0"/>
+          <w:numId w:val="12"/>
+        </w:numPr>
+        <w:rPr>
+          <w:b/>
+          <w:bCs/>
+        </w:rPr>
+      </w:pPr>
+      <w:proofErr w:type="spellStart"/>
+      <w:r>
+        <w:rPr>
+          <w:b/>
+          <w:bCs/>
+        </w:rPr>
+        <w:t>ManySmallItems</w:t>
+      </w:r>
+      <w:proofErr w:type="spellEnd"/>
+      <w:r>
+        <w:rPr>
+          <w:b/>
+          <w:bCs/>
+        </w:rPr>
+        <w:t xml:space="preserve">: </w:t>
+      </w:r>
+      <w:r>
+        <w:t xml:space="preserve">This test </w:t>
+      </w:r>
+      <w:r>
+        <w:t xml:space="preserve">verifies </w:t>
+      </w:r>
+      <w:r>
+        <w:t xml:space="preserve">the algorithms’ efficiently pack </w:t>
+      </w:r>
+      <w:r>
+        <w:t xml:space="preserve">1000 items, each of size 1, into bins of size </w:t>
+      </w:r>
+      <w:r>
+        <w:t xml:space="preserve">10. </w:t>
+      </w:r>
+      <w:r>
+        <w:t xml:space="preserve">As each bin can hold exactly 10 items, </w:t>
+      </w:r>
+      <w:r>
+        <w:t>it can be easily known that the optimal number of bins to accommodate the items is 100.</w:t>
+      </w:r>
+    </w:p>
+    <w:p>
+      <w:pPr>
+        <w:pStyle w:val="ListParagraph"/>
+        <w:numPr>
+          <w:ilvl w:val="0"/>
+          <w:numId w:val="12"/>
+        </w:numPr>
+        <w:rPr>
+          <w:b/>
+          <w:bCs/>
+        </w:rPr>
+      </w:pPr>
+      <w:proofErr w:type="spellStart"/>
+      <w:r>
+        <w:rPr>
+          <w:b/>
+          <w:bCs/>
+        </w:rPr>
+        <w:t>LargeNumberOfItems</w:t>
+      </w:r>
+      <w:proofErr w:type="spellEnd"/>
+      <w:r>
+        <w:rPr>
+          <w:b/>
+          <w:bCs/>
+        </w:rPr>
+        <w:t xml:space="preserve">: </w:t>
+      </w:r>
+      <w:r>
+        <w:t>This test verifies the algorithm</w:t>
+      </w:r>
+      <w:r>
+        <w:t>s’ ability to provide a positive result with a large input</w:t>
+      </w:r>
+      <w:r>
+        <w:t xml:space="preserve"> </w:t>
+      </w:r>
+      <w:r>
+        <w:t>of items</w:t>
+      </w:r>
+      <w:r>
+        <w:t xml:space="preserve"> (n=10000)</w:t>
+      </w:r>
+      <w:r>
+        <w:t xml:space="preserve"> </w:t>
+      </w:r>
+      <w:r>
+        <w:t>each with a weight of 2</w:t>
+      </w:r>
+      <w:r>
+        <w:t xml:space="preserve">. This test expects </w:t>
+      </w:r>
+      <w:r>
+        <w:t xml:space="preserve">the optimal number of bins to be returned to be 2000. However, the primary purpose of this test is </w:t>
+      </w:r>
+      <w:r>
+        <w:t xml:space="preserve">to highlight </w:t>
+      </w:r>
+      <w:r>
+        <w:t xml:space="preserve">the algorithms’ </w:t>
+      </w:r>
+      <w:r>
+        <w:t>ability to return a result</w:t>
+      </w:r>
+      <w:r>
+        <w:t xml:space="preserve"> when an intensive input is given.</w:t>
+      </w:r>
+      <w:r>
+        <w:t xml:space="preserve"> </w:t>
+      </w:r>
+    </w:p>
+    <w:p>
+      <w:pPr>
+        <w:pStyle w:val="ListParagraph"/>
+        <w:rPr>
+          <w:b/>
+          <w:bCs/>
+        </w:rPr>
+      </w:pPr>
+    </w:p>
+    <w:p>
+      <w:r>
+        <w:t>This suite of tests</w:t>
+      </w:r>
+      <w:r>
+        <w:t xml:space="preserve"> </w:t>
+      </w:r>
+      <w:r>
+        <w:t xml:space="preserve">effectively </w:t>
+      </w:r>
+      <w:r>
+        <w:t>verifies</w:t>
+      </w:r>
+      <w:r>
+        <w:t xml:space="preserve"> the correctness of the algorithm</w:t>
+      </w:r>
+      <w:r>
+        <w:t xml:space="preserve"> by covering a range of</w:t>
+      </w:r>
+      <w:r>
+        <w:t xml:space="preserve"> typical and edge </w:t>
+      </w:r>
+      <w:r>
+        <w:t>case</w:t>
+      </w:r>
+      <w:r>
+        <w:t xml:space="preserve"> scenarios</w:t>
+      </w:r>
+      <w:r>
+        <w:t xml:space="preserve"> to ensure </w:t>
+      </w:r>
+      <w:r>
+        <w:t xml:space="preserve">complete functionality of the algorithms. </w:t>
+      </w:r>
+      <w:r>
+        <w:t xml:space="preserve">The </w:t>
+      </w:r>
+      <w:proofErr w:type="spellStart"/>
+      <w:r>
+        <w:rPr>
+          <w:i/>
+          <w:iCs/>
+        </w:rPr>
+        <w:t>SimpleTest</w:t>
+      </w:r>
+      <w:proofErr w:type="spellEnd"/>
+      <w:r>
+        <w:rPr>
+          <w:i/>
+          <w:iCs/>
+        </w:rPr>
+        <w:t xml:space="preserve">, </w:t>
+      </w:r>
+      <w:proofErr w:type="spellStart"/>
+      <w:r>
+        <w:rPr>
+          <w:i/>
+          <w:iCs/>
+        </w:rPr>
+        <w:t>ThreeBins</w:t>
+      </w:r>
+      <w:proofErr w:type="spellEnd"/>
+      <w:r>
+        <w:rPr>
+          <w:i/>
+          <w:iCs/>
+        </w:rPr>
+        <w:t xml:space="preserve">, </w:t>
+      </w:r>
+      <w:r>
+        <w:t xml:space="preserve">and </w:t>
+      </w:r>
+      <w:proofErr w:type="spellStart"/>
+      <w:r>
+        <w:rPr>
+          <w:i/>
+          <w:iCs/>
+        </w:rPr>
+        <w:t>FourBins</w:t>
+      </w:r>
+      <w:proofErr w:type="spellEnd"/>
+      <w:r>
+        <w:t xml:space="preserve"> </w:t>
+      </w:r>
+      <w:r>
+        <w:t xml:space="preserve">tests </w:t>
+      </w:r>
+      <w:r>
+        <w:t xml:space="preserve">validate the algorithms’ ability to </w:t>
+      </w:r>
+      <w:r>
+        <w:t xml:space="preserve">take a small set of items and pack them optimally into </w:t>
+      </w:r>
+      <w:r>
+        <w:t>bins</w:t>
+      </w:r>
+      <w:r>
+        <w:t xml:space="preserve">, </w:t>
+      </w:r>
+      <w:r>
+        <w:t>highlighting accurate and efficient bin utilisation with small inputs</w:t>
+      </w:r>
+      <w:r>
+        <w:t>. Edge cases area also addressed</w:t>
+      </w:r>
+      <w:r>
+        <w:t xml:space="preserve">: </w:t>
+      </w:r>
+      <w:proofErr w:type="spellStart"/>
+      <w:r>
+        <w:rPr>
+          <w:i/>
+          <w:iCs/>
+        </w:rPr>
+        <w:t>EmptyItems</w:t>
+      </w:r>
+      <w:proofErr w:type="spellEnd"/>
+      <w:r>
+        <w:rPr>
+          <w:i/>
+          <w:iCs/>
+        </w:rPr>
+        <w:t xml:space="preserve"> </w:t>
+      </w:r>
+      <w:r>
+        <w:t>confirms</w:t>
+      </w:r>
+      <w:r>
+        <w:t xml:space="preserve"> that zero is returned when no items are provided</w:t>
+      </w:r>
+      <w:r>
+        <w:t xml:space="preserve">; </w:t>
+      </w:r>
+      <w:proofErr w:type="spellStart"/>
+      <w:r>
+        <w:rPr>
+          <w:i/>
+          <w:iCs/>
+        </w:rPr>
+        <w:t>SingleItemWithNoSpace</w:t>
+      </w:r>
+      <w:proofErr w:type="spellEnd"/>
+      <w:r>
+        <w:rPr>
+          <w:i/>
+          <w:iCs/>
+        </w:rPr>
+        <w:t xml:space="preserve"> </w:t>
+      </w:r>
+      <w:r>
+        <w:t xml:space="preserve">checks that an error value is returned when an item exceeds the bin </w:t>
+      </w:r>
+      <w:r>
+        <w:t>capacity,</w:t>
+      </w:r>
+      <w:r>
+        <w:t xml:space="preserve"> while </w:t>
+      </w:r>
+      <w:proofErr w:type="spellStart"/>
+      <w:r>
+        <w:rPr>
+          <w:i/>
+          <w:iCs/>
+        </w:rPr>
+        <w:t>ManySmallItems</w:t>
+      </w:r>
+      <w:proofErr w:type="spellEnd"/>
+      <w:r>
+        <w:t xml:space="preserve"> and </w:t>
+      </w:r>
+      <w:proofErr w:type="spellStart"/>
+      <w:r>
+        <w:rPr>
+          <w:i/>
+          <w:iCs/>
+        </w:rPr>
+        <w:t>LargeNumberOfItems</w:t>
+      </w:r>
+      <w:proofErr w:type="spellEnd"/>
+      <w:r>
+        <w:t xml:space="preserve"> evaluat</w:t>
+      </w:r>
+      <w:r>
+        <w:t xml:space="preserve">e </w:t>
+      </w:r>
+      <w:r>
+        <w:t xml:space="preserve">the </w:t>
+      </w:r>
+      <w:r>
+        <w:t xml:space="preserve">algorithms’ capability in </w:t>
+      </w:r>
+      <w:r>
+        <w:t>processing</w:t>
+      </w:r>
+      <w:r>
+        <w:t xml:space="preserve"> larger inputs and efficiently packing thousands of items into an expected number of bins. </w:t>
+      </w:r>
+    </w:p>
+    <w:p>
+      <w:r>
+        <w:t>In summary, thi</w:t>
+      </w:r>
+      <w:r>
+        <w:t xml:space="preserve">s test suite </w:t>
+      </w:r>
+      <w:r>
+        <w:t>validates the functionality, robustness, and efficiency of the algorithms.</w:t>
+      </w:r>
+    </w:p>
+    <w:p>
+      <w:pPr>
+        <w:rPr>
+          <w:b/>
+          <w:bCs/>
+        </w:rPr>
+      </w:pPr>
+    </w:p>
+    <w:p>
+      <w:pPr>
+        <w:pStyle w:val="Heading1"/>
+      </w:pPr>
+      <w:bookmarkStart w:id="18" w:name="_Toc182059937"/>
+      <w:r>
+        <w:t>Insights</w:t>
+      </w:r>
+      <w:bookmarkEnd w:id="18"/>
+    </w:p>
+    <w:p>
+      <w:r>
+        <w:t xml:space="preserve">The process of solving the bin-packing problem </w:t>
+      </w:r>
+      <w:r>
+        <w:t xml:space="preserve">and implementing the </w:t>
+      </w:r>
+      <w:r>
+        <w:t>F</w:t>
+      </w:r>
+      <w:r>
+        <w:t xml:space="preserve">irst </w:t>
+      </w:r>
+      <w:r>
+        <w:t>F</w:t>
+      </w:r>
+      <w:r>
+        <w:t xml:space="preserve">it </w:t>
+      </w:r>
+      <w:r>
+        <w:t>D</w:t>
+      </w:r>
+      <w:r>
+        <w:t>ecreasing</w:t>
+      </w:r>
+      <w:r>
+        <w:t xml:space="preserve"> (FFD) </w:t>
+      </w:r>
+      <w:r>
+        <w:t xml:space="preserve">and </w:t>
+      </w:r>
+      <w:r>
+        <w:t>B</w:t>
+      </w:r>
+      <w:r>
+        <w:t xml:space="preserve">est </w:t>
+      </w:r>
+      <w:r>
+        <w:t>F</w:t>
+      </w:r>
+      <w:r>
+        <w:t xml:space="preserve">it </w:t>
+      </w:r>
+      <w:r>
+        <w:t xml:space="preserve">Decreasing (BFD) </w:t>
+      </w:r>
+      <w:r>
+        <w:t xml:space="preserve">algorithms </w:t>
+      </w:r>
+      <w:r>
+        <w:t xml:space="preserve">stimulated </w:t>
+      </w:r>
+      <w:r>
+        <w:t>the following insights:</w:t>
+      </w:r>
+    </w:p>
+    <w:p>
+      <w:pPr>
+        <w:pStyle w:val="ListParagraph"/>
+        <w:numPr>
+          <w:ilvl w:val="0"/>
+          <w:numId w:val="13"/>
+        </w:numPr>
+        <w:rPr>
+          <w:b/>
+          <w:bCs/>
+        </w:rPr>
+      </w:pPr>
+      <w:r>
+        <w:rPr>
+          <w:b/>
+          <w:bCs/>
+        </w:rPr>
+        <w:t>Efficiency vs Optimality</w:t>
+      </w:r>
+      <w:r>
+        <w:rPr>
+          <w:b/>
+          <w:bCs/>
+        </w:rPr>
+        <w:t xml:space="preserve">: </w:t>
+      </w:r>
+      <w:r>
+        <w:t xml:space="preserve">When </w:t>
+      </w:r>
+      <w:r>
+        <w:t xml:space="preserve">deciding </w:t>
+      </w:r>
+      <w:r>
+        <w:t xml:space="preserve">the </w:t>
+      </w:r>
+      <w:r>
+        <w:t xml:space="preserve">algorithms to implement, it became clear there is an important </w:t>
+      </w:r>
+      <w:r>
+        <w:t>trade-off</w:t>
+      </w:r>
+      <w:r>
+        <w:t xml:space="preserve"> between efficiency and optimality</w:t>
+      </w:r>
+      <w:r>
+        <w:t xml:space="preserve"> in the bin-packing problem. </w:t>
+      </w:r>
+      <w:r>
+        <w:t xml:space="preserve">While First Fit Decreasing and Best Fit Decreasing are </w:t>
+      </w:r>
+      <w:r>
+        <w:t xml:space="preserve">relatively </w:t>
+      </w:r>
+      <w:r>
+        <w:t>efficient</w:t>
+      </w:r>
+      <w:r>
+        <w:t xml:space="preserve">, </w:t>
+      </w:r>
+      <w:r>
+        <w:t>they are only capable of providing</w:t>
+      </w:r>
+      <w:r>
+        <w:t xml:space="preserve"> approximately optimal </w:t>
+      </w:r>
+      <w:r>
+        <w:lastRenderedPageBreak/>
+        <w:t>solutions,</w:t>
+      </w:r>
+      <w:r>
+        <w:t xml:space="preserve"> </w:t>
+      </w:r>
+      <w:r>
+        <w:t>unable to return optimal results under every circumstance.</w:t>
+      </w:r>
+      <w:r>
+        <w:t xml:space="preserve"> </w:t>
+      </w:r>
+      <w:r>
+        <w:t>This insight highlights</w:t>
+      </w:r>
+      <w:r>
+        <w:t xml:space="preserve"> the unavoidable trade-</w:t>
+      </w:r>
+      <w:r>
+        <w:t xml:space="preserve">off between achieving optimality and computational time, particularly </w:t>
+      </w:r>
+      <w:r>
+        <w:t>in NP-hard problems such as bin packing.</w:t>
+      </w:r>
+    </w:p>
+    <w:p>
+      <w:pPr>
+        <w:pStyle w:val="ListParagraph"/>
+        <w:numPr>
+          <w:ilvl w:val="0"/>
+          <w:numId w:val="13"/>
+        </w:numPr>
+        <w:rPr>
+          <w:b/>
+          <w:bCs/>
+        </w:rPr>
+      </w:pPr>
+      <w:r>
+        <w:rPr>
+          <w:b/>
+          <w:bCs/>
+        </w:rPr>
+        <w:t>The</w:t>
+      </w:r>
+      <w:r>
+        <w:t xml:space="preserve"> </w:t>
+      </w:r>
+      <w:r>
+        <w:rPr>
+          <w:b/>
+          <w:bCs/>
+        </w:rPr>
+        <w:t xml:space="preserve">importance of the heuristic: </w:t>
+      </w:r>
+      <w:r>
+        <w:t xml:space="preserve">The use of sorting </w:t>
+      </w:r>
+      <w:r>
+        <w:t>(decreasing order)</w:t>
+      </w:r>
+      <w:r>
+        <w:t>, utilised in FFD and BFD</w:t>
+      </w:r>
+      <w:r>
+        <w:t>,</w:t>
+      </w:r>
+      <w:r>
+        <w:t xml:space="preserve"> significantly improves</w:t>
+      </w:r>
+      <w:r>
+        <w:t xml:space="preserve"> </w:t>
+      </w:r>
+      <w:r>
+        <w:t>solution quality compared to their unsorted variants (</w:t>
+      </w:r>
+      <w:r>
+        <w:t>First Fit, Best Fit).</w:t>
+      </w:r>
+      <w:r>
+        <w:t xml:space="preserve"> This insight highlights</w:t>
+      </w:r>
+      <w:r>
+        <w:t xml:space="preserve"> how a simple modification in the </w:t>
+      </w:r>
+      <w:r>
+        <w:t xml:space="preserve">heuristic can </w:t>
+      </w:r>
+      <w:r>
+        <w:t>provide</w:t>
+      </w:r>
+      <w:r>
+        <w:t xml:space="preserve"> substantial enhancements </w:t>
+      </w:r>
+      <w:r>
+        <w:t>in</w:t>
+      </w:r>
+      <w:r>
+        <w:t xml:space="preserve"> performance.</w:t>
+      </w:r>
+      <w:r>
+        <w:t xml:space="preserve"> However, </w:t>
+      </w:r>
+      <w:r>
+        <w:t>this optimisation is dependent on the framing of the problem, which will be elaborated on in the following point.</w:t>
+      </w:r>
+    </w:p>
+    <w:p>
+      <w:pPr>
+        <w:pStyle w:val="ListParagraph"/>
+        <w:numPr>
+          <w:ilvl w:val="0"/>
+          <w:numId w:val="13"/>
+        </w:numPr>
+      </w:pPr>
+      <w:r>
+        <w:rPr>
+          <w:b/>
+          <w:bCs/>
+        </w:rPr>
+        <w:t>Format</w:t>
+      </w:r>
+      <w:r>
+        <w:rPr>
+          <w:b/>
+          <w:bCs/>
+        </w:rPr>
+        <w:t xml:space="preserve"> of the problem: </w:t>
+      </w:r>
+      <w:r>
+        <w:t>The bin-packing problem c</w:t>
+      </w:r>
+      <w:r>
+        <w:t xml:space="preserve">an </w:t>
+      </w:r>
+      <w:r>
+        <w:t xml:space="preserve">come in various </w:t>
+      </w:r>
+      <w:r>
+        <w:t>formats</w:t>
+      </w:r>
+      <w:r>
+        <w:t>. For</w:t>
+      </w:r>
+      <w:r>
+        <w:t xml:space="preserve"> example, the format </w:t>
+      </w:r>
+      <w:r>
+        <w:t xml:space="preserve">of the problem </w:t>
+      </w:r>
+      <w:r>
+        <w:t>the</w:t>
+      </w:r>
+      <w:r>
+        <w:t xml:space="preserve"> FFD and BFD algorithms are applicable to </w:t>
+      </w:r>
+      <w:r>
+        <w:t xml:space="preserve">is the ‘offline’ format of the problem. </w:t>
+      </w:r>
+      <w:r>
+        <w:t>This version allows knowledge of all items and their sizes to be known upfront</w:t>
+      </w:r>
+      <w:r>
+        <w:t>, allowing for preprocessing steps</w:t>
+      </w:r>
+      <w:r>
+        <w:t xml:space="preserve"> </w:t>
+      </w:r>
+      <w:r>
+        <w:t xml:space="preserve">such as sorting the items in decreasing order. </w:t>
+      </w:r>
+      <w:r>
+        <w:t xml:space="preserve">However, </w:t>
+      </w:r>
+      <w:r>
+        <w:t>in</w:t>
+      </w:r>
+      <w:r>
+        <w:t xml:space="preserve"> the</w:t>
+      </w:r>
+      <w:r>
+        <w:t xml:space="preserve"> </w:t>
+      </w:r>
+      <w:r>
+        <w:t xml:space="preserve">‘online’ format of the problem, items arrive sequentially, requiring the algorithm </w:t>
+      </w:r>
+      <w:r>
+        <w:t xml:space="preserve">to place the item in the bin without knowledge of future items. </w:t>
+      </w:r>
+      <w:r>
+        <w:t>As this format does not allow for preproc</w:t>
+      </w:r>
+      <w:r>
+        <w:t>essing, it is more challenging to optimise.</w:t>
+      </w:r>
+      <w:r>
+        <w:t xml:space="preserve"> This insight </w:t>
+      </w:r>
+      <w:r>
+        <w:t xml:space="preserve">demonstrates in the importance </w:t>
+      </w:r>
+      <w:r>
+        <w:t>in identifying the appropriate format of the bin packing problem</w:t>
+      </w:r>
+      <w:r>
+        <w:t>, as it has significant</w:t>
+      </w:r>
+      <w:r>
+        <w:t xml:space="preserve"> impact on algorithm behaviour, efficiency, and the optimality of the solution.</w:t>
+      </w:r>
+    </w:p>
+    <w:p>
+      <w:pPr>
+        <w:pStyle w:val="ListParagraph"/>
+        <w:numPr>
+          <w:ilvl w:val="0"/>
+          <w:numId w:val="13"/>
+        </w:numPr>
+      </w:pPr>
+      <w:r>
+        <w:rPr>
+          <w:b/>
+          <w:bCs/>
+        </w:rPr>
+        <w:t xml:space="preserve">Practicality of Approximation Algorithms: </w:t>
+      </w:r>
+      <w:r>
+        <w:t xml:space="preserve">Learning about the bin-packing problem demonstrated the practically of approximation algorithms like FFD and BFD. </w:t>
+      </w:r>
+      <w:r>
+        <w:t xml:space="preserve">Although these algorithms are not perfect, they strike a practical balance </w:t>
+      </w:r>
+      <w:r>
+        <w:t xml:space="preserve">for real-world use cases where exact solutions are too computationally expensive. This insight highlights the value of approximation in situations </w:t>
+      </w:r>
+      <w:r>
+        <w:t xml:space="preserve">where the problem is challenging to solve both optimally and efficiently, and when </w:t>
+      </w:r>
+      <w:r>
+        <w:t>time and resources are limited.</w:t>
+      </w:r>
+    </w:p>
+    <w:p>
+      <w:pPr>
+        <w:ind w:left="360"/>
+      </w:pPr>
+    </w:p>
+    <w:p>
+      <w:pPr>
+        <w:pStyle w:val="Heading1"/>
+      </w:pPr>
+      <w:bookmarkStart w:id="19" w:name="_Toc182059938"/>
+      <w:r>
+        <w:t>Conclusion</w:t>
+      </w:r>
+      <w:bookmarkEnd w:id="19"/>
+      <w:r>
+        <w:t xml:space="preserve"> </w:t>
+      </w:r>
+    </w:p>
+    <w:p>
+      <w:r>
+        <w:t xml:space="preserve">To conclude, the bin packing problem is a complex yet practical challenge in optimisation, </w:t>
+      </w:r>
+      <w:r>
+        <w:t>notable for its NP-hard complexity and wide applicability in real-world scenarios.</w:t>
+      </w:r>
+      <w:r>
+        <w:t xml:space="preserve"> Through implementation and analysis of </w:t>
+      </w:r>
+      <w:r>
+        <w:t>the First Fit Decreasing (FFD) and Best Fit Decreasing (BFD</w:t>
+      </w:r>
+      <w:r>
+        <w:t xml:space="preserve"> algorithms, </w:t>
+      </w:r>
+      <w:r>
+        <w:t xml:space="preserve">it has been </w:t>
+      </w:r>
+      <w:r>
+        <w:t>demonstrated that approximately</w:t>
+      </w:r>
+      <w:r>
+        <w:t xml:space="preserve"> </w:t>
+      </w:r>
+      <w:r>
+        <w:t xml:space="preserve">optimal solutions can </w:t>
+      </w:r>
+      <w:r>
+        <w:t xml:space="preserve">provide a valuable balance in </w:t>
+      </w:r>
+      <w:r>
+        <w:t>accuracy and efficiency</w:t>
+      </w:r>
+      <w:r>
+        <w:t>, meeting the practical demands of</w:t>
+      </w:r>
+      <w:r>
+        <w:t xml:space="preserve"> the bin packing problem.</w:t>
+      </w:r>
+    </w:p>
+    <w:p>
+      <w:pPr>
+        <w:pStyle w:val="Bibliography"/>
+        <w:rPr>
+          <w:rFonts w:ascii="Aptos" w:hAnsi="Aptos"/>
+        </w:rPr>
+      </w:pPr>
+      <w:r>
+        <w:lastRenderedPageBreak/>
+        <w:fldChar w:fldCharType="begin"/>
+      </w:r>
+      <w:r>
+        <w:instrText xml:space="preserve"> ADDIN ZOTERO_BIBL {"uncited":[],"omitted":[],"custom":[]} CSL_BIBLIOGRAPHY </w:instrText>
+      </w:r>
+      <w:r>
+        <w:fldChar w:fldCharType="separate"/>
+      </w:r>
+      <w:r>
+        <w:rPr>
+          <w:rFonts w:ascii="Aptos" w:hAnsi="Aptos"/>
+        </w:rPr>
+        <w:t xml:space="preserve">Gupta, D. (2023, April 5). </w:t>
+      </w:r>
+      <w:r>
+        <w:rPr>
+          <w:rFonts w:ascii="Aptos" w:hAnsi="Aptos"/>
+          <w:i/>
+          <w:iCs/>
+        </w:rPr>
+        <w:t>Bin Packing Problem (Minimize number of used Bins)</w:t>
+      </w:r>
+      <w:r>
+        <w:rPr>
+          <w:rFonts w:ascii="Aptos" w:hAnsi="Aptos"/>
+        </w:rPr>
+        <w:t xml:space="preserve">. </w:t>
+      </w:r>
+      <w:proofErr w:type="spellStart"/>
+      <w:r>
+        <w:rPr>
+          <w:rFonts w:ascii="Aptos" w:hAnsi="Aptos"/>
+        </w:rPr>
+        <w:t>GeeksforGeeks</w:t>
+      </w:r>
+      <w:proofErr w:type="spellEnd"/>
+      <w:r>
+        <w:rPr>
+          <w:rFonts w:ascii="Aptos" w:hAnsi="Aptos"/>
+        </w:rPr>
+        <w:t>. https://www.geeksforgeeks.org/bin-packing-problem-minimize-number-of-used-bins/</w:t>
+      </w:r>
+    </w:p>
+    <w:p>
+      <w:pPr>
+        <w:pStyle w:val="Bibliography"/>
+        <w:rPr>
+          <w:rFonts w:ascii="Aptos" w:hAnsi="Aptos"/>
+        </w:rPr>
+      </w:pPr>
+      <w:r>
+        <w:rPr>
+          <w:rFonts w:ascii="Aptos" w:hAnsi="Aptos"/>
+        </w:rPr>
+        <w:t xml:space="preserve">Korf, R. E. (2002). </w:t>
+      </w:r>
+      <w:r>
+        <w:rPr>
+          <w:rFonts w:ascii="Aptos" w:hAnsi="Aptos"/>
+          <w:i/>
+          <w:iCs/>
+        </w:rPr>
+        <w:t>A New Algorithm for Optimal Bin Packing</w:t>
+      </w:r>
+      <w:r>
+        <w:rPr>
+          <w:rFonts w:ascii="Aptos" w:hAnsi="Aptos"/>
+        </w:rPr>
+        <w:t>.</w:t>
+      </w:r>
+    </w:p>
+    <w:p>
+      <w:pPr>
+        <w:pStyle w:val="Bibliography"/>
+        <w:rPr>
+          <w:rFonts w:ascii="Aptos" w:hAnsi="Aptos"/>
+        </w:rPr>
+      </w:pPr>
+      <w:r>
+        <w:rPr>
+          <w:rFonts w:ascii="Aptos" w:hAnsi="Aptos"/>
+        </w:rPr>
+        <w:t>Wikipedia contributors. (</w:t>
+      </w:r>
+      <w:r>
+        <w:rPr>
+          <w:rFonts w:ascii="Aptos" w:hAnsi="Aptos"/>
+        </w:rPr>
+        <w:t>2024a).</w:t>
+      </w:r>
+      <w:r>
+        <w:rPr>
+          <w:rFonts w:ascii="Aptos" w:hAnsi="Aptos"/>
+        </w:rPr>
+        <w:t xml:space="preserve"> Bin packing problem. In </w:t>
+      </w:r>
+      <w:r>
+        <w:rPr>
+          <w:rFonts w:ascii="Aptos" w:hAnsi="Aptos"/>
+          <w:i/>
+          <w:iCs/>
+        </w:rPr>
+        <w:t>Wikipedia</w:t>
+      </w:r>
+      <w:r>
+        <w:rPr>
+          <w:rFonts w:ascii="Aptos" w:hAnsi="Aptos"/>
+        </w:rPr>
+        <w:t>. https://en.wikipedia.org/w/index.php?title=Bin_packing_problem&amp;oldid=1237237290</w:t>
+      </w:r>
+    </w:p>
+    <w:p>
+      <w:pPr>
+        <w:pStyle w:val="Bibliography"/>
+        <w:rPr>
+          <w:rFonts w:ascii="Aptos" w:hAnsi="Aptos"/>
+        </w:rPr>
+      </w:pPr>
+      <w:r>
+        <w:rPr>
+          <w:rFonts w:ascii="Aptos" w:hAnsi="Aptos"/>
+        </w:rPr>
+        <w:t xml:space="preserve">Wikipedia contributors. (2024b). First-fit-decreasing bin packing. In </w:t>
+      </w:r>
+      <w:r>
+        <w:rPr>
+          <w:rFonts w:ascii="Aptos" w:hAnsi="Aptos"/>
+          <w:i/>
+          <w:iCs/>
+        </w:rPr>
+        <w:t>Wikipedia</w:t>
+      </w:r>
+      <w:r>
+        <w:rPr>
+          <w:rFonts w:ascii="Aptos" w:hAnsi="Aptos"/>
+        </w:rPr>
+        <w:t>. https://en.wikipedia.org/w/index.php?title=First-fit-decreasing_bin_packing&amp;oldid=1210055959</w:t>
+      </w:r>
+    </w:p>
+    <w:p>
+      <w:r>
+        <w:fldChar w:fldCharType="end"/>
       </w:r>
     </w:p>
     <w:sectPr>
-      <w:pgSz w:w="12240" w:h="15840"/>
-      <w:pgMar w:top="1440" w:right="1440" w:bottom="1440" w:left="1440" w:header="720" w:footer="720" w:gutter="0"/>
-      <w:cols w:space="720"/>
+      <w:footerReference w:type="default" r:id="rId8"/>
+      <w:pgSz w:w="11906" w:h="16838"/>
+      <w:pgMar w:top="1440" w:right="1440" w:bottom="1440" w:left="1440" w:header="708" w:footer="708" w:gutter="0"/>
+      <w:cols w:space="708"/>
+      <w:titlePg/>
       <w:docGrid w:linePitch="360"/>
     </w:sectPr>
   </w:body>
 </w:document>
 </file>
 
+<file path=word/endnotes.xml><?xml version="1.0" encoding="utf-8"?>
+<w:endnotes xmlns:wpc="http://schemas.microsoft.com/office/word/2010/wordprocessingCanvas" xmlns:cx="http://schemas.microsoft.com/office/drawing/2014/chartex" xmlns:cx1="http://schemas.microsoft.com/office/drawing/2015/9/8/chartex" xmlns:cx2="http://schemas.microsoft.com/office/drawing/2015/10/21/chartex" xmlns:cx3="http://schemas.microsoft.com/office/drawing/2016/5/9/chartex" xmlns:cx4="http://schemas.microsoft.com/office/drawing/2016/5/10/chartex" xmlns:cx5="http://schemas.microsoft.com/office/drawing/2016/5/11/chartex" xmlns:cx6="http://schemas.microsoft.com/office/drawing/2016/5/12/chartex" xmlns:cx7="http://schemas.microsoft.com/office/drawing/2016/5/13/chartex" xmlns:cx8="http://schemas.microsoft.com/office/drawing/2016/5/14/chartex" xmlns:mc="http://schemas.openxmlformats.org/markup-compatibility/2006" xmlns:aink="http://schemas.microsoft.com/office/drawing/2016/ink" xmlns:am3d="http://schemas.microsoft.com/office/drawing/2017/model3d" xmlns:o="urn:schemas-microsoft-com:office:office" xmlns:oel="http://schemas.microsoft.com/office/2019/extlst" xmlns:r="http://schemas.openxmlformats.org/officeDocument/2006/relationships" xmlns:m="http://schemas.openxmlformats.org/officeDocument/2006/math" xmlns:v="urn:schemas-microsoft-com:vml" xmlns:wp14="http://schemas.microsoft.com/office/word/2010/wordprocessingDrawing" xmlns:wp="http://schemas.openxmlformats.org/drawingml/2006/wordprocessingDrawing" xmlns:w10="urn:schemas-microsoft-com:office:word" xmlns:w="http://schemas.openxmlformats.org/wordprocessingml/2006/main" xmlns:w14="http://schemas.microsoft.com/office/word/2010/wordml" xmlns:w15="http://schemas.microsoft.com/office/word/2012/wordml" xmlns:w16cex="http://schemas.microsoft.com/office/word/2018/wordml/cex" xmlns:w16cid="http://schemas.microsoft.com/office/word/2016/wordml/cid" xmlns:w16="http://schemas.microsoft.com/office/word/2018/wordml" xmlns:w16du="http://schemas.microsoft.com/office/word/2023/wordml/word16du" xmlns:w16sdtdh="http://schemas.microsoft.com/office/word/2020/wordml/sdtdatahash" xmlns:w16se="http://schemas.microsoft.com/office/word/2015/wordml/symex" xmlns:wpg="http://schemas.microsoft.com/office/word/2010/wordprocessingGroup" xmlns:wpi="http://schemas.microsoft.com/office/word/2010/wordprocessingInk" xmlns:wne="http://schemas.microsoft.com/office/word/2006/wordml" xmlns:wps="http://schemas.microsoft.com/office/word/2010/wordprocessingShape" mc:Ignorable="w14 w15 w16se w16cid w16 w16cex w16sdtdh w16du wp14">
+  <w:endnote w:type="separator" w:id="-1">
+    <w:p>
+      <w:pPr>
+        <w:spacing w:after="0" w:line="240" w:lineRule="auto"/>
+      </w:pPr>
+      <w:r>
+        <w:separator/>
+      </w:r>
+    </w:p>
+  </w:endnote>
+  <w:endnote w:type="continuationSeparator" w:id="0">
+    <w:p>
+      <w:pPr>
+        <w:spacing w:after="0" w:line="240" w:lineRule="auto"/>
+      </w:pPr>
+      <w:r>
+        <w:continuationSeparator/>
+      </w:r>
+    </w:p>
+  </w:endnote>
+  <w:endnote w:type="continuationNotice" w:id="1">
+    <w:p>
+      <w:pPr>
+        <w:spacing w:after="0" w:line="240" w:lineRule="auto"/>
+      </w:pPr>
+    </w:p>
+  </w:endnote>
+</w:endnotes>
+</file>
+
+<file path=word/footer1.xml><?xml version="1.0" encoding="utf-8"?>
+<w:ftr xmlns:wpc="http://schemas.microsoft.com/office/word/2010/wordprocessingCanvas" xmlns:cx="http://schemas.microsoft.com/office/drawing/2014/chartex" xmlns:cx1="http://schemas.microsoft.com/office/drawing/2015/9/8/chartex" xmlns:cx2="http://schemas.microsoft.com/office/drawing/2015/10/21/chartex" xmlns:cx3="http://schemas.microsoft.com/office/drawing/2016/5/9/chartex" xmlns:cx4="http://schemas.microsoft.com/office/drawing/2016/5/10/chartex" xmlns:cx5="http://schemas.microsoft.com/office/drawing/2016/5/11/chartex" xmlns:cx6="http://schemas.microsoft.com/office/drawing/2016/5/12/chartex" xmlns:cx7="http://schemas.microsoft.com/office/drawing/2016/5/13/chartex" xmlns:cx8="http://schemas.microsoft.com/office/drawing/2016/5/14/chartex" xmlns:mc="http://schemas.openxmlformats.org/markup-compatibility/2006" xmlns:aink="http://schemas.microsoft.com/office/drawing/2016/ink" xmlns:am3d="http://schemas.microsoft.com/office/drawing/2017/model3d" xmlns:o="urn:schemas-microsoft-com:office:office" xmlns:oel="http://schemas.microsoft.com/office/2019/extlst" xmlns:r="http://schemas.openxmlformats.org/officeDocument/2006/relationships" xmlns:m="http://schemas.openxmlformats.org/officeDocument/2006/math" xmlns:v="urn:schemas-microsoft-com:vml" xmlns:wp14="http://schemas.microsoft.com/office/word/2010/wordprocessingDrawing" xmlns:wp="http://schemas.openxmlformats.org/drawingml/2006/wordprocessingDrawing" xmlns:w10="urn:schemas-microsoft-com:office:word" xmlns:w="http://schemas.openxmlformats.org/wordprocessingml/2006/main" xmlns:w14="http://schemas.microsoft.com/office/word/2010/wordml" xmlns:w15="http://schemas.microsoft.com/office/word/2012/wordml" xmlns:w16cex="http://schemas.microsoft.com/office/word/2018/wordml/cex" xmlns:w16cid="http://schemas.microsoft.com/office/word/2016/wordml/cid" xmlns:w16="http://schemas.microsoft.com/office/word/2018/wordml" xmlns:w16du="http://schemas.microsoft.com/office/word/2023/wordml/word16du" xmlns:w16sdtdh="http://schemas.microsoft.com/office/word/2020/wordml/sdtdatahash" xmlns:w16se="http://schemas.microsoft.com/office/word/2015/wordml/symex" xmlns:wpg="http://schemas.microsoft.com/office/word/2010/wordprocessingGroup" xmlns:wpi="http://schemas.microsoft.com/office/word/2010/wordprocessingInk" xmlns:wne="http://schemas.microsoft.com/office/word/2006/wordml" xmlns:wps="http://schemas.microsoft.com/office/word/2010/wordprocessingShape" mc:Ignorable="w14 w15 w16se w16cid w16 w16cex w16sdtdh w16du wp14">
+  <w:sdt>
+    <w:sdtPr>
+      <w:id w:val="1988274817"/>
+      <w:docPartObj>
+        <w:docPartGallery w:val="Page Numbers (Bottom of Page)"/>
+        <w:docPartUnique/>
+      </w:docPartObj>
+    </w:sdtPr>
+    <w:sdtEndPr>
+      <w:rPr>
+        <w:noProof/>
+      </w:rPr>
+    </w:sdtEndPr>
+    <w:sdtContent>
+      <w:p>
+        <w:pPr>
+          <w:pStyle w:val="Footer"/>
+          <w:jc w:val="right"/>
+        </w:pPr>
+        <w:r>
+          <w:fldChar w:fldCharType="begin"/>
+        </w:r>
+        <w:r>
+          <w:instrText xml:space="preserve"> PAGE   \* MERGEFORMAT </w:instrText>
+        </w:r>
+        <w:r>
+          <w:fldChar w:fldCharType="separate"/>
+        </w:r>
+        <w:r>
+          <w:rPr>
+            <w:noProof/>
+          </w:rPr>
+          <w:t>2</w:t>
+        </w:r>
+        <w:r>
+          <w:rPr>
+            <w:noProof/>
+          </w:rPr>
+          <w:fldChar w:fldCharType="end"/>
+        </w:r>
+      </w:p>
+    </w:sdtContent>
+  </w:sdt>
+  <w:p>
+    <w:pPr>
+      <w:pStyle w:val="Footer"/>
+    </w:pPr>
+  </w:p>
+</w:ftr>
+</file>
+
+<file path=word/footnotes.xml><?xml version="1.0" encoding="utf-8"?>
+<w:footnotes xmlns:wpc="http://schemas.microsoft.com/office/word/2010/wordprocessingCanvas" xmlns:cx="http://schemas.microsoft.com/office/drawing/2014/chartex" xmlns:cx1="http://schemas.microsoft.com/office/drawing/2015/9/8/chartex" xmlns:cx2="http://schemas.microsoft.com/office/drawing/2015/10/21/chartex" xmlns:cx3="http://schemas.microsoft.com/office/drawing/2016/5/9/chartex" xmlns:cx4="http://schemas.microsoft.com/office/drawing/2016/5/10/chartex" xmlns:cx5="http://schemas.microsoft.com/office/drawing/2016/5/11/chartex" xmlns:cx6="http://schemas.microsoft.com/office/drawing/2016/5/12/chartex" xmlns:cx7="http://schemas.microsoft.com/office/drawing/2016/5/13/chartex" xmlns:cx8="http://schemas.microsoft.com/office/drawing/2016/5/14/chartex" xmlns:mc="http://schemas.openxmlformats.org/markup-compatibility/2006" xmlns:aink="http://schemas.microsoft.com/office/drawing/2016/ink" xmlns:am3d="http://schemas.microsoft.com/office/drawing/2017/model3d" xmlns:o="urn:schemas-microsoft-com:office:office" xmlns:oel="http://schemas.microsoft.com/office/2019/extlst" xmlns:r="http://schemas.openxmlformats.org/officeDocument/2006/relationships" xmlns:m="http://schemas.openxmlformats.org/officeDocument/2006/math" xmlns:v="urn:schemas-microsoft-com:vml" xmlns:wp14="http://schemas.microsoft.com/office/word/2010/wordprocessingDrawing" xmlns:wp="http://schemas.openxmlformats.org/drawingml/2006/wordprocessingDrawing" xmlns:w10="urn:schemas-microsoft-com:office:word" xmlns:w="http://schemas.openxmlformats.org/wordprocessingml/2006/main" xmlns:w14="http://schemas.microsoft.com/office/word/2010/wordml" xmlns:w15="http://schemas.microsoft.com/office/word/2012/wordml" xmlns:w16cex="http://schemas.microsoft.com/office/word/2018/wordml/cex" xmlns:w16cid="http://schemas.microsoft.com/office/word/2016/wordml/cid" xmlns:w16="http://schemas.microsoft.com/office/word/2018/wordml" xmlns:w16du="http://schemas.microsoft.com/office/word/2023/wordml/word16du" xmlns:w16sdtdh="http://schemas.microsoft.com/office/word/2020/wordml/sdtdatahash" xmlns:w16se="http://schemas.microsoft.com/office/word/2015/wordml/symex" xmlns:wpg="http://schemas.microsoft.com/office/word/2010/wordprocessingGroup" xmlns:wpi="http://schemas.microsoft.com/office/word/2010/wordprocessingInk" xmlns:wne="http://schemas.microsoft.com/office/word/2006/wordml" xmlns:wps="http://schemas.microsoft.com/office/word/2010/wordprocessingShape" mc:Ignorable="w14 w15 w16se w16cid w16 w16cex w16sdtdh w16du wp14">
+  <w:footnote w:type="separator" w:id="-1">
+    <w:p>
+      <w:pPr>
+        <w:spacing w:after="0" w:line="240" w:lineRule="auto"/>
+      </w:pPr>
+      <w:r>
+        <w:separator/>
+      </w:r>
+    </w:p>
+  </w:footnote>
+  <w:footnote w:type="continuationSeparator" w:id="0">
+    <w:p>
+      <w:pPr>
+        <w:spacing w:after="0" w:line="240" w:lineRule="auto"/>
+      </w:pPr>
+      <w:r>
+        <w:continuationSeparator/>
+      </w:r>
+    </w:p>
+  </w:footnote>
+  <w:footnote w:type="continuationNotice" w:id="1">
+    <w:p>
+      <w:pPr>
+        <w:spacing w:after="0" w:line="240" w:lineRule="auto"/>
+      </w:pPr>
+    </w:p>
+  </w:footnote>
+</w:footnotes>
+</file>
+
 <file path=word/numbering.xml><?xml version="1.0" encoding="utf-8"?>
-<w:numbering xmlns:wpc="http://schemas.microsoft.com/office/word/2010/wordprocessingCanvas" xmlns:cx="http://schemas.microsoft.com/office/drawing/2014/chartex" xmlns:cx1="http://schemas.microsoft.com/office/drawing/2015/9/8/chartex" xmlns:cx2="http://schemas.microsoft.com/office/drawing/2015/10/21/chartex" xmlns:cx3="http://schemas.microsoft.com/office/drawing/2016/5/9/chartex" xmlns:cx4="http://schemas.microsoft.com/office/drawing/2016/5/10/chartex" xmlns:cx5="http://schemas.microsoft.com/office/drawing/2016/5/11/chartex" xmlns:cx6="http://schemas.microsoft.com/office/drawing/2016/5/12/chartex" xmlns:cx7="http://schemas.microsoft.com/office/drawing/2016/5/13/chartex" xmlns:cx8="http://schemas.microsoft.com/office/drawing/2016/5/14/chartex" xmlns:mc="http://schemas.openxmlformats.org/markup-compatibility/2006" xmlns:aink="http://schemas.microsoft.com/office/drawing/2016/ink" xmlns:am3d="http://schemas.microsoft.com/office/drawing/2017/model3d" xmlns:o="urn:schemas-microsoft-com:office:office" xmlns:oel="http://schemas.microsoft.com/office/2019/extlst" xmlns:r="http://schemas.openxmlformats.org/officeDocument/2006/relationships" xmlns:m="http://schemas.openxmlformats.org/officeDocument/2006/math" xmlns:v="urn:schemas-microsoft-com:vml" xmlns:wp14="http://schemas.microsoft.com/office/word/2010/wordprocessingDrawing" xmlns:wp="http://schemas.openxmlformats.org/drawingml/2006/wordprocessingDrawing" xmlns:w10="urn:schemas-microsoft-com:office:word" xmlns:w="http://schemas.openxmlformats.org/wordprocessingml/2006/main" xmlns:w14="http://schemas.microsoft.com/office/word/2010/wordml" xmlns:w15="http://schemas.microsoft.com/office/word/2012/wordml" xmlns:w16cex="http://schemas.microsoft.com/office/word/2018/wordml/cex" xmlns:w16cid="http://schemas.microsoft.com/office/word/2016/wordml/cid" xmlns:w16="http://schemas.microsoft.com/office/word/2018/wordml" xmlns:w16sdtdh="http://schemas.microsoft.com/office/word/2020/wordml/sdtdatahash" xmlns:w16se="http://schemas.microsoft.com/office/word/2015/wordml/symex" xmlns:wpg="http://schemas.microsoft.com/office/word/2010/wordprocessingGroup" xmlns:wpi="http://schemas.microsoft.com/office/word/2010/wordprocessingInk" xmlns:wne="http://schemas.microsoft.com/office/word/2006/wordml" xmlns:wps="http://schemas.microsoft.com/office/word/2010/wordprocessingShape" mc:Ignorable="w14 w15 w16se w16cid w16 w16cex w16sdtdh wp14">
+<w:numbering xmlns:wpc="http://schemas.microsoft.com/office/word/2010/wordprocessingCanvas" xmlns:cx="http://schemas.microsoft.com/office/drawing/2014/chartex" xmlns:cx1="http://schemas.microsoft.com/office/drawing/2015/9/8/chartex" xmlns:cx2="http://schemas.microsoft.com/office/drawing/2015/10/21/chartex" xmlns:cx3="http://schemas.microsoft.com/office/drawing/2016/5/9/chartex" xmlns:cx4="http://schemas.microsoft.com/office/drawing/2016/5/10/chartex" xmlns:cx5="http://schemas.microsoft.com/office/drawing/2016/5/11/chartex" xmlns:cx6="http://schemas.microsoft.com/office/drawing/2016/5/12/chartex" xmlns:cx7="http://schemas.microsoft.com/office/drawing/2016/5/13/chartex" xmlns:cx8="http://schemas.microsoft.com/office/drawing/2016/5/14/chartex" xmlns:mc="http://schemas.openxmlformats.org/markup-compatibility/2006" xmlns:aink="http://schemas.microsoft.com/office/drawing/2016/ink" xmlns:am3d="http://schemas.microsoft.com/office/drawing/2017/model3d" xmlns:o="urn:schemas-microsoft-com:office:office" xmlns:oel="http://schemas.microsoft.com/office/2019/extlst" xmlns:r="http://schemas.openxmlformats.org/officeDocument/2006/relationships" xmlns:m="http://schemas.openxmlformats.org/officeDocument/2006/math" xmlns:v="urn:schemas-microsoft-com:vml" xmlns:wp14="http://schemas.microsoft.com/office/word/2010/wordprocessingDrawing" xmlns:wp="http://schemas.openxmlformats.org/drawingml/2006/wordprocessingDrawing" xmlns:w10="urn:schemas-microsoft-com:office:word" xmlns:w="http://schemas.openxmlformats.org/wordprocessingml/2006/main" xmlns:w14="http://schemas.microsoft.com/office/word/2010/wordml" xmlns:w15="http://schemas.microsoft.com/office/word/2012/wordml" xmlns:w16cex="http://schemas.microsoft.com/office/word/2018/wordml/cex" xmlns:w16cid="http://schemas.microsoft.com/office/word/2016/wordml/cid" xmlns:w16="http://schemas.microsoft.com/office/word/2018/wordml" xmlns:w16du="http://schemas.microsoft.com/office/word/2023/wordml/word16du" xmlns:w16sdtdh="http://schemas.microsoft.com/office/word/2020/wordml/sdtdatahash" xmlns:w16se="http://schemas.microsoft.com/office/word/2015/wordml/symex" xmlns:wpg="http://schemas.microsoft.com/office/word/2010/wordprocessingGroup" xmlns:wpi="http://schemas.microsoft.com/office/word/2010/wordprocessingInk" xmlns:wne="http://schemas.microsoft.com/office/word/2006/wordml" xmlns:wps="http://schemas.microsoft.com/office/word/2010/wordprocessingShape" mc:Ignorable="w14 w15 w16se w16cid w16 w16cex w16sdtdh w16du wp14">
   <w:abstractNum w:abstractNumId="0" w15:restartNumberingAfterBreak="0">
-    <w:nsid w:val="02A774BA"/>
+    <w:nsid w:val="1761235B"/>
     <w:multiLevelType w:val="multilevel"/>
-    <w:tmpl w:val="0409001F"/>
-    <w:numStyleLink w:val="111111"/>
+    <w:tmpl w:val="08090025"/>
+    <w:lvl w:ilvl="0">
+      <w:start w:val="1"/>
+      <w:numFmt w:val="decimal"/>
+      <w:pStyle w:val="Heading1"/>
+      <w:lvlText w:val="%1"/>
+      <w:lvlJc w:val="left"/>
+      <w:pPr>
+        <w:ind w:left="432" w:hanging="432"/>
+      </w:pPr>
+    </w:lvl>
+    <w:lvl w:ilvl="1">
+      <w:start w:val="1"/>
+      <w:numFmt w:val="decimal"/>
+      <w:pStyle w:val="Heading2"/>
+      <w:lvlText w:val="%1.%2"/>
+      <w:lvlJc w:val="left"/>
+      <w:pPr>
+        <w:ind w:left="576" w:hanging="576"/>
+      </w:pPr>
+    </w:lvl>
+    <w:lvl w:ilvl="2">
+      <w:start w:val="1"/>
+      <w:numFmt w:val="decimal"/>
+      <w:pStyle w:val="Heading3"/>
+      <w:lvlText w:val="%1.%2.%3"/>
+      <w:lvlJc w:val="left"/>
+      <w:pPr>
+        <w:ind w:left="720" w:hanging="720"/>
+      </w:pPr>
+    </w:lvl>
+    <w:lvl w:ilvl="3">
+      <w:start w:val="1"/>
+      <w:numFmt w:val="decimal"/>
+      <w:pStyle w:val="Heading4"/>
+      <w:lvlText w:val="%1.%2.%3.%4"/>
+      <w:lvlJc w:val="left"/>
+      <w:pPr>
+        <w:ind w:left="864" w:hanging="864"/>
+      </w:pPr>
+    </w:lvl>
+    <w:lvl w:ilvl="4">
+      <w:start w:val="1"/>
+      <w:numFmt w:val="decimal"/>
+      <w:pStyle w:val="Heading5"/>
+      <w:lvlText w:val="%1.%2.%3.%4.%5"/>
+      <w:lvlJc w:val="left"/>
+      <w:pPr>
+        <w:ind w:left="1008" w:hanging="1008"/>
+      </w:pPr>
+    </w:lvl>
+    <w:lvl w:ilvl="5">
+      <w:start w:val="1"/>
+      <w:numFmt w:val="decimal"/>
+      <w:pStyle w:val="Heading6"/>
+      <w:lvlText w:val="%1.%2.%3.%4.%5.%6"/>
+      <w:lvlJc w:val="left"/>
+      <w:pPr>
+        <w:ind w:left="1152" w:hanging="1152"/>
+      </w:pPr>
+    </w:lvl>
+    <w:lvl w:ilvl="6">
+      <w:start w:val="1"/>
+      <w:numFmt w:val="decimal"/>
+      <w:pStyle w:val="Heading7"/>
+      <w:lvlText w:val="%1.%2.%3.%4.%5.%6.%7"/>
+      <w:lvlJc w:val="left"/>
+      <w:pPr>
+        <w:ind w:left="1296" w:hanging="1296"/>
+      </w:pPr>
+    </w:lvl>
+    <w:lvl w:ilvl="7">
+      <w:start w:val="1"/>
+      <w:numFmt w:val="decimal"/>
+      <w:pStyle w:val="Heading8"/>
+      <w:lvlText w:val="%1.%2.%3.%4.%5.%6.%7.%8"/>
+      <w:lvlJc w:val="left"/>
+      <w:pPr>
+        <w:ind w:left="1440" w:hanging="1440"/>
+      </w:pPr>
+    </w:lvl>
+    <w:lvl w:ilvl="8">
+      <w:start w:val="1"/>
+      <w:numFmt w:val="decimal"/>
+      <w:pStyle w:val="Heading9"/>
+      <w:lvlText w:val="%1.%2.%3.%4.%5.%6.%7.%8.%9"/>
+      <w:lvlJc w:val="left"/>
+      <w:pPr>
+        <w:ind w:left="1584" w:hanging="1584"/>
+      </w:pPr>
+    </w:lvl>
   </w:abstractNum>
   <w:abstractNum w:abstractNumId="1" w15:restartNumberingAfterBreak="0">
-    <w:nsid w:val="0EB0380D"/>
+    <w:nsid w:val="1FD31A36"/>
     <w:multiLevelType w:val="hybridMultilevel"/>
-    <w:tmpl w:val="1990080C"/>
-    <w:lvl w:ilvl="0" w:tplc="04090001">
+    <w:tmpl w:val="6ACED58E"/>
+    <w:lvl w:ilvl="0" w:tplc="0C090001">
       <w:start w:val="1"/>
       <w:numFmt w:val="bullet"/>
       <w:lvlText w:val=""/>
@@ -1056,7 +5015,7 @@
         <w:rFonts w:ascii="Symbol" w:hAnsi="Symbol" w:hint="default"/>
       </w:rPr>
     </w:lvl>
-    <w:lvl w:ilvl="1" w:tplc="04090003" w:tentative="1">
+    <w:lvl w:ilvl="1" w:tplc="0C090003" w:tentative="1">
       <w:start w:val="1"/>
       <w:numFmt w:val="bullet"/>
       <w:lvlText w:val="o"/>
@@ -1065,10 +5024,10 @@
         <w:ind w:left="1440" w:hanging="360"/>
       </w:pPr>
       <w:rPr>
-        <w:rFonts w:ascii="Courier New" w:hAnsi="Courier New" w:hint="default"/>
+        <w:rFonts w:ascii="Courier New" w:hAnsi="Courier New" w:cs="Courier New" w:hint="default"/>
       </w:rPr>
     </w:lvl>
-    <w:lvl w:ilvl="2" w:tplc="04090005" w:tentative="1">
+    <w:lvl w:ilvl="2" w:tplc="0C090005" w:tentative="1">
       <w:start w:val="1"/>
       <w:numFmt w:val="bullet"/>
       <w:lvlText w:val=""/>
@@ -1080,7 +5039,7 @@
         <w:rFonts w:ascii="Wingdings" w:hAnsi="Wingdings" w:hint="default"/>
       </w:rPr>
     </w:lvl>
-    <w:lvl w:ilvl="3" w:tplc="04090001" w:tentative="1">
+    <w:lvl w:ilvl="3" w:tplc="0C090001" w:tentative="1">
       <w:start w:val="1"/>
       <w:numFmt w:val="bullet"/>
       <w:lvlText w:val=""/>
@@ -1092,7 +5051,7 @@
         <w:rFonts w:ascii="Symbol" w:hAnsi="Symbol" w:hint="default"/>
       </w:rPr>
     </w:lvl>
-    <w:lvl w:ilvl="4" w:tplc="04090003" w:tentative="1">
+    <w:lvl w:ilvl="4" w:tplc="0C090003" w:tentative="1">
       <w:start w:val="1"/>
       <w:numFmt w:val="bullet"/>
       <w:lvlText w:val="o"/>
@@ -1101,10 +5060,10 @@
         <w:ind w:left="3600" w:hanging="360"/>
       </w:pPr>
       <w:rPr>
-        <w:rFonts w:ascii="Courier New" w:hAnsi="Courier New" w:hint="default"/>
+        <w:rFonts w:ascii="Courier New" w:hAnsi="Courier New" w:cs="Courier New" w:hint="default"/>
       </w:rPr>
     </w:lvl>
-    <w:lvl w:ilvl="5" w:tplc="04090005" w:tentative="1">
+    <w:lvl w:ilvl="5" w:tplc="0C090005" w:tentative="1">
       <w:start w:val="1"/>
       <w:numFmt w:val="bullet"/>
       <w:lvlText w:val=""/>
@@ -1116,7 +5075,7 @@
         <w:rFonts w:ascii="Wingdings" w:hAnsi="Wingdings" w:hint="default"/>
       </w:rPr>
     </w:lvl>
-    <w:lvl w:ilvl="6" w:tplc="04090001" w:tentative="1">
+    <w:lvl w:ilvl="6" w:tplc="0C090001" w:tentative="1">
       <w:start w:val="1"/>
       <w:numFmt w:val="bullet"/>
       <w:lvlText w:val=""/>
@@ -1128,7 +5087,7 @@
         <w:rFonts w:ascii="Symbol" w:hAnsi="Symbol" w:hint="default"/>
       </w:rPr>
     </w:lvl>
-    <w:lvl w:ilvl="7" w:tplc="04090003" w:tentative="1">
+    <w:lvl w:ilvl="7" w:tplc="0C090003" w:tentative="1">
       <w:start w:val="1"/>
       <w:numFmt w:val="bullet"/>
       <w:lvlText w:val="o"/>
@@ -1137,10 +5096,10 @@
         <w:ind w:left="5760" w:hanging="360"/>
       </w:pPr>
       <w:rPr>
-        <w:rFonts w:ascii="Courier New" w:hAnsi="Courier New" w:hint="default"/>
+        <w:rFonts w:ascii="Courier New" w:hAnsi="Courier New" w:cs="Courier New" w:hint="default"/>
       </w:rPr>
     </w:lvl>
-    <w:lvl w:ilvl="8" w:tplc="04090005" w:tentative="1">
+    <w:lvl w:ilvl="8" w:tplc="0C090005" w:tentative="1">
       <w:start w:val="1"/>
       <w:numFmt w:val="bullet"/>
       <w:lvlText w:val=""/>
@@ -1154,10 +5113,10 @@
     </w:lvl>
   </w:abstractNum>
   <w:abstractNum w:abstractNumId="2" w15:restartNumberingAfterBreak="0">
-    <w:nsid w:val="107C1ADB"/>
+    <w:nsid w:val="2160297C"/>
     <w:multiLevelType w:val="hybridMultilevel"/>
-    <w:tmpl w:val="FE743A7C"/>
-    <w:lvl w:ilvl="0" w:tplc="04090001">
+    <w:tmpl w:val="5492C322"/>
+    <w:lvl w:ilvl="0" w:tplc="0C090001">
       <w:start w:val="1"/>
       <w:numFmt w:val="bullet"/>
       <w:lvlText w:val=""/>
@@ -1169,7 +5128,7 @@
         <w:rFonts w:ascii="Symbol" w:hAnsi="Symbol" w:hint="default"/>
       </w:rPr>
     </w:lvl>
-    <w:lvl w:ilvl="1" w:tplc="04090003" w:tentative="1">
+    <w:lvl w:ilvl="1" w:tplc="0C090003" w:tentative="1">
       <w:start w:val="1"/>
       <w:numFmt w:val="bullet"/>
       <w:lvlText w:val="o"/>
@@ -1178,10 +5137,10 @@
         <w:ind w:left="1440" w:hanging="360"/>
       </w:pPr>
       <w:rPr>
-        <w:rFonts w:ascii="Courier New" w:hAnsi="Courier New" w:hint="default"/>
+        <w:rFonts w:ascii="Courier New" w:hAnsi="Courier New" w:cs="Courier New" w:hint="default"/>
       </w:rPr>
     </w:lvl>
-    <w:lvl w:ilvl="2" w:tplc="04090005" w:tentative="1">
+    <w:lvl w:ilvl="2" w:tplc="0C090005" w:tentative="1">
       <w:start w:val="1"/>
       <w:numFmt w:val="bullet"/>
       <w:lvlText w:val=""/>
@@ -1193,7 +5152,7 @@
         <w:rFonts w:ascii="Wingdings" w:hAnsi="Wingdings" w:hint="default"/>
       </w:rPr>
     </w:lvl>
-    <w:lvl w:ilvl="3" w:tplc="04090001" w:tentative="1">
+    <w:lvl w:ilvl="3" w:tplc="0C090001" w:tentative="1">
       <w:start w:val="1"/>
       <w:numFmt w:val="bullet"/>
       <w:lvlText w:val=""/>
@@ -1205,7 +5164,7 @@
         <w:rFonts w:ascii="Symbol" w:hAnsi="Symbol" w:hint="default"/>
       </w:rPr>
     </w:lvl>
-    <w:lvl w:ilvl="4" w:tplc="04090003" w:tentative="1">
+    <w:lvl w:ilvl="4" w:tplc="0C090003" w:tentative="1">
       <w:start w:val="1"/>
       <w:numFmt w:val="bullet"/>
       <w:lvlText w:val="o"/>
@@ -1214,10 +5173,10 @@
         <w:ind w:left="3600" w:hanging="360"/>
       </w:pPr>
       <w:rPr>
-        <w:rFonts w:ascii="Courier New" w:hAnsi="Courier New" w:hint="default"/>
+        <w:rFonts w:ascii="Courier New" w:hAnsi="Courier New" w:cs="Courier New" w:hint="default"/>
       </w:rPr>
     </w:lvl>
-    <w:lvl w:ilvl="5" w:tplc="04090005" w:tentative="1">
+    <w:lvl w:ilvl="5" w:tplc="0C090005" w:tentative="1">
       <w:start w:val="1"/>
       <w:numFmt w:val="bullet"/>
       <w:lvlText w:val=""/>
@@ -1229,7 +5188,7 @@
         <w:rFonts w:ascii="Wingdings" w:hAnsi="Wingdings" w:hint="default"/>
       </w:rPr>
     </w:lvl>
-    <w:lvl w:ilvl="6" w:tplc="04090001" w:tentative="1">
+    <w:lvl w:ilvl="6" w:tplc="0C090001" w:tentative="1">
       <w:start w:val="1"/>
       <w:numFmt w:val="bullet"/>
       <w:lvlText w:val=""/>
@@ -1241,7 +5200,7 @@
         <w:rFonts w:ascii="Symbol" w:hAnsi="Symbol" w:hint="default"/>
       </w:rPr>
     </w:lvl>
-    <w:lvl w:ilvl="7" w:tplc="04090003" w:tentative="1">
+    <w:lvl w:ilvl="7" w:tplc="0C090003" w:tentative="1">
       <w:start w:val="1"/>
       <w:numFmt w:val="bullet"/>
       <w:lvlText w:val="o"/>
@@ -1250,10 +5209,10 @@
         <w:ind w:left="5760" w:hanging="360"/>
       </w:pPr>
       <w:rPr>
-        <w:rFonts w:ascii="Courier New" w:hAnsi="Courier New" w:hint="default"/>
+        <w:rFonts w:ascii="Courier New" w:hAnsi="Courier New" w:cs="Courier New" w:hint="default"/>
       </w:rPr>
     </w:lvl>
-    <w:lvl w:ilvl="8" w:tplc="04090005" w:tentative="1">
+    <w:lvl w:ilvl="8" w:tplc="0C090005" w:tentative="1">
       <w:start w:val="1"/>
       <w:numFmt w:val="bullet"/>
       <w:lvlText w:val=""/>
@@ -1267,9 +5226,9 @@
     </w:lvl>
   </w:abstractNum>
   <w:abstractNum w:abstractNumId="3" w15:restartNumberingAfterBreak="0">
-    <w:nsid w:val="1ED57760"/>
+    <w:nsid w:val="35C34862"/>
     <w:multiLevelType w:val="hybridMultilevel"/>
-    <w:tmpl w:val="F12E2ECC"/>
+    <w:tmpl w:val="1FD21F84"/>
     <w:lvl w:ilvl="0" w:tplc="04090001">
       <w:start w:val="1"/>
       <w:numFmt w:val="bullet"/>
@@ -1282,7 +5241,7 @@
         <w:rFonts w:ascii="Symbol" w:hAnsi="Symbol" w:hint="default"/>
       </w:rPr>
     </w:lvl>
-    <w:lvl w:ilvl="1" w:tplc="04090003" w:tentative="1">
+    <w:lvl w:ilvl="1" w:tplc="08090003" w:tentative="1">
       <w:start w:val="1"/>
       <w:numFmt w:val="bullet"/>
       <w:lvlText w:val="o"/>
@@ -1291,10 +5250,10 @@
         <w:ind w:left="1440" w:hanging="360"/>
       </w:pPr>
       <w:rPr>
-        <w:rFonts w:ascii="Courier New" w:hAnsi="Courier New" w:hint="default"/>
+        <w:rFonts w:ascii="Courier New" w:hAnsi="Courier New" w:cs="Courier New" w:hint="default"/>
       </w:rPr>
     </w:lvl>
-    <w:lvl w:ilvl="2" w:tplc="04090005" w:tentative="1">
+    <w:lvl w:ilvl="2" w:tplc="08090005" w:tentative="1">
       <w:start w:val="1"/>
       <w:numFmt w:val="bullet"/>
       <w:lvlText w:val=""/>
@@ -1306,7 +5265,7 @@
         <w:rFonts w:ascii="Wingdings" w:hAnsi="Wingdings" w:hint="default"/>
       </w:rPr>
     </w:lvl>
-    <w:lvl w:ilvl="3" w:tplc="04090001" w:tentative="1">
+    <w:lvl w:ilvl="3" w:tplc="08090001" w:tentative="1">
       <w:start w:val="1"/>
       <w:numFmt w:val="bullet"/>
       <w:lvlText w:val=""/>
@@ -1318,7 +5277,7 @@
         <w:rFonts w:ascii="Symbol" w:hAnsi="Symbol" w:hint="default"/>
       </w:rPr>
     </w:lvl>
-    <w:lvl w:ilvl="4" w:tplc="04090003" w:tentative="1">
+    <w:lvl w:ilvl="4" w:tplc="08090003" w:tentative="1">
       <w:start w:val="1"/>
       <w:numFmt w:val="bullet"/>
       <w:lvlText w:val="o"/>
@@ -1327,10 +5286,10 @@
         <w:ind w:left="3600" w:hanging="360"/>
       </w:pPr>
       <w:rPr>
-        <w:rFonts w:ascii="Courier New" w:hAnsi="Courier New" w:hint="default"/>
+        <w:rFonts w:ascii="Courier New" w:hAnsi="Courier New" w:cs="Courier New" w:hint="default"/>
       </w:rPr>
     </w:lvl>
-    <w:lvl w:ilvl="5" w:tplc="04090005" w:tentative="1">
+    <w:lvl w:ilvl="5" w:tplc="08090005" w:tentative="1">
       <w:start w:val="1"/>
       <w:numFmt w:val="bullet"/>
       <w:lvlText w:val=""/>
@@ -1342,7 +5301,7 @@
         <w:rFonts w:ascii="Wingdings" w:hAnsi="Wingdings" w:hint="default"/>
       </w:rPr>
     </w:lvl>
-    <w:lvl w:ilvl="6" w:tplc="04090001" w:tentative="1">
+    <w:lvl w:ilvl="6" w:tplc="08090001" w:tentative="1">
       <w:start w:val="1"/>
       <w:numFmt w:val="bullet"/>
       <w:lvlText w:val=""/>
@@ -1354,7 +5313,7 @@
         <w:rFonts w:ascii="Symbol" w:hAnsi="Symbol" w:hint="default"/>
       </w:rPr>
     </w:lvl>
-    <w:lvl w:ilvl="7" w:tplc="04090003" w:tentative="1">
+    <w:lvl w:ilvl="7" w:tplc="08090003" w:tentative="1">
       <w:start w:val="1"/>
       <w:numFmt w:val="bullet"/>
       <w:lvlText w:val="o"/>
@@ -1363,10 +5322,10 @@
         <w:ind w:left="5760" w:hanging="360"/>
       </w:pPr>
       <w:rPr>
-        <w:rFonts w:ascii="Courier New" w:hAnsi="Courier New" w:hint="default"/>
+        <w:rFonts w:ascii="Courier New" w:hAnsi="Courier New" w:cs="Courier New" w:hint="default"/>
       </w:rPr>
     </w:lvl>
-    <w:lvl w:ilvl="8" w:tplc="04090005" w:tentative="1">
+    <w:lvl w:ilvl="8" w:tplc="08090005" w:tentative="1">
       <w:start w:val="1"/>
       <w:numFmt w:val="bullet"/>
       <w:lvlText w:val=""/>
@@ -1380,107 +5339,135 @@
     </w:lvl>
   </w:abstractNum>
   <w:abstractNum w:abstractNumId="4" w15:restartNumberingAfterBreak="0">
-    <w:nsid w:val="26525245"/>
-    <w:multiLevelType w:val="multilevel"/>
-    <w:tmpl w:val="0409001F"/>
-    <w:styleLink w:val="111111"/>
-    <w:lvl w:ilvl="0">
+    <w:nsid w:val="49870C29"/>
+    <w:multiLevelType w:val="hybridMultilevel"/>
+    <w:tmpl w:val="7C2621F2"/>
+    <w:lvl w:ilvl="0" w:tplc="0C090001">
+      <w:start w:val="1"/>
+      <w:numFmt w:val="bullet"/>
+      <w:lvlText w:val=""/>
+      <w:lvlJc w:val="left"/>
+      <w:pPr>
+        <w:ind w:left="720" w:hanging="360"/>
+      </w:pPr>
+      <w:rPr>
+        <w:rFonts w:ascii="Symbol" w:hAnsi="Symbol" w:hint="default"/>
+      </w:rPr>
+    </w:lvl>
+    <w:lvl w:ilvl="1" w:tplc="0C090003" w:tentative="1">
+      <w:start w:val="1"/>
+      <w:numFmt w:val="bullet"/>
+      <w:lvlText w:val="o"/>
+      <w:lvlJc w:val="left"/>
+      <w:pPr>
+        <w:ind w:left="1440" w:hanging="360"/>
+      </w:pPr>
+      <w:rPr>
+        <w:rFonts w:ascii="Courier New" w:hAnsi="Courier New" w:cs="Courier New" w:hint="default"/>
+      </w:rPr>
+    </w:lvl>
+    <w:lvl w:ilvl="2" w:tplc="0C090005" w:tentative="1">
+      <w:start w:val="1"/>
+      <w:numFmt w:val="bullet"/>
+      <w:lvlText w:val=""/>
+      <w:lvlJc w:val="left"/>
+      <w:pPr>
+        <w:ind w:left="2160" w:hanging="360"/>
+      </w:pPr>
+      <w:rPr>
+        <w:rFonts w:ascii="Wingdings" w:hAnsi="Wingdings" w:hint="default"/>
+      </w:rPr>
+    </w:lvl>
+    <w:lvl w:ilvl="3" w:tplc="0C090001" w:tentative="1">
+      <w:start w:val="1"/>
+      <w:numFmt w:val="bullet"/>
+      <w:lvlText w:val=""/>
+      <w:lvlJc w:val="left"/>
+      <w:pPr>
+        <w:ind w:left="2880" w:hanging="360"/>
+      </w:pPr>
+      <w:rPr>
+        <w:rFonts w:ascii="Symbol" w:hAnsi="Symbol" w:hint="default"/>
+      </w:rPr>
+    </w:lvl>
+    <w:lvl w:ilvl="4" w:tplc="0C090003" w:tentative="1">
+      <w:start w:val="1"/>
+      <w:numFmt w:val="bullet"/>
+      <w:lvlText w:val="o"/>
+      <w:lvlJc w:val="left"/>
+      <w:pPr>
+        <w:ind w:left="3600" w:hanging="360"/>
+      </w:pPr>
+      <w:rPr>
+        <w:rFonts w:ascii="Courier New" w:hAnsi="Courier New" w:cs="Courier New" w:hint="default"/>
+      </w:rPr>
+    </w:lvl>
+    <w:lvl w:ilvl="5" w:tplc="0C090005" w:tentative="1">
+      <w:start w:val="1"/>
+      <w:numFmt w:val="bullet"/>
+      <w:lvlText w:val=""/>
+      <w:lvlJc w:val="left"/>
+      <w:pPr>
+        <w:ind w:left="4320" w:hanging="360"/>
+      </w:pPr>
+      <w:rPr>
+        <w:rFonts w:ascii="Wingdings" w:hAnsi="Wingdings" w:hint="default"/>
+      </w:rPr>
+    </w:lvl>
+    <w:lvl w:ilvl="6" w:tplc="0C090001" w:tentative="1">
+      <w:start w:val="1"/>
+      <w:numFmt w:val="bullet"/>
+      <w:lvlText w:val=""/>
+      <w:lvlJc w:val="left"/>
+      <w:pPr>
+        <w:ind w:left="5040" w:hanging="360"/>
+      </w:pPr>
+      <w:rPr>
+        <w:rFonts w:ascii="Symbol" w:hAnsi="Symbol" w:hint="default"/>
+      </w:rPr>
+    </w:lvl>
+    <w:lvl w:ilvl="7" w:tplc="0C090003" w:tentative="1">
+      <w:start w:val="1"/>
+      <w:numFmt w:val="bullet"/>
+      <w:lvlText w:val="o"/>
+      <w:lvlJc w:val="left"/>
+      <w:pPr>
+        <w:ind w:left="5760" w:hanging="360"/>
+      </w:pPr>
+      <w:rPr>
+        <w:rFonts w:ascii="Courier New" w:hAnsi="Courier New" w:cs="Courier New" w:hint="default"/>
+      </w:rPr>
+    </w:lvl>
+    <w:lvl w:ilvl="8" w:tplc="0C090005" w:tentative="1">
+      <w:start w:val="1"/>
+      <w:numFmt w:val="bullet"/>
+      <w:lvlText w:val=""/>
+      <w:lvlJc w:val="left"/>
+      <w:pPr>
+        <w:ind w:left="6480" w:hanging="360"/>
+      </w:pPr>
+      <w:rPr>
+        <w:rFonts w:ascii="Wingdings" w:hAnsi="Wingdings" w:hint="default"/>
+      </w:rPr>
+    </w:lvl>
+  </w:abstractNum>
+  <w:abstractNum w:abstractNumId="5" w15:restartNumberingAfterBreak="0">
+    <w:nsid w:val="499768EC"/>
+    <w:multiLevelType w:val="hybridMultilevel"/>
+    <w:tmpl w:val="6CC89600"/>
+    <w:lvl w:ilvl="0" w:tplc="0C09000F">
       <w:start w:val="1"/>
       <w:numFmt w:val="decimal"/>
       <w:lvlText w:val="%1."/>
       <w:lvlJc w:val="left"/>
       <w:pPr>
-        <w:ind w:left="360" w:hanging="360"/>
-      </w:pPr>
-    </w:lvl>
-    <w:lvl w:ilvl="1">
-      <w:start w:val="1"/>
-      <w:numFmt w:val="decimal"/>
-      <w:lvlText w:val="%1.%2."/>
-      <w:lvlJc w:val="left"/>
-      <w:pPr>
-        <w:ind w:left="792" w:hanging="432"/>
-      </w:pPr>
-    </w:lvl>
-    <w:lvl w:ilvl="2">
-      <w:start w:val="1"/>
-      <w:numFmt w:val="decimal"/>
-      <w:lvlText w:val="%1.%2.%3."/>
-      <w:lvlJc w:val="left"/>
-      <w:pPr>
-        <w:ind w:left="1224" w:hanging="504"/>
-      </w:pPr>
-    </w:lvl>
-    <w:lvl w:ilvl="3">
-      <w:start w:val="1"/>
-      <w:numFmt w:val="decimal"/>
-      <w:lvlText w:val="%1.%2.%3.%4."/>
-      <w:lvlJc w:val="left"/>
-      <w:pPr>
-        <w:ind w:left="1728" w:hanging="648"/>
-      </w:pPr>
-    </w:lvl>
-    <w:lvl w:ilvl="4">
-      <w:start w:val="1"/>
-      <w:numFmt w:val="decimal"/>
-      <w:lvlText w:val="%1.%2.%3.%4.%5."/>
-      <w:lvlJc w:val="left"/>
-      <w:pPr>
-        <w:ind w:left="2232" w:hanging="792"/>
-      </w:pPr>
-    </w:lvl>
-    <w:lvl w:ilvl="5">
-      <w:start w:val="1"/>
-      <w:numFmt w:val="decimal"/>
-      <w:lvlText w:val="%1.%2.%3.%4.%5.%6."/>
-      <w:lvlJc w:val="left"/>
-      <w:pPr>
-        <w:ind w:left="2736" w:hanging="936"/>
-      </w:pPr>
-    </w:lvl>
-    <w:lvl w:ilvl="6">
-      <w:start w:val="1"/>
-      <w:numFmt w:val="decimal"/>
-      <w:lvlText w:val="%1.%2.%3.%4.%5.%6.%7."/>
-      <w:lvlJc w:val="left"/>
-      <w:pPr>
-        <w:ind w:left="3240" w:hanging="1080"/>
-      </w:pPr>
-    </w:lvl>
-    <w:lvl w:ilvl="7">
-      <w:start w:val="1"/>
-      <w:numFmt w:val="decimal"/>
-      <w:lvlText w:val="%1.%2.%3.%4.%5.%6.%7.%8."/>
-      <w:lvlJc w:val="left"/>
-      <w:pPr>
-        <w:ind w:left="3744" w:hanging="1224"/>
-      </w:pPr>
-    </w:lvl>
-    <w:lvl w:ilvl="8">
-      <w:start w:val="1"/>
-      <w:numFmt w:val="decimal"/>
-      <w:lvlText w:val="%1.%2.%3.%4.%5.%6.%7.%8.%9."/>
-      <w:lvlJc w:val="left"/>
-      <w:pPr>
-        <w:ind w:left="4320" w:hanging="1440"/>
-      </w:pPr>
-    </w:lvl>
-  </w:abstractNum>
-  <w:abstractNum w:abstractNumId="5" w15:restartNumberingAfterBreak="0">
-    <w:nsid w:val="2A9F3FC8"/>
-    <w:multiLevelType w:val="multilevel"/>
-    <w:tmpl w:val="A2064918"/>
-    <w:styleLink w:val="CurrentList1"/>
-    <w:lvl w:ilvl="0">
-      <w:start w:val="1"/>
-      <w:numFmt w:val="decimal"/>
-      <w:lvlText w:val="%1."/>
-      <w:lvlJc w:val="left"/>
-      <w:pPr>
         <w:ind w:left="720" w:hanging="360"/>
       </w:pPr>
-    </w:lvl>
-    <w:lvl w:ilvl="1">
+      <w:rPr>
+        <w:rFonts w:hint="default"/>
+      </w:rPr>
+    </w:lvl>
+    <w:lvl w:ilvl="1" w:tplc="0C090019" w:tentative="1">
       <w:start w:val="1"/>
       <w:numFmt w:val="lowerLetter"/>
       <w:lvlText w:val="%2."/>
@@ -1489,7 +5476,7 @@
         <w:ind w:left="1440" w:hanging="360"/>
       </w:pPr>
     </w:lvl>
-    <w:lvl w:ilvl="2">
+    <w:lvl w:ilvl="2" w:tplc="0C09001B" w:tentative="1">
       <w:start w:val="1"/>
       <w:numFmt w:val="lowerRoman"/>
       <w:lvlText w:val="%3."/>
@@ -1498,7 +5485,7 @@
         <w:ind w:left="2160" w:hanging="180"/>
       </w:pPr>
     </w:lvl>
-    <w:lvl w:ilvl="3">
+    <w:lvl w:ilvl="3" w:tplc="0C09000F" w:tentative="1">
       <w:start w:val="1"/>
       <w:numFmt w:val="decimal"/>
       <w:lvlText w:val="%4."/>
@@ -1507,7 +5494,7 @@
         <w:ind w:left="2880" w:hanging="360"/>
       </w:pPr>
     </w:lvl>
-    <w:lvl w:ilvl="4">
+    <w:lvl w:ilvl="4" w:tplc="0C090019" w:tentative="1">
       <w:start w:val="1"/>
       <w:numFmt w:val="lowerLetter"/>
       <w:lvlText w:val="%5."/>
@@ -1516,7 +5503,7 @@
         <w:ind w:left="3600" w:hanging="360"/>
       </w:pPr>
     </w:lvl>
-    <w:lvl w:ilvl="5">
+    <w:lvl w:ilvl="5" w:tplc="0C09001B" w:tentative="1">
       <w:start w:val="1"/>
       <w:numFmt w:val="lowerRoman"/>
       <w:lvlText w:val="%6."/>
@@ -1525,7 +5512,7 @@
         <w:ind w:left="4320" w:hanging="180"/>
       </w:pPr>
     </w:lvl>
-    <w:lvl w:ilvl="6">
+    <w:lvl w:ilvl="6" w:tplc="0C09000F" w:tentative="1">
       <w:start w:val="1"/>
       <w:numFmt w:val="decimal"/>
       <w:lvlText w:val="%7."/>
@@ -1534,7 +5521,7 @@
         <w:ind w:left="5040" w:hanging="360"/>
       </w:pPr>
     </w:lvl>
-    <w:lvl w:ilvl="7">
+    <w:lvl w:ilvl="7" w:tplc="0C090019" w:tentative="1">
       <w:start w:val="1"/>
       <w:numFmt w:val="lowerLetter"/>
       <w:lvlText w:val="%8."/>
@@ -1543,7 +5530,7 @@
         <w:ind w:left="5760" w:hanging="360"/>
       </w:pPr>
     </w:lvl>
-    <w:lvl w:ilvl="8">
+    <w:lvl w:ilvl="8" w:tplc="0C09001B" w:tentative="1">
       <w:start w:val="1"/>
       <w:numFmt w:val="lowerRoman"/>
       <w:lvlText w:val="%9."/>
@@ -1553,37 +5540,728 @@
       </w:pPr>
     </w:lvl>
   </w:abstractNum>
-  <w:num w:numId="1" w16cid:durableId="740179104">
+  <w:abstractNum w:abstractNumId="6" w15:restartNumberingAfterBreak="0">
+    <w:nsid w:val="4A903D0C"/>
+    <w:multiLevelType w:val="hybridMultilevel"/>
+    <w:tmpl w:val="7B62CFC4"/>
+    <w:lvl w:ilvl="0" w:tplc="0C090001">
+      <w:start w:val="1"/>
+      <w:numFmt w:val="bullet"/>
+      <w:lvlText w:val=""/>
+      <w:lvlJc w:val="left"/>
+      <w:pPr>
+        <w:ind w:left="720" w:hanging="360"/>
+      </w:pPr>
+      <w:rPr>
+        <w:rFonts w:ascii="Symbol" w:hAnsi="Symbol" w:hint="default"/>
+      </w:rPr>
+    </w:lvl>
+    <w:lvl w:ilvl="1" w:tplc="0C090003" w:tentative="1">
+      <w:start w:val="1"/>
+      <w:numFmt w:val="bullet"/>
+      <w:lvlText w:val="o"/>
+      <w:lvlJc w:val="left"/>
+      <w:pPr>
+        <w:ind w:left="1440" w:hanging="360"/>
+      </w:pPr>
+      <w:rPr>
+        <w:rFonts w:ascii="Courier New" w:hAnsi="Courier New" w:cs="Courier New" w:hint="default"/>
+      </w:rPr>
+    </w:lvl>
+    <w:lvl w:ilvl="2" w:tplc="0C090005" w:tentative="1">
+      <w:start w:val="1"/>
+      <w:numFmt w:val="bullet"/>
+      <w:lvlText w:val=""/>
+      <w:lvlJc w:val="left"/>
+      <w:pPr>
+        <w:ind w:left="2160" w:hanging="360"/>
+      </w:pPr>
+      <w:rPr>
+        <w:rFonts w:ascii="Wingdings" w:hAnsi="Wingdings" w:hint="default"/>
+      </w:rPr>
+    </w:lvl>
+    <w:lvl w:ilvl="3" w:tplc="0C090001" w:tentative="1">
+      <w:start w:val="1"/>
+      <w:numFmt w:val="bullet"/>
+      <w:lvlText w:val=""/>
+      <w:lvlJc w:val="left"/>
+      <w:pPr>
+        <w:ind w:left="2880" w:hanging="360"/>
+      </w:pPr>
+      <w:rPr>
+        <w:rFonts w:ascii="Symbol" w:hAnsi="Symbol" w:hint="default"/>
+      </w:rPr>
+    </w:lvl>
+    <w:lvl w:ilvl="4" w:tplc="0C090003" w:tentative="1">
+      <w:start w:val="1"/>
+      <w:numFmt w:val="bullet"/>
+      <w:lvlText w:val="o"/>
+      <w:lvlJc w:val="left"/>
+      <w:pPr>
+        <w:ind w:left="3600" w:hanging="360"/>
+      </w:pPr>
+      <w:rPr>
+        <w:rFonts w:ascii="Courier New" w:hAnsi="Courier New" w:cs="Courier New" w:hint="default"/>
+      </w:rPr>
+    </w:lvl>
+    <w:lvl w:ilvl="5" w:tplc="0C090005" w:tentative="1">
+      <w:start w:val="1"/>
+      <w:numFmt w:val="bullet"/>
+      <w:lvlText w:val=""/>
+      <w:lvlJc w:val="left"/>
+      <w:pPr>
+        <w:ind w:left="4320" w:hanging="360"/>
+      </w:pPr>
+      <w:rPr>
+        <w:rFonts w:ascii="Wingdings" w:hAnsi="Wingdings" w:hint="default"/>
+      </w:rPr>
+    </w:lvl>
+    <w:lvl w:ilvl="6" w:tplc="0C090001" w:tentative="1">
+      <w:start w:val="1"/>
+      <w:numFmt w:val="bullet"/>
+      <w:lvlText w:val=""/>
+      <w:lvlJc w:val="left"/>
+      <w:pPr>
+        <w:ind w:left="5040" w:hanging="360"/>
+      </w:pPr>
+      <w:rPr>
+        <w:rFonts w:ascii="Symbol" w:hAnsi="Symbol" w:hint="default"/>
+      </w:rPr>
+    </w:lvl>
+    <w:lvl w:ilvl="7" w:tplc="0C090003" w:tentative="1">
+      <w:start w:val="1"/>
+      <w:numFmt w:val="bullet"/>
+      <w:lvlText w:val="o"/>
+      <w:lvlJc w:val="left"/>
+      <w:pPr>
+        <w:ind w:left="5760" w:hanging="360"/>
+      </w:pPr>
+      <w:rPr>
+        <w:rFonts w:ascii="Courier New" w:hAnsi="Courier New" w:cs="Courier New" w:hint="default"/>
+      </w:rPr>
+    </w:lvl>
+    <w:lvl w:ilvl="8" w:tplc="0C090005" w:tentative="1">
+      <w:start w:val="1"/>
+      <w:numFmt w:val="bullet"/>
+      <w:lvlText w:val=""/>
+      <w:lvlJc w:val="left"/>
+      <w:pPr>
+        <w:ind w:left="6480" w:hanging="360"/>
+      </w:pPr>
+      <w:rPr>
+        <w:rFonts w:ascii="Wingdings" w:hAnsi="Wingdings" w:hint="default"/>
+      </w:rPr>
+    </w:lvl>
+  </w:abstractNum>
+  <w:abstractNum w:abstractNumId="7" w15:restartNumberingAfterBreak="0">
+    <w:nsid w:val="4E4E5873"/>
+    <w:multiLevelType w:val="hybridMultilevel"/>
+    <w:tmpl w:val="C7B29004"/>
+    <w:lvl w:ilvl="0" w:tplc="0C09000F">
+      <w:start w:val="1"/>
+      <w:numFmt w:val="decimal"/>
+      <w:lvlText w:val="%1."/>
+      <w:lvlJc w:val="left"/>
+      <w:pPr>
+        <w:ind w:left="720" w:hanging="360"/>
+      </w:pPr>
+      <w:rPr>
+        <w:rFonts w:hint="default"/>
+      </w:rPr>
+    </w:lvl>
+    <w:lvl w:ilvl="1" w:tplc="0C090019" w:tentative="1">
+      <w:start w:val="1"/>
+      <w:numFmt w:val="lowerLetter"/>
+      <w:lvlText w:val="%2."/>
+      <w:lvlJc w:val="left"/>
+      <w:pPr>
+        <w:ind w:left="1440" w:hanging="360"/>
+      </w:pPr>
+    </w:lvl>
+    <w:lvl w:ilvl="2" w:tplc="0C09001B" w:tentative="1">
+      <w:start w:val="1"/>
+      <w:numFmt w:val="lowerRoman"/>
+      <w:lvlText w:val="%3."/>
+      <w:lvlJc w:val="right"/>
+      <w:pPr>
+        <w:ind w:left="2160" w:hanging="180"/>
+      </w:pPr>
+    </w:lvl>
+    <w:lvl w:ilvl="3" w:tplc="0C09000F" w:tentative="1">
+      <w:start w:val="1"/>
+      <w:numFmt w:val="decimal"/>
+      <w:lvlText w:val="%4."/>
+      <w:lvlJc w:val="left"/>
+      <w:pPr>
+        <w:ind w:left="2880" w:hanging="360"/>
+      </w:pPr>
+    </w:lvl>
+    <w:lvl w:ilvl="4" w:tplc="0C090019" w:tentative="1">
+      <w:start w:val="1"/>
+      <w:numFmt w:val="lowerLetter"/>
+      <w:lvlText w:val="%5."/>
+      <w:lvlJc w:val="left"/>
+      <w:pPr>
+        <w:ind w:left="3600" w:hanging="360"/>
+      </w:pPr>
+    </w:lvl>
+    <w:lvl w:ilvl="5" w:tplc="0C09001B" w:tentative="1">
+      <w:start w:val="1"/>
+      <w:numFmt w:val="lowerRoman"/>
+      <w:lvlText w:val="%6."/>
+      <w:lvlJc w:val="right"/>
+      <w:pPr>
+        <w:ind w:left="4320" w:hanging="180"/>
+      </w:pPr>
+    </w:lvl>
+    <w:lvl w:ilvl="6" w:tplc="0C09000F" w:tentative="1">
+      <w:start w:val="1"/>
+      <w:numFmt w:val="decimal"/>
+      <w:lvlText w:val="%7."/>
+      <w:lvlJc w:val="left"/>
+      <w:pPr>
+        <w:ind w:left="5040" w:hanging="360"/>
+      </w:pPr>
+    </w:lvl>
+    <w:lvl w:ilvl="7" w:tplc="0C090019" w:tentative="1">
+      <w:start w:val="1"/>
+      <w:numFmt w:val="lowerLetter"/>
+      <w:lvlText w:val="%8."/>
+      <w:lvlJc w:val="left"/>
+      <w:pPr>
+        <w:ind w:left="5760" w:hanging="360"/>
+      </w:pPr>
+    </w:lvl>
+    <w:lvl w:ilvl="8" w:tplc="0C09001B" w:tentative="1">
+      <w:start w:val="1"/>
+      <w:numFmt w:val="lowerRoman"/>
+      <w:lvlText w:val="%9."/>
+      <w:lvlJc w:val="right"/>
+      <w:pPr>
+        <w:ind w:left="6480" w:hanging="180"/>
+      </w:pPr>
+    </w:lvl>
+  </w:abstractNum>
+  <w:abstractNum w:abstractNumId="8" w15:restartNumberingAfterBreak="0">
+    <w:nsid w:val="60684681"/>
+    <w:multiLevelType w:val="hybridMultilevel"/>
+    <w:tmpl w:val="50B22D72"/>
+    <w:lvl w:ilvl="0" w:tplc="0C090001">
+      <w:start w:val="1"/>
+      <w:numFmt w:val="bullet"/>
+      <w:lvlText w:val=""/>
+      <w:lvlJc w:val="left"/>
+      <w:pPr>
+        <w:ind w:left="720" w:hanging="360"/>
+      </w:pPr>
+      <w:rPr>
+        <w:rFonts w:ascii="Symbol" w:hAnsi="Symbol" w:hint="default"/>
+      </w:rPr>
+    </w:lvl>
+    <w:lvl w:ilvl="1" w:tplc="0C090003" w:tentative="1">
+      <w:start w:val="1"/>
+      <w:numFmt w:val="bullet"/>
+      <w:lvlText w:val="o"/>
+      <w:lvlJc w:val="left"/>
+      <w:pPr>
+        <w:ind w:left="1440" w:hanging="360"/>
+      </w:pPr>
+      <w:rPr>
+        <w:rFonts w:ascii="Courier New" w:hAnsi="Courier New" w:cs="Courier New" w:hint="default"/>
+      </w:rPr>
+    </w:lvl>
+    <w:lvl w:ilvl="2" w:tplc="0C090005" w:tentative="1">
+      <w:start w:val="1"/>
+      <w:numFmt w:val="bullet"/>
+      <w:lvlText w:val=""/>
+      <w:lvlJc w:val="left"/>
+      <w:pPr>
+        <w:ind w:left="2160" w:hanging="360"/>
+      </w:pPr>
+      <w:rPr>
+        <w:rFonts w:ascii="Wingdings" w:hAnsi="Wingdings" w:hint="default"/>
+      </w:rPr>
+    </w:lvl>
+    <w:lvl w:ilvl="3" w:tplc="0C090001" w:tentative="1">
+      <w:start w:val="1"/>
+      <w:numFmt w:val="bullet"/>
+      <w:lvlText w:val=""/>
+      <w:lvlJc w:val="left"/>
+      <w:pPr>
+        <w:ind w:left="2880" w:hanging="360"/>
+      </w:pPr>
+      <w:rPr>
+        <w:rFonts w:ascii="Symbol" w:hAnsi="Symbol" w:hint="default"/>
+      </w:rPr>
+    </w:lvl>
+    <w:lvl w:ilvl="4" w:tplc="0C090003" w:tentative="1">
+      <w:start w:val="1"/>
+      <w:numFmt w:val="bullet"/>
+      <w:lvlText w:val="o"/>
+      <w:lvlJc w:val="left"/>
+      <w:pPr>
+        <w:ind w:left="3600" w:hanging="360"/>
+      </w:pPr>
+      <w:rPr>
+        <w:rFonts w:ascii="Courier New" w:hAnsi="Courier New" w:cs="Courier New" w:hint="default"/>
+      </w:rPr>
+    </w:lvl>
+    <w:lvl w:ilvl="5" w:tplc="0C090005" w:tentative="1">
+      <w:start w:val="1"/>
+      <w:numFmt w:val="bullet"/>
+      <w:lvlText w:val=""/>
+      <w:lvlJc w:val="left"/>
+      <w:pPr>
+        <w:ind w:left="4320" w:hanging="360"/>
+      </w:pPr>
+      <w:rPr>
+        <w:rFonts w:ascii="Wingdings" w:hAnsi="Wingdings" w:hint="default"/>
+      </w:rPr>
+    </w:lvl>
+    <w:lvl w:ilvl="6" w:tplc="0C090001" w:tentative="1">
+      <w:start w:val="1"/>
+      <w:numFmt w:val="bullet"/>
+      <w:lvlText w:val=""/>
+      <w:lvlJc w:val="left"/>
+      <w:pPr>
+        <w:ind w:left="5040" w:hanging="360"/>
+      </w:pPr>
+      <w:rPr>
+        <w:rFonts w:ascii="Symbol" w:hAnsi="Symbol" w:hint="default"/>
+      </w:rPr>
+    </w:lvl>
+    <w:lvl w:ilvl="7" w:tplc="0C090003" w:tentative="1">
+      <w:start w:val="1"/>
+      <w:numFmt w:val="bullet"/>
+      <w:lvlText w:val="o"/>
+      <w:lvlJc w:val="left"/>
+      <w:pPr>
+        <w:ind w:left="5760" w:hanging="360"/>
+      </w:pPr>
+      <w:rPr>
+        <w:rFonts w:ascii="Courier New" w:hAnsi="Courier New" w:cs="Courier New" w:hint="default"/>
+      </w:rPr>
+    </w:lvl>
+    <w:lvl w:ilvl="8" w:tplc="0C090005" w:tentative="1">
+      <w:start w:val="1"/>
+      <w:numFmt w:val="bullet"/>
+      <w:lvlText w:val=""/>
+      <w:lvlJc w:val="left"/>
+      <w:pPr>
+        <w:ind w:left="6480" w:hanging="360"/>
+      </w:pPr>
+      <w:rPr>
+        <w:rFonts w:ascii="Wingdings" w:hAnsi="Wingdings" w:hint="default"/>
+      </w:rPr>
+    </w:lvl>
+  </w:abstractNum>
+  <w:abstractNum w:abstractNumId="9" w15:restartNumberingAfterBreak="0">
+    <w:nsid w:val="623B4157"/>
+    <w:multiLevelType w:val="hybridMultilevel"/>
+    <w:tmpl w:val="3B9402A8"/>
+    <w:lvl w:ilvl="0" w:tplc="0C09000F">
+      <w:start w:val="1"/>
+      <w:numFmt w:val="decimal"/>
+      <w:lvlText w:val="%1."/>
+      <w:lvlJc w:val="left"/>
+      <w:pPr>
+        <w:ind w:left="720" w:hanging="360"/>
+      </w:pPr>
+      <w:rPr>
+        <w:rFonts w:hint="default"/>
+      </w:rPr>
+    </w:lvl>
+    <w:lvl w:ilvl="1" w:tplc="0C090019" w:tentative="1">
+      <w:start w:val="1"/>
+      <w:numFmt w:val="lowerLetter"/>
+      <w:lvlText w:val="%2."/>
+      <w:lvlJc w:val="left"/>
+      <w:pPr>
+        <w:ind w:left="1440" w:hanging="360"/>
+      </w:pPr>
+    </w:lvl>
+    <w:lvl w:ilvl="2" w:tplc="0C09001B" w:tentative="1">
+      <w:start w:val="1"/>
+      <w:numFmt w:val="lowerRoman"/>
+      <w:lvlText w:val="%3."/>
+      <w:lvlJc w:val="right"/>
+      <w:pPr>
+        <w:ind w:left="2160" w:hanging="180"/>
+      </w:pPr>
+    </w:lvl>
+    <w:lvl w:ilvl="3" w:tplc="0C09000F" w:tentative="1">
+      <w:start w:val="1"/>
+      <w:numFmt w:val="decimal"/>
+      <w:lvlText w:val="%4."/>
+      <w:lvlJc w:val="left"/>
+      <w:pPr>
+        <w:ind w:left="2880" w:hanging="360"/>
+      </w:pPr>
+    </w:lvl>
+    <w:lvl w:ilvl="4" w:tplc="0C090019" w:tentative="1">
+      <w:start w:val="1"/>
+      <w:numFmt w:val="lowerLetter"/>
+      <w:lvlText w:val="%5."/>
+      <w:lvlJc w:val="left"/>
+      <w:pPr>
+        <w:ind w:left="3600" w:hanging="360"/>
+      </w:pPr>
+    </w:lvl>
+    <w:lvl w:ilvl="5" w:tplc="0C09001B" w:tentative="1">
+      <w:start w:val="1"/>
+      <w:numFmt w:val="lowerRoman"/>
+      <w:lvlText w:val="%6."/>
+      <w:lvlJc w:val="right"/>
+      <w:pPr>
+        <w:ind w:left="4320" w:hanging="180"/>
+      </w:pPr>
+    </w:lvl>
+    <w:lvl w:ilvl="6" w:tplc="0C09000F" w:tentative="1">
+      <w:start w:val="1"/>
+      <w:numFmt w:val="decimal"/>
+      <w:lvlText w:val="%7."/>
+      <w:lvlJc w:val="left"/>
+      <w:pPr>
+        <w:ind w:left="5040" w:hanging="360"/>
+      </w:pPr>
+    </w:lvl>
+    <w:lvl w:ilvl="7" w:tplc="0C090019" w:tentative="1">
+      <w:start w:val="1"/>
+      <w:numFmt w:val="lowerLetter"/>
+      <w:lvlText w:val="%8."/>
+      <w:lvlJc w:val="left"/>
+      <w:pPr>
+        <w:ind w:left="5760" w:hanging="360"/>
+      </w:pPr>
+    </w:lvl>
+    <w:lvl w:ilvl="8" w:tplc="0C09001B" w:tentative="1">
+      <w:start w:val="1"/>
+      <w:numFmt w:val="lowerRoman"/>
+      <w:lvlText w:val="%9."/>
+      <w:lvlJc w:val="right"/>
+      <w:pPr>
+        <w:ind w:left="6480" w:hanging="180"/>
+      </w:pPr>
+    </w:lvl>
+  </w:abstractNum>
+  <w:abstractNum w:abstractNumId="10" w15:restartNumberingAfterBreak="0">
+    <w:nsid w:val="66D00832"/>
+    <w:multiLevelType w:val="hybridMultilevel"/>
+    <w:tmpl w:val="0B643C68"/>
+    <w:lvl w:ilvl="0" w:tplc="0C09000F">
+      <w:start w:val="1"/>
+      <w:numFmt w:val="decimal"/>
+      <w:lvlText w:val="%1."/>
+      <w:lvlJc w:val="left"/>
+      <w:pPr>
+        <w:ind w:left="720" w:hanging="360"/>
+      </w:pPr>
+    </w:lvl>
+    <w:lvl w:ilvl="1" w:tplc="0C090019" w:tentative="1">
+      <w:start w:val="1"/>
+      <w:numFmt w:val="lowerLetter"/>
+      <w:lvlText w:val="%2."/>
+      <w:lvlJc w:val="left"/>
+      <w:pPr>
+        <w:ind w:left="1440" w:hanging="360"/>
+      </w:pPr>
+    </w:lvl>
+    <w:lvl w:ilvl="2" w:tplc="0C09001B" w:tentative="1">
+      <w:start w:val="1"/>
+      <w:numFmt w:val="lowerRoman"/>
+      <w:lvlText w:val="%3."/>
+      <w:lvlJc w:val="right"/>
+      <w:pPr>
+        <w:ind w:left="2160" w:hanging="180"/>
+      </w:pPr>
+    </w:lvl>
+    <w:lvl w:ilvl="3" w:tplc="0C09000F" w:tentative="1">
+      <w:start w:val="1"/>
+      <w:numFmt w:val="decimal"/>
+      <w:lvlText w:val="%4."/>
+      <w:lvlJc w:val="left"/>
+      <w:pPr>
+        <w:ind w:left="2880" w:hanging="360"/>
+      </w:pPr>
+    </w:lvl>
+    <w:lvl w:ilvl="4" w:tplc="0C090019" w:tentative="1">
+      <w:start w:val="1"/>
+      <w:numFmt w:val="lowerLetter"/>
+      <w:lvlText w:val="%5."/>
+      <w:lvlJc w:val="left"/>
+      <w:pPr>
+        <w:ind w:left="3600" w:hanging="360"/>
+      </w:pPr>
+    </w:lvl>
+    <w:lvl w:ilvl="5" w:tplc="0C09001B" w:tentative="1">
+      <w:start w:val="1"/>
+      <w:numFmt w:val="lowerRoman"/>
+      <w:lvlText w:val="%6."/>
+      <w:lvlJc w:val="right"/>
+      <w:pPr>
+        <w:ind w:left="4320" w:hanging="180"/>
+      </w:pPr>
+    </w:lvl>
+    <w:lvl w:ilvl="6" w:tplc="0C09000F" w:tentative="1">
+      <w:start w:val="1"/>
+      <w:numFmt w:val="decimal"/>
+      <w:lvlText w:val="%7."/>
+      <w:lvlJc w:val="left"/>
+      <w:pPr>
+        <w:ind w:left="5040" w:hanging="360"/>
+      </w:pPr>
+    </w:lvl>
+    <w:lvl w:ilvl="7" w:tplc="0C090019" w:tentative="1">
+      <w:start w:val="1"/>
+      <w:numFmt w:val="lowerLetter"/>
+      <w:lvlText w:val="%8."/>
+      <w:lvlJc w:val="left"/>
+      <w:pPr>
+        <w:ind w:left="5760" w:hanging="360"/>
+      </w:pPr>
+    </w:lvl>
+    <w:lvl w:ilvl="8" w:tplc="0C09001B" w:tentative="1">
+      <w:start w:val="1"/>
+      <w:numFmt w:val="lowerRoman"/>
+      <w:lvlText w:val="%9."/>
+      <w:lvlJc w:val="right"/>
+      <w:pPr>
+        <w:ind w:left="6480" w:hanging="180"/>
+      </w:pPr>
+    </w:lvl>
+  </w:abstractNum>
+  <w:abstractNum w:abstractNumId="11" w15:restartNumberingAfterBreak="0">
+    <w:nsid w:val="6E186B79"/>
+    <w:multiLevelType w:val="hybridMultilevel"/>
+    <w:tmpl w:val="DA300E48"/>
+    <w:lvl w:ilvl="0" w:tplc="0C09000F">
+      <w:start w:val="1"/>
+      <w:numFmt w:val="decimal"/>
+      <w:lvlText w:val="%1."/>
+      <w:lvlJc w:val="left"/>
+      <w:pPr>
+        <w:ind w:left="720" w:hanging="360"/>
+      </w:pPr>
+      <w:rPr>
+        <w:rFonts w:hint="default"/>
+      </w:rPr>
+    </w:lvl>
+    <w:lvl w:ilvl="1" w:tplc="0C090019" w:tentative="1">
+      <w:start w:val="1"/>
+      <w:numFmt w:val="lowerLetter"/>
+      <w:lvlText w:val="%2."/>
+      <w:lvlJc w:val="left"/>
+      <w:pPr>
+        <w:ind w:left="1440" w:hanging="360"/>
+      </w:pPr>
+    </w:lvl>
+    <w:lvl w:ilvl="2" w:tplc="0C09001B" w:tentative="1">
+      <w:start w:val="1"/>
+      <w:numFmt w:val="lowerRoman"/>
+      <w:lvlText w:val="%3."/>
+      <w:lvlJc w:val="right"/>
+      <w:pPr>
+        <w:ind w:left="2160" w:hanging="180"/>
+      </w:pPr>
+    </w:lvl>
+    <w:lvl w:ilvl="3" w:tplc="0C09000F" w:tentative="1">
+      <w:start w:val="1"/>
+      <w:numFmt w:val="decimal"/>
+      <w:lvlText w:val="%4."/>
+      <w:lvlJc w:val="left"/>
+      <w:pPr>
+        <w:ind w:left="2880" w:hanging="360"/>
+      </w:pPr>
+    </w:lvl>
+    <w:lvl w:ilvl="4" w:tplc="0C090019" w:tentative="1">
+      <w:start w:val="1"/>
+      <w:numFmt w:val="lowerLetter"/>
+      <w:lvlText w:val="%5."/>
+      <w:lvlJc w:val="left"/>
+      <w:pPr>
+        <w:ind w:left="3600" w:hanging="360"/>
+      </w:pPr>
+    </w:lvl>
+    <w:lvl w:ilvl="5" w:tplc="0C09001B" w:tentative="1">
+      <w:start w:val="1"/>
+      <w:numFmt w:val="lowerRoman"/>
+      <w:lvlText w:val="%6."/>
+      <w:lvlJc w:val="right"/>
+      <w:pPr>
+        <w:ind w:left="4320" w:hanging="180"/>
+      </w:pPr>
+    </w:lvl>
+    <w:lvl w:ilvl="6" w:tplc="0C09000F" w:tentative="1">
+      <w:start w:val="1"/>
+      <w:numFmt w:val="decimal"/>
+      <w:lvlText w:val="%7."/>
+      <w:lvlJc w:val="left"/>
+      <w:pPr>
+        <w:ind w:left="5040" w:hanging="360"/>
+      </w:pPr>
+    </w:lvl>
+    <w:lvl w:ilvl="7" w:tplc="0C090019" w:tentative="1">
+      <w:start w:val="1"/>
+      <w:numFmt w:val="lowerLetter"/>
+      <w:lvlText w:val="%8."/>
+      <w:lvlJc w:val="left"/>
+      <w:pPr>
+        <w:ind w:left="5760" w:hanging="360"/>
+      </w:pPr>
+    </w:lvl>
+    <w:lvl w:ilvl="8" w:tplc="0C09001B" w:tentative="1">
+      <w:start w:val="1"/>
+      <w:numFmt w:val="lowerRoman"/>
+      <w:lvlText w:val="%9."/>
+      <w:lvlJc w:val="right"/>
+      <w:pPr>
+        <w:ind w:left="6480" w:hanging="180"/>
+      </w:pPr>
+    </w:lvl>
+  </w:abstractNum>
+  <w:abstractNum w:abstractNumId="12" w15:restartNumberingAfterBreak="0">
+    <w:nsid w:val="71BE575F"/>
+    <w:multiLevelType w:val="hybridMultilevel"/>
+    <w:tmpl w:val="3DA2BFEC"/>
+    <w:lvl w:ilvl="0" w:tplc="7766F4A2">
+      <w:start w:val="1"/>
+      <w:numFmt w:val="decimal"/>
+      <w:lvlText w:val="%1."/>
+      <w:lvlJc w:val="left"/>
+      <w:pPr>
+        <w:ind w:left="720" w:hanging="360"/>
+      </w:pPr>
+      <w:rPr>
+        <w:rFonts w:hint="default"/>
+        <w:b/>
+        <w:bCs/>
+      </w:rPr>
+    </w:lvl>
+    <w:lvl w:ilvl="1" w:tplc="08090019" w:tentative="1">
+      <w:start w:val="1"/>
+      <w:numFmt w:val="lowerLetter"/>
+      <w:lvlText w:val="%2."/>
+      <w:lvlJc w:val="left"/>
+      <w:pPr>
+        <w:ind w:left="1440" w:hanging="360"/>
+      </w:pPr>
+    </w:lvl>
+    <w:lvl w:ilvl="2" w:tplc="0809001B" w:tentative="1">
+      <w:start w:val="1"/>
+      <w:numFmt w:val="lowerRoman"/>
+      <w:lvlText w:val="%3."/>
+      <w:lvlJc w:val="right"/>
+      <w:pPr>
+        <w:ind w:left="2160" w:hanging="180"/>
+      </w:pPr>
+    </w:lvl>
+    <w:lvl w:ilvl="3" w:tplc="0809000F" w:tentative="1">
+      <w:start w:val="1"/>
+      <w:numFmt w:val="decimal"/>
+      <w:lvlText w:val="%4."/>
+      <w:lvlJc w:val="left"/>
+      <w:pPr>
+        <w:ind w:left="2880" w:hanging="360"/>
+      </w:pPr>
+    </w:lvl>
+    <w:lvl w:ilvl="4" w:tplc="08090019" w:tentative="1">
+      <w:start w:val="1"/>
+      <w:numFmt w:val="lowerLetter"/>
+      <w:lvlText w:val="%5."/>
+      <w:lvlJc w:val="left"/>
+      <w:pPr>
+        <w:ind w:left="3600" w:hanging="360"/>
+      </w:pPr>
+    </w:lvl>
+    <w:lvl w:ilvl="5" w:tplc="0809001B" w:tentative="1">
+      <w:start w:val="1"/>
+      <w:numFmt w:val="lowerRoman"/>
+      <w:lvlText w:val="%6."/>
+      <w:lvlJc w:val="right"/>
+      <w:pPr>
+        <w:ind w:left="4320" w:hanging="180"/>
+      </w:pPr>
+    </w:lvl>
+    <w:lvl w:ilvl="6" w:tplc="0809000F" w:tentative="1">
+      <w:start w:val="1"/>
+      <w:numFmt w:val="decimal"/>
+      <w:lvlText w:val="%7."/>
+      <w:lvlJc w:val="left"/>
+      <w:pPr>
+        <w:ind w:left="5040" w:hanging="360"/>
+      </w:pPr>
+    </w:lvl>
+    <w:lvl w:ilvl="7" w:tplc="08090019" w:tentative="1">
+      <w:start w:val="1"/>
+      <w:numFmt w:val="lowerLetter"/>
+      <w:lvlText w:val="%8."/>
+      <w:lvlJc w:val="left"/>
+      <w:pPr>
+        <w:ind w:left="5760" w:hanging="360"/>
+      </w:pPr>
+    </w:lvl>
+    <w:lvl w:ilvl="8" w:tplc="0809001B" w:tentative="1">
+      <w:start w:val="1"/>
+      <w:numFmt w:val="lowerRoman"/>
+      <w:lvlText w:val="%9."/>
+      <w:lvlJc w:val="right"/>
+      <w:pPr>
+        <w:ind w:left="6480" w:hanging="180"/>
+      </w:pPr>
+    </w:lvl>
+  </w:abstractNum>
+  <w:num w:numId="1" w16cid:durableId="1702123292">
     <w:abstractNumId w:val="0"/>
   </w:num>
-  <w:num w:numId="2" w16cid:durableId="1194657768">
+  <w:num w:numId="2" w16cid:durableId="813838853">
+    <w:abstractNumId w:val="3"/>
+  </w:num>
+  <w:num w:numId="3" w16cid:durableId="1742214502">
+    <w:abstractNumId w:val="9"/>
+  </w:num>
+  <w:num w:numId="4" w16cid:durableId="1240286198">
+    <w:abstractNumId w:val="11"/>
+  </w:num>
+  <w:num w:numId="5" w16cid:durableId="1789814289">
+    <w:abstractNumId w:val="7"/>
+  </w:num>
+  <w:num w:numId="6" w16cid:durableId="1913076445">
+    <w:abstractNumId w:val="8"/>
+  </w:num>
+  <w:num w:numId="7" w16cid:durableId="1752510645">
+    <w:abstractNumId w:val="6"/>
+  </w:num>
+  <w:num w:numId="8" w16cid:durableId="68306585">
+    <w:abstractNumId w:val="2"/>
+  </w:num>
+  <w:num w:numId="9" w16cid:durableId="1551577496">
+    <w:abstractNumId w:val="4"/>
+  </w:num>
+  <w:num w:numId="10" w16cid:durableId="1340156721">
+    <w:abstractNumId w:val="5"/>
+  </w:num>
+  <w:num w:numId="11" w16cid:durableId="136847918">
+    <w:abstractNumId w:val="10"/>
+  </w:num>
+  <w:num w:numId="12" w16cid:durableId="2042052258">
     <w:abstractNumId w:val="1"/>
   </w:num>
-  <w:num w:numId="3" w16cid:durableId="487212342">
-    <w:abstractNumId w:val="5"/>
-  </w:num>
-  <w:num w:numId="4" w16cid:durableId="259028193">
-    <w:abstractNumId w:val="4"/>
-  </w:num>
-  <w:num w:numId="5" w16cid:durableId="276840659">
-    <w:abstractNumId w:val="3"/>
-  </w:num>
-  <w:num w:numId="6" w16cid:durableId="1921133764">
-    <w:abstractNumId w:val="2"/>
+  <w:num w:numId="13" w16cid:durableId="1025518462">
+    <w:abstractNumId w:val="12"/>
   </w:num>
 </w:numbering>
 </file>
 
 <file path=word/styles.xml><?xml version="1.0" encoding="utf-8"?>
-<w:styles xmlns:mc="http://schemas.openxmlformats.org/markup-compatibility/2006" xmlns:r="http://schemas.openxmlformats.org/officeDocument/2006/relationships" xmlns:w="http://schemas.openxmlformats.org/wordprocessingml/2006/main" xmlns:w14="http://schemas.microsoft.com/office/word/2010/wordml" xmlns:w15="http://schemas.microsoft.com/office/word/2012/wordml" xmlns:w16cex="http://schemas.microsoft.com/office/word/2018/wordml/cex" xmlns:w16cid="http://schemas.microsoft.com/office/word/2016/wordml/cid" xmlns:w16="http://schemas.microsoft.com/office/word/2018/wordml" xmlns:w16sdtdh="http://schemas.microsoft.com/office/word/2020/wordml/sdtdatahash" xmlns:w16se="http://schemas.microsoft.com/office/word/2015/wordml/symex" mc:Ignorable="w14 w15 w16se w16cid w16 w16cex w16sdtdh">
+<w:styles xmlns:mc="http://schemas.openxmlformats.org/markup-compatibility/2006" xmlns:r="http://schemas.openxmlformats.org/officeDocument/2006/relationships" xmlns:w="http://schemas.openxmlformats.org/wordprocessingml/2006/main" xmlns:w14="http://schemas.microsoft.com/office/word/2010/wordml" xmlns:w15="http://schemas.microsoft.com/office/word/2012/wordml" xmlns:w16cex="http://schemas.microsoft.com/office/word/2018/wordml/cex" xmlns:w16cid="http://schemas.microsoft.com/office/word/2016/wordml/cid" xmlns:w16="http://schemas.microsoft.com/office/word/2018/wordml" xmlns:w16du="http://schemas.microsoft.com/office/word/2023/wordml/word16du" xmlns:w16sdtdh="http://schemas.microsoft.com/office/word/2020/wordml/sdtdatahash" xmlns:w16se="http://schemas.microsoft.com/office/word/2015/wordml/symex" mc:Ignorable="w14 w15 w16se w16cid w16 w16cex w16sdtdh w16du">
   <w:docDefaults>
     <w:rPrDefault>
       <w:rPr>
-        <w:rFonts w:asciiTheme="minorHAnsi" w:eastAsiaTheme="minorEastAsia" w:hAnsiTheme="minorHAnsi" w:cstheme="minorBidi"/>
+        <w:rFonts w:asciiTheme="minorHAnsi" w:eastAsiaTheme="minorHAnsi" w:hAnsiTheme="minorHAnsi" w:cstheme="minorBidi"/>
         <w:kern w:val="2"/>
         <w:sz w:val="24"/>
         <w:szCs w:val="24"/>
-        <w:lang w:val="en-US" w:eastAsia="zh-CN" w:bidi="ar-SA"/>
+        <w:lang w:val="en-AU" w:eastAsia="en-US" w:bidi="ar-SA"/>
         <w14:ligatures w14:val="standardContextual"/>
       </w:rPr>
     </w:rPrDefault>
@@ -1974,6 +6652,7 @@
   <w:style w:type="paragraph" w:default="1" w:styleId="Normal">
     <w:name w:val="Normal"/>
     <w:qFormat/>
+    <w:rsid w:val="004A2521"/>
   </w:style>
   <w:style w:type="paragraph" w:styleId="Heading1">
     <w:name w:val="heading 1"/>
@@ -1982,10 +6661,13 @@
     <w:link w:val="Heading1Char"/>
     <w:uiPriority w:val="9"/>
     <w:qFormat/>
-    <w:rsid w:val="00614F8D"/>
+    <w:rsid w:val="00A82FA0"/>
     <w:pPr>
       <w:keepNext/>
       <w:keepLines/>
+      <w:numPr>
+        <w:numId w:val="1"/>
+      </w:numPr>
       <w:spacing w:before="360" w:after="80"/>
       <w:outlineLvl w:val="0"/>
     </w:pPr>
@@ -2004,10 +6686,14 @@
     <w:uiPriority w:val="9"/>
     <w:unhideWhenUsed/>
     <w:qFormat/>
-    <w:rsid w:val="00614F8D"/>
+    <w:rsid w:val="00A82FA0"/>
     <w:pPr>
       <w:keepNext/>
       <w:keepLines/>
+      <w:numPr>
+        <w:ilvl w:val="1"/>
+        <w:numId w:val="1"/>
+      </w:numPr>
       <w:spacing w:before="160" w:after="80"/>
       <w:outlineLvl w:val="1"/>
     </w:pPr>
@@ -2024,13 +6710,16 @@
     <w:next w:val="Normal"/>
     <w:link w:val="Heading3Char"/>
     <w:uiPriority w:val="9"/>
-    <w:semiHidden/>
     <w:unhideWhenUsed/>
     <w:qFormat/>
-    <w:rsid w:val="00614F8D"/>
+    <w:rsid w:val="00A82FA0"/>
     <w:pPr>
       <w:keepNext/>
       <w:keepLines/>
+      <w:numPr>
+        <w:ilvl w:val="2"/>
+        <w:numId w:val="1"/>
+      </w:numPr>
       <w:spacing w:before="160" w:after="80"/>
       <w:outlineLvl w:val="2"/>
     </w:pPr>
@@ -2050,10 +6739,14 @@
     <w:semiHidden/>
     <w:unhideWhenUsed/>
     <w:qFormat/>
-    <w:rsid w:val="00614F8D"/>
+    <w:rsid w:val="00A82FA0"/>
     <w:pPr>
       <w:keepNext/>
       <w:keepLines/>
+      <w:numPr>
+        <w:ilvl w:val="3"/>
+        <w:numId w:val="1"/>
+      </w:numPr>
       <w:spacing w:before="80" w:after="40"/>
       <w:outlineLvl w:val="3"/>
     </w:pPr>
@@ -2073,10 +6766,14 @@
     <w:semiHidden/>
     <w:unhideWhenUsed/>
     <w:qFormat/>
-    <w:rsid w:val="00614F8D"/>
+    <w:rsid w:val="00A82FA0"/>
     <w:pPr>
       <w:keepNext/>
       <w:keepLines/>
+      <w:numPr>
+        <w:ilvl w:val="4"/>
+        <w:numId w:val="1"/>
+      </w:numPr>
       <w:spacing w:before="80" w:after="40"/>
       <w:outlineLvl w:val="4"/>
     </w:pPr>
@@ -2094,10 +6791,14 @@
     <w:semiHidden/>
     <w:unhideWhenUsed/>
     <w:qFormat/>
-    <w:rsid w:val="00614F8D"/>
+    <w:rsid w:val="00A82FA0"/>
     <w:pPr>
       <w:keepNext/>
       <w:keepLines/>
+      <w:numPr>
+        <w:ilvl w:val="5"/>
+        <w:numId w:val="1"/>
+      </w:numPr>
       <w:spacing w:before="40" w:after="0"/>
       <w:outlineLvl w:val="5"/>
     </w:pPr>
@@ -2117,10 +6818,14 @@
     <w:semiHidden/>
     <w:unhideWhenUsed/>
     <w:qFormat/>
-    <w:rsid w:val="00614F8D"/>
+    <w:rsid w:val="00A82FA0"/>
     <w:pPr>
       <w:keepNext/>
       <w:keepLines/>
+      <w:numPr>
+        <w:ilvl w:val="6"/>
+        <w:numId w:val="1"/>
+      </w:numPr>
       <w:spacing w:before="40" w:after="0"/>
       <w:outlineLvl w:val="6"/>
     </w:pPr>
@@ -2138,10 +6843,14 @@
     <w:semiHidden/>
     <w:unhideWhenUsed/>
     <w:qFormat/>
-    <w:rsid w:val="00614F8D"/>
+    <w:rsid w:val="00A82FA0"/>
     <w:pPr>
       <w:keepNext/>
       <w:keepLines/>
+      <w:numPr>
+        <w:ilvl w:val="7"/>
+        <w:numId w:val="1"/>
+      </w:numPr>
       <w:spacing w:after="0"/>
       <w:outlineLvl w:val="7"/>
     </w:pPr>
@@ -2161,10 +6870,14 @@
     <w:semiHidden/>
     <w:unhideWhenUsed/>
     <w:qFormat/>
-    <w:rsid w:val="00614F8D"/>
+    <w:rsid w:val="00A82FA0"/>
     <w:pPr>
       <w:keepNext/>
       <w:keepLines/>
+      <w:numPr>
+        <w:ilvl w:val="8"/>
+        <w:numId w:val="1"/>
+      </w:numPr>
       <w:spacing w:after="0"/>
       <w:outlineLvl w:val="8"/>
     </w:pPr>
@@ -2205,7 +6918,7 @@
     <w:basedOn w:val="DefaultParagraphFont"/>
     <w:link w:val="Heading1"/>
     <w:uiPriority w:val="9"/>
-    <w:rsid w:val="00614F8D"/>
+    <w:rsid w:val="00A82FA0"/>
     <w:rPr>
       <w:rFonts w:asciiTheme="majorHAnsi" w:eastAsiaTheme="majorEastAsia" w:hAnsiTheme="majorHAnsi" w:cstheme="majorBidi"/>
       <w:color w:val="0F4761" w:themeColor="accent1" w:themeShade="BF"/>
@@ -2218,7 +6931,7 @@
     <w:basedOn w:val="DefaultParagraphFont"/>
     <w:link w:val="Heading2"/>
     <w:uiPriority w:val="9"/>
-    <w:rsid w:val="00614F8D"/>
+    <w:rsid w:val="00A82FA0"/>
     <w:rPr>
       <w:rFonts w:asciiTheme="majorHAnsi" w:eastAsiaTheme="majorEastAsia" w:hAnsiTheme="majorHAnsi" w:cstheme="majorBidi"/>
       <w:color w:val="0F4761" w:themeColor="accent1" w:themeShade="BF"/>
@@ -2231,8 +6944,7 @@
     <w:basedOn w:val="DefaultParagraphFont"/>
     <w:link w:val="Heading3"/>
     <w:uiPriority w:val="9"/>
-    <w:semiHidden/>
-    <w:rsid w:val="00614F8D"/>
+    <w:rsid w:val="00A82FA0"/>
     <w:rPr>
       <w:rFonts w:eastAsiaTheme="majorEastAsia" w:cstheme="majorBidi"/>
       <w:color w:val="0F4761" w:themeColor="accent1" w:themeShade="BF"/>
@@ -2246,7 +6958,7 @@
     <w:link w:val="Heading4"/>
     <w:uiPriority w:val="9"/>
     <w:semiHidden/>
-    <w:rsid w:val="00614F8D"/>
+    <w:rsid w:val="00A82FA0"/>
     <w:rPr>
       <w:rFonts w:eastAsiaTheme="majorEastAsia" w:cstheme="majorBidi"/>
       <w:i/>
@@ -2260,7 +6972,7 @@
     <w:link w:val="Heading5"/>
     <w:uiPriority w:val="9"/>
     <w:semiHidden/>
-    <w:rsid w:val="00614F8D"/>
+    <w:rsid w:val="00A82FA0"/>
     <w:rPr>
       <w:rFonts w:eastAsiaTheme="majorEastAsia" w:cstheme="majorBidi"/>
       <w:color w:val="0F4761" w:themeColor="accent1" w:themeShade="BF"/>
@@ -2272,7 +6984,7 @@
     <w:link w:val="Heading6"/>
     <w:uiPriority w:val="9"/>
     <w:semiHidden/>
-    <w:rsid w:val="00614F8D"/>
+    <w:rsid w:val="00A82FA0"/>
     <w:rPr>
       <w:rFonts w:eastAsiaTheme="majorEastAsia" w:cstheme="majorBidi"/>
       <w:i/>
@@ -2286,7 +6998,7 @@
     <w:link w:val="Heading7"/>
     <w:uiPriority w:val="9"/>
     <w:semiHidden/>
-    <w:rsid w:val="00614F8D"/>
+    <w:rsid w:val="00A82FA0"/>
     <w:rPr>
       <w:rFonts w:eastAsiaTheme="majorEastAsia" w:cstheme="majorBidi"/>
       <w:color w:val="595959" w:themeColor="text1" w:themeTint="A6"/>
@@ -2298,7 +7010,7 @@
     <w:link w:val="Heading8"/>
     <w:uiPriority w:val="9"/>
     <w:semiHidden/>
-    <w:rsid w:val="00614F8D"/>
+    <w:rsid w:val="00A82FA0"/>
     <w:rPr>
       <w:rFonts w:eastAsiaTheme="majorEastAsia" w:cstheme="majorBidi"/>
       <w:i/>
@@ -2312,7 +7024,7 @@
     <w:link w:val="Heading9"/>
     <w:uiPriority w:val="9"/>
     <w:semiHidden/>
-    <w:rsid w:val="00614F8D"/>
+    <w:rsid w:val="00A82FA0"/>
     <w:rPr>
       <w:rFonts w:eastAsiaTheme="majorEastAsia" w:cstheme="majorBidi"/>
       <w:color w:val="272727" w:themeColor="text1" w:themeTint="D8"/>
@@ -2325,7 +7037,7 @@
     <w:link w:val="TitleChar"/>
     <w:uiPriority w:val="10"/>
     <w:qFormat/>
-    <w:rsid w:val="00614F8D"/>
+    <w:rsid w:val="00A82FA0"/>
     <w:pPr>
       <w:spacing w:after="80" w:line="240" w:lineRule="auto"/>
       <w:contextualSpacing/>
@@ -2343,7 +7055,7 @@
     <w:basedOn w:val="DefaultParagraphFont"/>
     <w:link w:val="Title"/>
     <w:uiPriority w:val="10"/>
-    <w:rsid w:val="00614F8D"/>
+    <w:rsid w:val="00A82FA0"/>
     <w:rPr>
       <w:rFonts w:asciiTheme="majorHAnsi" w:eastAsiaTheme="majorEastAsia" w:hAnsiTheme="majorHAnsi" w:cstheme="majorBidi"/>
       <w:spacing w:val="-10"/>
@@ -2359,7 +7071,7 @@
     <w:link w:val="SubtitleChar"/>
     <w:uiPriority w:val="11"/>
     <w:qFormat/>
-    <w:rsid w:val="00614F8D"/>
+    <w:rsid w:val="00A82FA0"/>
     <w:pPr>
       <w:numPr>
         <w:ilvl w:val="1"/>
@@ -2378,7 +7090,7 @@
     <w:basedOn w:val="DefaultParagraphFont"/>
     <w:link w:val="Subtitle"/>
     <w:uiPriority w:val="11"/>
-    <w:rsid w:val="00614F8D"/>
+    <w:rsid w:val="00A82FA0"/>
     <w:rPr>
       <w:rFonts w:eastAsiaTheme="majorEastAsia" w:cstheme="majorBidi"/>
       <w:color w:val="595959" w:themeColor="text1" w:themeTint="A6"/>
@@ -2394,7 +7106,7 @@
     <w:link w:val="QuoteChar"/>
     <w:uiPriority w:val="29"/>
     <w:qFormat/>
-    <w:rsid w:val="00614F8D"/>
+    <w:rsid w:val="00A82FA0"/>
     <w:pPr>
       <w:spacing w:before="160"/>
       <w:jc w:val="center"/>
@@ -2410,7 +7122,7 @@
     <w:basedOn w:val="DefaultParagraphFont"/>
     <w:link w:val="Quote"/>
     <w:uiPriority w:val="29"/>
-    <w:rsid w:val="00614F8D"/>
+    <w:rsid w:val="00A82FA0"/>
     <w:rPr>
       <w:i/>
       <w:iCs/>
@@ -2422,7 +7134,7 @@
     <w:basedOn w:val="Normal"/>
     <w:uiPriority w:val="34"/>
     <w:qFormat/>
-    <w:rsid w:val="00614F8D"/>
+    <w:rsid w:val="00A82FA0"/>
     <w:pPr>
       <w:ind w:left="720"/>
       <w:contextualSpacing/>
@@ -2433,7 +7145,7 @@
     <w:basedOn w:val="DefaultParagraphFont"/>
     <w:uiPriority w:val="21"/>
     <w:qFormat/>
-    <w:rsid w:val="00614F8D"/>
+    <w:rsid w:val="00A82FA0"/>
     <w:rPr>
       <w:i/>
       <w:iCs/>
@@ -2447,7 +7159,7 @@
     <w:link w:val="IntenseQuoteChar"/>
     <w:uiPriority w:val="30"/>
     <w:qFormat/>
-    <w:rsid w:val="00614F8D"/>
+    <w:rsid w:val="00A82FA0"/>
     <w:pPr>
       <w:pBdr>
         <w:top w:val="single" w:sz="4" w:space="10" w:color="0F4761" w:themeColor="accent1" w:themeShade="BF"/>
@@ -2468,7 +7180,7 @@
     <w:basedOn w:val="DefaultParagraphFont"/>
     <w:link w:val="IntenseQuote"/>
     <w:uiPriority w:val="30"/>
-    <w:rsid w:val="00614F8D"/>
+    <w:rsid w:val="00A82FA0"/>
     <w:rPr>
       <w:i/>
       <w:iCs/>
@@ -2480,24 +7192,13 @@
     <w:basedOn w:val="DefaultParagraphFont"/>
     <w:uiPriority w:val="32"/>
     <w:qFormat/>
-    <w:rsid w:val="00614F8D"/>
+    <w:rsid w:val="00A82FA0"/>
     <w:rPr>
       <w:b/>
       <w:bCs/>
       <w:smallCaps/>
       <w:color w:val="0F4761" w:themeColor="accent1" w:themeShade="BF"/>
       <w:spacing w:val="5"/>
-    </w:rPr>
-  </w:style>
-  <w:style w:type="character" w:styleId="SubtleReference">
-    <w:name w:val="Subtle Reference"/>
-    <w:basedOn w:val="DefaultParagraphFont"/>
-    <w:uiPriority w:val="31"/>
-    <w:qFormat/>
-    <w:rsid w:val="00DA5973"/>
-    <w:rPr>
-      <w:smallCaps/>
-      <w:color w:val="5A5A5A" w:themeColor="text1" w:themeTint="A5"/>
     </w:rPr>
   </w:style>
   <w:style w:type="paragraph" w:styleId="TOCHeading">
@@ -2507,7 +7208,7 @@
     <w:uiPriority w:val="39"/>
     <w:unhideWhenUsed/>
     <w:qFormat/>
-    <w:rsid w:val="00DA5973"/>
+    <w:rsid w:val="006154F0"/>
     <w:pPr>
       <w:spacing w:before="480" w:after="0" w:line="276" w:lineRule="auto"/>
       <w:outlineLvl w:val="9"/>
@@ -2518,7 +7219,7 @@
       <w:kern w:val="0"/>
       <w:sz w:val="28"/>
       <w:szCs w:val="28"/>
-      <w:lang w:eastAsia="en-US"/>
+      <w:lang w:val="en-US"/>
       <w14:ligatures w14:val="none"/>
     </w:rPr>
   </w:style>
@@ -2529,31 +7230,15 @@
     <w:autoRedefine/>
     <w:uiPriority w:val="39"/>
     <w:unhideWhenUsed/>
-    <w:rsid w:val="00107D1A"/>
+    <w:rsid w:val="006154F0"/>
     <w:pPr>
-      <w:tabs>
-        <w:tab w:val="left" w:pos="480"/>
-        <w:tab w:val="right" w:leader="dot" w:pos="9350"/>
-      </w:tabs>
-      <w:spacing w:before="120" w:after="120"/>
+      <w:spacing w:before="240" w:after="120"/>
     </w:pPr>
     <w:rPr>
       <w:b/>
       <w:bCs/>
-      <w:caps/>
       <w:sz w:val="20"/>
       <w:szCs w:val="20"/>
-    </w:rPr>
-  </w:style>
-  <w:style w:type="character" w:styleId="Hyperlink">
-    <w:name w:val="Hyperlink"/>
-    <w:basedOn w:val="DefaultParagraphFont"/>
-    <w:uiPriority w:val="99"/>
-    <w:unhideWhenUsed/>
-    <w:rsid w:val="00DA5973"/>
-    <w:rPr>
-      <w:color w:val="467886" w:themeColor="hyperlink"/>
-      <w:u w:val="single"/>
     </w:rPr>
   </w:style>
   <w:style w:type="paragraph" w:styleId="TOC2">
@@ -2563,13 +7248,14 @@
     <w:autoRedefine/>
     <w:uiPriority w:val="39"/>
     <w:unhideWhenUsed/>
-    <w:rsid w:val="00DA5973"/>
+    <w:rsid w:val="006154F0"/>
     <w:pPr>
-      <w:spacing w:after="0"/>
+      <w:spacing w:before="120" w:after="0"/>
       <w:ind w:left="240"/>
     </w:pPr>
     <w:rPr>
-      <w:smallCaps/>
+      <w:i/>
+      <w:iCs/>
       <w:sz w:val="20"/>
       <w:szCs w:val="20"/>
     </w:rPr>
@@ -2580,16 +7266,13 @@
     <w:next w:val="Normal"/>
     <w:autoRedefine/>
     <w:uiPriority w:val="39"/>
-    <w:semiHidden/>
     <w:unhideWhenUsed/>
-    <w:rsid w:val="00DA5973"/>
+    <w:rsid w:val="006154F0"/>
     <w:pPr>
       <w:spacing w:after="0"/>
       <w:ind w:left="480"/>
     </w:pPr>
     <w:rPr>
-      <w:i/>
-      <w:iCs/>
       <w:sz w:val="20"/>
       <w:szCs w:val="20"/>
     </w:rPr>
@@ -2602,14 +7285,14 @@
     <w:uiPriority w:val="39"/>
     <w:semiHidden/>
     <w:unhideWhenUsed/>
-    <w:rsid w:val="00DA5973"/>
+    <w:rsid w:val="006154F0"/>
     <w:pPr>
       <w:spacing w:after="0"/>
       <w:ind w:left="720"/>
     </w:pPr>
     <w:rPr>
-      <w:sz w:val="18"/>
-      <w:szCs w:val="18"/>
+      <w:sz w:val="20"/>
+      <w:szCs w:val="20"/>
     </w:rPr>
   </w:style>
   <w:style w:type="paragraph" w:styleId="TOC5">
@@ -2620,14 +7303,14 @@
     <w:uiPriority w:val="39"/>
     <w:semiHidden/>
     <w:unhideWhenUsed/>
-    <w:rsid w:val="00DA5973"/>
+    <w:rsid w:val="006154F0"/>
     <w:pPr>
       <w:spacing w:after="0"/>
       <w:ind w:left="960"/>
     </w:pPr>
     <w:rPr>
-      <w:sz w:val="18"/>
-      <w:szCs w:val="18"/>
+      <w:sz w:val="20"/>
+      <w:szCs w:val="20"/>
     </w:rPr>
   </w:style>
   <w:style w:type="paragraph" w:styleId="TOC6">
@@ -2638,14 +7321,14 @@
     <w:uiPriority w:val="39"/>
     <w:semiHidden/>
     <w:unhideWhenUsed/>
-    <w:rsid w:val="00DA5973"/>
+    <w:rsid w:val="006154F0"/>
     <w:pPr>
       <w:spacing w:after="0"/>
       <w:ind w:left="1200"/>
     </w:pPr>
     <w:rPr>
-      <w:sz w:val="18"/>
-      <w:szCs w:val="18"/>
+      <w:sz w:val="20"/>
+      <w:szCs w:val="20"/>
     </w:rPr>
   </w:style>
   <w:style w:type="paragraph" w:styleId="TOC7">
@@ -2656,14 +7339,14 @@
     <w:uiPriority w:val="39"/>
     <w:semiHidden/>
     <w:unhideWhenUsed/>
-    <w:rsid w:val="00DA5973"/>
+    <w:rsid w:val="006154F0"/>
     <w:pPr>
       <w:spacing w:after="0"/>
       <w:ind w:left="1440"/>
     </w:pPr>
     <w:rPr>
-      <w:sz w:val="18"/>
-      <w:szCs w:val="18"/>
+      <w:sz w:val="20"/>
+      <w:szCs w:val="20"/>
     </w:rPr>
   </w:style>
   <w:style w:type="paragraph" w:styleId="TOC8">
@@ -2674,14 +7357,14 @@
     <w:uiPriority w:val="39"/>
     <w:semiHidden/>
     <w:unhideWhenUsed/>
-    <w:rsid w:val="00DA5973"/>
+    <w:rsid w:val="006154F0"/>
     <w:pPr>
       <w:spacing w:after="0"/>
       <w:ind w:left="1680"/>
     </w:pPr>
     <w:rPr>
-      <w:sz w:val="18"/>
-      <w:szCs w:val="18"/>
+      <w:sz w:val="20"/>
+      <w:szCs w:val="20"/>
     </w:rPr>
   </w:style>
   <w:style w:type="paragraph" w:styleId="TOC9">
@@ -2692,37 +7375,91 @@
     <w:uiPriority w:val="39"/>
     <w:semiHidden/>
     <w:unhideWhenUsed/>
-    <w:rsid w:val="00DA5973"/>
+    <w:rsid w:val="006154F0"/>
     <w:pPr>
       <w:spacing w:after="0"/>
       <w:ind w:left="1920"/>
     </w:pPr>
     <w:rPr>
-      <w:sz w:val="18"/>
-      <w:szCs w:val="18"/>
+      <w:sz w:val="20"/>
+      <w:szCs w:val="20"/>
     </w:rPr>
   </w:style>
-  <w:style w:type="numbering" w:customStyle="1" w:styleId="CurrentList1">
-    <w:name w:val="Current List1"/>
+  <w:style w:type="character" w:styleId="Hyperlink">
+    <w:name w:val="Hyperlink"/>
+    <w:basedOn w:val="DefaultParagraphFont"/>
     <w:uiPriority w:val="99"/>
-    <w:rsid w:val="00596B64"/>
+    <w:unhideWhenUsed/>
+    <w:rsid w:val="00101D86"/>
+    <w:rPr>
+      <w:color w:val="467886" w:themeColor="hyperlink"/>
+      <w:u w:val="single"/>
+    </w:rPr>
+  </w:style>
+  <w:style w:type="paragraph" w:styleId="Header">
+    <w:name w:val="header"/>
+    <w:basedOn w:val="Normal"/>
+    <w:link w:val="HeaderChar"/>
+    <w:uiPriority w:val="99"/>
+    <w:unhideWhenUsed/>
+    <w:rsid w:val="0088175D"/>
     <w:pPr>
-      <w:numPr>
-        <w:numId w:val="3"/>
-      </w:numPr>
+      <w:tabs>
+        <w:tab w:val="center" w:pos="4513"/>
+        <w:tab w:val="right" w:pos="9026"/>
+      </w:tabs>
+      <w:spacing w:after="0" w:line="240" w:lineRule="auto"/>
     </w:pPr>
   </w:style>
-  <w:style w:type="numbering" w:styleId="111111">
-    <w:name w:val="Outline List 2"/>
-    <w:basedOn w:val="NoList"/>
+  <w:style w:type="character" w:customStyle="1" w:styleId="HeaderChar">
+    <w:name w:val="Header Char"/>
+    <w:basedOn w:val="DefaultParagraphFont"/>
+    <w:link w:val="Header"/>
+    <w:uiPriority w:val="99"/>
+    <w:rsid w:val="0088175D"/>
+  </w:style>
+  <w:style w:type="paragraph" w:styleId="Footer">
+    <w:name w:val="footer"/>
+    <w:basedOn w:val="Normal"/>
+    <w:link w:val="FooterChar"/>
+    <w:uiPriority w:val="99"/>
+    <w:unhideWhenUsed/>
+    <w:rsid w:val="0088175D"/>
+    <w:pPr>
+      <w:tabs>
+        <w:tab w:val="center" w:pos="4513"/>
+        <w:tab w:val="right" w:pos="9026"/>
+      </w:tabs>
+      <w:spacing w:after="0" w:line="240" w:lineRule="auto"/>
+    </w:pPr>
+  </w:style>
+  <w:style w:type="character" w:customStyle="1" w:styleId="FooterChar">
+    <w:name w:val="Footer Char"/>
+    <w:basedOn w:val="DefaultParagraphFont"/>
+    <w:link w:val="Footer"/>
+    <w:uiPriority w:val="99"/>
+    <w:rsid w:val="0088175D"/>
+  </w:style>
+  <w:style w:type="paragraph" w:styleId="Revision">
+    <w:name w:val="Revision"/>
+    <w:hidden/>
     <w:uiPriority w:val="99"/>
     <w:semiHidden/>
+    <w:rsid w:val="000C16AF"/>
+    <w:pPr>
+      <w:spacing w:after="0" w:line="240" w:lineRule="auto"/>
+    </w:pPr>
+  </w:style>
+  <w:style w:type="paragraph" w:styleId="Bibliography">
+    <w:name w:val="Bibliography"/>
+    <w:basedOn w:val="Normal"/>
+    <w:next w:val="Normal"/>
+    <w:uiPriority w:val="37"/>
     <w:unhideWhenUsed/>
-    <w:rsid w:val="00596B64"/>
+    <w:rsid w:val="00C932ED"/>
     <w:pPr>
-      <w:numPr>
-        <w:numId w:val="4"/>
-      </w:numPr>
+      <w:spacing w:after="0" w:line="480" w:lineRule="auto"/>
+      <w:ind w:left="720" w:hanging="720"/>
     </w:pPr>
   </w:style>
 </w:styles>
@@ -2826,7 +7563,7 @@
         <a:latin typeface="Aptos" panose="02110004020202020204"/>
         <a:ea typeface=""/>
         <a:cs typeface=""/>
-        <a:font script="Jpan" typeface="游ゴシック"/>
+        <a:font script="Jpan" typeface="游明朝"/>
         <a:font script="Hang" typeface="맑은 고딕"/>
         <a:font script="Hans" typeface="等线"/>
         <a:font script="Hant" typeface="新細明體"/>
@@ -3017,7 +7754,7 @@
   <a:extraClrSchemeLst/>
   <a:extLst>
     <a:ext uri="{05A4C25C-085E-4340-85A3-A5531E510DB2}">
-      <thm15:themeFamily xmlns:thm15="http://schemas.microsoft.com/office/thememl/2012/main" name="Office Theme" id="{62F939B6-93AF-4DB8-9C6B-D6C7DFDC589F}" vid="{4A3C46E8-61CC-4603-A589-7422A47A8E4A}"/>
+      <thm15:themeFamily xmlns:thm15="http://schemas.microsoft.com/office/thememl/2012/main" name="Office Theme" id="{2E142A2C-CD16-42D6-873A-C26D2A0506FA}" vid="{1BDDFF52-6CD6-40A5-AB3C-68EB2F1E4D0A}"/>
     </a:ext>
   </a:extLst>
 </a:theme>
@@ -3028,7 +7765,7 @@
 </file>
 
 <file path=customXml/itemProps1.xml><?xml version="1.0" encoding="utf-8"?>
-<ds:datastoreItem xmlns:ds="http://schemas.openxmlformats.org/officeDocument/2006/customXml" ds:itemID="{A39D641F-2FF1-CE43-B5F5-61B629E21CAD}">
+<ds:datastoreItem xmlns:ds="http://schemas.openxmlformats.org/officeDocument/2006/customXml" ds:itemID="{4DCC99EE-E8E8-7643-92EA-F039F3949B0A}">
   <ds:schemaRefs>
     <ds:schemaRef ds:uri="http://schemas.openxmlformats.org/officeDocument/2006/bibliography"/>
   </ds:schemaRefs>

--- a/Report.docx
+++ b/Report.docx
@@ -448,7 +448,7 @@
             </w:rPr>
             <w:fldChar w:fldCharType="separate"/>
           </w:r>
-          <w:hyperlink w:anchor="_Toc182059923" w:history="1">
+          <w:hyperlink w:anchor="_Toc182126652" w:history="1">
             <w:r>
               <w:rPr>
                 <w:rStyle w:val="Hyperlink"/>
@@ -494,7 +494,7 @@
                 <w:noProof/>
                 <w:webHidden/>
               </w:rPr>
-              <w:instrText xml:space="preserve"> PAGEREF _Toc182059923 \h </w:instrText>
+              <w:instrText xml:space="preserve"> PAGEREF _Toc182126652 \h </w:instrText>
             </w:r>
             <w:r>
               <w:rPr>
@@ -542,7 +542,7 @@
               <w:lang w:eastAsia="en-GB"/>
             </w:rPr>
           </w:pPr>
-          <w:hyperlink w:anchor="_Toc182059924" w:history="1">
+          <w:hyperlink w:anchor="_Toc182126653" w:history="1">
             <w:r>
               <w:rPr>
                 <w:rStyle w:val="Hyperlink"/>
@@ -588,7 +588,7 @@
                 <w:noProof/>
                 <w:webHidden/>
               </w:rPr>
-              <w:instrText xml:space="preserve"> PAGEREF _Toc182059924 \h </w:instrText>
+              <w:instrText xml:space="preserve"> PAGEREF _Toc182126653 \h </w:instrText>
             </w:r>
             <w:r>
               <w:rPr>
@@ -636,7 +636,7 @@
               <w:lang w:eastAsia="en-GB"/>
             </w:rPr>
           </w:pPr>
-          <w:hyperlink w:anchor="_Toc182059925" w:history="1">
+          <w:hyperlink w:anchor="_Toc182126654" w:history="1">
             <w:r>
               <w:rPr>
                 <w:rStyle w:val="Hyperlink"/>
@@ -682,7 +682,7 @@
                 <w:noProof/>
                 <w:webHidden/>
               </w:rPr>
-              <w:instrText xml:space="preserve"> PAGEREF _Toc182059925 \h </w:instrText>
+              <w:instrText xml:space="preserve"> PAGEREF _Toc182126654 \h </w:instrText>
             </w:r>
             <w:r>
               <w:rPr>
@@ -730,7 +730,7 @@
               <w:lang w:eastAsia="en-GB"/>
             </w:rPr>
           </w:pPr>
-          <w:hyperlink w:anchor="_Toc182059926" w:history="1">
+          <w:hyperlink w:anchor="_Toc182126655" w:history="1">
             <w:r>
               <w:rPr>
                 <w:rStyle w:val="Hyperlink"/>
@@ -776,7 +776,7 @@
                 <w:noProof/>
                 <w:webHidden/>
               </w:rPr>
-              <w:instrText xml:space="preserve"> PAGEREF _Toc182059926 \h </w:instrText>
+              <w:instrText xml:space="preserve"> PAGEREF _Toc182126655 \h </w:instrText>
             </w:r>
             <w:r>
               <w:rPr>
@@ -822,7 +822,7 @@
               <w:lang w:eastAsia="en-GB"/>
             </w:rPr>
           </w:pPr>
-          <w:hyperlink w:anchor="_Toc182059927" w:history="1">
+          <w:hyperlink w:anchor="_Toc182126656" w:history="1">
             <w:r>
               <w:rPr>
                 <w:rStyle w:val="Hyperlink"/>
@@ -866,7 +866,7 @@
                 <w:noProof/>
                 <w:webHidden/>
               </w:rPr>
-              <w:instrText xml:space="preserve"> PAGEREF _Toc182059927 \h </w:instrText>
+              <w:instrText xml:space="preserve"> PAGEREF _Toc182126656 \h </w:instrText>
             </w:r>
             <w:r>
               <w:rPr>
@@ -912,7 +912,7 @@
               <w:lang w:eastAsia="en-GB"/>
             </w:rPr>
           </w:pPr>
-          <w:hyperlink w:anchor="_Toc182059928" w:history="1">
+          <w:hyperlink w:anchor="_Toc182126657" w:history="1">
             <w:r>
               <w:rPr>
                 <w:rStyle w:val="Hyperlink"/>
@@ -956,7 +956,7 @@
                 <w:noProof/>
                 <w:webHidden/>
               </w:rPr>
-              <w:instrText xml:space="preserve"> PAGEREF _Toc182059928 \h </w:instrText>
+              <w:instrText xml:space="preserve"> PAGEREF _Toc182126657 \h </w:instrText>
             </w:r>
             <w:r>
               <w:rPr>
@@ -1002,7 +1002,7 @@
               <w:lang w:eastAsia="en-GB"/>
             </w:rPr>
           </w:pPr>
-          <w:hyperlink w:anchor="_Toc182059929" w:history="1">
+          <w:hyperlink w:anchor="_Toc182126658" w:history="1">
             <w:r>
               <w:rPr>
                 <w:rStyle w:val="Hyperlink"/>
@@ -1046,7 +1046,7 @@
                 <w:noProof/>
                 <w:webHidden/>
               </w:rPr>
-              <w:instrText xml:space="preserve"> PAGEREF _Toc182059929 \h </w:instrText>
+              <w:instrText xml:space="preserve"> PAGEREF _Toc182126658 \h </w:instrText>
             </w:r>
             <w:r>
               <w:rPr>
@@ -1092,7 +1092,7 @@
               <w:lang w:eastAsia="en-GB"/>
             </w:rPr>
           </w:pPr>
-          <w:hyperlink w:anchor="_Toc182059930" w:history="1">
+          <w:hyperlink w:anchor="_Toc182126659" w:history="1">
             <w:r>
               <w:rPr>
                 <w:rStyle w:val="Hyperlink"/>
@@ -1136,7 +1136,7 @@
                 <w:noProof/>
                 <w:webHidden/>
               </w:rPr>
-              <w:instrText xml:space="preserve"> PAGEREF _Toc182059930 \h </w:instrText>
+              <w:instrText xml:space="preserve"> PAGEREF _Toc182126659 \h </w:instrText>
             </w:r>
             <w:r>
               <w:rPr>
@@ -1184,7 +1184,7 @@
               <w:lang w:eastAsia="en-GB"/>
             </w:rPr>
           </w:pPr>
-          <w:hyperlink w:anchor="_Toc182059931" w:history="1">
+          <w:hyperlink w:anchor="_Toc182126660" w:history="1">
             <w:r>
               <w:rPr>
                 <w:rStyle w:val="Hyperlink"/>
@@ -1230,7 +1230,7 @@
                 <w:noProof/>
                 <w:webHidden/>
               </w:rPr>
-              <w:instrText xml:space="preserve"> PAGEREF _Toc182059931 \h </w:instrText>
+              <w:instrText xml:space="preserve"> PAGEREF _Toc182126660 \h </w:instrText>
             </w:r>
             <w:r>
               <w:rPr>
@@ -1278,7 +1278,7 @@
               <w:lang w:eastAsia="en-GB"/>
             </w:rPr>
           </w:pPr>
-          <w:hyperlink w:anchor="_Toc182059932" w:history="1">
+          <w:hyperlink w:anchor="_Toc182126661" w:history="1">
             <w:r>
               <w:rPr>
                 <w:rStyle w:val="Hyperlink"/>
@@ -1324,7 +1324,7 @@
                 <w:noProof/>
                 <w:webHidden/>
               </w:rPr>
-              <w:instrText xml:space="preserve"> PAGEREF _Toc182059932 \h </w:instrText>
+              <w:instrText xml:space="preserve"> PAGEREF _Toc182126661 \h </w:instrText>
             </w:r>
             <w:r>
               <w:rPr>
@@ -1372,7 +1372,7 @@
               <w:lang w:eastAsia="en-GB"/>
             </w:rPr>
           </w:pPr>
-          <w:hyperlink w:anchor="_Toc182059933" w:history="1">
+          <w:hyperlink w:anchor="_Toc182126662" w:history="1">
             <w:r>
               <w:rPr>
                 <w:rStyle w:val="Hyperlink"/>
@@ -1418,7 +1418,7 @@
                 <w:noProof/>
                 <w:webHidden/>
               </w:rPr>
-              <w:instrText xml:space="preserve"> PAGEREF _Toc182059933 \h </w:instrText>
+              <w:instrText xml:space="preserve"> PAGEREF _Toc182126662 \h </w:instrText>
             </w:r>
             <w:r>
               <w:rPr>
@@ -1466,7 +1466,7 @@
               <w:lang w:eastAsia="en-GB"/>
             </w:rPr>
           </w:pPr>
-          <w:hyperlink w:anchor="_Toc182059934" w:history="1">
+          <w:hyperlink w:anchor="_Toc182126663" w:history="1">
             <w:r>
               <w:rPr>
                 <w:rStyle w:val="Hyperlink"/>
@@ -1512,7 +1512,7 @@
                 <w:noProof/>
                 <w:webHidden/>
               </w:rPr>
-              <w:instrText xml:space="preserve"> PAGEREF _Toc182059934 \h </w:instrText>
+              <w:instrText xml:space="preserve"> PAGEREF _Toc182126663 \h </w:instrText>
             </w:r>
             <w:r>
               <w:rPr>
@@ -1560,7 +1560,7 @@
               <w:lang w:eastAsia="en-GB"/>
             </w:rPr>
           </w:pPr>
-          <w:hyperlink w:anchor="_Toc182059935" w:history="1">
+          <w:hyperlink w:anchor="_Toc182126664" w:history="1">
             <w:r>
               <w:rPr>
                 <w:rStyle w:val="Hyperlink"/>
@@ -1606,7 +1606,7 @@
                 <w:noProof/>
                 <w:webHidden/>
               </w:rPr>
-              <w:instrText xml:space="preserve"> PAGEREF _Toc182059935 \h </w:instrText>
+              <w:instrText xml:space="preserve"> PAGEREF _Toc182126664 \h </w:instrText>
             </w:r>
             <w:r>
               <w:rPr>
@@ -1654,7 +1654,7 @@
               <w:lang w:eastAsia="en-GB"/>
             </w:rPr>
           </w:pPr>
-          <w:hyperlink w:anchor="_Toc182059936" w:history="1">
+          <w:hyperlink w:anchor="_Toc182126665" w:history="1">
             <w:r>
               <w:rPr>
                 <w:rStyle w:val="Hyperlink"/>
@@ -1700,7 +1700,7 @@
                 <w:noProof/>
                 <w:webHidden/>
               </w:rPr>
-              <w:instrText xml:space="preserve"> PAGEREF _Toc182059936 \h </w:instrText>
+              <w:instrText xml:space="preserve"> PAGEREF _Toc182126665 \h </w:instrText>
             </w:r>
             <w:r>
               <w:rPr>
@@ -1748,7 +1748,7 @@
               <w:lang w:eastAsia="en-GB"/>
             </w:rPr>
           </w:pPr>
-          <w:hyperlink w:anchor="_Toc182059937" w:history="1">
+          <w:hyperlink w:anchor="_Toc182126666" w:history="1">
             <w:r>
               <w:rPr>
                 <w:rStyle w:val="Hyperlink"/>
@@ -1794,7 +1794,7 @@
                 <w:noProof/>
                 <w:webHidden/>
               </w:rPr>
-              <w:instrText xml:space="preserve"> PAGEREF _Toc182059937 \h </w:instrText>
+              <w:instrText xml:space="preserve"> PAGEREF _Toc182126666 \h </w:instrText>
             </w:r>
             <w:r>
               <w:rPr>
@@ -1814,7 +1814,7 @@
                 <w:noProof/>
                 <w:webHidden/>
               </w:rPr>
-              <w:t>7</w:t>
+              <w:t>8</w:t>
             </w:r>
             <w:r>
               <w:rPr>
@@ -1842,7 +1842,7 @@
               <w:lang w:eastAsia="en-GB"/>
             </w:rPr>
           </w:pPr>
-          <w:hyperlink w:anchor="_Toc182059938" w:history="1">
+          <w:hyperlink w:anchor="_Toc182126667" w:history="1">
             <w:r>
               <w:rPr>
                 <w:rStyle w:val="Hyperlink"/>
@@ -1888,7 +1888,7 @@
                 <w:noProof/>
                 <w:webHidden/>
               </w:rPr>
-              <w:instrText xml:space="preserve"> PAGEREF _Toc182059938 \h </w:instrText>
+              <w:instrText xml:space="preserve"> PAGEREF _Toc182126667 \h </w:instrText>
             </w:r>
             <w:r>
               <w:rPr>
@@ -1908,7 +1908,101 @@
                 <w:noProof/>
                 <w:webHidden/>
               </w:rPr>
-              <w:t>8</w:t>
+              <w:t>9</w:t>
+            </w:r>
+            <w:r>
+              <w:rPr>
+                <w:noProof/>
+                <w:webHidden/>
+              </w:rPr>
+              <w:fldChar w:fldCharType="end"/>
+            </w:r>
+          </w:hyperlink>
+        </w:p>
+        <w:p>
+          <w:pPr>
+            <w:pStyle w:val="TOC1"/>
+            <w:tabs>
+              <w:tab w:val="left" w:pos="480"/>
+              <w:tab w:val="right" w:leader="dot" w:pos="9016"/>
+            </w:tabs>
+            <w:rPr>
+              <w:rFonts w:eastAsiaTheme="minorEastAsia"/>
+              <w:b w:val="0"/>
+              <w:bCs w:val="0"/>
+              <w:noProof/>
+              <w:sz w:val="24"/>
+              <w:szCs w:val="24"/>
+              <w:lang w:eastAsia="en-GB"/>
+            </w:rPr>
+          </w:pPr>
+          <w:hyperlink w:anchor="_Toc182126668" w:history="1">
+            <w:r>
+              <w:rPr>
+                <w:rStyle w:val="Hyperlink"/>
+                <w:noProof/>
+              </w:rPr>
+              <w:t>9</w:t>
+            </w:r>
+            <w:r>
+              <w:rPr>
+                <w:rFonts w:eastAsiaTheme="minorEastAsia"/>
+                <w:b w:val="0"/>
+                <w:bCs w:val="0"/>
+                <w:noProof/>
+                <w:sz w:val="24"/>
+                <w:szCs w:val="24"/>
+                <w:lang w:eastAsia="en-GB"/>
+              </w:rPr>
+              <w:tab/>
+            </w:r>
+            <w:r>
+              <w:rPr>
+                <w:rStyle w:val="Hyperlink"/>
+                <w:noProof/>
+              </w:rPr>
+              <w:t>References</w:t>
+            </w:r>
+            <w:r>
+              <w:rPr>
+                <w:noProof/>
+                <w:webHidden/>
+              </w:rPr>
+              <w:tab/>
+            </w:r>
+            <w:r>
+              <w:rPr>
+                <w:noProof/>
+                <w:webHidden/>
+              </w:rPr>
+              <w:fldChar w:fldCharType="begin"/>
+            </w:r>
+            <w:r>
+              <w:rPr>
+                <w:noProof/>
+                <w:webHidden/>
+              </w:rPr>
+              <w:instrText xml:space="preserve"> PAGEREF _Toc182126668 \h </w:instrText>
+            </w:r>
+            <w:r>
+              <w:rPr>
+                <w:noProof/>
+                <w:webHidden/>
+              </w:rPr>
+            </w:r>
+            <w:r>
+              <w:rPr>
+                <w:noProof/>
+                <w:webHidden/>
+              </w:rPr>
+              <w:fldChar w:fldCharType="separate"/>
+            </w:r>
+            <w:r>
+              <w:rPr>
+                <w:noProof/>
+                <w:webHidden/>
+              </w:rPr>
+              <w:t>10</w:t>
             </w:r>
             <w:r>
               <w:rPr>
@@ -1944,7 +2038,7 @@
       <w:pPr>
         <w:pStyle w:val="Heading1"/>
       </w:pPr>
-      <w:bookmarkStart w:id="4" w:name="_Toc182059923"/>
+      <w:bookmarkStart w:id="4" w:name="_Toc182126652"/>
       <w:r>
         <w:lastRenderedPageBreak/>
         <w:t>The Problem</w:t>
@@ -1953,12 +2047,6 @@
     </w:p>
     <w:p/>
     <w:p>
-      <w:pPr>
-        <w:rPr>
-          <w:b/>
-          <w:bCs/>
-        </w:rPr>
-      </w:pPr>
       <w:r>
         <w:t xml:space="preserve">The bin packing problem </w:t>
       </w:r>
@@ -2014,7 +2102,7 @@
         <w:fldChar w:fldCharType="begin"/>
       </w:r>
       <w:r>
-        <w:instrText xml:space="preserve"> ADDIN ZOTERO_ITEM CSL_CITATION {"citationID":"yhpP8bT4","properties":{"formattedCitation":"(Gupta, 2023; Wikipedia contributors, 2024a)","plainCitation":"(Gupta, 2023; Wikipedia contributors, 2024a)","noteIndex":0},"citationItems":[{"id":528,"uris":["http://zotero.org/users/14909358/items/RAJTZ6G3"],"itemData":{"id":528,"type":"webpage","abstract":"A Computer Science portal for geeks. It contains well written, well thought and well explained computer science and programming articles, quizzes and practice/competitive programming/company interview Questions.","container-title":"GeeksforGeeks","language":"en-US","note":"section: DSA","title":"Bin Packing Problem (Minimize number of used Bins)","URL":"https://www.geeksforgeeks.org/bin-packing-problem-minimize-number-of-used-bins/","author":[{"family":"Gupta","given":"Dheeraj"}],"accessed":{"date-parts":[["2024",11,2]]},"issued":{"date-parts":[["2023",4,5]]}}},{"id":529,"uris":["http://zotero.org/users/14909358/items/FF9JKN9M"],"itemData":{"id":529,"type":"entry-encyclopedia","abstract":"The bin packing problem is an optimization problem, in which items of different sizes must be packed into a finite number of bins or containers, each of a fixed given capacity, in a way that minimizes the number of bins used. The problem has many applications, such as filling up containers, loading trucks with weight capacity constraints, creating file backups in media, splitting a network prefix into multiple subnets, and technology mapping in FPGA semiconductor chip design.\nComputationally, the problem is NP-hard, and the corresponding decision problem, deciding if items can fit into a specified number of bins, is NP-complete. Despite its worst-case hardness, optimal solutions to very large instances of the problem can be produced with sophisticated algorithms. In addition, many approximation algorithms exist. For example, the first fit algorithm provides a fast but often non-optimal solution, involving placing each item into the first bin in which it will fit. It requires Θ(n log n) time, where n is the number of items to be packed. The algorithm can be made much more effective by first sorting the list of items into decreasing order (sometimes known as the first-fit decreasing algorithm), although this still does not guarantee an optimal solution and for longer lists may increase the running time of the algorithm. It is known, however, that there always exists at least one ordering of items that allows first-fit to produce an optimal solution.\nThere are many variations of this problem, such as 2D packing, linear packing, packing by weight, packing by cost, and so on. The bin packing problem can also be seen as a special case of the cutting stock problem. When the number of bins is restricted to 1 and each item is characterized by both a volume and a value, the problem of maximizing the value of items that can fit in the bin is known as the knapsack problem.\nA variant of bin packing that occurs in practice is when items can share space when packed into a bin. Specifically,  a set of items could occupy less space when packed together than the sum of their individual sizes. This variant is known as VM packing since when virtual machines (VMs) are packed in a server, their total memory requirement could decrease due to pages shared by the VMs that need only be stored once. If items can share space in arbitrary ways, the bin packing problem is hard to even approximate. However, if space sharing fits into a hierarchy, as is the case with memory sharing in virtual machines, the bin packing problem can be efficiently approximated.\nAnother variant of bin packing of interest in practice is the so-called online bin packing. Here the items of different volume are supposed to arrive sequentially, and the decision maker has to decide whether to select and pack the currently observed item, or else to let it pass. Each decision is without recall. In contrast, offline bin packing allows rearranging the items in the hope of achieving a better packing once additional items arrive. This of course requires additional storage for holding the items to be rearranged.","container-title":"Wikipedia","language":"en","license":"Creative Commons Attribution-ShareAlike License","note":"Page Version ID: 1237237290","source":"Wikipedia","title":"Bin packing problem","URL":"https://en.wikipedia.org/w/index.php?title=Bin_packing_problem&amp;oldid=1237237290","author":[{"literal":"Wikipedia contributors"}],"accessed":{"date-parts":[["2024",11,2]]},"issued":{"date-parts":[["2024",7,28]]}}}],"schema":"https://github.com/citation-style-language/schema/raw/master/csl-citation.json"} </w:instrText>
+        <w:instrText xml:space="preserve"> ADDIN ZOTERO_ITEM CSL_CITATION {"citationID":"yhpP8bT4","properties":{"formattedCitation":"(Gupta, 2023; Wikipedia contributors, 2024a)","plainCitation":"(Gupta, 2023; Wikipedia contributors, 2024a)","noteIndex":0},"citationItems":[{"id":516,"uris":["http://zotero.org/users/14909358/items/RAJTZ6G3"],"itemData":{"id":516,"type":"webpage","abstract":"A Computer Science portal for geeks. It contains well written, well thought and well explained computer science and programming articles, quizzes and practice/competitive programming/company interview Questions.","container-title":"GeeksforGeeks","language":"en-US","note":"section: DSA","title":"Bin Packing Problem (Minimize number of used Bins)","URL":"https://www.geeksforgeeks.org/bin-packing-problem-minimize-number-of-used-bins/","author":[{"family":"Gupta","given":"Dheeraj"}],"accessed":{"date-parts":[["2024",11,2]]},"issued":{"date-parts":[["2023",4,5]]}}},{"id":520,"uris":["http://zotero.org/users/14909358/items/FF9JKN9M"],"itemData":{"id":520,"type":"entry-encyclopedia","abstract":"The bin packing problem is an optimization problem, in which items of different sizes must be packed into a finite number of bins or containers, each of a fixed given capacity, in a way that minimizes the number of bins used. The problem has many applications, such as filling up containers, loading trucks with weight capacity constraints, creating file backups in media, splitting a network prefix into multiple subnets, and technology mapping in FPGA semiconductor chip design.\nComputationally, the problem is NP-hard, and the corresponding decision problem, deciding if items can fit into a specified number of bins, is NP-complete. Despite its worst-case hardness, optimal solutions to very large instances of the problem can be produced with sophisticated algorithms. In addition, many approximation algorithms exist. For example, the first fit algorithm provides a fast but often non-optimal solution, involving placing each item into the first bin in which it will fit. It requires Θ(n log n) time, where n is the number of items to be packed. The algorithm can be made much more effective by first sorting the list of items into decreasing order (sometimes known as the first-fit decreasing algorithm), although this still does not guarantee an optimal solution and for longer lists may increase the running time of the algorithm. It is known, however, that there always exists at least one ordering of items that allows first-fit to produce an optimal solution.\nThere are many variations of this problem, such as 2D packing, linear packing, packing by weight, packing by cost, and so on. The bin packing problem can also be seen as a special case of the cutting stock problem. When the number of bins is restricted to 1 and each item is characterized by both a volume and a value, the problem of maximizing the value of items that can fit in the bin is known as the knapsack problem.\nA variant of bin packing that occurs in practice is when items can share space when packed into a bin. Specifically,  a set of items could occupy less space when packed together than the sum of their individual sizes. This variant is known as VM packing since when virtual machines (VMs) are packed in a server, their total memory requirement could decrease due to pages shared by the VMs that need only be stored once. If items can share space in arbitrary ways, the bin packing problem is hard to even approximate. However, if space sharing fits into a hierarchy, as is the case with memory sharing in virtual machines, the bin packing problem can be efficiently approximated.\nAnother variant of bin packing of interest in practice is the so-called online bin packing. Here the items of different volume are supposed to arrive sequentially, and the decision maker has to decide whether to select and pack the currently observed item, or else to let it pass. Each decision is without recall. In contrast, offline bin packing allows rearranging the items in the hope of achieving a better packing once additional items arrive. This of course requires additional storage for holding the items to be rearranged.","container-title":"Wikipedia","language":"en","license":"Creative Commons Attribution-ShareAlike License","note":"Page Version ID: 1237237290","source":"Wikipedia","title":"Bin packing problem","URL":"https://en.wikipedia.org/w/index.php?title=Bin_packing_problem&amp;oldid=1237237290","author":[{"literal":"Wikipedia contributors"}],"accessed":{"date-parts":[["2024",11,2]]},"issued":{"date-parts":[["2024",7,28]]}}}],"schema":"https://github.com/citation-style-language/schema/raw/master/csl-citation.json"} </w:instrText>
       </w:r>
       <w:r>
         <w:fldChar w:fldCharType="separate"/>
@@ -2032,251 +2120,265 @@
         <w:t>.</w:t>
       </w:r>
       <w:r>
+        <w:t xml:space="preserve"> This problem has many real</w:t>
+      </w:r>
+      <w:r>
+        <w:t xml:space="preserve">-world applications, including loading trucks, packing containers, </w:t>
+      </w:r>
+      <w:r>
+        <w:t xml:space="preserve">splitting a network </w:t>
+      </w:r>
+      <w:r>
+        <w:t xml:space="preserve">prefix into subnets, and creating file backups in media </w:t>
+      </w:r>
+      <w:r>
+        <w:fldChar w:fldCharType="begin"/>
+      </w:r>
+      <w:r>
+        <w:instrText xml:space="preserve"> ADDIN ZOTERO_ITEM CSL_CITATION {"citationID":"JrQTNHFh","properties":{"formattedCitation":"(Wikipedia contributors, 2024a)","plainCitation":"(Wikipedia contributors, 2024a)","noteIndex":0},"citationItems":[{"id":520,"uris":["http://zotero.org/users/14909358/items/FF9JKN9M"],"itemData":{"id":520,"type":"entry-encyclopedia","abstract":"The bin packing problem is an optimization problem, in which items of different sizes must be packed into a finite number of bins or containers, each of a fixed given capacity, in a way that minimizes the number of bins used. The problem has many applications, such as filling up containers, loading trucks with weight capacity constraints, creating file backups in media, splitting a network prefix into multiple subnets, and technology mapping in FPGA semiconductor chip design.\nComputationally, the problem is NP-hard, and the corresponding decision problem, deciding if items can fit into a specified number of bins, is NP-complete. Despite its worst-case hardness, optimal solutions to very large instances of the problem can be produced with sophisticated algorithms. In addition, many approximation algorithms exist. For example, the first fit algorithm provides a fast but often non-optimal solution, involving placing each item into the first bin in which it will fit. It requires Θ(n log n) time, where n is the number of items to be packed. The algorithm can be made much more effective by first sorting the list of items into decreasing order (sometimes known as the first-fit decreasing algorithm), although this still does not guarantee an optimal solution and for longer lists may increase the running time of the algorithm. It is known, however, that there always exists at least one ordering of items that allows first-fit to produce an optimal solution.\nThere are many variations of this problem, such as 2D packing, linear packing, packing by weight, packing by cost, and so on. The bin packing problem can also be seen as a special case of the cutting stock problem. When the number of bins is restricted to 1 and each item is characterized by both a volume and a value, the problem of maximizing the value of items that can fit in the bin is known as the knapsack problem.\nA variant of bin packing that occurs in practice is when items can share space when packed into a bin. Specifically,  a set of items could occupy less space when packed together than the sum of their individual sizes. This variant is known as VM packing since when virtual machines (VMs) are packed in a server, their total memory requirement could decrease due to pages shared by the VMs that need only be stored once. If items can share space in arbitrary ways, the bin packing problem is hard to even approximate. However, if space sharing fits into a hierarchy, as is the case with memory sharing in virtual machines, the bin packing problem can be efficiently approximated.\nAnother variant of bin packing of interest in practice is the so-called online bin packing. Here the items of different volume are supposed to arrive sequentially, and the decision maker has to decide whether to select and pack the currently observed item, or else to let it pass. Each decision is without recall. In contrast, offline bin packing allows rearranging the items in the hope of achieving a better packing once additional items arrive. This of course requires additional storage for holding the items to be rearranged.","container-title":"Wikipedia","language":"en","license":"Creative Commons Attribution-ShareAlike License","note":"Page Version ID: 1237237290","source":"Wikipedia","title":"Bin packing problem","URL":"https://en.wikipedia.org/w/index.php?title=Bin_packing_problem&amp;oldid=1237237290","author":[{"literal":"Wikipedia contributors"}],"accessed":{"date-parts":[["2024",11,2]]},"issued":{"date-parts":[["2024",7,28]]}}}],"schema":"https://github.com/citation-style-language/schema/raw/master/csl-citation.json"} </w:instrText>
+      </w:r>
+      <w:r>
+        <w:fldChar w:fldCharType="separate"/>
+      </w:r>
+      <w:r>
+        <w:rPr>
+          <w:noProof/>
+        </w:rPr>
+        <w:t>(Wikipedia contributors, 2024a)</w:t>
+      </w:r>
+      <w:r>
+        <w:fldChar w:fldCharType="end"/>
+      </w:r>
+      <w:r>
+        <w:t>.</w:t>
+      </w:r>
+      <w:r>
+        <w:t xml:space="preserve">  </w:t>
+      </w:r>
+    </w:p>
+    <w:p>
+      <w:r>
+        <w:t>Th</w:t>
+      </w:r>
+      <w:r>
+        <w:t>e problem</w:t>
+      </w:r>
+      <w:r>
+        <w:t xml:space="preserve"> is notable in computing science </w:t>
+      </w:r>
+      <w:r>
+        <w:t xml:space="preserve">due to its </w:t>
+      </w:r>
+      <w:r>
+        <w:t>utility</w:t>
+      </w:r>
+      <w:r>
+        <w:t xml:space="preserve"> in real world scenarios and for being</w:t>
+      </w:r>
+      <w:r>
+        <w:t xml:space="preserve"> computationally</w:t>
+      </w:r>
+      <w:r>
+        <w:t xml:space="preserve"> NP-hard</w:t>
+      </w:r>
+      <w:r>
+        <w:t>. D</w:t>
+      </w:r>
+      <w:r>
+        <w:t>espite its worst-case hardness, achieving optimal solutions</w:t>
+      </w:r>
+      <w:r>
+        <w:t xml:space="preserve"> (solutions that return the precise minimum number of bins) </w:t>
+      </w:r>
+      <w:r>
+        <w:t>is possible</w:t>
+      </w:r>
+      <w:r>
+        <w:t xml:space="preserve"> with advanced algorithms </w:t>
+      </w:r>
+      <w:r>
+        <w:fldChar w:fldCharType="begin"/>
+      </w:r>
+      <w:r>
+        <w:instrText xml:space="preserve"> ADDIN ZOTERO_ITEM CSL_CITATION {"citationID":"Seo95710","properties":{"formattedCitation":"(Korf, 2002; Wikipedia contributors, 2024a)","plainCitation":"(Korf, 2002; Wikipedia contributors, 2024a)","noteIndex":0},"citationItems":[{"id":537,"uris":["http://zotero.org/users/14909358/items/XCMZ3I4B"],"itemData":{"id":537,"type":"article-journal","abstract":"We consider the NP-complete problem of bin packing. Given a set of numbers, and a set of bins of ﬁxed capacity, ﬁnd the minimum number of bins needed to contain all the numbers, such that the sum of the numbers assigned to each bin does not exceed the bin capacity. We present a new algorithm for optimal bin packing. Rather than considering the different bins that each number can be placed into, we consider the different ways in which each bin can be packed. Our algorithm appears to be asymptotically faster than the best existing optimal algorithm, and runs more that a thousand times faster on problems with 60 numbers.","language":"en","source":"Zotero","title":"A New Algorithm for Optimal Bin Packing","author":[{"family":"Korf","given":"Richard E"}],"issued":{"date-parts":[["2002"]]}}},{"id":520,"uris":["http://zotero.org/users/14909358/items/FF9JKN9M"],"itemData":{"id":520,"type":"entry-encyclopedia","abstract":"The bin packing problem is an optimization problem, in which items of different sizes must be packed into a finite number of bins or containers, each of a fixed given capacity, in a way that minimizes the number of bins used. The problem has many applications, such as filling up containers, loading trucks with weight capacity constraints, creating file backups in media, splitting a network prefix into multiple subnets, and technology mapping in FPGA semiconductor chip design.\nComputationally, the problem is NP-hard, and the corresponding decision problem, deciding if items can fit into a specified number of bins, is NP-complete. Despite its worst-case hardness, optimal solutions to very large instances of the problem can be produced with sophisticated algorithms. In addition, many approximation algorithms exist. For example, the first fit algorithm provides a fast but often non-optimal solution, involving placing each item into the first bin in which it will fit. It requires Θ(n log n) time, where n is the number of items to be packed. The algorithm can be made much more effective by first sorting the list of items into decreasing order (sometimes known as the first-fit decreasing algorithm), although this still does not guarantee an optimal solution and for longer lists may increase the running time of the algorithm. It is known, however, that there always exists at least one ordering of items that allows first-fit to produce an optimal solution.\nThere are many variations of this problem, such as 2D packing, linear packing, packing by weight, packing by cost, and so on. The bin packing problem can also be seen as a special case of the cutting stock problem. When the number of bins is restricted to 1 and each item is characterized by both a volume and a value, the problem of maximizing the value of items that can fit in the bin is known as the knapsack problem.\nA variant of bin packing that occurs in practice is when items can share space when packed into a bin. Specifically,  a set of items could occupy less space when packed together than the sum of their individual sizes. This variant is known as VM packing since when virtual machines (VMs) are packed in a server, their total memory requirement could decrease due to pages shared by the VMs that need only be stored once. If items can share space in arbitrary ways, the bin packing problem is hard to even approximate. However, if space sharing fits into a hierarchy, as is the case with memory sharing in virtual machines, the bin packing problem can be efficiently approximated.\nAnother variant of bin packing of interest in practice is the so-called online bin packing. Here the items of different volume are supposed to arrive sequentially, and the decision maker has to decide whether to select and pack the currently observed item, or else to let it pass. Each decision is without recall. In contrast, offline bin packing allows rearranging the items in the hope of achieving a better packing once additional items arrive. This of course requires additional storage for holding the items to be rearranged.","container-title":"Wikipedia","language":"en","license":"Creative Commons Attribution-ShareAlike License","note":"Page Version ID: 1237237290","source":"Wikipedia","title":"Bin packing problem","URL":"https://en.wikipedia.org/w/index.php?title=Bin_packing_problem&amp;oldid=1237237290","author":[{"literal":"Wikipedia contributors"}],"accessed":{"date-parts":[["2024",11,2]]},"issued":{"date-parts":[["2024",7,28]]}}}],"schema":"https://github.com/citation-style-language/schema/raw/master/csl-citation.json"} </w:instrText>
+      </w:r>
+      <w:r>
+        <w:fldChar w:fldCharType="separate"/>
+      </w:r>
+      <w:r>
+        <w:rPr>
+          <w:rFonts w:ascii="Aptos" w:hAnsi="Aptos"/>
+        </w:rPr>
+        <w:t>(Korf, 2002; Wikipedia contributors, 2024a)</w:t>
+      </w:r>
+      <w:r>
+        <w:fldChar w:fldCharType="end"/>
+      </w:r>
+      <w:r>
+        <w:t xml:space="preserve">. However, in practice, these algorithms </w:t>
+      </w:r>
+      <w:r>
+        <w:t xml:space="preserve">are often slow and </w:t>
+      </w:r>
+      <w:r>
+        <w:t>challenging</w:t>
+      </w:r>
+      <w:r>
+        <w:t xml:space="preserve"> to implement due to their complexity</w:t>
+      </w:r>
+      <w:r>
+        <w:t xml:space="preserve"> and </w:t>
+      </w:r>
+      <w:r>
+        <w:t xml:space="preserve">poor </w:t>
+      </w:r>
+      <w:r>
+        <w:t xml:space="preserve">scalability </w:t>
+      </w:r>
+      <w:r>
+        <w:t>performance, particularly</w:t>
+      </w:r>
+      <w:r>
+        <w:t xml:space="preserve"> with significantly large problem </w:t>
+      </w:r>
+      <w:r>
+        <w:t>instances</w:t>
+      </w:r>
+      <w:r>
         <w:t xml:space="preserve"> </w:t>
       </w:r>
       <w:r>
+        <w:fldChar w:fldCharType="begin"/>
+      </w:r>
+      <w:r>
+        <w:instrText xml:space="preserve"> ADDIN ZOTERO_ITEM CSL_CITATION {"citationID":"FesEYvCw","properties":{"formattedCitation":"(Korf, 2002)","plainCitation":"(Korf, 2002)","noteIndex":0},"citationItems":[{"id":537,"uris":["http://zotero.org/users/14909358/items/XCMZ3I4B"],"itemData":{"id":537,"type":"article-journal","abstract":"We consider the NP-complete problem of bin packing. Given a set of numbers, and a set of bins of ﬁxed capacity, ﬁnd the minimum number of bins needed to contain all the numbers, such that the sum of the numbers assigned to each bin does not exceed the bin capacity. We present a new algorithm for optimal bin packing. Rather than considering the different bins that each number can be placed into, we consider the different ways in which each bin can be packed. Our algorithm appears to be asymptotically faster than the best existing optimal algorithm, and runs more that a thousand times faster on problems with 60 numbers.","language":"en","source":"Zotero","title":"A New Algorithm for Optimal Bin Packing","author":[{"family":"Korf","given":"Richard E"}],"issued":{"date-parts":[["2002"]]}}}],"schema":"https://github.com/citation-style-language/schema/raw/master/csl-citation.json"} </w:instrText>
+      </w:r>
+      <w:r>
+        <w:fldChar w:fldCharType="separate"/>
+      </w:r>
+      <w:r>
+        <w:rPr>
+          <w:rFonts w:ascii="Aptos" w:hAnsi="Aptos"/>
+        </w:rPr>
+        <w:t>(Korf, 2002)</w:t>
+      </w:r>
+      <w:r>
+        <w:fldChar w:fldCharType="end"/>
+      </w:r>
+      <w:r>
+        <w:t>.</w:t>
+      </w:r>
+    </w:p>
+    <w:p>
+      <w:r>
+        <w:t xml:space="preserve">Therefore, </w:t>
+      </w:r>
+      <w:r>
+        <w:t>various</w:t>
+      </w:r>
+      <w:r>
         <w:t xml:space="preserve"> </w:t>
       </w:r>
       <w:r>
-        <w:rPr>
-          <w:b/>
-          <w:bCs/>
-        </w:rPr>
-        <w:t xml:space="preserve">(Maybe include real-world </w:t>
-      </w:r>
-      <w:r>
-        <w:rPr>
-          <w:b/>
-          <w:bCs/>
-        </w:rPr>
-        <w:t>instances of the problem here)</w:t>
-      </w:r>
-      <w:r>
-        <w:rPr>
-          <w:b/>
-          <w:bCs/>
-        </w:rPr>
+        <w:t>heuristic algorithms</w:t>
+      </w:r>
+      <w:r>
+        <w:t xml:space="preserve"> considered</w:t>
+      </w:r>
+      <w:r>
+        <w:t xml:space="preserve"> ‘approximately-optimal’</w:t>
+      </w:r>
+      <w:r>
+        <w:t xml:space="preserve"> have been developed</w:t>
+      </w:r>
+      <w:r>
+        <w:t xml:space="preserve"> </w:t>
+      </w:r>
+      <w:r>
+        <w:t>that</w:t>
+      </w:r>
+      <w:r>
+        <w:t xml:space="preserve"> more effectively balance </w:t>
+      </w:r>
+      <w:r>
+        <w:t xml:space="preserve">accuracy, performance, and </w:t>
+      </w:r>
+      <w:r>
+        <w:t>scalability</w:t>
+      </w:r>
+      <w:r>
+        <w:t xml:space="preserve"> </w:t>
+      </w:r>
+      <w:r>
+        <w:fldChar w:fldCharType="begin"/>
+      </w:r>
+      <w:r>
+        <w:instrText xml:space="preserve"> ADDIN ZOTERO_ITEM CSL_CITATION {"citationID":"ukrlZQIL","properties":{"formattedCitation":"(Gupta, 2023; Korf, 2002; Wikipedia contributors, 2024a)","plainCitation":"(Gupta, 2023; Korf, 2002; Wikipedia contributors, 2024a)","noteIndex":0},"citationItems":[{"id":516,"uris":["http://zotero.org/users/14909358/items/RAJTZ6G3"],"itemData":{"id":516,"type":"webpage","abstract":"A Computer Science portal for geeks. It contains well written, well thought and well explained computer science and programming articles, quizzes and practice/competitive programming/company interview Questions.","container-title":"GeeksforGeeks","language":"en-US","note":"section: DSA","title":"Bin Packing Problem (Minimize number of used Bins)","URL":"https://www.geeksforgeeks.org/bin-packing-problem-minimize-number-of-used-bins/","author":[{"family":"Gupta","given":"Dheeraj"}],"accessed":{"date-parts":[["2024",11,2]]},"issued":{"date-parts":[["2023",4,5]]}}},{"id":537,"uris":["http://zotero.org/users/14909358/items/XCMZ3I4B"],"itemData":{"id":537,"type":"article-journal","abstract":"We consider the NP-complete problem of bin packing. Given a set of numbers, and a set of bins of ﬁxed capacity, ﬁnd the minimum number of bins needed to contain all the numbers, such that the sum of the numbers assigned to each bin does not exceed the bin capacity. We present a new algorithm for optimal bin packing. Rather than considering the different bins that each number can be placed into, we consider the different ways in which each bin can be packed. Our algorithm appears to be asymptotically faster than the best existing optimal algorithm, and runs more that a thousand times faster on problems with 60 numbers.","language":"en","source":"Zotero","title":"A New Algorithm for Optimal Bin Packing","author":[{"family":"Korf","given":"Richard E"}],"issued":{"date-parts":[["2002"]]}}},{"id":520,"uris":["http://zotero.org/users/14909358/items/FF9JKN9M"],"itemData":{"id":520,"type":"entry-encyclopedia","abstract":"The bin packing problem is an optimization problem, in which items of different sizes must be packed into a finite number of bins or containers, each of a fixed given capacity, in a way that minimizes the number of bins used. The problem has many applications, such as filling up containers, loading trucks with weight capacity constraints, creating file backups in media, splitting a network prefix into multiple subnets, and technology mapping in FPGA semiconductor chip design.\nComputationally, the problem is NP-hard, and the corresponding decision problem, deciding if items can fit into a specified number of bins, is NP-complete. Despite its worst-case hardness, optimal solutions to very large instances of the problem can be produced with sophisticated algorithms. In addition, many approximation algorithms exist. For example, the first fit algorithm provides a fast but often non-optimal solution, involving placing each item into the first bin in which it will fit. It requires Θ(n log n) time, where n is the number of items to be packed. The algorithm can be made much more effective by first sorting the list of items into decreasing order (sometimes known as the first-fit decreasing algorithm), although this still does not guarantee an optimal solution and for longer lists may increase the running time of the algorithm. It is known, however, that there always exists at least one ordering of items that allows first-fit to produce an optimal solution.\nThere are many variations of this problem, such as 2D packing, linear packing, packing by weight, packing by cost, and so on. The bin packing problem can also be seen as a special case of the cutting stock problem. When the number of bins is restricted to 1 and each item is characterized by both a volume and a value, the problem of maximizing the value of items that can fit in the bin is known as the knapsack problem.\nA variant of bin packing that occurs in practice is when items can share space when packed into a bin. Specifically,  a set of items could occupy less space when packed together than the sum of their individual sizes. This variant is known as VM packing since when virtual machines (VMs) are packed in a server, their total memory requirement could decrease due to pages shared by the VMs that need only be stored once. If items can share space in arbitrary ways, the bin packing problem is hard to even approximate. However, if space sharing fits into a hierarchy, as is the case with memory sharing in virtual machines, the bin packing problem can be efficiently approximated.\nAnother variant of bin packing of interest in practice is the so-called online bin packing. Here the items of different volume are supposed to arrive sequentially, and the decision maker has to decide whether to select and pack the currently observed item, or else to let it pass. Each decision is without recall. In contrast, offline bin packing allows rearranging the items in the hope of achieving a better packing once additional items arrive. This of course requires additional storage for holding the items to be rearranged.","container-title":"Wikipedia","language":"en","license":"Creative Commons Attribution-ShareAlike License","note":"Page Version ID: 1237237290","source":"Wikipedia","title":"Bin packing problem","URL":"https://en.wikipedia.org/w/index.php?title=Bin_packing_problem&amp;oldid=1237237290","author":[{"literal":"Wikipedia contributors"}],"accessed":{"date-parts":[["2024",11,2]]},"issued":{"date-parts":[["2024",7,28]]}}}],"schema":"https://github.com/citation-style-language/schema/raw/master/csl-citation.json"} </w:instrText>
+      </w:r>
+      <w:r>
+        <w:fldChar w:fldCharType="separate"/>
+      </w:r>
+      <w:r>
+        <w:rPr>
+          <w:rFonts w:ascii="Aptos" w:hAnsi="Aptos"/>
+        </w:rPr>
+        <w:t>(Gupta, 2023; Korf, 2002; Wikipedia contributors, 2024a)</w:t>
+      </w:r>
+      <w:r>
+        <w:fldChar w:fldCharType="end"/>
+      </w:r>
+      <w:r>
         <w:t>.</w:t>
       </w:r>
       <w:r>
-        <w:rPr>
-          <w:b/>
-          <w:bCs/>
-        </w:rPr>
         <w:t xml:space="preserve"> </w:t>
       </w:r>
-    </w:p>
-    <w:p>
-      <w:r>
-        <w:t>Th</w:t>
-      </w:r>
-      <w:r>
-        <w:t>e problem</w:t>
-      </w:r>
-      <w:r>
-        <w:t xml:space="preserve"> is notable in computing science </w:t>
-      </w:r>
-      <w:r>
-        <w:t xml:space="preserve">due to its </w:t>
-      </w:r>
-      <w:r>
-        <w:t>utility</w:t>
-      </w:r>
-      <w:r>
-        <w:t xml:space="preserve"> in real world scenarios and for being</w:t>
-      </w:r>
-      <w:r>
-        <w:t xml:space="preserve"> computationally</w:t>
-      </w:r>
-      <w:r>
-        <w:t xml:space="preserve"> NP-hard</w:t>
+      <w:r>
+        <w:t xml:space="preserve">Examples </w:t>
+      </w:r>
+      <w:r>
+        <w:t xml:space="preserve">of such algorithms </w:t>
+      </w:r>
+      <w:r>
+        <w:t>include First Fit Decreasing (FFD) and Best Fit Decreasing (BFD</w:t>
+      </w:r>
+      <w:r>
+        <w:t>)</w:t>
+      </w:r>
+      <w:r>
+        <w:t xml:space="preserve"> </w:t>
+      </w:r>
+      <w:r>
+        <w:fldChar w:fldCharType="begin"/>
+      </w:r>
+      <w:r>
+        <w:instrText xml:space="preserve"> ADDIN ZOTERO_ITEM CSL_CITATION {"citationID":"INVma1Nz","properties":{"formattedCitation":"(Gupta, 2023; Wikipedia contributors, 2024a)","plainCitation":"(Gupta, 2023; Wikipedia contributors, 2024a)","noteIndex":0},"citationItems":[{"id":516,"uris":["http://zotero.org/users/14909358/items/RAJTZ6G3"],"itemData":{"id":516,"type":"webpage","abstract":"A Computer Science portal for geeks. It contains well written, well thought and well explained computer science and programming articles, quizzes and practice/competitive programming/company interview Questions.","container-title":"GeeksforGeeks","language":"en-US","note":"section: DSA","title":"Bin Packing Problem (Minimize number of used Bins)","URL":"https://www.geeksforgeeks.org/bin-packing-problem-minimize-number-of-used-bins/","author":[{"family":"Gupta","given":"Dheeraj"}],"accessed":{"date-parts":[["2024",11,2]]},"issued":{"date-parts":[["2023",4,5]]}}},{"id":520,"uris":["http://zotero.org/users/14909358/items/FF9JKN9M"],"itemData":{"id":520,"type":"entry-encyclopedia","abstract":"The bin packing problem is an optimization problem, in which items of different sizes must be packed into a finite number of bins or containers, each of a fixed given capacity, in a way that minimizes the number of bins used. The problem has many applications, such as filling up containers, loading trucks with weight capacity constraints, creating file backups in media, splitting a network prefix into multiple subnets, and technology mapping in FPGA semiconductor chip design.\nComputationally, the problem is NP-hard, and the corresponding decision problem, deciding if items can fit into a specified number of bins, is NP-complete. Despite its worst-case hardness, optimal solutions to very large instances of the problem can be produced with sophisticated algorithms. In addition, many approximation algorithms exist. For example, the first fit algorithm provides a fast but often non-optimal solution, involving placing each item into the first bin in which it will fit. It requires Θ(n log n) time, where n is the number of items to be packed. The algorithm can be made much more effective by first sorting the list of items into decreasing order (sometimes known as the first-fit decreasing algorithm), although this still does not guarantee an optimal solution and for longer lists may increase the running time of the algorithm. It is known, however, that there always exists at least one ordering of items that allows first-fit to produce an optimal solution.\nThere are many variations of this problem, such as 2D packing, linear packing, packing by weight, packing by cost, and so on. The bin packing problem can also be seen as a special case of the cutting stock problem. When the number of bins is restricted to 1 and each item is characterized by both a volume and a value, the problem of maximizing the value of items that can fit in the bin is known as the knapsack problem.\nA variant of bin packing that occurs in practice is when items can share space when packed into a bin. Specifically,  a set of items could occupy less space when packed together than the sum of their individual sizes. This variant is known as VM packing since when virtual machines (VMs) are packed in a server, their total memory requirement could decrease due to pages shared by the VMs that need only be stored once. If items can share space in arbitrary ways, the bin packing problem is hard to even approximate. However, if space sharing fits into a hierarchy, as is the case with memory sharing in virtual machines, the bin packing problem can be efficiently approximated.\nAnother variant of bin packing of interest in practice is the so-called online bin packing. Here the items of different volume are supposed to arrive sequentially, and the decision maker has to decide whether to select and pack the currently observed item, or else to let it pass. Each decision is without recall. In contrast, offline bin packing allows rearranging the items in the hope of achieving a better packing once additional items arrive. This of course requires additional storage for holding the items to be rearranged.","container-title":"Wikipedia","language":"en","license":"Creative Commons Attribution-ShareAlike License","note":"Page Version ID: 1237237290","source":"Wikipedia","title":"Bin packing problem","URL":"https://en.wikipedia.org/w/index.php?title=Bin_packing_problem&amp;oldid=1237237290","author":[{"literal":"Wikipedia contributors"}],"accessed":{"date-parts":[["2024",11,2]]},"issued":{"date-parts":[["2024",7,28]]}}}],"schema":"https://github.com/citation-style-language/schema/raw/master/csl-citation.json"} </w:instrText>
+      </w:r>
+      <w:r>
+        <w:fldChar w:fldCharType="separate"/>
+      </w:r>
+      <w:r>
+        <w:rPr>
+          <w:noProof/>
+        </w:rPr>
+        <w:t>(Gupta, 2023; Wikipedia contributors, 2024a)</w:t>
+      </w:r>
+      <w:r>
+        <w:fldChar w:fldCharType="end"/>
       </w:r>
       <w:r>
         <w:t>.</w:t>
       </w:r>
       <w:r>
-        <w:t xml:space="preserve"> Furthermore, </w:t>
-      </w:r>
-      <w:r>
         <w:t xml:space="preserve"> </w:t>
       </w:r>
-      <w:r>
-        <w:t>d</w:t>
-      </w:r>
-      <w:r>
-        <w:t>espite its worst-case hardness, achieving optimal solutions</w:t>
-      </w:r>
-      <w:r>
-        <w:t xml:space="preserve"> (solutions that return the precise minimum number of bins) </w:t>
-      </w:r>
-      <w:r>
-        <w:t>is possible</w:t>
-      </w:r>
-      <w:r>
-        <w:t xml:space="preserve"> with advanced algorithms </w:t>
-      </w:r>
-      <w:r>
-        <w:fldChar w:fldCharType="begin"/>
-      </w:r>
-      <w:r>
-        <w:instrText xml:space="preserve"> ADDIN ZOTERO_ITEM CSL_CITATION {"citationID":"Seo95710","properties":{"formattedCitation":"(Korf, 2002; Wikipedia contributors, 2024a)","plainCitation":"(Korf, 2002; Wikipedia contributors, 2024a)","noteIndex":0},"citationItems":[{"id":550,"uris":["http://zotero.org/users/14909358/items/XCMZ3I4B"],"itemData":{"id":550,"type":"article-journal","abstract":"We consider the NP-complete problem of bin packing. Given a set of numbers, and a set of bins of ﬁxed capacity, ﬁnd the minimum number of bins needed to contain all the numbers, such that the sum of the numbers assigned to each bin does not exceed the bin capacity. We present a new algorithm for optimal bin packing. Rather than considering the different bins that each number can be placed into, we consider the different ways in which each bin can be packed. Our algorithm appears to be asymptotically faster than the best existing optimal algorithm, and runs more that a thousand times faster on problems with 60 numbers.","language":"en","source":"Zotero","title":"A New Algorithm for Optimal Bin Packing","author":[{"family":"Korf","given":"Richard E"}],"issued":{"date-parts":[["2002"]]}}},{"id":529,"uris":["http://zotero.org/users/14909358/items/FF9JKN9M"],"itemData":{"id":529,"type":"entry-encyclopedia","abstract":"The bin packing problem is an optimization problem, in which items of different sizes must be packed into a finite number of bins or containers, each of a fixed given capacity, in a way that minimizes the number of bins used. The problem has many applications, such as filling up containers, loading trucks with weight capacity constraints, creating file backups in media, splitting a network prefix into multiple subnets, and technology mapping in FPGA semiconductor chip design.\nComputationally, the problem is NP-hard, and the corresponding decision problem, deciding if items can fit into a specified number of bins, is NP-complete. Despite its worst-case hardness, optimal solutions to very large instances of the problem can be produced with sophisticated algorithms. In addition, many approximation algorithms exist. For example, the first fit algorithm provides a fast but often non-optimal solution, involving placing each item into the first bin in which it will fit. It requires Θ(n log n) time, where n is the number of items to be packed. The algorithm can be made much more effective by first sorting the list of items into decreasing order (sometimes known as the first-fit decreasing algorithm), although this still does not guarantee an optimal solution and for longer lists may increase the running time of the algorithm. It is known, however, that there always exists at least one ordering of items that allows first-fit to produce an optimal solution.\nThere are many variations of this problem, such as 2D packing, linear packing, packing by weight, packing by cost, and so on. The bin packing problem can also be seen as a special case of the cutting stock problem. When the number of bins is restricted to 1 and each item is characterized by both a volume and a value, the problem of maximizing the value of items that can fit in the bin is known as the knapsack problem.\nA variant of bin packing that occurs in practice is when items can share space when packed into a bin. Specifically,  a set of items could occupy less space when packed together than the sum of their individual sizes. This variant is known as VM packing since when virtual machines (VMs) are packed in a server, their total memory requirement could decrease due to pages shared by the VMs that need only be stored once. If items can share space in arbitrary ways, the bin packing problem is hard to even approximate. However, if space sharing fits into a hierarchy, as is the case with memory sharing in virtual machines, the bin packing problem can be efficiently approximated.\nAnother variant of bin packing of interest in practice is the so-called online bin packing. Here the items of different volume are supposed to arrive sequentially, and the decision maker has to decide whether to select and pack the currently observed item, or else to let it pass. Each decision is without recall. In contrast, offline bin packing allows rearranging the items in the hope of achieving a better packing once additional items arrive. This of course requires additional storage for holding the items to be rearranged.","container-title":"Wikipedia","language":"en","license":"Creative Commons Attribution-ShareAlike License","note":"Page Version ID: 1237237290","source":"Wikipedia","title":"Bin packing problem","URL":"https://en.wikipedia.org/w/index.php?title=Bin_packing_problem&amp;oldid=1237237290","author":[{"literal":"Wikipedia contributors"}],"accessed":{"date-parts":[["2024",11,2]]},"issued":{"date-parts":[["2024",7,28]]}}}],"schema":"https://github.com/citation-style-language/schema/raw/master/csl-citation.json"} </w:instrText>
-      </w:r>
-      <w:r>
-        <w:fldChar w:fldCharType="separate"/>
-      </w:r>
-      <w:r>
-        <w:rPr>
-          <w:rFonts w:ascii="Aptos" w:hAnsi="Aptos"/>
-        </w:rPr>
-        <w:t>(Korf, 2002; Wikipedia contributors, 2024a)</w:t>
-      </w:r>
-      <w:r>
-        <w:fldChar w:fldCharType="end"/>
-      </w:r>
-      <w:r>
-        <w:t xml:space="preserve">. However, in practice, these algorithms </w:t>
-      </w:r>
-      <w:r>
-        <w:t xml:space="preserve">are often slow and </w:t>
-      </w:r>
-      <w:r>
-        <w:t>challenging</w:t>
-      </w:r>
-      <w:r>
-        <w:t xml:space="preserve"> to implement due to their complexity</w:t>
-      </w:r>
-      <w:r>
-        <w:t xml:space="preserve"> and </w:t>
-      </w:r>
-      <w:r>
-        <w:t xml:space="preserve">poor </w:t>
-      </w:r>
-      <w:r>
-        <w:t xml:space="preserve">scalability </w:t>
-      </w:r>
-      <w:r>
-        <w:t>performance, particularly</w:t>
-      </w:r>
-      <w:r>
-        <w:t xml:space="preserve"> with significantly large problem </w:t>
-      </w:r>
-      <w:r>
-        <w:t>instances</w:t>
-      </w:r>
-      <w:r>
-        <w:t xml:space="preserve"> </w:t>
-      </w:r>
-      <w:r>
-        <w:fldChar w:fldCharType="begin"/>
-      </w:r>
-      <w:r>
-        <w:instrText xml:space="preserve"> ADDIN ZOTERO_ITEM CSL_CITATION {"citationID":"FesEYvCw","properties":{"formattedCitation":"(Korf, 2002)","plainCitation":"(Korf, 2002)","noteIndex":0},"citationItems":[{"id":550,"uris":["http://zotero.org/users/14909358/items/XCMZ3I4B"],"itemData":{"id":550,"type":"article-journal","abstract":"We consider the NP-complete problem of bin packing. Given a set of numbers, and a set of bins of ﬁxed capacity, ﬁnd the minimum number of bins needed to contain all the numbers, such that the sum of the numbers assigned to each bin does not exceed the bin capacity. We present a new algorithm for optimal bin packing. Rather than considering the different bins that each number can be placed into, we consider the different ways in which each bin can be packed. Our algorithm appears to be asymptotically faster than the best existing optimal algorithm, and runs more that a thousand times faster on problems with 60 numbers.","language":"en","source":"Zotero","title":"A New Algorithm for Optimal Bin Packing","author":[{"family":"Korf","given":"Richard E"}],"issued":{"date-parts":[["2002"]]}}}],"schema":"https://github.com/citation-style-language/schema/raw/master/csl-citation.json"} </w:instrText>
-      </w:r>
-      <w:r>
-        <w:fldChar w:fldCharType="separate"/>
-      </w:r>
-      <w:r>
-        <w:rPr>
-          <w:rFonts w:ascii="Aptos" w:hAnsi="Aptos"/>
-        </w:rPr>
-        <w:t>(Korf, 2002)</w:t>
-      </w:r>
-      <w:r>
-        <w:fldChar w:fldCharType="end"/>
-      </w:r>
-      <w:r>
-        <w:t>.</w:t>
-      </w:r>
-    </w:p>
-    <w:p>
-      <w:r>
-        <w:t xml:space="preserve">Therefore, </w:t>
-      </w:r>
-      <w:r>
-        <w:t>various</w:t>
-      </w:r>
-      <w:r>
-        <w:t xml:space="preserve"> </w:t>
-      </w:r>
-      <w:r>
-        <w:t>heuristic algorithms</w:t>
-      </w:r>
-      <w:r>
-        <w:t xml:space="preserve"> considered</w:t>
-      </w:r>
-      <w:r>
-        <w:t xml:space="preserve"> ‘approximately-optimal’</w:t>
-      </w:r>
-      <w:r>
-        <w:t xml:space="preserve"> have been developed</w:t>
-      </w:r>
-      <w:r>
-        <w:t>,</w:t>
-      </w:r>
-      <w:r>
-        <w:t xml:space="preserve"> </w:t>
-      </w:r>
-      <w:r>
-        <w:t>that</w:t>
-      </w:r>
-      <w:r>
-        <w:t xml:space="preserve"> more effectively balance </w:t>
-      </w:r>
-      <w:r>
-        <w:t xml:space="preserve">accuracy, performance, and </w:t>
-      </w:r>
-      <w:r>
-        <w:t>scalability</w:t>
-      </w:r>
-      <w:r>
-        <w:t xml:space="preserve"> </w:t>
-      </w:r>
-      <w:r>
-        <w:fldChar w:fldCharType="begin"/>
-      </w:r>
-      <w:r>
-        <w:instrText xml:space="preserve"> ADDIN ZOTERO_ITEM CSL_CITATION {"citationID":"ukrlZQIL","properties":{"formattedCitation":"(Gupta, 2023; Korf, 2002; Wikipedia contributors, 2024a)","plainCitation":"(Gupta, 2023; Korf, 2002; Wikipedia contributors, 2024a)","noteIndex":0},"citationItems":[{"id":528,"uris":["http://zotero.org/users/14909358/items/RAJTZ6G3"],"itemData":{"id":528,"type":"webpage","abstract":"A Computer Science portal for geeks. It contains well written, well thought and well explained computer science and programming articles, quizzes and practice/competitive programming/company interview Questions.","container-title":"GeeksforGeeks","language":"en-US","note":"section: DSA","title":"Bin Packing Problem (Minimize number of used Bins)","URL":"https://www.geeksforgeeks.org/bin-packing-problem-minimize-number-of-used-bins/","author":[{"family":"Gupta","given":"Dheeraj"}],"accessed":{"date-parts":[["2024",11,2]]},"issued":{"date-parts":[["2023",4,5]]}}},{"id":550,"uris":["http://zotero.org/users/14909358/items/XCMZ3I4B"],"itemData":{"id":550,"type":"article-journal","abstract":"We consider the NP-complete problem of bin packing. Given a set of numbers, and a set of bins of ﬁxed capacity, ﬁnd the minimum number of bins needed to contain all the numbers, such that the sum of the numbers assigned to each bin does not exceed the bin capacity. We present a new algorithm for optimal bin packing. Rather than considering the different bins that each number can be placed into, we consider the different ways in which each bin can be packed. Our algorithm appears to be asymptotically faster than the best existing optimal algorithm, and runs more that a thousand times faster on problems with 60 numbers.","language":"en","source":"Zotero","title":"A New Algorithm for Optimal Bin Packing","author":[{"family":"Korf","given":"Richard E"}],"issued":{"date-parts":[["2002"]]}}},{"id":529,"uris":["http://zotero.org/users/14909358/items/FF9JKN9M"],"itemData":{"id":529,"type":"entry-encyclopedia","abstract":"The bin packing problem is an optimization problem, in which items of different sizes must be packed into a finite number of bins or containers, each of a fixed given capacity, in a way that minimizes the number of bins used. The problem has many applications, such as filling up containers, loading trucks with weight capacity constraints, creating file backups in media, splitting a network prefix into multiple subnets, and technology mapping in FPGA semiconductor chip design.\nComputationally, the problem is NP-hard, and the corresponding decision problem, deciding if items can fit into a specified number of bins, is NP-complete. Despite its worst-case hardness, optimal solutions to very large instances of the problem can be produced with sophisticated algorithms. In addition, many approximation algorithms exist. For example, the first fit algorithm provides a fast but often non-optimal solution, involving placing each item into the first bin in which it will fit. It requires Θ(n log n) time, where n is the number of items to be packed. The algorithm can be made much more effective by first sorting the list of items into decreasing order (sometimes known as the first-fit decreasing algorithm), although this still does not guarantee an optimal solution and for longer lists may increase the running time of the algorithm. It is known, however, that there always exists at least one ordering of items that allows first-fit to produce an optimal solution.\nThere are many variations of this problem, such as 2D packing, linear packing, packing by weight, packing by cost, and so on. The bin packing problem can also be seen as a special case of the cutting stock problem. When the number of bins is restricted to 1 and each item is characterized by both a volume and a value, the problem of maximizing the value of items that can fit in the bin is known as the knapsack problem.\nA variant of bin packing that occurs in practice is when items can share space when packed into a bin. Specifically,  a set of items could occupy less space when packed together than the sum of their individual sizes. This variant is known as VM packing since when virtual machines (VMs) are packed in a server, their total memory requirement could decrease due to pages shared by the VMs that need only be stored once. If items can share space in arbitrary ways, the bin packing problem is hard to even approximate. However, if space sharing fits into a hierarchy, as is the case with memory sharing in virtual machines, the bin packing problem can be efficiently approximated.\nAnother variant of bin packing of interest in practice is the so-called online bin packing. Here the items of different volume are supposed to arrive sequentially, and the decision maker has to decide whether to select and pack the currently observed item, or else to let it pass. Each decision is without recall. In contrast, offline bin packing allows rearranging the items in the hope of achieving a better packing once additional items arrive. This of course requires additional storage for holding the items to be rearranged.","container-title":"Wikipedia","language":"en","license":"Creative Commons Attribution-ShareAlike License","note":"Page Version ID: 1237237290","source":"Wikipedia","title":"Bin packing problem","URL":"https://en.wikipedia.org/w/index.php?title=Bin_packing_problem&amp;oldid=1237237290","author":[{"literal":"Wikipedia contributors"}],"accessed":{"date-parts":[["2024",11,2]]},"issued":{"date-parts":[["2024",7,28]]}}}],"schema":"https://github.com/citation-style-language/schema/raw/master/csl-citation.json"} </w:instrText>
-      </w:r>
-      <w:r>
-        <w:fldChar w:fldCharType="separate"/>
-      </w:r>
-      <w:r>
-        <w:rPr>
-          <w:rFonts w:ascii="Aptos" w:hAnsi="Aptos"/>
-        </w:rPr>
-        <w:t>(Gupta, 2023; Korf, 2002; Wikipedia contributors, 2024a)</w:t>
-      </w:r>
-      <w:r>
-        <w:fldChar w:fldCharType="end"/>
-      </w:r>
-      <w:r>
-        <w:t>.</w:t>
-      </w:r>
-      <w:r>
-        <w:t xml:space="preserve"> </w:t>
-      </w:r>
-      <w:r>
-        <w:t xml:space="preserve">Examples </w:t>
-      </w:r>
-      <w:r>
-        <w:t xml:space="preserve">of such algorithms </w:t>
-      </w:r>
-      <w:r>
-        <w:t>include First Fit Decreasing (FFD) and Best Fit Decreasing (BFD</w:t>
-      </w:r>
-      <w:r>
-        <w:t>).</w:t>
-      </w:r>
-      <w:r>
-        <w:t xml:space="preserve"> </w:t>
-      </w:r>
     </w:p>
     <w:p/>
     <w:p>
       <w:pPr>
         <w:pStyle w:val="Heading1"/>
       </w:pPr>
-      <w:bookmarkStart w:id="5" w:name="_Toc182059924"/>
+      <w:bookmarkStart w:id="5" w:name="_Toc182126653"/>
       <w:r>
         <w:t>Our Implementation – Assumptions, Modifications &amp; Restrictions</w:t>
       </w:r>
@@ -2287,7 +2389,7 @@
       <w:pPr>
         <w:pStyle w:val="Heading2"/>
       </w:pPr>
-      <w:bookmarkStart w:id="6" w:name="_Toc182059925"/>
+      <w:bookmarkStart w:id="6" w:name="_Toc182126654"/>
       <w:r>
         <w:t>Assumptions</w:t>
       </w:r>
@@ -2333,7 +2435,22 @@
         <w:t xml:space="preserve">suitable </w:t>
       </w:r>
       <w:r>
-        <w:t>to offline algorithms</w:t>
+        <w:t>for</w:t>
+      </w:r>
+      <w:r>
+        <w:t xml:space="preserve"> offline algorithms</w:t>
+      </w:r>
+      <w:r>
+        <w:t xml:space="preserve"> – algorithms with complete knowledge of the items and their weights</w:t>
+      </w:r>
+      <w:r>
+        <w:t xml:space="preserve"> </w:t>
+      </w:r>
+      <w:r>
+        <w:t xml:space="preserve">in advance </w:t>
+      </w:r>
+      <w:r>
+        <w:t>-</w:t>
       </w:r>
       <w:r>
         <w:t xml:space="preserve"> such as FFD and BFD.</w:t>
@@ -2372,15 +2489,20 @@
         <w:t xml:space="preserve">The </w:t>
       </w:r>
       <w:r>
-        <w:t>number of bins required is to be returned.</w:t>
-      </w:r>
-    </w:p>
-    <w:p/>
+        <w:t>number of bins</w:t>
+      </w:r>
+      <w:r>
+        <w:t xml:space="preserve"> necessary to accommodate the items</w:t>
+      </w:r>
+      <w:r>
+        <w:t xml:space="preserve"> is to be returned.</w:t>
+      </w:r>
+    </w:p>
     <w:p>
       <w:pPr>
         <w:pStyle w:val="Heading2"/>
       </w:pPr>
-      <w:bookmarkStart w:id="7" w:name="_Toc182059926"/>
+      <w:bookmarkStart w:id="7" w:name="_Toc182126655"/>
       <w:r>
         <w:lastRenderedPageBreak/>
         <w:t>Modifications</w:t>
@@ -2395,7 +2517,7 @@
       <w:pPr>
         <w:pStyle w:val="Heading3"/>
       </w:pPr>
-      <w:bookmarkStart w:id="8" w:name="_Toc182059927"/>
+      <w:bookmarkStart w:id="8" w:name="_Toc182126656"/>
       <w:r>
         <w:t>Sorting Items in Decreasing Order</w:t>
       </w:r>
@@ -2591,7 +2713,7 @@
       <w:r>
         <w:t xml:space="preserve"> </w:t>
       </w:r>
-      <w:bookmarkStart w:id="9" w:name="_Toc182059928"/>
+      <w:bookmarkStart w:id="9" w:name="_Toc182126657"/>
       <w:r>
         <w:t>Fixed Bin Capacity (Restriction)</w:t>
       </w:r>
@@ -2706,7 +2828,7 @@
       <w:pPr>
         <w:pStyle w:val="Heading3"/>
       </w:pPr>
-      <w:bookmarkStart w:id="10" w:name="_Toc182059929"/>
+      <w:bookmarkStart w:id="10" w:name="_Toc182126658"/>
       <w:r>
         <w:t>Rejection of Oversized Items (Restriction)</w:t>
       </w:r>
@@ -2772,13 +2894,13 @@
         <w:t xml:space="preserve"> by excluding scenarios where oversized items </w:t>
       </w:r>
       <w:r>
-        <w:t xml:space="preserve">may need to be split across multiple bins. This </w:t>
-      </w:r>
-      <w:r>
-        <w:t>restriction simplifies the problem and</w:t>
-      </w:r>
-      <w:r>
-        <w:t xml:space="preserve"> is a </w:t>
+        <w:t>may need to be split across multiple bins. This</w:t>
+      </w:r>
+      <w:r>
+        <w:t xml:space="preserve"> is</w:t>
+      </w:r>
+      <w:r>
+        <w:t xml:space="preserve"> </w:t>
       </w:r>
       <w:r>
         <w:t>common in standard bin packing problems.</w:t>
@@ -2797,7 +2919,7 @@
       <w:pPr>
         <w:pStyle w:val="Heading3"/>
       </w:pPr>
-      <w:bookmarkStart w:id="11" w:name="_Toc182059930"/>
+      <w:bookmarkStart w:id="11" w:name="_Toc182126659"/>
       <w:r>
         <w:t>Absence of Bin Rebalancing (Restriction)</w:t>
       </w:r>
@@ -2836,10 +2958,10 @@
         <w:t>s</w:t>
       </w:r>
       <w:r>
-        <w:t xml:space="preserve"> do not attempt to re</w:t>
-      </w:r>
-      <w:r>
-        <w:t xml:space="preserve"> to re</w:t>
+        <w:t xml:space="preserve"> do not attempt to</w:t>
+      </w:r>
+      <w:r>
+        <w:t xml:space="preserve"> re</w:t>
       </w:r>
       <w:r>
         <w:t xml:space="preserve">balance the bins, even if a better configuration may </w:t>
@@ -2874,13 +2996,10 @@
         <w:t>efficiency and simplicity at the cost of</w:t>
       </w:r>
       <w:r>
-        <w:t xml:space="preserve"> their ability to</w:t>
-      </w:r>
-      <w:r>
-        <w:t xml:space="preserve"> always</w:t>
-      </w:r>
-      <w:r>
-        <w:t xml:space="preserve"> find the optimal solution. </w:t>
+        <w:t xml:space="preserve"> </w:t>
+      </w:r>
+      <w:r>
+        <w:t>solution accuracy.</w:t>
       </w:r>
     </w:p>
     <w:p/>
@@ -2888,7 +3007,7 @@
       <w:pPr>
         <w:pStyle w:val="Heading1"/>
       </w:pPr>
-      <w:bookmarkStart w:id="12" w:name="_Toc182059931"/>
+      <w:bookmarkStart w:id="12" w:name="_Toc182126660"/>
       <w:r>
         <w:t>Outline of Algorithms</w:t>
       </w:r>
@@ -3047,25 +3166,46 @@
         <w:t xml:space="preserve"> This process repeats until all items are placed.</w:t>
       </w:r>
       <w:r>
-        <w:t xml:space="preserve"> In the worst case, FFD is guaranteed t</w:t>
-      </w:r>
-      <w:r>
-        <w:t xml:space="preserve">o output 1.7 times the optimal number of bins </w:t>
+        <w:t xml:space="preserve"> </w:t>
+      </w:r>
+      <w:r>
+        <w:t>The</w:t>
+      </w:r>
+      <w:r>
+        <w:t xml:space="preserve"> </w:t>
+      </w:r>
+      <w:r>
+        <w:t>worst-case</w:t>
+      </w:r>
+      <w:r>
+        <w:t xml:space="preserve"> approximation ratio of first fit decreasing </w:t>
+      </w:r>
+      <w:r>
+        <w:t>is 11/9*O</w:t>
+      </w:r>
+      <w:r>
+        <w:t xml:space="preserve">PT(I)+6/9 where OPT(I) is the </w:t>
+      </w:r>
+      <w:r>
+        <w:t>optimal number of bins</w:t>
+      </w:r>
+      <w:r>
+        <w:t xml:space="preserve"> </w:t>
       </w:r>
       <w:r>
         <w:fldChar w:fldCharType="begin"/>
       </w:r>
       <w:r>
-        <w:instrText xml:space="preserve"> ADDIN ZOTERO_ITEM CSL_CITATION {"citationID":"ZYKJs4iZ","properties":{"formattedCitation":"(Wikipedia contributors, 2024a)","plainCitation":"(Wikipedia contributors, 2024a)","noteIndex":0},"citationItems":[{"id":529,"uris":["http://zotero.org/users/14909358/items/FF9JKN9M"],"itemData":{"id":529,"type":"entry-encyclopedia","abstract":"The bin packing problem is an optimization problem, in which items of different sizes must be packed into a finite number of bins or containers, each of a fixed given capacity, in a way that minimizes the number of bins used. The problem has many applications, such as filling up containers, loading trucks with weight capacity constraints, creating file backups in media, splitting a network prefix into multiple subnets, and technology mapping in FPGA semiconductor chip design.\nComputationally, the problem is NP-hard, and the corresponding decision problem, deciding if items can fit into a specified number of bins, is NP-complete. Despite its worst-case hardness, optimal solutions to very large instances of the problem can be produced with sophisticated algorithms. In addition, many approximation algorithms exist. For example, the first fit algorithm provides a fast but often non-optimal solution, involving placing each item into the first bin in which it will fit. It requires Θ(n log n) time, where n is the number of items to be packed. The algorithm can be made much more effective by first sorting the list of items into decreasing order (sometimes known as the first-fit decreasing algorithm), although this still does not guarantee an optimal solution and for longer lists may increase the running time of the algorithm. It is known, however, that there always exists at least one ordering of items that allows first-fit to produce an optimal solution.\nThere are many variations of this problem, such as 2D packing, linear packing, packing by weight, packing by cost, and so on. The bin packing problem can also be seen as a special case of the cutting stock problem. When the number of bins is restricted to 1 and each item is characterized by both a volume and a value, the problem of maximizing the value of items that can fit in the bin is known as the knapsack problem.\nA variant of bin packing that occurs in practice is when items can share space when packed into a bin. Specifically,  a set of items could occupy less space when packed together than the sum of their individual sizes. This variant is known as VM packing since when virtual machines (VMs) are packed in a server, their total memory requirement could decrease due to pages shared by the VMs that need only be stored once. If items can share space in arbitrary ways, the bin packing problem is hard to even approximate. However, if space sharing fits into a hierarchy, as is the case with memory sharing in virtual machines, the bin packing problem can be efficiently approximated.\nAnother variant of bin packing of interest in practice is the so-called online bin packing. Here the items of different volume are supposed to arrive sequentially, and the decision maker has to decide whether to select and pack the currently observed item, or else to let it pass. Each decision is without recall. In contrast, offline bin packing allows rearranging the items in the hope of achieving a better packing once additional items arrive. This of course requires additional storage for holding the items to be rearranged.","container-title":"Wikipedia","language":"en","license":"Creative Commons Attribution-ShareAlike License","note":"Page Version ID: 1237237290","source":"Wikipedia","title":"Bin packing problem","URL":"https://en.wikipedia.org/w/index.php?title=Bin_packing_problem&amp;oldid=1237237290","author":[{"literal":"Wikipedia contributors"}],"accessed":{"date-parts":[["2024",11,2]]},"issued":{"date-parts":[["2024",7,28]]}}}],"schema":"https://github.com/citation-style-language/schema/raw/master/csl-citation.json"} </w:instrText>
+        <w:instrText xml:space="preserve"> ADDIN ZOTERO_ITEM CSL_CITATION {"citationID":"9D3JvwIJ","properties":{"formattedCitation":"(Wikipedia contributors, 2024a, 2024b)","plainCitation":"(Wikipedia contributors, 2024a, 2024b)","noteIndex":0},"citationItems":[{"id":520,"uris":["http://zotero.org/users/14909358/items/FF9JKN9M"],"itemData":{"id":520,"type":"entry-encyclopedia","abstract":"The bin packing problem is an optimization problem, in which items of different sizes must be packed into a finite number of bins or containers, each of a fixed given capacity, in a way that minimizes the number of bins used. The problem has many applications, such as filling up containers, loading trucks with weight capacity constraints, creating file backups in media, splitting a network prefix into multiple subnets, and technology mapping in FPGA semiconductor chip design.\nComputationally, the problem is NP-hard, and the corresponding decision problem, deciding if items can fit into a specified number of bins, is NP-complete. Despite its worst-case hardness, optimal solutions to very large instances of the problem can be produced with sophisticated algorithms. In addition, many approximation algorithms exist. For example, the first fit algorithm provides a fast but often non-optimal solution, involving placing each item into the first bin in which it will fit. It requires Θ(n log n) time, where n is the number of items to be packed. The algorithm can be made much more effective by first sorting the list of items into decreasing order (sometimes known as the first-fit decreasing algorithm), although this still does not guarantee an optimal solution and for longer lists may increase the running time of the algorithm. It is known, however, that there always exists at least one ordering of items that allows first-fit to produce an optimal solution.\nThere are many variations of this problem, such as 2D packing, linear packing, packing by weight, packing by cost, and so on. The bin packing problem can also be seen as a special case of the cutting stock problem. When the number of bins is restricted to 1 and each item is characterized by both a volume and a value, the problem of maximizing the value of items that can fit in the bin is known as the knapsack problem.\nA variant of bin packing that occurs in practice is when items can share space when packed into a bin. Specifically,  a set of items could occupy less space when packed together than the sum of their individual sizes. This variant is known as VM packing since when virtual machines (VMs) are packed in a server, their total memory requirement could decrease due to pages shared by the VMs that need only be stored once. If items can share space in arbitrary ways, the bin packing problem is hard to even approximate. However, if space sharing fits into a hierarchy, as is the case with memory sharing in virtual machines, the bin packing problem can be efficiently approximated.\nAnother variant of bin packing of interest in practice is the so-called online bin packing. Here the items of different volume are supposed to arrive sequentially, and the decision maker has to decide whether to select and pack the currently observed item, or else to let it pass. Each decision is without recall. In contrast, offline bin packing allows rearranging the items in the hope of achieving a better packing once additional items arrive. This of course requires additional storage for holding the items to be rearranged.","container-title":"Wikipedia","language":"en","license":"Creative Commons Attribution-ShareAlike License","note":"Page Version ID: 1237237290","source":"Wikipedia","title":"Bin packing problem","URL":"https://en.wikipedia.org/w/index.php?title=Bin_packing_problem&amp;oldid=1237237290","author":[{"literal":"Wikipedia contributors"}],"accessed":{"date-parts":[["2024",11,2]]},"issued":{"date-parts":[["2024",7,28]]}}},{"id":534,"uris":["http://zotero.org/users/14909358/items/W5P8UKHQ"],"itemData":{"id":534,"type":"entry-encyclopedia","abstract":"First-fit-decreasing (FFD) is an algorithm for bin packing. Its input is a list of items of different sizes. Its output is a packing - a partition of the items into bins of fixed capacity, such that the sum of sizes of items in each bin is at most the capacity. Ideally, we would like to use as few bins as possible, but minimizing the number of bins is an NP-hard problem, so we use an approximately-optimal heuristic.","container-title":"Wikipedia","language":"en","license":"Creative Commons Attribution-ShareAlike License","note":"Page Version ID: 1210055959","source":"Wikipedia","title":"First-fit-decreasing bin packing","URL":"https://en.wikipedia.org/w/index.php?title=First-fit-decreasing_bin_packing&amp;oldid=1210055959","author":[{"literal":"Wikipedia contributors"}],"accessed":{"date-parts":[["2024",11,5]]},"issued":{"date-parts":[["2024",2,24]]}}}],"schema":"https://github.com/citation-style-language/schema/raw/master/csl-citation.json"} </w:instrText>
       </w:r>
       <w:r>
         <w:fldChar w:fldCharType="separate"/>
       </w:r>
       <w:r>
         <w:rPr>
-          <w:rFonts w:ascii="Aptos" w:hAnsi="Aptos"/>
-        </w:rPr>
-        <w:t>(Wikipedia contributors, 2024a)</w:t>
+          <w:noProof/>
+        </w:rPr>
+        <w:t>(Wikipedia contributors, 2024a, 2024b)</w:t>
       </w:r>
       <w:r>
         <w:fldChar w:fldCharType="end"/>
@@ -3074,40 +3214,16 @@
         <w:t>.</w:t>
       </w:r>
       <w:r>
-        <w:t xml:space="preserve"> The</w:t>
+        <w:t xml:space="preserve"> This approximation ratio is tighter (closer to the optimal number of bins) when compared to the non-sorted variant of the algorithm ‘first fit’</w:t>
       </w:r>
       <w:r>
         <w:t xml:space="preserve"> </w:t>
       </w:r>
       <w:r>
-        <w:t>worst-case</w:t>
-      </w:r>
-      <w:r>
-        <w:t xml:space="preserve"> approximation ratio of first fit decreasing </w:t>
-      </w:r>
-      <w:r>
-        <w:t>is 11/9*O</w:t>
-      </w:r>
-      <w:r>
-        <w:t xml:space="preserve">PT(I)+6/9 where OPT(I) is the </w:t>
-      </w:r>
-      <w:r>
-        <w:t>optimal number of bins</w:t>
-      </w:r>
-      <w:r>
-        <w:t>.</w:t>
-      </w:r>
-      <w:r>
-        <w:t xml:space="preserve"> This approximation ratio is tighter (closer to the optimal number of bins) when compared to the non-sorted variant of the algorithm ‘first fit’</w:t>
-      </w:r>
-      <w:r>
-        <w:t xml:space="preserve"> </w:t>
-      </w:r>
-      <w:r>
         <w:fldChar w:fldCharType="begin"/>
       </w:r>
       <w:r>
-        <w:instrText xml:space="preserve"> ADDIN ZOTERO_ITEM CSL_CITATION {"citationID":"aaeamX1Y","properties":{"formattedCitation":"(Wikipedia contributors, 2024b)","plainCitation":"(Wikipedia contributors, 2024b)","noteIndex":0},"citationItems":[{"id":555,"uris":["http://zotero.org/users/14909358/items/W5P8UKHQ"],"itemData":{"id":555,"type":"entry-encyclopedia","abstract":"First-fit-decreasing (FFD) is an algorithm for bin packing. Its input is a list of items of different sizes. Its output is a packing - a partition of the items into bins of fixed capacity, such that the sum of sizes of items in each bin is at most the capacity. Ideally, we would like to use as few bins as possible, but minimizing the number of bins is an NP-hard problem, so we use an approximately-optimal heuristic.","container-title":"Wikipedia","language":"en","license":"Creative Commons Attribution-ShareAlike License","note":"Page Version ID: 1210055959","source":"Wikipedia","title":"First-fit-decreasing bin packing","URL":"https://en.wikipedia.org/w/index.php?title=First-fit-decreasing_bin_packing&amp;oldid=1210055959","author":[{"literal":"Wikipedia contributors"}],"accessed":{"date-parts":[["2024",11,5]]},"issued":{"date-parts":[["2024",2,24]]}}}],"schema":"https://github.com/citation-style-language/schema/raw/master/csl-citation.json"} </w:instrText>
+        <w:instrText xml:space="preserve"> ADDIN ZOTERO_ITEM CSL_CITATION {"citationID":"aaeamX1Y","properties":{"formattedCitation":"(Wikipedia contributors, 2024b)","plainCitation":"(Wikipedia contributors, 2024b)","noteIndex":0},"citationItems":[{"id":534,"uris":["http://zotero.org/users/14909358/items/W5P8UKHQ"],"itemData":{"id":534,"type":"entry-encyclopedia","abstract":"First-fit-decreasing (FFD) is an algorithm for bin packing. Its input is a list of items of different sizes. Its output is a packing - a partition of the items into bins of fixed capacity, such that the sum of sizes of items in each bin is at most the capacity. Ideally, we would like to use as few bins as possible, but minimizing the number of bins is an NP-hard problem, so we use an approximately-optimal heuristic.","container-title":"Wikipedia","language":"en","license":"Creative Commons Attribution-ShareAlike License","note":"Page Version ID: 1210055959","source":"Wikipedia","title":"First-fit-decreasing bin packing","URL":"https://en.wikipedia.org/w/index.php?title=First-fit-decreasing_bin_packing&amp;oldid=1210055959","author":[{"literal":"Wikipedia contributors"}],"accessed":{"date-parts":[["2024",11,5]]},"issued":{"date-parts":[["2024",2,24]]}}}],"schema":"https://github.com/citation-style-language/schema/raw/master/csl-citation.json"} </w:instrText>
       </w:r>
       <w:r>
         <w:fldChar w:fldCharType="separate"/>
@@ -3153,7 +3269,45 @@
         <w:t>applies</w:t>
       </w:r>
       <w:r>
-        <w:t xml:space="preserve"> the best fit algorithm. </w:t>
+        <w:t xml:space="preserve"> the best fit algorithm</w:t>
+      </w:r>
+      <w:r>
+        <w:t xml:space="preserve"> </w:t>
+      </w:r>
+      <w:r>
+        <w:fldChar w:fldCharType="begin"/>
+      </w:r>
+      <w:r>
+        <w:instrText xml:space="preserve"> ADDIN ZOTERO_ITEM CSL_CITATION {"citationID":"XP8RLdAy","properties":{"formattedCitation":"(Jones, n.d.; Wikipedia contributors, 2023)","plainCitation":"(Jones, n.d.; Wikipedia contributors, 2023)","noteIndex":0},"citationItems":[{"id":533,"uris":["http://zotero.org/users/14909358/items/XBM5Z7N2"],"itemData":{"id":533,"type":"entry-encyclopedia","abstract":"Best-fit is an online algorithm for bin packing. Its input is a list of items of different sizes. Its output is a packing - a partition of the items into bins of fixed capacity, such that the sum of sizes of items in each bin is at most the capacity. Ideally, we would like to use as few bins as possible, but minimizing the number of bins is an NP-hard problem. The best-fit algorithm uses the following heuristic:\n\nIt keeps a list of open bins, which is initially empty.\nWhen an item arrives, it finds the bin with the maximum load into which the item can fit, if any. The load of a bin is defined as the sum of sizes of existing items in the bin before placing the new item.\nIf such a bin is found, the new item is placed inside it.\nOtherwise, a new bin is opened and the coming item is placed inside it.","container-title":"Wikipedia","language":"en","license":"Creative Commons Attribution-ShareAlike License","note":"Page Version ID: 1190559703","source":"Wikipedia","title":"Best-fit bin packing","URL":"https://en.wikipedia.org/w/index.php?title=Best-fit_bin_packing&amp;oldid=1190559703","author":[{"literal":"Wikipedia contributors"}],"accessed":{"date-parts":[["2024",11,5]]},"issued":{"date-parts":[["2023",12,18]]}}},{"id":530,"uris":["http://zotero.org/users/14909358/items/53JTN7KV"],"itemData":{"id":530,"type":"webpage","container-title":"Eisah Jones","language":"en-US","title":"Bin-Packing Algorithms","URL":"https://www.eisahjones.com/sorting-algorithms","author":[{"family":"Jones","given":"Eisah"}],"accessed":{"date-parts":[["2024",11,2]]}}}],"schema":"https://github.com/citation-style-language/schema/raw/master/csl-citation.json"} </w:instrText>
+      </w:r>
+      <w:r>
+        <w:fldChar w:fldCharType="separate"/>
+      </w:r>
+      <w:r>
+        <w:rPr>
+          <w:rFonts w:ascii="Aptos" w:cs="Times New Roman"/>
+          <w:kern w:val="0"/>
+          <w:lang w:val="en-GB"/>
+        </w:rPr>
+        <w:t>(Jones, n.d.; Wikipedia contributors, 2023)</w:t>
+      </w:r>
+      <w:r>
+        <w:fldChar w:fldCharType="end"/>
+      </w:r>
+      <w:r>
+        <w:fldChar w:fldCharType="begin"/>
+      </w:r>
+      <w:r>
+        <w:instrText xml:space="preserve"> ADDIN ZOTERO_TEMP </w:instrText>
+      </w:r>
+      <w:r>
+        <w:fldChar w:fldCharType="separate"/>
+      </w:r>
+      <w:r>
+        <w:fldChar w:fldCharType="end"/>
+      </w:r>
+      <w:r>
+        <w:t xml:space="preserve">. </w:t>
       </w:r>
       <w:r>
         <w:t xml:space="preserve">When an item arrives for processing, it </w:t>
@@ -3183,13 +3337,22 @@
         <w:t>. This process repeats until all items are placed.</w:t>
       </w:r>
       <w:r>
-        <w:t xml:space="preserve"> Like FFD, BFD, in the worst case, is guaranteed to output 1.7 times the optimal number of bins </w:t>
+        <w:t xml:space="preserve"> </w:t>
+      </w:r>
+      <w:r>
+        <w:t xml:space="preserve">The </w:t>
+      </w:r>
+      <w:r>
+        <w:t>approximation ratio of BFD is identical to FFD</w:t>
+      </w:r>
+      <w:r>
+        <w:t xml:space="preserve"> </w:t>
       </w:r>
       <w:r>
         <w:fldChar w:fldCharType="begin"/>
       </w:r>
       <w:r>
-        <w:instrText xml:space="preserve"> ADDIN ZOTERO_ITEM CSL_CITATION {"citationID":"MEgT8NRt","properties":{"formattedCitation":"(Wikipedia contributors, 2024a)","plainCitation":"(Wikipedia contributors, 2024a)","noteIndex":0},"citationItems":[{"id":529,"uris":["http://zotero.org/users/14909358/items/FF9JKN9M"],"itemData":{"id":529,"type":"entry-encyclopedia","abstract":"The bin packing problem is an optimization problem, in which items of different sizes must be packed into a finite number of bins or containers, each of a fixed given capacity, in a way that minimizes the number of bins used. The problem has many applications, such as filling up containers, loading trucks with weight capacity constraints, creating file backups in media, splitting a network prefix into multiple subnets, and technology mapping in FPGA semiconductor chip design.\nComputationally, the problem is NP-hard, and the corresponding decision problem, deciding if items can fit into a specified number of bins, is NP-complete. Despite its worst-case hardness, optimal solutions to very large instances of the problem can be produced with sophisticated algorithms. In addition, many approximation algorithms exist. For example, the first fit algorithm provides a fast but often non-optimal solution, involving placing each item into the first bin in which it will fit. It requires Θ(n log n) time, where n is the number of items to be packed. The algorithm can be made much more effective by first sorting the list of items into decreasing order (sometimes known as the first-fit decreasing algorithm), although this still does not guarantee an optimal solution and for longer lists may increase the running time of the algorithm. It is known, however, that there always exists at least one ordering of items that allows first-fit to produce an optimal solution.\nThere are many variations of this problem, such as 2D packing, linear packing, packing by weight, packing by cost, and so on. The bin packing problem can also be seen as a special case of the cutting stock problem. When the number of bins is restricted to 1 and each item is characterized by both a volume and a value, the problem of maximizing the value of items that can fit in the bin is known as the knapsack problem.\nA variant of bin packing that occurs in practice is when items can share space when packed into a bin. Specifically,  a set of items could occupy less space when packed together than the sum of their individual sizes. This variant is known as VM packing since when virtual machines (VMs) are packed in a server, their total memory requirement could decrease due to pages shared by the VMs that need only be stored once. If items can share space in arbitrary ways, the bin packing problem is hard to even approximate. However, if space sharing fits into a hierarchy, as is the case with memory sharing in virtual machines, the bin packing problem can be efficiently approximated.\nAnother variant of bin packing of interest in practice is the so-called online bin packing. Here the items of different volume are supposed to arrive sequentially, and the decision maker has to decide whether to select and pack the currently observed item, or else to let it pass. Each decision is without recall. In contrast, offline bin packing allows rearranging the items in the hope of achieving a better packing once additional items arrive. This of course requires additional storage for holding the items to be rearranged.","container-title":"Wikipedia","language":"en","license":"Creative Commons Attribution-ShareAlike License","note":"Page Version ID: 1237237290","source":"Wikipedia","title":"Bin packing problem","URL":"https://en.wikipedia.org/w/index.php?title=Bin_packing_problem&amp;oldid=1237237290","author":[{"literal":"Wikipedia contributors"}],"accessed":{"date-parts":[["2024",11,2]]},"issued":{"date-parts":[["2024",7,28]]}}}],"schema":"https://github.com/citation-style-language/schema/raw/master/csl-citation.json"} </w:instrText>
+        <w:instrText xml:space="preserve"> ADDIN ZOTERO_ITEM CSL_CITATION {"citationID":"y3DxIYpg","properties":{"formattedCitation":"(Wikipedia contributors, 2024b)","plainCitation":"(Wikipedia contributors, 2024b)","noteIndex":0},"citationItems":[{"id":534,"uris":["http://zotero.org/users/14909358/items/W5P8UKHQ"],"itemData":{"id":534,"type":"entry-encyclopedia","abstract":"First-fit-decreasing (FFD) is an algorithm for bin packing. Its input is a list of items of different sizes. Its output is a packing - a partition of the items into bins of fixed capacity, such that the sum of sizes of items in each bin is at most the capacity. Ideally, we would like to use as few bins as possible, but minimizing the number of bins is an NP-hard problem, so we use an approximately-optimal heuristic.","container-title":"Wikipedia","language":"en","license":"Creative Commons Attribution-ShareAlike License","note":"Page Version ID: 1210055959","source":"Wikipedia","title":"First-fit-decreasing bin packing","URL":"https://en.wikipedia.org/w/index.php?title=First-fit-decreasing_bin_packing&amp;oldid=1210055959","author":[{"literal":"Wikipedia contributors"}],"accessed":{"date-parts":[["2024",11,5]]},"issued":{"date-parts":[["2024",2,24]]}}}],"schema":"https://github.com/citation-style-language/schema/raw/master/csl-citation.json"} </w:instrText>
       </w:r>
       <w:r>
         <w:fldChar w:fldCharType="separate"/>
@@ -3198,7 +3361,7 @@
         <w:rPr>
           <w:rFonts w:ascii="Aptos" w:hAnsi="Aptos"/>
         </w:rPr>
-        <w:t>(Wikipedia contributors, 2024a)</w:t>
+        <w:t>(Wikipedia contributors, 2024b)</w:t>
       </w:r>
       <w:r>
         <w:fldChar w:fldCharType="end"/>
@@ -3206,175 +3369,197 @@
       <w:r>
         <w:t>.</w:t>
       </w:r>
-      <w:r>
-        <w:t xml:space="preserve"> The </w:t>
-      </w:r>
-      <w:r>
-        <w:t>approximation ratio of BFD is identical to FFD</w:t>
+    </w:p>
+    <w:p>
+      <w:pPr>
+        <w:rPr>
+          <w:b/>
+          <w:bCs/>
+        </w:rPr>
+      </w:pPr>
+    </w:p>
+    <w:p>
+      <w:pPr>
+        <w:pStyle w:val="Heading1"/>
+      </w:pPr>
+      <w:bookmarkStart w:id="13" w:name="_Toc182126661"/>
+      <w:r>
+        <w:t>Theoretical Complexity</w:t>
+      </w:r>
+      <w:bookmarkEnd w:id="13"/>
+    </w:p>
+    <w:p/>
+    <w:p>
+      <w:pPr>
+        <w:pStyle w:val="Heading2"/>
+      </w:pPr>
+      <w:bookmarkStart w:id="14" w:name="_Toc182126662"/>
+      <w:r>
+        <w:t>Time Complexity</w:t>
+      </w:r>
+      <w:bookmarkEnd w:id="14"/>
+    </w:p>
+    <w:p>
+      <w:pPr>
+        <w:rPr>
+          <w:rFonts w:hint="eastAsia"/>
+        </w:rPr>
+      </w:pPr>
+    </w:p>
+    <w:p>
+      <w:r>
+        <w:t xml:space="preserve">Both </w:t>
+      </w:r>
+      <w:r>
+        <w:t>FFD and BFD require a sorting step using the standard library sort function. This function is known to be O(</w:t>
+      </w:r>
+      <w:proofErr w:type="spellStart"/>
+      <w:r>
+        <w:t>nlogn</w:t>
+      </w:r>
+      <w:proofErr w:type="spellEnd"/>
+      <w:r>
+        <w:t xml:space="preserve">). </w:t>
+      </w:r>
+      <w:r>
+        <w:t>After sorting,</w:t>
+      </w:r>
+      <w:r>
+        <w:t xml:space="preserve"> we check for each item </w:t>
+      </w:r>
+      <w:r>
+        <w:t xml:space="preserve">if a bin exists that meets the </w:t>
+      </w:r>
+      <w:r>
+        <w:t>criteria</w:t>
+      </w:r>
+      <w:r>
+        <w:t xml:space="preserve"> of </w:t>
+      </w:r>
+      <w:r>
+        <w:t>either FFD or BFD</w:t>
+      </w:r>
+      <w:r>
+        <w:t>.</w:t>
+      </w:r>
+      <w:r>
+        <w:t xml:space="preserve"> In the worst case, the algorithm may need </w:t>
+      </w:r>
+      <w:r>
+        <w:lastRenderedPageBreak/>
+        <w:t>to check all bins before finding a fit. If there are n items and up to n bins</w:t>
+      </w:r>
+      <w:r>
+        <w:t>,</w:t>
+      </w:r>
+      <w:r>
+        <w:t xml:space="preserve"> in the worst case</w:t>
+      </w:r>
+      <w:r>
+        <w:t xml:space="preserve">, </w:t>
+      </w:r>
+      <w:r>
+        <w:t>this results in a time complexity of O(n^2).</w:t>
+      </w:r>
+    </w:p>
+    <w:p/>
+    <w:p>
+      <w:pPr>
+        <w:pStyle w:val="Heading2"/>
+      </w:pPr>
+      <w:bookmarkStart w:id="15" w:name="_Toc182126663"/>
+      <w:r>
+        <w:t>Space Complexity</w:t>
+      </w:r>
+      <w:bookmarkEnd w:id="15"/>
+    </w:p>
+    <w:p/>
+    <w:p>
+      <w:r>
+        <w:t>For both FFD and BFD, i</w:t>
+      </w:r>
+      <w:r>
+        <w:t xml:space="preserve">n the worst case, </w:t>
+      </w:r>
+      <w:r>
+        <w:t>use an</w:t>
+      </w:r>
+      <w:r>
+        <w:t xml:space="preserve"> array of bins</w:t>
+      </w:r>
+      <w:r>
+        <w:t xml:space="preserve"> that</w:t>
+      </w:r>
+      <w:r>
+        <w:t xml:space="preserve"> can scale with the number of items</w:t>
+      </w:r>
+      <w:r>
+        <w:t>. Thus, the</w:t>
       </w:r>
       <w:r>
         <w:t xml:space="preserve"> </w:t>
       </w:r>
       <w:r>
-        <w:fldChar w:fldCharType="begin"/>
-      </w:r>
-      <w:r>
-        <w:instrText xml:space="preserve"> ADDIN ZOTERO_ITEM CSL_CITATION {"citationID":"y3DxIYpg","properties":{"formattedCitation":"(Wikipedia contributors, 2024b)","plainCitation":"(Wikipedia contributors, 2024b)","noteIndex":0},"citationItems":[{"id":555,"uris":["http://zotero.org/users/14909358/items/W5P8UKHQ"],"itemData":{"id":555,"type":"entry-encyclopedia","abstract":"First-fit-decreasing (FFD) is an algorithm for bin packing. Its input is a list of items of different sizes. Its output is a packing - a partition of the items into bins of fixed capacity, such that the sum of sizes of items in each bin is at most the capacity. Ideally, we would like to use as few bins as possible, but minimizing the number of bins is an NP-hard problem, so we use an approximately-optimal heuristic.","container-title":"Wikipedia","language":"en","license":"Creative Commons Attribution-ShareAlike License","note":"Page Version ID: 1210055959","source":"Wikipedia","title":"First-fit-decreasing bin packing","URL":"https://en.wikipedia.org/w/index.php?title=First-fit-decreasing_bin_packing&amp;oldid=1210055959","author":[{"literal":"Wikipedia contributors"}],"accessed":{"date-parts":[["2024",11,5]]},"issued":{"date-parts":[["2024",2,24]]}}}],"schema":"https://github.com/citation-style-language/schema/raw/master/csl-citation.json"} </w:instrText>
-      </w:r>
-      <w:r>
-        <w:fldChar w:fldCharType="separate"/>
-      </w:r>
-      <w:r>
-        <w:rPr>
-          <w:rFonts w:ascii="Aptos" w:hAnsi="Aptos"/>
-        </w:rPr>
-        <w:t>(Wikipedia contributors, 2024b)</w:t>
-      </w:r>
-      <w:r>
-        <w:fldChar w:fldCharType="end"/>
-      </w:r>
-      <w:r>
-        <w:t>.</w:t>
-      </w:r>
-    </w:p>
-    <w:p>
-      <w:pPr>
-        <w:rPr>
-          <w:b/>
-          <w:bCs/>
-        </w:rPr>
-      </w:pPr>
-    </w:p>
+        <w:t xml:space="preserve">space complexity </w:t>
+      </w:r>
+      <w:r>
+        <w:t xml:space="preserve">is </w:t>
+      </w:r>
+      <w:r>
+        <w:t>O(n).</w:t>
+      </w:r>
+    </w:p>
+    <w:p/>
     <w:p>
       <w:pPr>
         <w:pStyle w:val="Heading1"/>
       </w:pPr>
-      <w:bookmarkStart w:id="13" w:name="_Toc182059932"/>
-      <w:r>
-        <w:t>Theoretical Complexity</w:t>
-      </w:r>
-      <w:bookmarkEnd w:id="13"/>
+      <w:bookmarkStart w:id="16" w:name="_Toc182126664"/>
+      <w:r>
+        <w:t xml:space="preserve">Complexity of </w:t>
+      </w:r>
+      <w:r>
+        <w:t>Our Implementation</w:t>
+      </w:r>
+      <w:bookmarkEnd w:id="16"/>
     </w:p>
     <w:p/>
     <w:p>
-      <w:pPr>
-        <w:pStyle w:val="Heading2"/>
-        <w:rPr>
-          <w:rFonts w:hint="eastAsia"/>
-        </w:rPr>
-      </w:pPr>
-      <w:bookmarkStart w:id="14" w:name="_Toc182059933"/>
-      <w:r>
-        <w:t>Time Complexity</w:t>
-      </w:r>
-      <w:bookmarkEnd w:id="14"/>
-    </w:p>
-    <w:p>
-      <w:r>
-        <w:t xml:space="preserve">Both </w:t>
-      </w:r>
-      <w:r>
-        <w:t>FFD and BFD require a sorting step using the standard library sort function. This function is known to be O(</w:t>
-      </w:r>
-      <w:proofErr w:type="spellStart"/>
-      <w:r>
-        <w:t>nlogn</w:t>
-      </w:r>
-      <w:proofErr w:type="spellEnd"/>
-      <w:r>
-        <w:t xml:space="preserve">). </w:t>
-      </w:r>
-      <w:r>
-        <w:t>After sorting,</w:t>
-      </w:r>
-      <w:r>
-        <w:t xml:space="preserve"> we check for each item </w:t>
-      </w:r>
-      <w:r>
-        <w:t xml:space="preserve">if a bin exists that meets the requirements of the </w:t>
-      </w:r>
-      <w:r>
-        <w:t>either FFD or BFD</w:t>
-      </w:r>
-      <w:r>
-        <w:t>.</w:t>
-      </w:r>
-      <w:r>
-        <w:t xml:space="preserve"> In the worst case, the algorithm </w:t>
-      </w:r>
-      <w:r>
-        <w:lastRenderedPageBreak/>
-        <w:t>may need to check all bins before finding a fit. If there are n items and up to n bins</w:t>
-      </w:r>
-      <w:r>
-        <w:t xml:space="preserve"> in the worst case, this step results in a time complexity of O(n^2).</w:t>
+      <w:r>
+        <w:t>The complexity of our implementation is faithful</w:t>
+      </w:r>
+      <w:r>
+        <w:t xml:space="preserve"> to typical </w:t>
+      </w:r>
+      <w:r>
+        <w:t xml:space="preserve">FFD and BFD implementations for the </w:t>
+      </w:r>
+      <w:r>
+        <w:t>offline</w:t>
+      </w:r>
+      <w:r>
+        <w:t xml:space="preserve"> bin packing problem. </w:t>
+      </w:r>
+      <w:r>
+        <w:t>Therefore, the time complexity and space complexity can be described by the</w:t>
+      </w:r>
+      <w:r>
+        <w:t xml:space="preserve"> theoretical complexity mentioned above, which is O(n^2) and O(n) respectively.</w:t>
       </w:r>
     </w:p>
     <w:p/>
     <w:p>
       <w:pPr>
-        <w:pStyle w:val="Heading2"/>
-      </w:pPr>
-      <w:bookmarkStart w:id="15" w:name="_Toc182059934"/>
-      <w:r>
-        <w:t>Space Complexity</w:t>
-      </w:r>
-      <w:bookmarkEnd w:id="15"/>
-    </w:p>
-    <w:p>
-      <w:r>
-        <w:t>For both FFD and BFD, i</w:t>
-      </w:r>
-      <w:r>
-        <w:t xml:space="preserve">n the worst case, the array of bins can scale with the number of items, resulting in </w:t>
-      </w:r>
-      <w:r>
-        <w:t>space complexity O(n).</w:t>
-      </w:r>
+        <w:pStyle w:val="Heading1"/>
+      </w:pPr>
+      <w:bookmarkStart w:id="17" w:name="_Toc182126665"/>
+      <w:r>
+        <w:t>Tests</w:t>
+      </w:r>
+      <w:bookmarkEnd w:id="17"/>
     </w:p>
     <w:p/>
     <w:p>
-      <w:pPr>
-        <w:pStyle w:val="Heading1"/>
-      </w:pPr>
-      <w:bookmarkStart w:id="16" w:name="_Toc182059935"/>
-      <w:r>
-        <w:t xml:space="preserve">Complexity of </w:t>
-      </w:r>
-      <w:r>
-        <w:t>Our Implementation</w:t>
-      </w:r>
-      <w:bookmarkEnd w:id="16"/>
-    </w:p>
-    <w:p>
-      <w:r>
-        <w:t>The complexity of our implementation is faithful</w:t>
-      </w:r>
-      <w:r>
-        <w:t xml:space="preserve"> to typical </w:t>
-      </w:r>
-      <w:r>
-        <w:t xml:space="preserve">FFD and BFD implementations for the standard bin packing problem. </w:t>
-      </w:r>
-      <w:r>
-        <w:t>Therefore, the time complexity and space complexity can be described by the</w:t>
-      </w:r>
-      <w:r>
-        <w:t xml:space="preserve"> theoretical complexity mentioned above, which is O(n^2) and O(n) respectively.</w:t>
-      </w:r>
-    </w:p>
-    <w:p/>
-    <w:p>
-      <w:pPr>
-        <w:pStyle w:val="Heading1"/>
-      </w:pPr>
-      <w:bookmarkStart w:id="17" w:name="_Toc182059936"/>
-      <w:r>
-        <w:t>Tests</w:t>
-      </w:r>
-      <w:bookmarkEnd w:id="17"/>
-    </w:p>
-    <w:p>
       <w:r>
         <w:t xml:space="preserve">To verify the correctness of the First Fit Decreasing and Best Fit Decreasing algorithms, </w:t>
       </w:r>
@@ -3382,7 +3567,13 @@
         <w:t xml:space="preserve">a </w:t>
       </w:r>
       <w:r>
-        <w:t xml:space="preserve">series of tests have been implemented through the </w:t>
+        <w:t xml:space="preserve">series of tests have been implemented </w:t>
+      </w:r>
+      <w:r>
+        <w:t>via</w:t>
+      </w:r>
+      <w:r>
+        <w:t xml:space="preserve"> the </w:t>
       </w:r>
       <w:proofErr w:type="spellStart"/>
       <w:r>
@@ -3440,7 +3631,13 @@
         <w:t xml:space="preserve">and </w:t>
       </w:r>
       <w:r>
-        <w:t xml:space="preserve">attempts to place them in bins with max capacity equal to 10. </w:t>
+        <w:t xml:space="preserve">attempts to place them in bins with max capacity </w:t>
+      </w:r>
+      <w:r>
+        <w:t>of</w:t>
+      </w:r>
+      <w:r>
+        <w:t xml:space="preserve"> 10. </w:t>
       </w:r>
       <w:r>
         <w:t xml:space="preserve">The optimal number of bins to be returned is two. </w:t>
@@ -3638,6 +3835,7 @@
           <w:b/>
           <w:bCs/>
         </w:rPr>
+        <w:lastRenderedPageBreak/>
         <w:t>SingleItemWithExtraSpace</w:t>
       </w:r>
       <w:proofErr w:type="spellEnd"/>
@@ -3723,7 +3921,6 @@
           <w:b/>
           <w:bCs/>
         </w:rPr>
-        <w:lastRenderedPageBreak/>
         <w:t>SingleBinWithJustEnoughSpace</w:t>
       </w:r>
       <w:proofErr w:type="spellEnd"/>
@@ -3879,7 +4076,19 @@
         <w:t xml:space="preserve">the algorithms’ efficiently pack </w:t>
       </w:r>
       <w:r>
-        <w:t xml:space="preserve">1000 items, each of size 1, into bins of size </w:t>
+        <w:t xml:space="preserve">a moderately large </w:t>
+      </w:r>
+      <w:r>
+        <w:t xml:space="preserve">array of </w:t>
+      </w:r>
+      <w:r>
+        <w:t xml:space="preserve">1000 items, each of size 1, into bins of </w:t>
+      </w:r>
+      <w:r>
+        <w:t>capacity equal to</w:t>
+      </w:r>
+      <w:r>
+        <w:t xml:space="preserve"> </w:t>
       </w:r>
       <w:r>
         <w:t xml:space="preserve">10. </w:t>
@@ -4190,14 +4399,24 @@
     </w:p>
     <w:p>
       <w:pPr>
+        <w:rPr>
+          <w:b/>
+          <w:bCs/>
+        </w:rPr>
+      </w:pPr>
+    </w:p>
+    <w:p>
+      <w:pPr>
         <w:pStyle w:val="Heading1"/>
       </w:pPr>
-      <w:bookmarkStart w:id="18" w:name="_Toc182059937"/>
-      <w:r>
+      <w:bookmarkStart w:id="18" w:name="_Toc182126666"/>
+      <w:r>
+        <w:lastRenderedPageBreak/>
         <w:t>Insights</w:t>
       </w:r>
       <w:bookmarkEnd w:id="18"/>
     </w:p>
+    <w:p/>
     <w:p>
       <w:r>
         <w:t xml:space="preserve">The process of solving the bin-packing problem </w:t>
@@ -4281,16 +4500,10 @@
         <w:t xml:space="preserve">: </w:t>
       </w:r>
       <w:r>
-        <w:t xml:space="preserve">When </w:t>
-      </w:r>
-      <w:r>
-        <w:t xml:space="preserve">deciding </w:t>
-      </w:r>
-      <w:r>
-        <w:t xml:space="preserve">the </w:t>
-      </w:r>
-      <w:r>
-        <w:t xml:space="preserve">algorithms to implement, it became clear there is an important </w:t>
+        <w:t>In the process of discovering solutions</w:t>
+      </w:r>
+      <w:r>
+        <w:t xml:space="preserve">, it became clear there is an important </w:t>
       </w:r>
       <w:r>
         <w:t>trade-off</w:t>
@@ -4317,11 +4530,7 @@
         <w:t>they are only capable of providing</w:t>
       </w:r>
       <w:r>
-        <w:t xml:space="preserve"> approximately optimal </w:t>
-      </w:r>
-      <w:r>
-        <w:lastRenderedPageBreak/>
-        <w:t>solutions,</w:t>
+        <w:t xml:space="preserve"> approximately optimal solutions,</w:t>
       </w:r>
       <w:r>
         <w:t xml:space="preserve"> </w:t>
@@ -4411,10 +4620,10 @@
         <w:t>provide</w:t>
       </w:r>
       <w:r>
-        <w:t xml:space="preserve"> substantial enhancements </w:t>
-      </w:r>
-      <w:r>
-        <w:t>in</w:t>
+        <w:t xml:space="preserve"> substantial </w:t>
+      </w:r>
+      <w:r>
+        <w:t>improvements to</w:t>
       </w:r>
       <w:r>
         <w:t xml:space="preserve"> performance.</w:t>
@@ -4423,7 +4632,13 @@
         <w:t xml:space="preserve"> However, </w:t>
       </w:r>
       <w:r>
-        <w:t>this optimisation is dependent on the framing of the problem, which will be elaborated on in the following point.</w:t>
+        <w:t xml:space="preserve">this optimisation is dependent on the </w:t>
+      </w:r>
+      <w:r>
+        <w:t>format</w:t>
+      </w:r>
+      <w:r>
+        <w:t xml:space="preserve"> of the problem, which will be elaborated on in the following point.</w:t>
       </w:r>
     </w:p>
     <w:p>
@@ -4476,7 +4691,10 @@
         <w:t xml:space="preserve"> FFD and BFD algorithms are applicable to </w:t>
       </w:r>
       <w:r>
-        <w:t xml:space="preserve">is the ‘offline’ format of the problem. </w:t>
+        <w:t xml:space="preserve">the </w:t>
+      </w:r>
+      <w:r>
+        <w:t xml:space="preserve">‘offline’ format of the problem. </w:t>
       </w:r>
       <w:r>
         <w:t>This version allows knowledge of all items and their sizes to be known upfront</w:t>
@@ -4518,16 +4736,25 @@
         <w:t xml:space="preserve"> This insight </w:t>
       </w:r>
       <w:r>
-        <w:t xml:space="preserve">demonstrates in the importance </w:t>
-      </w:r>
-      <w:r>
-        <w:t>in identifying the appropriate format of the bin packing problem</w:t>
+        <w:t xml:space="preserve">demonstrates the importance </w:t>
+      </w:r>
+      <w:r>
+        <w:t>of</w:t>
+      </w:r>
+      <w:r>
+        <w:t xml:space="preserve"> identifying the appropriate format of the bin packing problem</w:t>
       </w:r>
       <w:r>
         <w:t>, as it has significant</w:t>
       </w:r>
       <w:r>
-        <w:t xml:space="preserve"> impact on algorithm behaviour, efficiency, and the optimality of the solution.</w:t>
+        <w:t xml:space="preserve"> </w:t>
+      </w:r>
+      <w:r>
+        <w:t>effects</w:t>
+      </w:r>
+      <w:r>
+        <w:t xml:space="preserve"> on algorithm behaviour, efficiency, and the optimality of the solution.</w:t>
       </w:r>
     </w:p>
     <w:p>
@@ -4568,10 +4795,16 @@
     </w:p>
     <w:p>
       <w:pPr>
+        <w:ind w:left="360"/>
+      </w:pPr>
+    </w:p>
+    <w:p>
+      <w:pPr>
         <w:pStyle w:val="Heading1"/>
       </w:pPr>
-      <w:bookmarkStart w:id="19" w:name="_Toc182059938"/>
-      <w:r>
+      <w:bookmarkStart w:id="19" w:name="_Toc182126667"/>
+      <w:r>
+        <w:lastRenderedPageBreak/>
         <w:t>Conclusion</w:t>
       </w:r>
       <w:bookmarkEnd w:id="19"/>
@@ -4579,6 +4812,7 @@
         <w:t xml:space="preserve"> </w:t>
       </w:r>
     </w:p>
+    <w:p/>
     <w:p>
       <w:r>
         <w:t xml:space="preserve">To conclude, the bin packing problem is a complex yet practical challenge in optimisation, </w:t>
@@ -4621,14 +4855,31 @@
       </w:r>
     </w:p>
     <w:p>
+      <w:r>
+        <w:br w:type="page"/>
+      </w:r>
+    </w:p>
+    <w:p>
+      <w:pPr>
+        <w:pStyle w:val="Heading1"/>
+      </w:pPr>
+      <w:bookmarkStart w:id="20" w:name="_Toc182126668"/>
+      <w:r>
+        <w:lastRenderedPageBreak/>
+        <w:t>References</w:t>
+      </w:r>
+      <w:bookmarkEnd w:id="20"/>
+    </w:p>
+    <w:p/>
+    <w:p>
       <w:pPr>
         <w:pStyle w:val="Bibliography"/>
         <w:rPr>
-          <w:rFonts w:ascii="Aptos" w:hAnsi="Aptos"/>
-        </w:rPr>
-      </w:pPr>
-      <w:r>
-        <w:lastRenderedPageBreak/>
+          <w:rFonts w:ascii="Aptos"/>
+          <w:lang w:val="en-GB"/>
+        </w:rPr>
+      </w:pPr>
+      <w:r>
         <w:fldChar w:fldCharType="begin"/>
       </w:r>
       <w:r>
@@ -4639,35 +4890,40 @@
       </w:r>
       <w:r>
         <w:rPr>
-          <w:rFonts w:ascii="Aptos" w:hAnsi="Aptos"/>
+          <w:rFonts w:ascii="Aptos"/>
+          <w:lang w:val="en-GB"/>
         </w:rPr>
         <w:t xml:space="preserve">Gupta, D. (2023, April 5). </w:t>
       </w:r>
       <w:r>
         <w:rPr>
-          <w:rFonts w:ascii="Aptos" w:hAnsi="Aptos"/>
+          <w:rFonts w:ascii="Aptos"/>
           <w:i/>
           <w:iCs/>
+          <w:lang w:val="en-GB"/>
         </w:rPr>
         <w:t>Bin Packing Problem (Minimize number of used Bins)</w:t>
       </w:r>
       <w:r>
         <w:rPr>
-          <w:rFonts w:ascii="Aptos" w:hAnsi="Aptos"/>
+          <w:rFonts w:ascii="Aptos"/>
+          <w:lang w:val="en-GB"/>
         </w:rPr>
         <w:t xml:space="preserve">. </w:t>
       </w:r>
       <w:proofErr w:type="spellStart"/>
       <w:r>
         <w:rPr>
-          <w:rFonts w:ascii="Aptos" w:hAnsi="Aptos"/>
+          <w:rFonts w:ascii="Aptos"/>
+          <w:lang w:val="en-GB"/>
         </w:rPr>
         <w:t>GeeksforGeeks</w:t>
       </w:r>
       <w:proofErr w:type="spellEnd"/>
       <w:r>
         <w:rPr>
-          <w:rFonts w:ascii="Aptos" w:hAnsi="Aptos"/>
+          <w:rFonts w:ascii="Aptos"/>
+          <w:lang w:val="en-GB"/>
         </w:rPr>
         <w:t>. https://www.geeksforgeeks.org/bin-packing-problem-minimize-number-of-used-bins/</w:t>
       </w:r>
@@ -4676,99 +4932,182 @@
       <w:pPr>
         <w:pStyle w:val="Bibliography"/>
         <w:rPr>
-          <w:rFonts w:ascii="Aptos" w:hAnsi="Aptos"/>
-        </w:rPr>
-      </w:pPr>
-      <w:r>
-        <w:rPr>
-          <w:rFonts w:ascii="Aptos" w:hAnsi="Aptos"/>
-        </w:rPr>
-        <w:t xml:space="preserve">Korf, R. E. (2002). </w:t>
-      </w:r>
-      <w:r>
-        <w:rPr>
-          <w:rFonts w:ascii="Aptos" w:hAnsi="Aptos"/>
+          <w:rFonts w:ascii="Aptos"/>
+          <w:lang w:val="en-GB"/>
+        </w:rPr>
+      </w:pPr>
+      <w:r>
+        <w:rPr>
+          <w:rFonts w:ascii="Aptos"/>
+          <w:lang w:val="en-GB"/>
+        </w:rPr>
+        <w:t xml:space="preserve">Jones, E. (n.d.). </w:t>
+      </w:r>
+      <w:r>
+        <w:rPr>
+          <w:rFonts w:ascii="Aptos"/>
           <w:i/>
           <w:iCs/>
-        </w:rPr>
-        <w:t>A New Algorithm for Optimal Bin Packing</w:t>
-      </w:r>
-      <w:r>
-        <w:rPr>
-          <w:rFonts w:ascii="Aptos" w:hAnsi="Aptos"/>
-        </w:rPr>
-        <w:t>.</w:t>
+          <w:lang w:val="en-GB"/>
+        </w:rPr>
+        <w:t>Bin-Packing Algorithms</w:t>
+      </w:r>
+      <w:r>
+        <w:rPr>
+          <w:rFonts w:ascii="Aptos"/>
+          <w:lang w:val="en-GB"/>
+        </w:rPr>
+        <w:t xml:space="preserve">. </w:t>
+      </w:r>
+      <w:proofErr w:type="spellStart"/>
+      <w:r>
+        <w:rPr>
+          <w:rFonts w:ascii="Aptos"/>
+          <w:lang w:val="en-GB"/>
+        </w:rPr>
+        <w:t>Eisah</w:t>
+      </w:r>
+      <w:proofErr w:type="spellEnd"/>
+      <w:r>
+        <w:rPr>
+          <w:rFonts w:ascii="Aptos"/>
+          <w:lang w:val="en-GB"/>
+        </w:rPr>
+        <w:t xml:space="preserve"> Jones. Retrieved November 2, 2024, from https://www.eisahjones.com/sorting-algorithms</w:t>
       </w:r>
     </w:p>
     <w:p>
       <w:pPr>
         <w:pStyle w:val="Bibliography"/>
         <w:rPr>
-          <w:rFonts w:ascii="Aptos" w:hAnsi="Aptos"/>
-        </w:rPr>
-      </w:pPr>
-      <w:r>
-        <w:rPr>
-          <w:rFonts w:ascii="Aptos" w:hAnsi="Aptos"/>
-        </w:rPr>
-        <w:t>Wikipedia contributors. (</w:t>
-      </w:r>
-      <w:r>
-        <w:rPr>
-          <w:rFonts w:ascii="Aptos" w:hAnsi="Aptos"/>
-        </w:rPr>
-        <w:t>2024a).</w:t>
-      </w:r>
-      <w:r>
-        <w:rPr>
-          <w:rFonts w:ascii="Aptos" w:hAnsi="Aptos"/>
-        </w:rPr>
-        <w:t xml:space="preserve"> Bin packing problem. In </w:t>
-      </w:r>
-      <w:r>
-        <w:rPr>
-          <w:rFonts w:ascii="Aptos" w:hAnsi="Aptos"/>
+          <w:rFonts w:ascii="Aptos"/>
+          <w:lang w:val="en-GB"/>
+        </w:rPr>
+      </w:pPr>
+      <w:r>
+        <w:rPr>
+          <w:rFonts w:ascii="Aptos"/>
+          <w:lang w:val="en-GB"/>
+        </w:rPr>
+        <w:t xml:space="preserve">Korf, R. E. (2002). </w:t>
+      </w:r>
+      <w:r>
+        <w:rPr>
+          <w:rFonts w:ascii="Aptos"/>
           <w:i/>
           <w:iCs/>
-        </w:rPr>
-        <w:t>Wikipedia</w:t>
-      </w:r>
-      <w:r>
-        <w:rPr>
-          <w:rFonts w:ascii="Aptos" w:hAnsi="Aptos"/>
-        </w:rPr>
-        <w:t>. https://en.wikipedia.org/w/index.php?title=Bin_packing_problem&amp;oldid=1237237290</w:t>
+          <w:lang w:val="en-GB"/>
+        </w:rPr>
+        <w:t>A New Algorithm for Optimal Bin Packing</w:t>
+      </w:r>
+      <w:r>
+        <w:rPr>
+          <w:rFonts w:ascii="Aptos"/>
+          <w:lang w:val="en-GB"/>
+        </w:rPr>
+        <w:t>.</w:t>
       </w:r>
     </w:p>
     <w:p>
       <w:pPr>
         <w:pStyle w:val="Bibliography"/>
         <w:rPr>
-          <w:rFonts w:ascii="Aptos" w:hAnsi="Aptos"/>
-        </w:rPr>
-      </w:pPr>
-      <w:r>
-        <w:rPr>
-          <w:rFonts w:ascii="Aptos" w:hAnsi="Aptos"/>
-        </w:rPr>
-        <w:t xml:space="preserve">Wikipedia contributors. (2024b). First-fit-decreasing bin packing. In </w:t>
-      </w:r>
-      <w:r>
-        <w:rPr>
-          <w:rFonts w:ascii="Aptos" w:hAnsi="Aptos"/>
+          <w:rFonts w:ascii="Aptos"/>
+          <w:lang w:val="en-GB"/>
+        </w:rPr>
+      </w:pPr>
+      <w:r>
+        <w:rPr>
+          <w:rFonts w:ascii="Aptos"/>
+          <w:lang w:val="en-GB"/>
+        </w:rPr>
+        <w:t xml:space="preserve">Wikipedia contributors. (2023). Best-fit bin packing. In </w:t>
+      </w:r>
+      <w:r>
+        <w:rPr>
+          <w:rFonts w:ascii="Aptos"/>
           <w:i/>
           <w:iCs/>
+          <w:lang w:val="en-GB"/>
         </w:rPr>
         <w:t>Wikipedia</w:t>
       </w:r>
       <w:r>
         <w:rPr>
-          <w:rFonts w:ascii="Aptos" w:hAnsi="Aptos"/>
+          <w:rFonts w:ascii="Aptos"/>
+          <w:lang w:val="en-GB"/>
+        </w:rPr>
+        <w:t>. https://en.wikipedia.org/w/index.php?title=Best-fit_bin_packing&amp;oldid=1190559703</w:t>
+      </w:r>
+    </w:p>
+    <w:p>
+      <w:pPr>
+        <w:pStyle w:val="Bibliography"/>
+        <w:rPr>
+          <w:rFonts w:ascii="Aptos"/>
+          <w:lang w:val="en-GB"/>
+        </w:rPr>
+      </w:pPr>
+      <w:r>
+        <w:rPr>
+          <w:rFonts w:ascii="Aptos"/>
+          <w:lang w:val="en-GB"/>
+        </w:rPr>
+        <w:t xml:space="preserve">Wikipedia contributors. (2024a). Bin packing problem. In </w:t>
+      </w:r>
+      <w:r>
+        <w:rPr>
+          <w:rFonts w:ascii="Aptos"/>
+          <w:i/>
+          <w:iCs/>
+          <w:lang w:val="en-GB"/>
+        </w:rPr>
+        <w:t>Wikipedia</w:t>
+      </w:r>
+      <w:r>
+        <w:rPr>
+          <w:rFonts w:ascii="Aptos"/>
+          <w:lang w:val="en-GB"/>
+        </w:rPr>
+        <w:t>. https://en.wikipedia.org/w/index.php?title=Bin_packing_problem&amp;oldid=1237237290</w:t>
+      </w:r>
+    </w:p>
+    <w:p>
+      <w:pPr>
+        <w:pStyle w:val="Bibliography"/>
+        <w:rPr>
+          <w:rFonts w:ascii="Aptos"/>
+          <w:lang w:val="en-GB"/>
+        </w:rPr>
+      </w:pPr>
+      <w:r>
+        <w:rPr>
+          <w:rFonts w:ascii="Aptos"/>
+          <w:lang w:val="en-GB"/>
+        </w:rPr>
+        <w:t xml:space="preserve">Wikipedia contributors. (2024b). First-fit-decreasing bin packing. In </w:t>
+      </w:r>
+      <w:r>
+        <w:rPr>
+          <w:rFonts w:ascii="Aptos"/>
+          <w:i/>
+          <w:iCs/>
+          <w:lang w:val="en-GB"/>
+        </w:rPr>
+        <w:t>Wikipedia</w:t>
+      </w:r>
+      <w:r>
+        <w:rPr>
+          <w:rFonts w:ascii="Aptos"/>
+          <w:lang w:val="en-GB"/>
         </w:rPr>
         <w:t>. https://en.wikipedia.org/w/index.php?title=First-fit-decreasing_bin_packing&amp;oldid=1210055959</w:t>
       </w:r>
     </w:p>
     <w:p>
+      <w:pPr>
+        <w:pStyle w:val="Bibliography"/>
+      </w:pPr>
       <w:r>
         <w:fldChar w:fldCharType="end"/>
       </w:r>
@@ -6652,7 +6991,7 @@
   <w:style w:type="paragraph" w:default="1" w:styleId="Normal">
     <w:name w:val="Normal"/>
     <w:qFormat/>
-    <w:rsid w:val="004A2521"/>
+    <w:rsid w:val="00ED4604"/>
   </w:style>
   <w:style w:type="paragraph" w:styleId="Heading1">
     <w:name w:val="heading 1"/>
@@ -7765,7 +8104,7 @@
 </file>
 
 <file path=customXml/itemProps1.xml><?xml version="1.0" encoding="utf-8"?>
-<ds:datastoreItem xmlns:ds="http://schemas.openxmlformats.org/officeDocument/2006/customXml" ds:itemID="{4DCC99EE-E8E8-7643-92EA-F039F3949B0A}">
+<ds:datastoreItem xmlns:ds="http://schemas.openxmlformats.org/officeDocument/2006/customXml" ds:itemID="{B5EEEA32-B5E1-1645-9187-A2C26070EB2B}">
   <ds:schemaRefs>
     <ds:schemaRef ds:uri="http://schemas.openxmlformats.org/officeDocument/2006/bibliography"/>
   </ds:schemaRefs>

--- a/Report.docx
+++ b/Report.docx
@@ -375,25 +375,22 @@
     </w:p>
     <w:sdt>
       <w:sdtPr>
+        <w:id w:val="1360704458"/>
+        <w:docPartObj>
+          <w:docPartGallery w:val="Table of Contents"/>
+          <w:docPartUnique/>
+        </w:docPartObj>
+      </w:sdtPr>
+      <w:sdtEndPr>
         <w:rPr>
           <w:rFonts w:asciiTheme="minorHAnsi" w:eastAsiaTheme="minorHAnsi" w:hAnsiTheme="minorHAnsi" w:cstheme="minorBidi"/>
-          <w:b w:val="0"/>
+          <w:noProof/>
           <w:color w:val="auto"/>
           <w:kern w:val="2"/>
           <w:sz w:val="24"/>
           <w:szCs w:val="24"/>
           <w:lang w:val="en-AU"/>
           <w14:ligatures w14:val="standardContextual"/>
-        </w:rPr>
-        <w:id w:val="-1640561395"/>
-        <w:docPartObj>
-          <w:docPartGallery w:val="Table of Contents"/>
-          <w:docPartUnique/>
-        </w:docPartObj>
-      </w:sdtPr>
-      <w:sdtEndPr>
-        <w:rPr>
-          <w:bCs w:val="0"/>
         </w:rPr>
       </w:sdtEndPr>
       <w:sdtContent>
@@ -412,6 +409,13 @@
         </w:p>
         <w:p>
           <w:pPr>
+            <w:rPr>
+              <w:lang w:val="en-US"/>
+            </w:rPr>
+          </w:pPr>
+        </w:p>
+        <w:p>
+          <w:pPr>
             <w:pStyle w:val="TOC1"/>
             <w:tabs>
               <w:tab w:val="left" w:pos="480"/>
@@ -421,34 +425,30 @@
               <w:rFonts w:eastAsiaTheme="minorEastAsia"/>
               <w:b w:val="0"/>
               <w:bCs w:val="0"/>
+              <w:i w:val="0"/>
+              <w:iCs w:val="0"/>
               <w:noProof/>
-              <w:sz w:val="24"/>
-              <w:szCs w:val="24"/>
               <w:lang w:eastAsia="en-GB"/>
             </w:rPr>
           </w:pPr>
           <w:r>
             <w:rPr>
-              <w:sz w:val="22"/>
-              <w:szCs w:val="22"/>
+              <w:b w:val="0"/>
+              <w:bCs w:val="0"/>
             </w:rPr>
             <w:fldChar w:fldCharType="begin"/>
           </w:r>
           <w:r>
-            <w:rPr>
-              <w:sz w:val="22"/>
-              <w:szCs w:val="22"/>
-            </w:rPr>
             <w:instrText xml:space="preserve"> TOC \o "1-3" \h \z \u </w:instrText>
           </w:r>
           <w:r>
             <w:rPr>
-              <w:sz w:val="22"/>
-              <w:szCs w:val="22"/>
+              <w:b w:val="0"/>
+              <w:bCs w:val="0"/>
             </w:rPr>
             <w:fldChar w:fldCharType="separate"/>
           </w:r>
-          <w:hyperlink w:anchor="_Toc182126652" w:history="1">
+          <w:hyperlink w:anchor="_Toc182129268" w:history="1">
             <w:r>
               <w:rPr>
                 <w:rStyle w:val="Hyperlink"/>
@@ -461,9 +461,9 @@
                 <w:rFonts w:eastAsiaTheme="minorEastAsia"/>
                 <w:b w:val="0"/>
                 <w:bCs w:val="0"/>
-                <w:noProof/>
-                <w:sz w:val="24"/>
-                <w:szCs w:val="24"/>
+                <w:i w:val="0"/>
+                <w:iCs w:val="0"/>
+                <w:noProof/>
                 <w:lang w:eastAsia="en-GB"/>
               </w:rPr>
               <w:tab/>
@@ -494,7 +494,7 @@
                 <w:noProof/>
                 <w:webHidden/>
               </w:rPr>
-              <w:instrText xml:space="preserve"> PAGEREF _Toc182126652 \h </w:instrText>
+              <w:instrText xml:space="preserve"> PAGEREF _Toc182129268 \h </w:instrText>
             </w:r>
             <w:r>
               <w:rPr>
@@ -536,13 +536,13 @@
               <w:rFonts w:eastAsiaTheme="minorEastAsia"/>
               <w:b w:val="0"/>
               <w:bCs w:val="0"/>
+              <w:i w:val="0"/>
+              <w:iCs w:val="0"/>
               <w:noProof/>
-              <w:sz w:val="24"/>
-              <w:szCs w:val="24"/>
               <w:lang w:eastAsia="en-GB"/>
             </w:rPr>
           </w:pPr>
-          <w:hyperlink w:anchor="_Toc182126653" w:history="1">
+          <w:hyperlink w:anchor="_Toc182129269" w:history="1">
             <w:r>
               <w:rPr>
                 <w:rStyle w:val="Hyperlink"/>
@@ -555,9 +555,9 @@
                 <w:rFonts w:eastAsiaTheme="minorEastAsia"/>
                 <w:b w:val="0"/>
                 <w:bCs w:val="0"/>
-                <w:noProof/>
-                <w:sz w:val="24"/>
-                <w:szCs w:val="24"/>
+                <w:i w:val="0"/>
+                <w:iCs w:val="0"/>
+                <w:noProof/>
                 <w:lang w:eastAsia="en-GB"/>
               </w:rPr>
               <w:tab/>
@@ -588,7 +588,7 @@
                 <w:noProof/>
                 <w:webHidden/>
               </w:rPr>
-              <w:instrText xml:space="preserve"> PAGEREF _Toc182126653 \h </w:instrText>
+              <w:instrText xml:space="preserve"> PAGEREF _Toc182129269 \h </w:instrText>
             </w:r>
             <w:r>
               <w:rPr>
@@ -628,15 +628,15 @@
             </w:tabs>
             <w:rPr>
               <w:rFonts w:eastAsiaTheme="minorEastAsia"/>
-              <w:i w:val="0"/>
-              <w:iCs w:val="0"/>
+              <w:b w:val="0"/>
+              <w:bCs w:val="0"/>
               <w:noProof/>
               <w:sz w:val="24"/>
               <w:szCs w:val="24"/>
               <w:lang w:eastAsia="en-GB"/>
             </w:rPr>
           </w:pPr>
-          <w:hyperlink w:anchor="_Toc182126654" w:history="1">
+          <w:hyperlink w:anchor="_Toc182129270" w:history="1">
             <w:r>
               <w:rPr>
                 <w:rStyle w:val="Hyperlink"/>
@@ -647,8 +647,8 @@
             <w:r>
               <w:rPr>
                 <w:rFonts w:eastAsiaTheme="minorEastAsia"/>
-                <w:i w:val="0"/>
-                <w:iCs w:val="0"/>
+                <w:b w:val="0"/>
+                <w:bCs w:val="0"/>
                 <w:noProof/>
                 <w:sz w:val="24"/>
                 <w:szCs w:val="24"/>
@@ -682,7 +682,7 @@
                 <w:noProof/>
                 <w:webHidden/>
               </w:rPr>
-              <w:instrText xml:space="preserve"> PAGEREF _Toc182126654 \h </w:instrText>
+              <w:instrText xml:space="preserve"> PAGEREF _Toc182129270 \h </w:instrText>
             </w:r>
             <w:r>
               <w:rPr>
@@ -722,15 +722,15 @@
             </w:tabs>
             <w:rPr>
               <w:rFonts w:eastAsiaTheme="minorEastAsia"/>
-              <w:i w:val="0"/>
-              <w:iCs w:val="0"/>
+              <w:b w:val="0"/>
+              <w:bCs w:val="0"/>
               <w:noProof/>
               <w:sz w:val="24"/>
               <w:szCs w:val="24"/>
               <w:lang w:eastAsia="en-GB"/>
             </w:rPr>
           </w:pPr>
-          <w:hyperlink w:anchor="_Toc182126655" w:history="1">
+          <w:hyperlink w:anchor="_Toc182129271" w:history="1">
             <w:r>
               <w:rPr>
                 <w:rStyle w:val="Hyperlink"/>
@@ -741,8 +741,8 @@
             <w:r>
               <w:rPr>
                 <w:rFonts w:eastAsiaTheme="minorEastAsia"/>
-                <w:i w:val="0"/>
-                <w:iCs w:val="0"/>
+                <w:b w:val="0"/>
+                <w:bCs w:val="0"/>
                 <w:noProof/>
                 <w:sz w:val="24"/>
                 <w:szCs w:val="24"/>
@@ -776,7 +776,7 @@
                 <w:noProof/>
                 <w:webHidden/>
               </w:rPr>
-              <w:instrText xml:space="preserve"> PAGEREF _Toc182126655 \h </w:instrText>
+              <w:instrText xml:space="preserve"> PAGEREF _Toc182129271 \h </w:instrText>
             </w:r>
             <w:r>
               <w:rPr>
@@ -822,7 +822,7 @@
               <w:lang w:eastAsia="en-GB"/>
             </w:rPr>
           </w:pPr>
-          <w:hyperlink w:anchor="_Toc182126656" w:history="1">
+          <w:hyperlink w:anchor="_Toc182129272" w:history="1">
             <w:r>
               <w:rPr>
                 <w:rStyle w:val="Hyperlink"/>
@@ -866,7 +866,7 @@
                 <w:noProof/>
                 <w:webHidden/>
               </w:rPr>
-              <w:instrText xml:space="preserve"> PAGEREF _Toc182126656 \h </w:instrText>
+              <w:instrText xml:space="preserve"> PAGEREF _Toc182129272 \h </w:instrText>
             </w:r>
             <w:r>
               <w:rPr>
@@ -912,7 +912,7 @@
               <w:lang w:eastAsia="en-GB"/>
             </w:rPr>
           </w:pPr>
-          <w:hyperlink w:anchor="_Toc182126657" w:history="1">
+          <w:hyperlink w:anchor="_Toc182129273" w:history="1">
             <w:r>
               <w:rPr>
                 <w:rStyle w:val="Hyperlink"/>
@@ -956,7 +956,7 @@
                 <w:noProof/>
                 <w:webHidden/>
               </w:rPr>
-              <w:instrText xml:space="preserve"> PAGEREF _Toc182126657 \h </w:instrText>
+              <w:instrText xml:space="preserve"> PAGEREF _Toc182129273 \h </w:instrText>
             </w:r>
             <w:r>
               <w:rPr>
@@ -1002,7 +1002,7 @@
               <w:lang w:eastAsia="en-GB"/>
             </w:rPr>
           </w:pPr>
-          <w:hyperlink w:anchor="_Toc182126658" w:history="1">
+          <w:hyperlink w:anchor="_Toc182129274" w:history="1">
             <w:r>
               <w:rPr>
                 <w:rStyle w:val="Hyperlink"/>
@@ -1046,7 +1046,7 @@
                 <w:noProof/>
                 <w:webHidden/>
               </w:rPr>
-              <w:instrText xml:space="preserve"> PAGEREF _Toc182126658 \h </w:instrText>
+              <w:instrText xml:space="preserve"> PAGEREF _Toc182129274 \h </w:instrText>
             </w:r>
             <w:r>
               <w:rPr>
@@ -1092,7 +1092,7 @@
               <w:lang w:eastAsia="en-GB"/>
             </w:rPr>
           </w:pPr>
-          <w:hyperlink w:anchor="_Toc182126659" w:history="1">
+          <w:hyperlink w:anchor="_Toc182129275" w:history="1">
             <w:r>
               <w:rPr>
                 <w:rStyle w:val="Hyperlink"/>
@@ -1136,7 +1136,7 @@
                 <w:noProof/>
                 <w:webHidden/>
               </w:rPr>
-              <w:instrText xml:space="preserve"> PAGEREF _Toc182126659 \h </w:instrText>
+              <w:instrText xml:space="preserve"> PAGEREF _Toc182129275 \h </w:instrText>
             </w:r>
             <w:r>
               <w:rPr>
@@ -1178,13 +1178,13 @@
               <w:rFonts w:eastAsiaTheme="minorEastAsia"/>
               <w:b w:val="0"/>
               <w:bCs w:val="0"/>
+              <w:i w:val="0"/>
+              <w:iCs w:val="0"/>
               <w:noProof/>
-              <w:sz w:val="24"/>
-              <w:szCs w:val="24"/>
               <w:lang w:eastAsia="en-GB"/>
             </w:rPr>
           </w:pPr>
-          <w:hyperlink w:anchor="_Toc182126660" w:history="1">
+          <w:hyperlink w:anchor="_Toc182129276" w:history="1">
             <w:r>
               <w:rPr>
                 <w:rStyle w:val="Hyperlink"/>
@@ -1197,9 +1197,9 @@
                 <w:rFonts w:eastAsiaTheme="minorEastAsia"/>
                 <w:b w:val="0"/>
                 <w:bCs w:val="0"/>
-                <w:noProof/>
-                <w:sz w:val="24"/>
-                <w:szCs w:val="24"/>
+                <w:i w:val="0"/>
+                <w:iCs w:val="0"/>
+                <w:noProof/>
                 <w:lang w:eastAsia="en-GB"/>
               </w:rPr>
               <w:tab/>
@@ -1230,7 +1230,7 @@
                 <w:noProof/>
                 <w:webHidden/>
               </w:rPr>
-              <w:instrText xml:space="preserve"> PAGEREF _Toc182126660 \h </w:instrText>
+              <w:instrText xml:space="preserve"> PAGEREF _Toc182129276 \h </w:instrText>
             </w:r>
             <w:r>
               <w:rPr>
@@ -1272,13 +1272,13 @@
               <w:rFonts w:eastAsiaTheme="minorEastAsia"/>
               <w:b w:val="0"/>
               <w:bCs w:val="0"/>
+              <w:i w:val="0"/>
+              <w:iCs w:val="0"/>
               <w:noProof/>
-              <w:sz w:val="24"/>
-              <w:szCs w:val="24"/>
               <w:lang w:eastAsia="en-GB"/>
             </w:rPr>
           </w:pPr>
-          <w:hyperlink w:anchor="_Toc182126661" w:history="1">
+          <w:hyperlink w:anchor="_Toc182129277" w:history="1">
             <w:r>
               <w:rPr>
                 <w:rStyle w:val="Hyperlink"/>
@@ -1291,9 +1291,9 @@
                 <w:rFonts w:eastAsiaTheme="minorEastAsia"/>
                 <w:b w:val="0"/>
                 <w:bCs w:val="0"/>
-                <w:noProof/>
-                <w:sz w:val="24"/>
-                <w:szCs w:val="24"/>
+                <w:i w:val="0"/>
+                <w:iCs w:val="0"/>
+                <w:noProof/>
                 <w:lang w:eastAsia="en-GB"/>
               </w:rPr>
               <w:tab/>
@@ -1324,7 +1324,7 @@
                 <w:noProof/>
                 <w:webHidden/>
               </w:rPr>
-              <w:instrText xml:space="preserve"> PAGEREF _Toc182126661 \h </w:instrText>
+              <w:instrText xml:space="preserve"> PAGEREF _Toc182129277 \h </w:instrText>
             </w:r>
             <w:r>
               <w:rPr>
@@ -1364,15 +1364,15 @@
             </w:tabs>
             <w:rPr>
               <w:rFonts w:eastAsiaTheme="minorEastAsia"/>
-              <w:i w:val="0"/>
-              <w:iCs w:val="0"/>
+              <w:b w:val="0"/>
+              <w:bCs w:val="0"/>
               <w:noProof/>
               <w:sz w:val="24"/>
               <w:szCs w:val="24"/>
               <w:lang w:eastAsia="en-GB"/>
             </w:rPr>
           </w:pPr>
-          <w:hyperlink w:anchor="_Toc182126662" w:history="1">
+          <w:hyperlink w:anchor="_Toc182129278" w:history="1">
             <w:r>
               <w:rPr>
                 <w:rStyle w:val="Hyperlink"/>
@@ -1383,8 +1383,8 @@
             <w:r>
               <w:rPr>
                 <w:rFonts w:eastAsiaTheme="minorEastAsia"/>
-                <w:i w:val="0"/>
-                <w:iCs w:val="0"/>
+                <w:b w:val="0"/>
+                <w:bCs w:val="0"/>
                 <w:noProof/>
                 <w:sz w:val="24"/>
                 <w:szCs w:val="24"/>
@@ -1418,7 +1418,7 @@
                 <w:noProof/>
                 <w:webHidden/>
               </w:rPr>
-              <w:instrText xml:space="preserve"> PAGEREF _Toc182126662 \h </w:instrText>
+              <w:instrText xml:space="preserve"> PAGEREF _Toc182129278 \h </w:instrText>
             </w:r>
             <w:r>
               <w:rPr>
@@ -1458,15 +1458,15 @@
             </w:tabs>
             <w:rPr>
               <w:rFonts w:eastAsiaTheme="minorEastAsia"/>
-              <w:i w:val="0"/>
-              <w:iCs w:val="0"/>
+              <w:b w:val="0"/>
+              <w:bCs w:val="0"/>
               <w:noProof/>
               <w:sz w:val="24"/>
               <w:szCs w:val="24"/>
               <w:lang w:eastAsia="en-GB"/>
             </w:rPr>
           </w:pPr>
-          <w:hyperlink w:anchor="_Toc182126663" w:history="1">
+          <w:hyperlink w:anchor="_Toc182129279" w:history="1">
             <w:r>
               <w:rPr>
                 <w:rStyle w:val="Hyperlink"/>
@@ -1477,8 +1477,8 @@
             <w:r>
               <w:rPr>
                 <w:rFonts w:eastAsiaTheme="minorEastAsia"/>
-                <w:i w:val="0"/>
-                <w:iCs w:val="0"/>
+                <w:b w:val="0"/>
+                <w:bCs w:val="0"/>
                 <w:noProof/>
                 <w:sz w:val="24"/>
                 <w:szCs w:val="24"/>
@@ -1512,7 +1512,7 @@
                 <w:noProof/>
                 <w:webHidden/>
               </w:rPr>
-              <w:instrText xml:space="preserve"> PAGEREF _Toc182126663 \h </w:instrText>
+              <w:instrText xml:space="preserve"> PAGEREF _Toc182129279 \h </w:instrText>
             </w:r>
             <w:r>
               <w:rPr>
@@ -1554,13 +1554,13 @@
               <w:rFonts w:eastAsiaTheme="minorEastAsia"/>
               <w:b w:val="0"/>
               <w:bCs w:val="0"/>
+              <w:i w:val="0"/>
+              <w:iCs w:val="0"/>
               <w:noProof/>
-              <w:sz w:val="24"/>
-              <w:szCs w:val="24"/>
               <w:lang w:eastAsia="en-GB"/>
             </w:rPr>
           </w:pPr>
-          <w:hyperlink w:anchor="_Toc182126664" w:history="1">
+          <w:hyperlink w:anchor="_Toc182129280" w:history="1">
             <w:r>
               <w:rPr>
                 <w:rStyle w:val="Hyperlink"/>
@@ -1573,9 +1573,9 @@
                 <w:rFonts w:eastAsiaTheme="minorEastAsia"/>
                 <w:b w:val="0"/>
                 <w:bCs w:val="0"/>
-                <w:noProof/>
-                <w:sz w:val="24"/>
-                <w:szCs w:val="24"/>
+                <w:i w:val="0"/>
+                <w:iCs w:val="0"/>
+                <w:noProof/>
                 <w:lang w:eastAsia="en-GB"/>
               </w:rPr>
               <w:tab/>
@@ -1606,7 +1606,7 @@
                 <w:noProof/>
                 <w:webHidden/>
               </w:rPr>
-              <w:instrText xml:space="preserve"> PAGEREF _Toc182126664 \h </w:instrText>
+              <w:instrText xml:space="preserve"> PAGEREF _Toc182129280 \h </w:instrText>
             </w:r>
             <w:r>
               <w:rPr>
@@ -1648,13 +1648,13 @@
               <w:rFonts w:eastAsiaTheme="minorEastAsia"/>
               <w:b w:val="0"/>
               <w:bCs w:val="0"/>
+              <w:i w:val="0"/>
+              <w:iCs w:val="0"/>
               <w:noProof/>
-              <w:sz w:val="24"/>
-              <w:szCs w:val="24"/>
               <w:lang w:eastAsia="en-GB"/>
             </w:rPr>
           </w:pPr>
-          <w:hyperlink w:anchor="_Toc182126665" w:history="1">
+          <w:hyperlink w:anchor="_Toc182129281" w:history="1">
             <w:r>
               <w:rPr>
                 <w:rStyle w:val="Hyperlink"/>
@@ -1667,9 +1667,9 @@
                 <w:rFonts w:eastAsiaTheme="minorEastAsia"/>
                 <w:b w:val="0"/>
                 <w:bCs w:val="0"/>
-                <w:noProof/>
-                <w:sz w:val="24"/>
-                <w:szCs w:val="24"/>
+                <w:i w:val="0"/>
+                <w:iCs w:val="0"/>
+                <w:noProof/>
                 <w:lang w:eastAsia="en-GB"/>
               </w:rPr>
               <w:tab/>
@@ -1700,7 +1700,7 @@
                 <w:noProof/>
                 <w:webHidden/>
               </w:rPr>
-              <w:instrText xml:space="preserve"> PAGEREF _Toc182126665 \h </w:instrText>
+              <w:instrText xml:space="preserve"> PAGEREF _Toc182129281 \h </w:instrText>
             </w:r>
             <w:r>
               <w:rPr>
@@ -1742,13 +1742,13 @@
               <w:rFonts w:eastAsiaTheme="minorEastAsia"/>
               <w:b w:val="0"/>
               <w:bCs w:val="0"/>
+              <w:i w:val="0"/>
+              <w:iCs w:val="0"/>
               <w:noProof/>
-              <w:sz w:val="24"/>
-              <w:szCs w:val="24"/>
               <w:lang w:eastAsia="en-GB"/>
             </w:rPr>
           </w:pPr>
-          <w:hyperlink w:anchor="_Toc182126666" w:history="1">
+          <w:hyperlink w:anchor="_Toc182129282" w:history="1">
             <w:r>
               <w:rPr>
                 <w:rStyle w:val="Hyperlink"/>
@@ -1761,9 +1761,9 @@
                 <w:rFonts w:eastAsiaTheme="minorEastAsia"/>
                 <w:b w:val="0"/>
                 <w:bCs w:val="0"/>
-                <w:noProof/>
-                <w:sz w:val="24"/>
-                <w:szCs w:val="24"/>
+                <w:i w:val="0"/>
+                <w:iCs w:val="0"/>
+                <w:noProof/>
                 <w:lang w:eastAsia="en-GB"/>
               </w:rPr>
               <w:tab/>
@@ -1794,7 +1794,7 @@
                 <w:noProof/>
                 <w:webHidden/>
               </w:rPr>
-              <w:instrText xml:space="preserve"> PAGEREF _Toc182126666 \h </w:instrText>
+              <w:instrText xml:space="preserve"> PAGEREF _Toc182129282 \h </w:instrText>
             </w:r>
             <w:r>
               <w:rPr>
@@ -1836,13 +1836,13 @@
               <w:rFonts w:eastAsiaTheme="minorEastAsia"/>
               <w:b w:val="0"/>
               <w:bCs w:val="0"/>
+              <w:i w:val="0"/>
+              <w:iCs w:val="0"/>
               <w:noProof/>
-              <w:sz w:val="24"/>
-              <w:szCs w:val="24"/>
               <w:lang w:eastAsia="en-GB"/>
             </w:rPr>
           </w:pPr>
-          <w:hyperlink w:anchor="_Toc182126667" w:history="1">
+          <w:hyperlink w:anchor="_Toc182129283" w:history="1">
             <w:r>
               <w:rPr>
                 <w:rStyle w:val="Hyperlink"/>
@@ -1855,9 +1855,9 @@
                 <w:rFonts w:eastAsiaTheme="minorEastAsia"/>
                 <w:b w:val="0"/>
                 <w:bCs w:val="0"/>
-                <w:noProof/>
-                <w:sz w:val="24"/>
-                <w:szCs w:val="24"/>
+                <w:i w:val="0"/>
+                <w:iCs w:val="0"/>
+                <w:noProof/>
                 <w:lang w:eastAsia="en-GB"/>
               </w:rPr>
               <w:tab/>
@@ -1888,7 +1888,7 @@
                 <w:noProof/>
                 <w:webHidden/>
               </w:rPr>
-              <w:instrText xml:space="preserve"> PAGEREF _Toc182126667 \h </w:instrText>
+              <w:instrText xml:space="preserve"> PAGEREF _Toc182129283 \h </w:instrText>
             </w:r>
             <w:r>
               <w:rPr>
@@ -1930,13 +1930,13 @@
               <w:rFonts w:eastAsiaTheme="minorEastAsia"/>
               <w:b w:val="0"/>
               <w:bCs w:val="0"/>
+              <w:i w:val="0"/>
+              <w:iCs w:val="0"/>
               <w:noProof/>
-              <w:sz w:val="24"/>
-              <w:szCs w:val="24"/>
               <w:lang w:eastAsia="en-GB"/>
             </w:rPr>
           </w:pPr>
-          <w:hyperlink w:anchor="_Toc182126668" w:history="1">
+          <w:hyperlink w:anchor="_Toc182129284" w:history="1">
             <w:r>
               <w:rPr>
                 <w:rStyle w:val="Hyperlink"/>
@@ -1949,9 +1949,9 @@
                 <w:rFonts w:eastAsiaTheme="minorEastAsia"/>
                 <w:b w:val="0"/>
                 <w:bCs w:val="0"/>
-                <w:noProof/>
-                <w:sz w:val="24"/>
-                <w:szCs w:val="24"/>
+                <w:i w:val="0"/>
+                <w:iCs w:val="0"/>
+                <w:noProof/>
                 <w:lang w:eastAsia="en-GB"/>
               </w:rPr>
               <w:tab/>
@@ -1982,7 +1982,7 @@
                 <w:noProof/>
                 <w:webHidden/>
               </w:rPr>
-              <w:instrText xml:space="preserve"> PAGEREF _Toc182126668 \h </w:instrText>
+              <w:instrText xml:space="preserve"> PAGEREF _Toc182129284 \h </w:instrText>
             </w:r>
             <w:r>
               <w:rPr>
@@ -2019,8 +2019,6 @@
               <w:b/>
               <w:bCs/>
               <w:noProof/>
-              <w:sz w:val="28"/>
-              <w:szCs w:val="28"/>
             </w:rPr>
             <w:fldChar w:fldCharType="end"/>
           </w:r>
@@ -2038,7 +2036,7 @@
       <w:pPr>
         <w:pStyle w:val="Heading1"/>
       </w:pPr>
-      <w:bookmarkStart w:id="4" w:name="_Toc182126652"/>
+      <w:bookmarkStart w:id="4" w:name="_Toc182129268"/>
       <w:r>
         <w:lastRenderedPageBreak/>
         <w:t>The Problem</w:t>
@@ -2102,7 +2100,7 @@
         <w:fldChar w:fldCharType="begin"/>
       </w:r>
       <w:r>
-        <w:instrText xml:space="preserve"> ADDIN ZOTERO_ITEM CSL_CITATION {"citationID":"yhpP8bT4","properties":{"formattedCitation":"(Gupta, 2023; Wikipedia contributors, 2024a)","plainCitation":"(Gupta, 2023; Wikipedia contributors, 2024a)","noteIndex":0},"citationItems":[{"id":516,"uris":["http://zotero.org/users/14909358/items/RAJTZ6G3"],"itemData":{"id":516,"type":"webpage","abstract":"A Computer Science portal for geeks. It contains well written, well thought and well explained computer science and programming articles, quizzes and practice/competitive programming/company interview Questions.","container-title":"GeeksforGeeks","language":"en-US","note":"section: DSA","title":"Bin Packing Problem (Minimize number of used Bins)","URL":"https://www.geeksforgeeks.org/bin-packing-problem-minimize-number-of-used-bins/","author":[{"family":"Gupta","given":"Dheeraj"}],"accessed":{"date-parts":[["2024",11,2]]},"issued":{"date-parts":[["2023",4,5]]}}},{"id":520,"uris":["http://zotero.org/users/14909358/items/FF9JKN9M"],"itemData":{"id":520,"type":"entry-encyclopedia","abstract":"The bin packing problem is an optimization problem, in which items of different sizes must be packed into a finite number of bins or containers, each of a fixed given capacity, in a way that minimizes the number of bins used. The problem has many applications, such as filling up containers, loading trucks with weight capacity constraints, creating file backups in media, splitting a network prefix into multiple subnets, and technology mapping in FPGA semiconductor chip design.\nComputationally, the problem is NP-hard, and the corresponding decision problem, deciding if items can fit into a specified number of bins, is NP-complete. Despite its worst-case hardness, optimal solutions to very large instances of the problem can be produced with sophisticated algorithms. In addition, many approximation algorithms exist. For example, the first fit algorithm provides a fast but often non-optimal solution, involving placing each item into the first bin in which it will fit. It requires Θ(n log n) time, where n is the number of items to be packed. The algorithm can be made much more effective by first sorting the list of items into decreasing order (sometimes known as the first-fit decreasing algorithm), although this still does not guarantee an optimal solution and for longer lists may increase the running time of the algorithm. It is known, however, that there always exists at least one ordering of items that allows first-fit to produce an optimal solution.\nThere are many variations of this problem, such as 2D packing, linear packing, packing by weight, packing by cost, and so on. The bin packing problem can also be seen as a special case of the cutting stock problem. When the number of bins is restricted to 1 and each item is characterized by both a volume and a value, the problem of maximizing the value of items that can fit in the bin is known as the knapsack problem.\nA variant of bin packing that occurs in practice is when items can share space when packed into a bin. Specifically,  a set of items could occupy less space when packed together than the sum of their individual sizes. This variant is known as VM packing since when virtual machines (VMs) are packed in a server, their total memory requirement could decrease due to pages shared by the VMs that need only be stored once. If items can share space in arbitrary ways, the bin packing problem is hard to even approximate. However, if space sharing fits into a hierarchy, as is the case with memory sharing in virtual machines, the bin packing problem can be efficiently approximated.\nAnother variant of bin packing of interest in practice is the so-called online bin packing. Here the items of different volume are supposed to arrive sequentially, and the decision maker has to decide whether to select and pack the currently observed item, or else to let it pass. Each decision is without recall. In contrast, offline bin packing allows rearranging the items in the hope of achieving a better packing once additional items arrive. This of course requires additional storage for holding the items to be rearranged.","container-title":"Wikipedia","language":"en","license":"Creative Commons Attribution-ShareAlike License","note":"Page Version ID: 1237237290","source":"Wikipedia","title":"Bin packing problem","URL":"https://en.wikipedia.org/w/index.php?title=Bin_packing_problem&amp;oldid=1237237290","author":[{"literal":"Wikipedia contributors"}],"accessed":{"date-parts":[["2024",11,2]]},"issued":{"date-parts":[["2024",7,28]]}}}],"schema":"https://github.com/citation-style-language/schema/raw/master/csl-citation.json"} </w:instrText>
+        <w:instrText xml:space="preserve"> ADDIN ZOTERO_ITEM CSL_CITATION {"citationID":"yhpP8bT4","properties":{"formattedCitation":"(Gupta, 2023; Wikipedia contributors, 2024a)","plainCitation":"(Gupta, 2023; Wikipedia contributors, 2024a)","noteIndex":0},"citationItems":[{"id":516,"uris":["http://zotero.org/users/14909358/items/RAJTZ6G3"],"itemData":{"id":516,"type":"webpage","abstract":"A Computer Science portal for geeks. It contains well written, well thought and well explained computer science and programming articles, quizzes and practice/competitive programming/company interview Questions.","container-title":"GeeksforGeeks","language":"en-US","note":"section: DSA","title":"Bin Packing Problem (Minimize number of used Bins)","URL":"https://www.geeksforgeeks.org/bin-packing-problem-minimize-number-of-used-bins/","author":[{"family":"Gupta","given":"Dheeraj"}],"accessed":{"date-parts":[["2024",11,2]]},"issued":{"date-parts":[["2023",4,5]]}}},{"id":520,"uris":["http://zotero.org/users/14909358/items/FF9JKN9M"],"itemData":{"id":520,"type":"entry-encyclopedia","abstract":"The bin packing problem is an optimization problem, in which items of different sizes must be packed into a finite number of bins or containers, each of a fixed given capacity, in a way that minimizes the number of bins used. The problem has many applications, such as filling up containers, loading trucks with weight capacity constraints, creating file backups in media, splitting a network prefix into multiple subnets, and technology mapping in FPGA semiconductor chip design.\nComputationally, the problem is NP-hard, and the corresponding decision problem, deciding if items can fit into a specified number of bins, is NP-complete. Despite its worst-case hardness, optimal solutions to very large instances of the problem can be produced with sophisticated algorithms. In addition, many approximation algorithms exist. For example, the first fit algorithm provides a fast but often non-optimal solution, involving placing each item into the first bin in which it will fit. It requires Θ(n log n) time, where n is the number of items to be packed. The algorithm can be made much more effective by first sorting the list of items into decreasing order (sometimes known as the first-fit decreasing algorithm), although this still does not guarantee an optimal solution and for longer lists may increase the running time of the algorithm. It is known, however, that there always exists at least one ordering of items that allows first-fit to produce an optimal solution.\nThere are many variations of this problem, such as 2D packing, linear packing, packing by weight, packing by cost, and so on. The bin packing problem can also be seen as a special case of the cutting stock problem. When the number of bins is restricted to 1 and each item is characterized by both a volume and a value, the problem of maximizing the value of items that can fit in the bin is known as the knapsack problem.\nA variant of bin packing that occurs in practice is when items can share space when packed into a bin. Specifically,  a set of items could occupy less space when packed together than the sum of their individual sizes. This variant is known as VM packing since when virtual machines (VMs) are packed in a server, their total memory requirement could decrease due to pages shared by the VMs that need only be stored once. If items can share space in arbitrary ways, the bin packing problem is hard to even approximate. However, if space sharing fits into a hierarchy, as is the case with memory sharing in virtual machines, the bin packing problem can be efficiently approximated.\nAnother variant of bin packing of interest in practice is the so-called online bin packing. Here the items of different volume are supposed to arrive sequentially, and the decision maker has to decide whether to select and pack the currently observed item, or else to let it pass. Each decision is without recall. In contrast, offline bin packing allows rearranging the items in the hope of achieving a better packing once additional items arrive. This of course requires additional storage for holding the items to be rearranged.","container-title":"Wikipedia","language":"en","license":"Creative Commons Attribution-ShareAlike License","note":"Page Version ID: 1237237290","source":"Wikipedia","title":"Bin packing problem","URL":"https://en.wikipedia.org/wiki/Bin_packing_problem","author":[{"literal":"Wikipedia contributors"}],"accessed":{"date-parts":[["2024",11,2]]},"issued":{"date-parts":[["2024",7,28]]}}}],"schema":"https://github.com/citation-style-language/schema/raw/master/csl-citation.json"} </w:instrText>
       </w:r>
       <w:r>
         <w:fldChar w:fldCharType="separate"/>
@@ -2135,7 +2133,7 @@
         <w:fldChar w:fldCharType="begin"/>
       </w:r>
       <w:r>
-        <w:instrText xml:space="preserve"> ADDIN ZOTERO_ITEM CSL_CITATION {"citationID":"JrQTNHFh","properties":{"formattedCitation":"(Wikipedia contributors, 2024a)","plainCitation":"(Wikipedia contributors, 2024a)","noteIndex":0},"citationItems":[{"id":520,"uris":["http://zotero.org/users/14909358/items/FF9JKN9M"],"itemData":{"id":520,"type":"entry-encyclopedia","abstract":"The bin packing problem is an optimization problem, in which items of different sizes must be packed into a finite number of bins or containers, each of a fixed given capacity, in a way that minimizes the number of bins used. The problem has many applications, such as filling up containers, loading trucks with weight capacity constraints, creating file backups in media, splitting a network prefix into multiple subnets, and technology mapping in FPGA semiconductor chip design.\nComputationally, the problem is NP-hard, and the corresponding decision problem, deciding if items can fit into a specified number of bins, is NP-complete. Despite its worst-case hardness, optimal solutions to very large instances of the problem can be produced with sophisticated algorithms. In addition, many approximation algorithms exist. For example, the first fit algorithm provides a fast but often non-optimal solution, involving placing each item into the first bin in which it will fit. It requires Θ(n log n) time, where n is the number of items to be packed. The algorithm can be made much more effective by first sorting the list of items into decreasing order (sometimes known as the first-fit decreasing algorithm), although this still does not guarantee an optimal solution and for longer lists may increase the running time of the algorithm. It is known, however, that there always exists at least one ordering of items that allows first-fit to produce an optimal solution.\nThere are many variations of this problem, such as 2D packing, linear packing, packing by weight, packing by cost, and so on. The bin packing problem can also be seen as a special case of the cutting stock problem. When the number of bins is restricted to 1 and each item is characterized by both a volume and a value, the problem of maximizing the value of items that can fit in the bin is known as the knapsack problem.\nA variant of bin packing that occurs in practice is when items can share space when packed into a bin. Specifically,  a set of items could occupy less space when packed together than the sum of their individual sizes. This variant is known as VM packing since when virtual machines (VMs) are packed in a server, their total memory requirement could decrease due to pages shared by the VMs that need only be stored once. If items can share space in arbitrary ways, the bin packing problem is hard to even approximate. However, if space sharing fits into a hierarchy, as is the case with memory sharing in virtual machines, the bin packing problem can be efficiently approximated.\nAnother variant of bin packing of interest in practice is the so-called online bin packing. Here the items of different volume are supposed to arrive sequentially, and the decision maker has to decide whether to select and pack the currently observed item, or else to let it pass. Each decision is without recall. In contrast, offline bin packing allows rearranging the items in the hope of achieving a better packing once additional items arrive. This of course requires additional storage for holding the items to be rearranged.","container-title":"Wikipedia","language":"en","license":"Creative Commons Attribution-ShareAlike License","note":"Page Version ID: 1237237290","source":"Wikipedia","title":"Bin packing problem","URL":"https://en.wikipedia.org/w/index.php?title=Bin_packing_problem&amp;oldid=1237237290","author":[{"literal":"Wikipedia contributors"}],"accessed":{"date-parts":[["2024",11,2]]},"issued":{"date-parts":[["2024",7,28]]}}}],"schema":"https://github.com/citation-style-language/schema/raw/master/csl-citation.json"} </w:instrText>
+        <w:instrText xml:space="preserve"> ADDIN ZOTERO_ITEM CSL_CITATION {"citationID":"JrQTNHFh","properties":{"formattedCitation":"(Wikipedia contributors, 2024a)","plainCitation":"(Wikipedia contributors, 2024a)","noteIndex":0},"citationItems":[{"id":520,"uris":["http://zotero.org/users/14909358/items/FF9JKN9M"],"itemData":{"id":520,"type":"entry-encyclopedia","abstract":"The bin packing problem is an optimization problem, in which items of different sizes must be packed into a finite number of bins or containers, each of a fixed given capacity, in a way that minimizes the number of bins used. The problem has many applications, such as filling up containers, loading trucks with weight capacity constraints, creating file backups in media, splitting a network prefix into multiple subnets, and technology mapping in FPGA semiconductor chip design.\nComputationally, the problem is NP-hard, and the corresponding decision problem, deciding if items can fit into a specified number of bins, is NP-complete. Despite its worst-case hardness, optimal solutions to very large instances of the problem can be produced with sophisticated algorithms. In addition, many approximation algorithms exist. For example, the first fit algorithm provides a fast but often non-optimal solution, involving placing each item into the first bin in which it will fit. It requires Θ(n log n) time, where n is the number of items to be packed. The algorithm can be made much more effective by first sorting the list of items into decreasing order (sometimes known as the first-fit decreasing algorithm), although this still does not guarantee an optimal solution and for longer lists may increase the running time of the algorithm. It is known, however, that there always exists at least one ordering of items that allows first-fit to produce an optimal solution.\nThere are many variations of this problem, such as 2D packing, linear packing, packing by weight, packing by cost, and so on. The bin packing problem can also be seen as a special case of the cutting stock problem. When the number of bins is restricted to 1 and each item is characterized by both a volume and a value, the problem of maximizing the value of items that can fit in the bin is known as the knapsack problem.\nA variant of bin packing that occurs in practice is when items can share space when packed into a bin. Specifically,  a set of items could occupy less space when packed together than the sum of their individual sizes. This variant is known as VM packing since when virtual machines (VMs) are packed in a server, their total memory requirement could decrease due to pages shared by the VMs that need only be stored once. If items can share space in arbitrary ways, the bin packing problem is hard to even approximate. However, if space sharing fits into a hierarchy, as is the case with memory sharing in virtual machines, the bin packing problem can be efficiently approximated.\nAnother variant of bin packing of interest in practice is the so-called online bin packing. Here the items of different volume are supposed to arrive sequentially, and the decision maker has to decide whether to select and pack the currently observed item, or else to let it pass. Each decision is without recall. In contrast, offline bin packing allows rearranging the items in the hope of achieving a better packing once additional items arrive. This of course requires additional storage for holding the items to be rearranged.","container-title":"Wikipedia","language":"en","license":"Creative Commons Attribution-ShareAlike License","note":"Page Version ID: 1237237290","source":"Wikipedia","title":"Bin packing problem","URL":"https://en.wikipedia.org/wiki/Bin_packing_problem","author":[{"literal":"Wikipedia contributors"}],"accessed":{"date-parts":[["2024",11,2]]},"issued":{"date-parts":[["2024",7,28]]}}}],"schema":"https://github.com/citation-style-language/schema/raw/master/csl-citation.json"} </w:instrText>
       </w:r>
       <w:r>
         <w:fldChar w:fldCharType="separate"/>
@@ -2200,7 +2198,7 @@
         <w:fldChar w:fldCharType="begin"/>
       </w:r>
       <w:r>
-        <w:instrText xml:space="preserve"> ADDIN ZOTERO_ITEM CSL_CITATION {"citationID":"Seo95710","properties":{"formattedCitation":"(Korf, 2002; Wikipedia contributors, 2024a)","plainCitation":"(Korf, 2002; Wikipedia contributors, 2024a)","noteIndex":0},"citationItems":[{"id":537,"uris":["http://zotero.org/users/14909358/items/XCMZ3I4B"],"itemData":{"id":537,"type":"article-journal","abstract":"We consider the NP-complete problem of bin packing. Given a set of numbers, and a set of bins of ﬁxed capacity, ﬁnd the minimum number of bins needed to contain all the numbers, such that the sum of the numbers assigned to each bin does not exceed the bin capacity. We present a new algorithm for optimal bin packing. Rather than considering the different bins that each number can be placed into, we consider the different ways in which each bin can be packed. Our algorithm appears to be asymptotically faster than the best existing optimal algorithm, and runs more that a thousand times faster on problems with 60 numbers.","language":"en","source":"Zotero","title":"A New Algorithm for Optimal Bin Packing","author":[{"family":"Korf","given":"Richard E"}],"issued":{"date-parts":[["2002"]]}}},{"id":520,"uris":["http://zotero.org/users/14909358/items/FF9JKN9M"],"itemData":{"id":520,"type":"entry-encyclopedia","abstract":"The bin packing problem is an optimization problem, in which items of different sizes must be packed into a finite number of bins or containers, each of a fixed given capacity, in a way that minimizes the number of bins used. The problem has many applications, such as filling up containers, loading trucks with weight capacity constraints, creating file backups in media, splitting a network prefix into multiple subnets, and technology mapping in FPGA semiconductor chip design.\nComputationally, the problem is NP-hard, and the corresponding decision problem, deciding if items can fit into a specified number of bins, is NP-complete. Despite its worst-case hardness, optimal solutions to very large instances of the problem can be produced with sophisticated algorithms. In addition, many approximation algorithms exist. For example, the first fit algorithm provides a fast but often non-optimal solution, involving placing each item into the first bin in which it will fit. It requires Θ(n log n) time, where n is the number of items to be packed. The algorithm can be made much more effective by first sorting the list of items into decreasing order (sometimes known as the first-fit decreasing algorithm), although this still does not guarantee an optimal solution and for longer lists may increase the running time of the algorithm. It is known, however, that there always exists at least one ordering of items that allows first-fit to produce an optimal solution.\nThere are many variations of this problem, such as 2D packing, linear packing, packing by weight, packing by cost, and so on. The bin packing problem can also be seen as a special case of the cutting stock problem. When the number of bins is restricted to 1 and each item is characterized by both a volume and a value, the problem of maximizing the value of items that can fit in the bin is known as the knapsack problem.\nA variant of bin packing that occurs in practice is when items can share space when packed into a bin. Specifically,  a set of items could occupy less space when packed together than the sum of their individual sizes. This variant is known as VM packing since when virtual machines (VMs) are packed in a server, their total memory requirement could decrease due to pages shared by the VMs that need only be stored once. If items can share space in arbitrary ways, the bin packing problem is hard to even approximate. However, if space sharing fits into a hierarchy, as is the case with memory sharing in virtual machines, the bin packing problem can be efficiently approximated.\nAnother variant of bin packing of interest in practice is the so-called online bin packing. Here the items of different volume are supposed to arrive sequentially, and the decision maker has to decide whether to select and pack the currently observed item, or else to let it pass. Each decision is without recall. In contrast, offline bin packing allows rearranging the items in the hope of achieving a better packing once additional items arrive. This of course requires additional storage for holding the items to be rearranged.","container-title":"Wikipedia","language":"en","license":"Creative Commons Attribution-ShareAlike License","note":"Page Version ID: 1237237290","source":"Wikipedia","title":"Bin packing problem","URL":"https://en.wikipedia.org/w/index.php?title=Bin_packing_problem&amp;oldid=1237237290","author":[{"literal":"Wikipedia contributors"}],"accessed":{"date-parts":[["2024",11,2]]},"issued":{"date-parts":[["2024",7,28]]}}}],"schema":"https://github.com/citation-style-language/schema/raw/master/csl-citation.json"} </w:instrText>
+        <w:instrText xml:space="preserve"> ADDIN ZOTERO_ITEM CSL_CITATION {"citationID":"Seo95710","properties":{"formattedCitation":"(Korf, 2002; Wikipedia contributors, 2024a)","plainCitation":"(Korf, 2002; Wikipedia contributors, 2024a)","noteIndex":0},"citationItems":[{"id":537,"uris":["http://zotero.org/users/14909358/items/XCMZ3I4B"],"itemData":{"id":537,"type":"article-journal","abstract":"We consider the NP-complete problem of bin packing. Given a set of numbers, and a set of bins of ﬁxed capacity, ﬁnd the minimum number of bins needed to contain all the numbers, such that the sum of the numbers assigned to each bin does not exceed the bin capacity. We present a new algorithm for optimal bin packing. Rather than considering the different bins that each number can be placed into, we consider the different ways in which each bin can be packed. Our algorithm appears to be asymptotically faster than the best existing optimal algorithm, and runs more that a thousand times faster on problems with 60 numbers.","language":"en","source":"Zotero","title":"A New Algorithm for Optimal Bin Packing","author":[{"family":"Korf","given":"Richard E"}],"issued":{"date-parts":[["2002"]]}}},{"id":520,"uris":["http://zotero.org/users/14909358/items/FF9JKN9M"],"itemData":{"id":520,"type":"entry-encyclopedia","abstract":"The bin packing problem is an optimization problem, in which items of different sizes must be packed into a finite number of bins or containers, each of a fixed given capacity, in a way that minimizes the number of bins used. The problem has many applications, such as filling up containers, loading trucks with weight capacity constraints, creating file backups in media, splitting a network prefix into multiple subnets, and technology mapping in FPGA semiconductor chip design.\nComputationally, the problem is NP-hard, and the corresponding decision problem, deciding if items can fit into a specified number of bins, is NP-complete. Despite its worst-case hardness, optimal solutions to very large instances of the problem can be produced with sophisticated algorithms. In addition, many approximation algorithms exist. For example, the first fit algorithm provides a fast but often non-optimal solution, involving placing each item into the first bin in which it will fit. It requires Θ(n log n) time, where n is the number of items to be packed. The algorithm can be made much more effective by first sorting the list of items into decreasing order (sometimes known as the first-fit decreasing algorithm), although this still does not guarantee an optimal solution and for longer lists may increase the running time of the algorithm. It is known, however, that there always exists at least one ordering of items that allows first-fit to produce an optimal solution.\nThere are many variations of this problem, such as 2D packing, linear packing, packing by weight, packing by cost, and so on. The bin packing problem can also be seen as a special case of the cutting stock problem. When the number of bins is restricted to 1 and each item is characterized by both a volume and a value, the problem of maximizing the value of items that can fit in the bin is known as the knapsack problem.\nA variant of bin packing that occurs in practice is when items can share space when packed into a bin. Specifically,  a set of items could occupy less space when packed together than the sum of their individual sizes. This variant is known as VM packing since when virtual machines (VMs) are packed in a server, their total memory requirement could decrease due to pages shared by the VMs that need only be stored once. If items can share space in arbitrary ways, the bin packing problem is hard to even approximate. However, if space sharing fits into a hierarchy, as is the case with memory sharing in virtual machines, the bin packing problem can be efficiently approximated.\nAnother variant of bin packing of interest in practice is the so-called online bin packing. Here the items of different volume are supposed to arrive sequentially, and the decision maker has to decide whether to select and pack the currently observed item, or else to let it pass. Each decision is without recall. In contrast, offline bin packing allows rearranging the items in the hope of achieving a better packing once additional items arrive. This of course requires additional storage for holding the items to be rearranged.","container-title":"Wikipedia","language":"en","license":"Creative Commons Attribution-ShareAlike License","note":"Page Version ID: 1237237290","source":"Wikipedia","title":"Bin packing problem","URL":"https://en.wikipedia.org/wiki/Bin_packing_problem","author":[{"literal":"Wikipedia contributors"}],"accessed":{"date-parts":[["2024",11,2]]},"issued":{"date-parts":[["2024",7,28]]}}}],"schema":"https://github.com/citation-style-language/schema/raw/master/csl-citation.json"} </w:instrText>
       </w:r>
       <w:r>
         <w:fldChar w:fldCharType="separate"/>
@@ -2313,7 +2311,7 @@
         <w:fldChar w:fldCharType="begin"/>
       </w:r>
       <w:r>
-        <w:instrText xml:space="preserve"> ADDIN ZOTERO_ITEM CSL_CITATION {"citationID":"ukrlZQIL","properties":{"formattedCitation":"(Gupta, 2023; Korf, 2002; Wikipedia contributors, 2024a)","plainCitation":"(Gupta, 2023; Korf, 2002; Wikipedia contributors, 2024a)","noteIndex":0},"citationItems":[{"id":516,"uris":["http://zotero.org/users/14909358/items/RAJTZ6G3"],"itemData":{"id":516,"type":"webpage","abstract":"A Computer Science portal for geeks. It contains well written, well thought and well explained computer science and programming articles, quizzes and practice/competitive programming/company interview Questions.","container-title":"GeeksforGeeks","language":"en-US","note":"section: DSA","title":"Bin Packing Problem (Minimize number of used Bins)","URL":"https://www.geeksforgeeks.org/bin-packing-problem-minimize-number-of-used-bins/","author":[{"family":"Gupta","given":"Dheeraj"}],"accessed":{"date-parts":[["2024",11,2]]},"issued":{"date-parts":[["2023",4,5]]}}},{"id":537,"uris":["http://zotero.org/users/14909358/items/XCMZ3I4B"],"itemData":{"id":537,"type":"article-journal","abstract":"We consider the NP-complete problem of bin packing. Given a set of numbers, and a set of bins of ﬁxed capacity, ﬁnd the minimum number of bins needed to contain all the numbers, such that the sum of the numbers assigned to each bin does not exceed the bin capacity. We present a new algorithm for optimal bin packing. Rather than considering the different bins that each number can be placed into, we consider the different ways in which each bin can be packed. Our algorithm appears to be asymptotically faster than the best existing optimal algorithm, and runs more that a thousand times faster on problems with 60 numbers.","language":"en","source":"Zotero","title":"A New Algorithm for Optimal Bin Packing","author":[{"family":"Korf","given":"Richard E"}],"issued":{"date-parts":[["2002"]]}}},{"id":520,"uris":["http://zotero.org/users/14909358/items/FF9JKN9M"],"itemData":{"id":520,"type":"entry-encyclopedia","abstract":"The bin packing problem is an optimization problem, in which items of different sizes must be packed into a finite number of bins or containers, each of a fixed given capacity, in a way that minimizes the number of bins used. The problem has many applications, such as filling up containers, loading trucks with weight capacity constraints, creating file backups in media, splitting a network prefix into multiple subnets, and technology mapping in FPGA semiconductor chip design.\nComputationally, the problem is NP-hard, and the corresponding decision problem, deciding if items can fit into a specified number of bins, is NP-complete. Despite its worst-case hardness, optimal solutions to very large instances of the problem can be produced with sophisticated algorithms. In addition, many approximation algorithms exist. For example, the first fit algorithm provides a fast but often non-optimal solution, involving placing each item into the first bin in which it will fit. It requires Θ(n log n) time, where n is the number of items to be packed. The algorithm can be made much more effective by first sorting the list of items into decreasing order (sometimes known as the first-fit decreasing algorithm), although this still does not guarantee an optimal solution and for longer lists may increase the running time of the algorithm. It is known, however, that there always exists at least one ordering of items that allows first-fit to produce an optimal solution.\nThere are many variations of this problem, such as 2D packing, linear packing, packing by weight, packing by cost, and so on. The bin packing problem can also be seen as a special case of the cutting stock problem. When the number of bins is restricted to 1 and each item is characterized by both a volume and a value, the problem of maximizing the value of items that can fit in the bin is known as the knapsack problem.\nA variant of bin packing that occurs in practice is when items can share space when packed into a bin. Specifically,  a set of items could occupy less space when packed together than the sum of their individual sizes. This variant is known as VM packing since when virtual machines (VMs) are packed in a server, their total memory requirement could decrease due to pages shared by the VMs that need only be stored once. If items can share space in arbitrary ways, the bin packing problem is hard to even approximate. However, if space sharing fits into a hierarchy, as is the case with memory sharing in virtual machines, the bin packing problem can be efficiently approximated.\nAnother variant of bin packing of interest in practice is the so-called online bin packing. Here the items of different volume are supposed to arrive sequentially, and the decision maker has to decide whether to select and pack the currently observed item, or else to let it pass. Each decision is without recall. In contrast, offline bin packing allows rearranging the items in the hope of achieving a better packing once additional items arrive. This of course requires additional storage for holding the items to be rearranged.","container-title":"Wikipedia","language":"en","license":"Creative Commons Attribution-ShareAlike License","note":"Page Version ID: 1237237290","source":"Wikipedia","title":"Bin packing problem","URL":"https://en.wikipedia.org/w/index.php?title=Bin_packing_problem&amp;oldid=1237237290","author":[{"literal":"Wikipedia contributors"}],"accessed":{"date-parts":[["2024",11,2]]},"issued":{"date-parts":[["2024",7,28]]}}}],"schema":"https://github.com/citation-style-language/schema/raw/master/csl-citation.json"} </w:instrText>
+        <w:instrText xml:space="preserve"> ADDIN ZOTERO_ITEM CSL_CITATION {"citationID":"ukrlZQIL","properties":{"formattedCitation":"(Gupta, 2023; Korf, 2002; Wikipedia contributors, 2024a)","plainCitation":"(Gupta, 2023; Korf, 2002; Wikipedia contributors, 2024a)","noteIndex":0},"citationItems":[{"id":516,"uris":["http://zotero.org/users/14909358/items/RAJTZ6G3"],"itemData":{"id":516,"type":"webpage","abstract":"A Computer Science portal for geeks. It contains well written, well thought and well explained computer science and programming articles, quizzes and practice/competitive programming/company interview Questions.","container-title":"GeeksforGeeks","language":"en-US","note":"section: DSA","title":"Bin Packing Problem (Minimize number of used Bins)","URL":"https://www.geeksforgeeks.org/bin-packing-problem-minimize-number-of-used-bins/","author":[{"family":"Gupta","given":"Dheeraj"}],"accessed":{"date-parts":[["2024",11,2]]},"issued":{"date-parts":[["2023",4,5]]}}},{"id":537,"uris":["http://zotero.org/users/14909358/items/XCMZ3I4B"],"itemData":{"id":537,"type":"article-journal","abstract":"We consider the NP-complete problem of bin packing. Given a set of numbers, and a set of bins of ﬁxed capacity, ﬁnd the minimum number of bins needed to contain all the numbers, such that the sum of the numbers assigned to each bin does not exceed the bin capacity. We present a new algorithm for optimal bin packing. Rather than considering the different bins that each number can be placed into, we consider the different ways in which each bin can be packed. Our algorithm appears to be asymptotically faster than the best existing optimal algorithm, and runs more that a thousand times faster on problems with 60 numbers.","language":"en","source":"Zotero","title":"A New Algorithm for Optimal Bin Packing","author":[{"family":"Korf","given":"Richard E"}],"issued":{"date-parts":[["2002"]]}}},{"id":520,"uris":["http://zotero.org/users/14909358/items/FF9JKN9M"],"itemData":{"id":520,"type":"entry-encyclopedia","abstract":"The bin packing problem is an optimization problem, in which items of different sizes must be packed into a finite number of bins or containers, each of a fixed given capacity, in a way that minimizes the number of bins used. The problem has many applications, such as filling up containers, loading trucks with weight capacity constraints, creating file backups in media, splitting a network prefix into multiple subnets, and technology mapping in FPGA semiconductor chip design.\nComputationally, the problem is NP-hard, and the corresponding decision problem, deciding if items can fit into a specified number of bins, is NP-complete. Despite its worst-case hardness, optimal solutions to very large instances of the problem can be produced with sophisticated algorithms. In addition, many approximation algorithms exist. For example, the first fit algorithm provides a fast but often non-optimal solution, involving placing each item into the first bin in which it will fit. It requires Θ(n log n) time, where n is the number of items to be packed. The algorithm can be made much more effective by first sorting the list of items into decreasing order (sometimes known as the first-fit decreasing algorithm), although this still does not guarantee an optimal solution and for longer lists may increase the running time of the algorithm. It is known, however, that there always exists at least one ordering of items that allows first-fit to produce an optimal solution.\nThere are many variations of this problem, such as 2D packing, linear packing, packing by weight, packing by cost, and so on. The bin packing problem can also be seen as a special case of the cutting stock problem. When the number of bins is restricted to 1 and each item is characterized by both a volume and a value, the problem of maximizing the value of items that can fit in the bin is known as the knapsack problem.\nA variant of bin packing that occurs in practice is when items can share space when packed into a bin. Specifically,  a set of items could occupy less space when packed together than the sum of their individual sizes. This variant is known as VM packing since when virtual machines (VMs) are packed in a server, their total memory requirement could decrease due to pages shared by the VMs that need only be stored once. If items can share space in arbitrary ways, the bin packing problem is hard to even approximate. However, if space sharing fits into a hierarchy, as is the case with memory sharing in virtual machines, the bin packing problem can be efficiently approximated.\nAnother variant of bin packing of interest in practice is the so-called online bin packing. Here the items of different volume are supposed to arrive sequentially, and the decision maker has to decide whether to select and pack the currently observed item, or else to let it pass. Each decision is without recall. In contrast, offline bin packing allows rearranging the items in the hope of achieving a better packing once additional items arrive. This of course requires additional storage for holding the items to be rearranged.","container-title":"Wikipedia","language":"en","license":"Creative Commons Attribution-ShareAlike License","note":"Page Version ID: 1237237290","source":"Wikipedia","title":"Bin packing problem","URL":"https://en.wikipedia.org/wiki/Bin_packing_problem","author":[{"literal":"Wikipedia contributors"}],"accessed":{"date-parts":[["2024",11,2]]},"issued":{"date-parts":[["2024",7,28]]}}}],"schema":"https://github.com/citation-style-language/schema/raw/master/csl-citation.json"} </w:instrText>
       </w:r>
       <w:r>
         <w:fldChar w:fldCharType="separate"/>
@@ -2352,7 +2350,7 @@
         <w:fldChar w:fldCharType="begin"/>
       </w:r>
       <w:r>
-        <w:instrText xml:space="preserve"> ADDIN ZOTERO_ITEM CSL_CITATION {"citationID":"INVma1Nz","properties":{"formattedCitation":"(Gupta, 2023; Wikipedia contributors, 2024a)","plainCitation":"(Gupta, 2023; Wikipedia contributors, 2024a)","noteIndex":0},"citationItems":[{"id":516,"uris":["http://zotero.org/users/14909358/items/RAJTZ6G3"],"itemData":{"id":516,"type":"webpage","abstract":"A Computer Science portal for geeks. It contains well written, well thought and well explained computer science and programming articles, quizzes and practice/competitive programming/company interview Questions.","container-title":"GeeksforGeeks","language":"en-US","note":"section: DSA","title":"Bin Packing Problem (Minimize number of used Bins)","URL":"https://www.geeksforgeeks.org/bin-packing-problem-minimize-number-of-used-bins/","author":[{"family":"Gupta","given":"Dheeraj"}],"accessed":{"date-parts":[["2024",11,2]]},"issued":{"date-parts":[["2023",4,5]]}}},{"id":520,"uris":["http://zotero.org/users/14909358/items/FF9JKN9M"],"itemData":{"id":520,"type":"entry-encyclopedia","abstract":"The bin packing problem is an optimization problem, in which items of different sizes must be packed into a finite number of bins or containers, each of a fixed given capacity, in a way that minimizes the number of bins used. The problem has many applications, such as filling up containers, loading trucks with weight capacity constraints, creating file backups in media, splitting a network prefix into multiple subnets, and technology mapping in FPGA semiconductor chip design.\nComputationally, the problem is NP-hard, and the corresponding decision problem, deciding if items can fit into a specified number of bins, is NP-complete. Despite its worst-case hardness, optimal solutions to very large instances of the problem can be produced with sophisticated algorithms. In addition, many approximation algorithms exist. For example, the first fit algorithm provides a fast but often non-optimal solution, involving placing each item into the first bin in which it will fit. It requires Θ(n log n) time, where n is the number of items to be packed. The algorithm can be made much more effective by first sorting the list of items into decreasing order (sometimes known as the first-fit decreasing algorithm), although this still does not guarantee an optimal solution and for longer lists may increase the running time of the algorithm. It is known, however, that there always exists at least one ordering of items that allows first-fit to produce an optimal solution.\nThere are many variations of this problem, such as 2D packing, linear packing, packing by weight, packing by cost, and so on. The bin packing problem can also be seen as a special case of the cutting stock problem. When the number of bins is restricted to 1 and each item is characterized by both a volume and a value, the problem of maximizing the value of items that can fit in the bin is known as the knapsack problem.\nA variant of bin packing that occurs in practice is when items can share space when packed into a bin. Specifically,  a set of items could occupy less space when packed together than the sum of their individual sizes. This variant is known as VM packing since when virtual machines (VMs) are packed in a server, their total memory requirement could decrease due to pages shared by the VMs that need only be stored once. If items can share space in arbitrary ways, the bin packing problem is hard to even approximate. However, if space sharing fits into a hierarchy, as is the case with memory sharing in virtual machines, the bin packing problem can be efficiently approximated.\nAnother variant of bin packing of interest in practice is the so-called online bin packing. Here the items of different volume are supposed to arrive sequentially, and the decision maker has to decide whether to select and pack the currently observed item, or else to let it pass. Each decision is without recall. In contrast, offline bin packing allows rearranging the items in the hope of achieving a better packing once additional items arrive. This of course requires additional storage for holding the items to be rearranged.","container-title":"Wikipedia","language":"en","license":"Creative Commons Attribution-ShareAlike License","note":"Page Version ID: 1237237290","source":"Wikipedia","title":"Bin packing problem","URL":"https://en.wikipedia.org/w/index.php?title=Bin_packing_problem&amp;oldid=1237237290","author":[{"literal":"Wikipedia contributors"}],"accessed":{"date-parts":[["2024",11,2]]},"issued":{"date-parts":[["2024",7,28]]}}}],"schema":"https://github.com/citation-style-language/schema/raw/master/csl-citation.json"} </w:instrText>
+        <w:instrText xml:space="preserve"> ADDIN ZOTERO_ITEM CSL_CITATION {"citationID":"INVma1Nz","properties":{"formattedCitation":"(Gupta, 2023; Wikipedia contributors, 2024a)","plainCitation":"(Gupta, 2023; Wikipedia contributors, 2024a)","noteIndex":0},"citationItems":[{"id":516,"uris":["http://zotero.org/users/14909358/items/RAJTZ6G3"],"itemData":{"id":516,"type":"webpage","abstract":"A Computer Science portal for geeks. It contains well written, well thought and well explained computer science and programming articles, quizzes and practice/competitive programming/company interview Questions.","container-title":"GeeksforGeeks","language":"en-US","note":"section: DSA","title":"Bin Packing Problem (Minimize number of used Bins)","URL":"https://www.geeksforgeeks.org/bin-packing-problem-minimize-number-of-used-bins/","author":[{"family":"Gupta","given":"Dheeraj"}],"accessed":{"date-parts":[["2024",11,2]]},"issued":{"date-parts":[["2023",4,5]]}}},{"id":520,"uris":["http://zotero.org/users/14909358/items/FF9JKN9M"],"itemData":{"id":520,"type":"entry-encyclopedia","abstract":"The bin packing problem is an optimization problem, in which items of different sizes must be packed into a finite number of bins or containers, each of a fixed given capacity, in a way that minimizes the number of bins used. The problem has many applications, such as filling up containers, loading trucks with weight capacity constraints, creating file backups in media, splitting a network prefix into multiple subnets, and technology mapping in FPGA semiconductor chip design.\nComputationally, the problem is NP-hard, and the corresponding decision problem, deciding if items can fit into a specified number of bins, is NP-complete. Despite its worst-case hardness, optimal solutions to very large instances of the problem can be produced with sophisticated algorithms. In addition, many approximation algorithms exist. For example, the first fit algorithm provides a fast but often non-optimal solution, involving placing each item into the first bin in which it will fit. It requires Θ(n log n) time, where n is the number of items to be packed. The algorithm can be made much more effective by first sorting the list of items into decreasing order (sometimes known as the first-fit decreasing algorithm), although this still does not guarantee an optimal solution and for longer lists may increase the running time of the algorithm. It is known, however, that there always exists at least one ordering of items that allows first-fit to produce an optimal solution.\nThere are many variations of this problem, such as 2D packing, linear packing, packing by weight, packing by cost, and so on. The bin packing problem can also be seen as a special case of the cutting stock problem. When the number of bins is restricted to 1 and each item is characterized by both a volume and a value, the problem of maximizing the value of items that can fit in the bin is known as the knapsack problem.\nA variant of bin packing that occurs in practice is when items can share space when packed into a bin. Specifically,  a set of items could occupy less space when packed together than the sum of their individual sizes. This variant is known as VM packing since when virtual machines (VMs) are packed in a server, their total memory requirement could decrease due to pages shared by the VMs that need only be stored once. If items can share space in arbitrary ways, the bin packing problem is hard to even approximate. However, if space sharing fits into a hierarchy, as is the case with memory sharing in virtual machines, the bin packing problem can be efficiently approximated.\nAnother variant of bin packing of interest in practice is the so-called online bin packing. Here the items of different volume are supposed to arrive sequentially, and the decision maker has to decide whether to select and pack the currently observed item, or else to let it pass. Each decision is without recall. In contrast, offline bin packing allows rearranging the items in the hope of achieving a better packing once additional items arrive. This of course requires additional storage for holding the items to be rearranged.","container-title":"Wikipedia","language":"en","license":"Creative Commons Attribution-ShareAlike License","note":"Page Version ID: 1237237290","source":"Wikipedia","title":"Bin packing problem","URL":"https://en.wikipedia.org/wiki/Bin_packing_problem","author":[{"literal":"Wikipedia contributors"}],"accessed":{"date-parts":[["2024",11,2]]},"issued":{"date-parts":[["2024",7,28]]}}}],"schema":"https://github.com/citation-style-language/schema/raw/master/csl-citation.json"} </w:instrText>
       </w:r>
       <w:r>
         <w:fldChar w:fldCharType="separate"/>
@@ -2378,7 +2376,7 @@
       <w:pPr>
         <w:pStyle w:val="Heading1"/>
       </w:pPr>
-      <w:bookmarkStart w:id="5" w:name="_Toc182126653"/>
+      <w:bookmarkStart w:id="5" w:name="_Toc182129269"/>
       <w:r>
         <w:t>Our Implementation – Assumptions, Modifications &amp; Restrictions</w:t>
       </w:r>
@@ -2389,7 +2387,7 @@
       <w:pPr>
         <w:pStyle w:val="Heading2"/>
       </w:pPr>
-      <w:bookmarkStart w:id="6" w:name="_Toc182126654"/>
+      <w:bookmarkStart w:id="6" w:name="_Toc182129270"/>
       <w:r>
         <w:t>Assumptions</w:t>
       </w:r>
@@ -2502,7 +2500,7 @@
       <w:pPr>
         <w:pStyle w:val="Heading2"/>
       </w:pPr>
-      <w:bookmarkStart w:id="7" w:name="_Toc182126655"/>
+      <w:bookmarkStart w:id="7" w:name="_Toc182129271"/>
       <w:r>
         <w:lastRenderedPageBreak/>
         <w:t>Modifications</w:t>
@@ -2517,7 +2515,7 @@
       <w:pPr>
         <w:pStyle w:val="Heading3"/>
       </w:pPr>
-      <w:bookmarkStart w:id="8" w:name="_Toc182126656"/>
+      <w:bookmarkStart w:id="8" w:name="_Toc182129272"/>
       <w:r>
         <w:t>Sorting Items in Decreasing Order</w:t>
       </w:r>
@@ -2713,7 +2711,7 @@
       <w:r>
         <w:t xml:space="preserve"> </w:t>
       </w:r>
-      <w:bookmarkStart w:id="9" w:name="_Toc182126657"/>
+      <w:bookmarkStart w:id="9" w:name="_Toc182129273"/>
       <w:r>
         <w:t>Fixed Bin Capacity (Restriction)</w:t>
       </w:r>
@@ -2828,7 +2826,7 @@
       <w:pPr>
         <w:pStyle w:val="Heading3"/>
       </w:pPr>
-      <w:bookmarkStart w:id="10" w:name="_Toc182126658"/>
+      <w:bookmarkStart w:id="10" w:name="_Toc182129274"/>
       <w:r>
         <w:t>Rejection of Oversized Items (Restriction)</w:t>
       </w:r>
@@ -2919,7 +2917,7 @@
       <w:pPr>
         <w:pStyle w:val="Heading3"/>
       </w:pPr>
-      <w:bookmarkStart w:id="11" w:name="_Toc182126659"/>
+      <w:bookmarkStart w:id="11" w:name="_Toc182129275"/>
       <w:r>
         <w:t>Absence of Bin Rebalancing (Restriction)</w:t>
       </w:r>
@@ -3007,7 +3005,7 @@
       <w:pPr>
         <w:pStyle w:val="Heading1"/>
       </w:pPr>
-      <w:bookmarkStart w:id="12" w:name="_Toc182126660"/>
+      <w:bookmarkStart w:id="12" w:name="_Toc182129276"/>
       <w:r>
         <w:t>Outline of Algorithms</w:t>
       </w:r>
@@ -3196,7 +3194,7 @@
         <w:fldChar w:fldCharType="begin"/>
       </w:r>
       <w:r>
-        <w:instrText xml:space="preserve"> ADDIN ZOTERO_ITEM CSL_CITATION {"citationID":"9D3JvwIJ","properties":{"formattedCitation":"(Wikipedia contributors, 2024a, 2024b)","plainCitation":"(Wikipedia contributors, 2024a, 2024b)","noteIndex":0},"citationItems":[{"id":520,"uris":["http://zotero.org/users/14909358/items/FF9JKN9M"],"itemData":{"id":520,"type":"entry-encyclopedia","abstract":"The bin packing problem is an optimization problem, in which items of different sizes must be packed into a finite number of bins or containers, each of a fixed given capacity, in a way that minimizes the number of bins used. The problem has many applications, such as filling up containers, loading trucks with weight capacity constraints, creating file backups in media, splitting a network prefix into multiple subnets, and technology mapping in FPGA semiconductor chip design.\nComputationally, the problem is NP-hard, and the corresponding decision problem, deciding if items can fit into a specified number of bins, is NP-complete. Despite its worst-case hardness, optimal solutions to very large instances of the problem can be produced with sophisticated algorithms. In addition, many approximation algorithms exist. For example, the first fit algorithm provides a fast but often non-optimal solution, involving placing each item into the first bin in which it will fit. It requires Θ(n log n) time, where n is the number of items to be packed. The algorithm can be made much more effective by first sorting the list of items into decreasing order (sometimes known as the first-fit decreasing algorithm), although this still does not guarantee an optimal solution and for longer lists may increase the running time of the algorithm. It is known, however, that there always exists at least one ordering of items that allows first-fit to produce an optimal solution.\nThere are many variations of this problem, such as 2D packing, linear packing, packing by weight, packing by cost, and so on. The bin packing problem can also be seen as a special case of the cutting stock problem. When the number of bins is restricted to 1 and each item is characterized by both a volume and a value, the problem of maximizing the value of items that can fit in the bin is known as the knapsack problem.\nA variant of bin packing that occurs in practice is when items can share space when packed into a bin. Specifically,  a set of items could occupy less space when packed together than the sum of their individual sizes. This variant is known as VM packing since when virtual machines (VMs) are packed in a server, their total memory requirement could decrease due to pages shared by the VMs that need only be stored once. If items can share space in arbitrary ways, the bin packing problem is hard to even approximate. However, if space sharing fits into a hierarchy, as is the case with memory sharing in virtual machines, the bin packing problem can be efficiently approximated.\nAnother variant of bin packing of interest in practice is the so-called online bin packing. Here the items of different volume are supposed to arrive sequentially, and the decision maker has to decide whether to select and pack the currently observed item, or else to let it pass. Each decision is without recall. In contrast, offline bin packing allows rearranging the items in the hope of achieving a better packing once additional items arrive. This of course requires additional storage for holding the items to be rearranged.","container-title":"Wikipedia","language":"en","license":"Creative Commons Attribution-ShareAlike License","note":"Page Version ID: 1237237290","source":"Wikipedia","title":"Bin packing problem","URL":"https://en.wikipedia.org/w/index.php?title=Bin_packing_problem&amp;oldid=1237237290","author":[{"literal":"Wikipedia contributors"}],"accessed":{"date-parts":[["2024",11,2]]},"issued":{"date-parts":[["2024",7,28]]}}},{"id":534,"uris":["http://zotero.org/users/14909358/items/W5P8UKHQ"],"itemData":{"id":534,"type":"entry-encyclopedia","abstract":"First-fit-decreasing (FFD) is an algorithm for bin packing. Its input is a list of items of different sizes. Its output is a packing - a partition of the items into bins of fixed capacity, such that the sum of sizes of items in each bin is at most the capacity. Ideally, we would like to use as few bins as possible, but minimizing the number of bins is an NP-hard problem, so we use an approximately-optimal heuristic.","container-title":"Wikipedia","language":"en","license":"Creative Commons Attribution-ShareAlike License","note":"Page Version ID: 1210055959","source":"Wikipedia","title":"First-fit-decreasing bin packing","URL":"https://en.wikipedia.org/w/index.php?title=First-fit-decreasing_bin_packing&amp;oldid=1210055959","author":[{"literal":"Wikipedia contributors"}],"accessed":{"date-parts":[["2024",11,5]]},"issued":{"date-parts":[["2024",2,24]]}}}],"schema":"https://github.com/citation-style-language/schema/raw/master/csl-citation.json"} </w:instrText>
+        <w:instrText xml:space="preserve"> ADDIN ZOTERO_ITEM CSL_CITATION {"citationID":"9D3JvwIJ","properties":{"formattedCitation":"(Wikipedia contributors, 2024a, 2024b)","plainCitation":"(Wikipedia contributors, 2024a, 2024b)","noteIndex":0},"citationItems":[{"id":520,"uris":["http://zotero.org/users/14909358/items/FF9JKN9M"],"itemData":{"id":520,"type":"entry-encyclopedia","abstract":"The bin packing problem is an optimization problem, in which items of different sizes must be packed into a finite number of bins or containers, each of a fixed given capacity, in a way that minimizes the number of bins used. The problem has many applications, such as filling up containers, loading trucks with weight capacity constraints, creating file backups in media, splitting a network prefix into multiple subnets, and technology mapping in FPGA semiconductor chip design.\nComputationally, the problem is NP-hard, and the corresponding decision problem, deciding if items can fit into a specified number of bins, is NP-complete. Despite its worst-case hardness, optimal solutions to very large instances of the problem can be produced with sophisticated algorithms. In addition, many approximation algorithms exist. For example, the first fit algorithm provides a fast but often non-optimal solution, involving placing each item into the first bin in which it will fit. It requires Θ(n log n) time, where n is the number of items to be packed. The algorithm can be made much more effective by first sorting the list of items into decreasing order (sometimes known as the first-fit decreasing algorithm), although this still does not guarantee an optimal solution and for longer lists may increase the running time of the algorithm. It is known, however, that there always exists at least one ordering of items that allows first-fit to produce an optimal solution.\nThere are many variations of this problem, such as 2D packing, linear packing, packing by weight, packing by cost, and so on. The bin packing problem can also be seen as a special case of the cutting stock problem. When the number of bins is restricted to 1 and each item is characterized by both a volume and a value, the problem of maximizing the value of items that can fit in the bin is known as the knapsack problem.\nA variant of bin packing that occurs in practice is when items can share space when packed into a bin. Specifically,  a set of items could occupy less space when packed together than the sum of their individual sizes. This variant is known as VM packing since when virtual machines (VMs) are packed in a server, their total memory requirement could decrease due to pages shared by the VMs that need only be stored once. If items can share space in arbitrary ways, the bin packing problem is hard to even approximate. However, if space sharing fits into a hierarchy, as is the case with memory sharing in virtual machines, the bin packing problem can be efficiently approximated.\nAnother variant of bin packing of interest in practice is the so-called online bin packing. Here the items of different volume are supposed to arrive sequentially, and the decision maker has to decide whether to select and pack the currently observed item, or else to let it pass. Each decision is without recall. In contrast, offline bin packing allows rearranging the items in the hope of achieving a better packing once additional items arrive. This of course requires additional storage for holding the items to be rearranged.","container-title":"Wikipedia","language":"en","license":"Creative Commons Attribution-ShareAlike License","note":"Page Version ID: 1237237290","source":"Wikipedia","title":"Bin packing problem","URL":"https://en.wikipedia.org/wiki/Bin_packing_problem","author":[{"literal":"Wikipedia contributors"}],"accessed":{"date-parts":[["2024",11,2]]},"issued":{"date-parts":[["2024",7,28]]}}},{"id":534,"uris":["http://zotero.org/users/14909358/items/W5P8UKHQ"],"itemData":{"id":534,"type":"entry-encyclopedia","abstract":"First-fit-decreasing (FFD) is an algorithm for bin packing. Its input is a list of items of different sizes. Its output is a packing - a partition of the items into bins of fixed capacity, such that the sum of sizes of items in each bin is at most the capacity. Ideally, we would like to use as few bins as possible, but minimizing the number of bins is an NP-hard problem, so we use an approximately-optimal heuristic.","container-title":"Wikipedia","language":"en","license":"Creative Commons Attribution-ShareAlike License","note":"Page Version ID: 1210055959","source":"Wikipedia","title":"First-fit-decreasing bin packing","URL":"https://en.wikipedia.org/w/index.php?title=First-fit-decreasing_bin_packing&amp;oldid=1210055959","author":[{"literal":"Wikipedia contributors"}],"accessed":{"date-parts":[["2024",11,5]]},"issued":{"date-parts":[["2024",2,24]]}}}],"schema":"https://github.com/citation-style-language/schema/raw/master/csl-citation.json"} </w:instrText>
       </w:r>
       <w:r>
         <w:fldChar w:fldCharType="separate"/>
@@ -3278,95 +3276,75 @@
         <w:fldChar w:fldCharType="begin"/>
       </w:r>
       <w:r>
-        <w:instrText xml:space="preserve"> ADDIN ZOTERO_ITEM CSL_CITATION {"citationID":"XP8RLdAy","properties":{"formattedCitation":"(Jones, n.d.; Wikipedia contributors, 2023)","plainCitation":"(Jones, n.d.; Wikipedia contributors, 2023)","noteIndex":0},"citationItems":[{"id":533,"uris":["http://zotero.org/users/14909358/items/XBM5Z7N2"],"itemData":{"id":533,"type":"entry-encyclopedia","abstract":"Best-fit is an online algorithm for bin packing. Its input is a list of items of different sizes. Its output is a packing - a partition of the items into bins of fixed capacity, such that the sum of sizes of items in each bin is at most the capacity. Ideally, we would like to use as few bins as possible, but minimizing the number of bins is an NP-hard problem. The best-fit algorithm uses the following heuristic:\n\nIt keeps a list of open bins, which is initially empty.\nWhen an item arrives, it finds the bin with the maximum load into which the item can fit, if any. The load of a bin is defined as the sum of sizes of existing items in the bin before placing the new item.\nIf such a bin is found, the new item is placed inside it.\nOtherwise, a new bin is opened and the coming item is placed inside it.","container-title":"Wikipedia","language":"en","license":"Creative Commons Attribution-ShareAlike License","note":"Page Version ID: 1190559703","source":"Wikipedia","title":"Best-fit bin packing","URL":"https://en.wikipedia.org/w/index.php?title=Best-fit_bin_packing&amp;oldid=1190559703","author":[{"literal":"Wikipedia contributors"}],"accessed":{"date-parts":[["2024",11,5]]},"issued":{"date-parts":[["2023",12,18]]}}},{"id":530,"uris":["http://zotero.org/users/14909358/items/53JTN7KV"],"itemData":{"id":530,"type":"webpage","container-title":"Eisah Jones","language":"en-US","title":"Bin-Packing Algorithms","URL":"https://www.eisahjones.com/sorting-algorithms","author":[{"family":"Jones","given":"Eisah"}],"accessed":{"date-parts":[["2024",11,2]]}}}],"schema":"https://github.com/citation-style-language/schema/raw/master/csl-citation.json"} </w:instrText>
+        <w:instrText xml:space="preserve"> ADDIN ZOTERO_TEMP </w:instrText>
       </w:r>
       <w:r>
         <w:fldChar w:fldCharType="separate"/>
       </w:r>
       <w:r>
-        <w:rPr>
-          <w:rFonts w:ascii="Aptos" w:cs="Times New Roman"/>
-          <w:kern w:val="0"/>
-          <w:lang w:val="en-GB"/>
-        </w:rPr>
-        <w:t>(Jones, n.d.; Wikipedia contributors, 2023)</w:t>
-      </w:r>
-      <w:r>
         <w:fldChar w:fldCharType="end"/>
       </w:r>
       <w:r>
+        <w:t xml:space="preserve">. </w:t>
+      </w:r>
+      <w:r>
+        <w:t xml:space="preserve">When an item arrives for processing, it </w:t>
+      </w:r>
+      <w:r>
+        <w:t>looks for the</w:t>
+      </w:r>
+      <w:r>
+        <w:t xml:space="preserve"> bin the</w:t>
+      </w:r>
+      <w:r>
+        <w:t xml:space="preserve"> with least remaining space </w:t>
+      </w:r>
+      <w:r>
+        <w:t>but with enough to fit the item.</w:t>
+      </w:r>
+      <w:r>
+        <w:t xml:space="preserve"> If one ex</w:t>
+      </w:r>
+      <w:r>
+        <w:t>ists, the item is placed in the bin</w:t>
+      </w:r>
+      <w:r>
+        <w:t xml:space="preserve"> and if not, a new bin is opened at the item is placed there</w:t>
+      </w:r>
+      <w:r>
+        <w:t>. This process repeats until all items are placed.</w:t>
+      </w:r>
+      <w:r>
+        <w:t xml:space="preserve"> </w:t>
+      </w:r>
+      <w:r>
+        <w:t xml:space="preserve">The </w:t>
+      </w:r>
+      <w:r>
+        <w:t>approximation ratio of BFD is identical to FFD</w:t>
+      </w:r>
+      <w:r>
+        <w:t xml:space="preserve"> </w:t>
+      </w:r>
+      <w:r>
         <w:fldChar w:fldCharType="begin"/>
       </w:r>
       <w:r>
-        <w:instrText xml:space="preserve"> ADDIN ZOTERO_TEMP </w:instrText>
+        <w:instrText xml:space="preserve"> ADDIN ZOTERO_ITEM CSL_CITATION {"citationID":"y3DxIYpg","properties":{"formattedCitation":"(Jones, n.d.; Wikipedia contributors, 2023, 2024b)","plainCitation":"(Jones, n.d.; Wikipedia contributors, 2023, 2024b)","noteIndex":0},"citationItems":[{"id":534,"uris":["http://zotero.org/users/14909358/items/W5P8UKHQ"],"itemData":{"id":534,"type":"entry-encyclopedia","abstract":"First-fit-decreasing (FFD) is an algorithm for bin packing. Its input is a list of items of different sizes. Its output is a packing - a partition of the items into bins of fixed capacity, such that the sum of sizes of items in each bin is at most the capacity. Ideally, we would like to use as few bins as possible, but minimizing the number of bins is an NP-hard problem, so we use an approximately-optimal heuristic.","container-title":"Wikipedia","language":"en","license":"Creative Commons Attribution-ShareAlike License","note":"Page Version ID: 1210055959","source":"Wikipedia","title":"First-fit-decreasing bin packing","URL":"https://en.wikipedia.org/w/index.php?title=First-fit-decreasing_bin_packing&amp;oldid=1210055959","author":[{"literal":"Wikipedia contributors"}],"accessed":{"date-parts":[["2024",11,5]]},"issued":{"date-parts":[["2024",2,24]]}}},{"id":533,"uris":["http://zotero.org/users/14909358/items/XBM5Z7N2"],"itemData":{"id":533,"type":"entry-encyclopedia","abstract":"Best-fit is an online algorithm for bin packing. Its input is a list of items of different sizes. Its output is a packing - a partition of the items into bins of fixed capacity, such that the sum of sizes of items in each bin is at most the capacity. Ideally, we would like to use as few bins as possible, but minimizing the number of bins is an NP-hard problem. The best-fit algorithm uses the following heuristic:\n\nIt keeps a list of open bins, which is initially empty.\nWhen an item arrives, it finds the bin with the maximum load into which the item can fit, if any. The load of a bin is defined as the sum of sizes of existing items in the bin before placing the new item.\nIf such a bin is found, the new item is placed inside it.\nOtherwise, a new bin is opened and the coming item is placed inside it.","container-title":"Wikipedia","language":"en","license":"Creative Commons Attribution-ShareAlike License","note":"Page Version ID: 1190559703","source":"Wikipedia","title":"Best-fit bin packing","URL":"https://en.wikipedia.org/w/index.php?title=Best-fit_bin_packing&amp;oldid=1190559703","author":[{"literal":"Wikipedia contributors"}],"accessed":{"date-parts":[["2024",11,5]]},"issued":{"date-parts":[["2023",12,18]]}}},{"id":530,"uris":["http://zotero.org/users/14909358/items/53JTN7KV"],"itemData":{"id":530,"type":"webpage","container-title":"Eisah Jones","language":"en-US","title":"Bin-Packing Algorithms","URL":"https://www.eisahjones.com/sorting-algorithms","author":[{"family":"Jones","given":"Eisah"}],"accessed":{"date-parts":[["2024",11,2]]}}}],"schema":"https://github.com/citation-style-language/schema/raw/master/csl-citation.json"} </w:instrText>
       </w:r>
       <w:r>
         <w:fldChar w:fldCharType="separate"/>
       </w:r>
       <w:r>
+        <w:rPr>
+          <w:rFonts w:ascii="Aptos" w:hAnsi="Aptos"/>
+        </w:rPr>
+        <w:t>(Jones, n.d.; Wikipedia contributors, 2023, 2024b)</w:t>
+      </w:r>
+      <w:r>
         <w:fldChar w:fldCharType="end"/>
       </w:r>
       <w:r>
-        <w:t xml:space="preserve">. </w:t>
-      </w:r>
-      <w:r>
-        <w:t xml:space="preserve">When an item arrives for processing, it </w:t>
-      </w:r>
-      <w:r>
-        <w:t>looks for the</w:t>
-      </w:r>
-      <w:r>
-        <w:t xml:space="preserve"> bin the</w:t>
-      </w:r>
-      <w:r>
-        <w:t xml:space="preserve"> with least remaining space </w:t>
-      </w:r>
-      <w:r>
-        <w:t>but with enough to fit the item.</w:t>
-      </w:r>
-      <w:r>
-        <w:t xml:space="preserve"> If one ex</w:t>
-      </w:r>
-      <w:r>
-        <w:t>ists, the item is placed in the bin</w:t>
-      </w:r>
-      <w:r>
-        <w:t xml:space="preserve"> and if not, a new bin is opened at the item is placed there</w:t>
-      </w:r>
-      <w:r>
-        <w:t>. This process repeats until all items are placed.</w:t>
-      </w:r>
-      <w:r>
-        <w:t xml:space="preserve"> </w:t>
-      </w:r>
-      <w:r>
-        <w:t xml:space="preserve">The </w:t>
-      </w:r>
-      <w:r>
-        <w:t>approximation ratio of BFD is identical to FFD</w:t>
-      </w:r>
-      <w:r>
-        <w:t xml:space="preserve"> </w:t>
-      </w:r>
-      <w:r>
-        <w:fldChar w:fldCharType="begin"/>
-      </w:r>
-      <w:r>
-        <w:instrText xml:space="preserve"> ADDIN ZOTERO_ITEM CSL_CITATION {"citationID":"y3DxIYpg","properties":{"formattedCitation":"(Wikipedia contributors, 2024b)","plainCitation":"(Wikipedia contributors, 2024b)","noteIndex":0},"citationItems":[{"id":534,"uris":["http://zotero.org/users/14909358/items/W5P8UKHQ"],"itemData":{"id":534,"type":"entry-encyclopedia","abstract":"First-fit-decreasing (FFD) is an algorithm for bin packing. Its input is a list of items of different sizes. Its output is a packing - a partition of the items into bins of fixed capacity, such that the sum of sizes of items in each bin is at most the capacity. Ideally, we would like to use as few bins as possible, but minimizing the number of bins is an NP-hard problem, so we use an approximately-optimal heuristic.","container-title":"Wikipedia","language":"en","license":"Creative Commons Attribution-ShareAlike License","note":"Page Version ID: 1210055959","source":"Wikipedia","title":"First-fit-decreasing bin packing","URL":"https://en.wikipedia.org/w/index.php?title=First-fit-decreasing_bin_packing&amp;oldid=1210055959","author":[{"literal":"Wikipedia contributors"}],"accessed":{"date-parts":[["2024",11,5]]},"issued":{"date-parts":[["2024",2,24]]}}}],"schema":"https://github.com/citation-style-language/schema/raw/master/csl-citation.json"} </w:instrText>
-      </w:r>
-      <w:r>
-        <w:fldChar w:fldCharType="separate"/>
-      </w:r>
-      <w:r>
-        <w:rPr>
-          <w:rFonts w:ascii="Aptos" w:hAnsi="Aptos"/>
-        </w:rPr>
-        <w:t>(Wikipedia contributors, 2024b)</w:t>
-      </w:r>
-      <w:r>
-        <w:fldChar w:fldCharType="end"/>
-      </w:r>
-      <w:r>
         <w:t>.</w:t>
       </w:r>
     </w:p>
@@ -3382,7 +3360,7 @@
       <w:pPr>
         <w:pStyle w:val="Heading1"/>
       </w:pPr>
-      <w:bookmarkStart w:id="13" w:name="_Toc182126661"/>
+      <w:bookmarkStart w:id="13" w:name="_Toc182129277"/>
       <w:r>
         <w:t>Theoretical Complexity</w:t>
       </w:r>
@@ -3393,7 +3371,7 @@
       <w:pPr>
         <w:pStyle w:val="Heading2"/>
       </w:pPr>
-      <w:bookmarkStart w:id="14" w:name="_Toc182126662"/>
+      <w:bookmarkStart w:id="14" w:name="_Toc182129278"/>
       <w:r>
         <w:t>Time Complexity</w:t>
       </w:r>
@@ -3467,7 +3445,7 @@
       <w:pPr>
         <w:pStyle w:val="Heading2"/>
       </w:pPr>
-      <w:bookmarkStart w:id="15" w:name="_Toc182126663"/>
+      <w:bookmarkStart w:id="15" w:name="_Toc182129279"/>
       <w:r>
         <w:t>Space Complexity</w:t>
       </w:r>
@@ -3514,7 +3492,7 @@
       <w:pPr>
         <w:pStyle w:val="Heading1"/>
       </w:pPr>
-      <w:bookmarkStart w:id="16" w:name="_Toc182126664"/>
+      <w:bookmarkStart w:id="16" w:name="_Toc182129280"/>
       <w:r>
         <w:t xml:space="preserve">Complexity of </w:t>
       </w:r>
@@ -3552,7 +3530,7 @@
       <w:pPr>
         <w:pStyle w:val="Heading1"/>
       </w:pPr>
-      <w:bookmarkStart w:id="17" w:name="_Toc182126665"/>
+      <w:bookmarkStart w:id="17" w:name="_Toc182129281"/>
       <w:r>
         <w:t>Tests</w:t>
       </w:r>
@@ -4409,7 +4387,7 @@
       <w:pPr>
         <w:pStyle w:val="Heading1"/>
       </w:pPr>
-      <w:bookmarkStart w:id="18" w:name="_Toc182126666"/>
+      <w:bookmarkStart w:id="18" w:name="_Toc182129282"/>
       <w:r>
         <w:lastRenderedPageBreak/>
         <w:t>Insights</w:t>
@@ -4802,7 +4780,7 @@
       <w:pPr>
         <w:pStyle w:val="Heading1"/>
       </w:pPr>
-      <w:bookmarkStart w:id="19" w:name="_Toc182126667"/>
+      <w:bookmarkStart w:id="19" w:name="_Toc182129283"/>
       <w:r>
         <w:lastRenderedPageBreak/>
         <w:t>Conclusion</w:t>
@@ -4863,7 +4841,7 @@
       <w:pPr>
         <w:pStyle w:val="Heading1"/>
       </w:pPr>
-      <w:bookmarkStart w:id="20" w:name="_Toc182126668"/>
+      <w:bookmarkStart w:id="20" w:name="_Toc182129284"/>
       <w:r>
         <w:lastRenderedPageBreak/>
         <w:t>References</w:t>
@@ -5069,7 +5047,7 @@
           <w:rFonts w:ascii="Aptos"/>
           <w:lang w:val="en-GB"/>
         </w:rPr>
-        <w:t>. https://en.wikipedia.org/w/index.php?title=Bin_packing_problem&amp;oldid=1237237290</w:t>
+        <w:t>. https://en.wikipedia.org/wiki/Bin_packing_problem</w:t>
       </w:r>
     </w:p>
     <w:p>
@@ -6991,7 +6969,7 @@
   <w:style w:type="paragraph" w:default="1" w:styleId="Normal">
     <w:name w:val="Normal"/>
     <w:qFormat/>
-    <w:rsid w:val="00ED4604"/>
+    <w:rsid w:val="00D83B02"/>
   </w:style>
   <w:style w:type="paragraph" w:styleId="Heading1">
     <w:name w:val="heading 1"/>
@@ -7571,13 +7549,13 @@
     <w:unhideWhenUsed/>
     <w:rsid w:val="006154F0"/>
     <w:pPr>
-      <w:spacing w:before="240" w:after="120"/>
+      <w:spacing w:before="120" w:after="0"/>
     </w:pPr>
     <w:rPr>
       <w:b/>
       <w:bCs/>
-      <w:sz w:val="20"/>
-      <w:szCs w:val="20"/>
+      <w:i/>
+      <w:iCs/>
     </w:rPr>
   </w:style>
   <w:style w:type="paragraph" w:styleId="TOC2">
@@ -7593,10 +7571,10 @@
       <w:ind w:left="240"/>
     </w:pPr>
     <w:rPr>
-      <w:i/>
-      <w:iCs/>
-      <w:sz w:val="20"/>
-      <w:szCs w:val="20"/>
+      <w:b/>
+      <w:bCs/>
+      <w:sz w:val="22"/>
+      <w:szCs w:val="22"/>
     </w:rPr>
   </w:style>
   <w:style w:type="paragraph" w:styleId="TOC3">
@@ -8104,7 +8082,7 @@
 </file>
 
 <file path=customXml/itemProps1.xml><?xml version="1.0" encoding="utf-8"?>
-<ds:datastoreItem xmlns:ds="http://schemas.openxmlformats.org/officeDocument/2006/customXml" ds:itemID="{B5EEEA32-B5E1-1645-9187-A2C26070EB2B}">
+<ds:datastoreItem xmlns:ds="http://schemas.openxmlformats.org/officeDocument/2006/customXml" ds:itemID="{0DE4ACA2-01B2-724E-BCAF-52385F604D47}">
   <ds:schemaRefs>
     <ds:schemaRef ds:uri="http://schemas.openxmlformats.org/officeDocument/2006/bibliography"/>
   </ds:schemaRefs>
